--- a/promt-inzhiniring-haiku-kurs.docx
+++ b/promt-inzhiniring-haiku-kurs.docx
@@ -489,6 +489,52 @@
           </w:p>
         </w:tc>
       </w:tr>
+      <w:tr>
+        <w:tc>
+          <w:tcPr/>
+          <w:p>
+            <w:pPr>
+              <w:pStyle w:val="Compact"/>
+            </w:pPr>
+            <w:r>
+              <w:t xml:space="preserve">08-vybir-modeli-haiku-opus-fable.md</w:t>
+            </w:r>
+          </w:p>
+        </w:tc>
+        <w:tc>
+          <w:tcPr/>
+          <w:p>
+            <w:pPr>
+              <w:pStyle w:val="Compact"/>
+            </w:pPr>
+            <w:r>
+              <w:rPr>
+                <w:b/>
+                <w:bCs/>
+              </w:rPr>
+              <w:t xml:space="preserve">Вибір моделі: Haiku vs Opus vs Fable</w:t>
+            </w:r>
+            <w:r>
+              <w:t xml:space="preserve"> </w:t>
+            </w:r>
+            <w:r>
+              <w:t xml:space="preserve">— механіка API (що приймається) + стиль промпта під кожну; що обирати. ⚠️ з офіційного</w:t>
+            </w:r>
+            <w:r>
+              <w:t xml:space="preserve"> </w:t>
+            </w:r>
+            <w:r>
+              <w:rPr>
+                <w:rStyle w:val="VerbatimChar"/>
+              </w:rPr>
+              <w:t xml:space="preserve">claude-api</w:t>
+            </w:r>
+            <w:r>
+              <w:t xml:space="preserve">, не з прогонів</w:t>
+            </w:r>
+          </w:p>
+        </w:tc>
+      </w:tr>
     </w:tbl>
     <w:p>
       <w:pPr>
@@ -20614,8 +20660,2843 @@
         <w:t xml:space="preserve">надійністю, а не за вірою; перевіряй на повторних прогонах; і пам’ятай, що малій моделі треба прописати те, що велика робить сама.</w:t>
       </w:r>
     </w:p>
+    <w:p>
+      <w:r>
+        <w:br w:type="page"/>
+      </w:r>
+    </w:p>
     <w:bookmarkEnd w:id="130"/>
     <w:bookmarkEnd w:id="131"/>
+    <w:bookmarkStart w:id="142" w:name="X542d970660fb84b5d1772f47734f19cd32ff405"/>
+    <w:p>
+      <w:pPr>
+        <w:pStyle w:val="Heading1"/>
+      </w:pPr>
+      <w:r>
+        <w:t xml:space="preserve">Частина 8. Вибір моделі: Haiku vs Opus vs Fable (і як під них писати)</w:t>
+      </w:r>
+    </w:p>
+    <w:p>
+      <w:pPr>
+        <w:pStyle w:val="FirstParagraph"/>
+      </w:pPr>
+      <w:r>
+        <w:t xml:space="preserve">Досі курс вчив писати</w:t>
+      </w:r>
+      <w:r>
+        <w:t xml:space="preserve"> </w:t>
+      </w:r>
+      <w:r>
+        <w:rPr>
+          <w:b/>
+          <w:bCs/>
+        </w:rPr>
+        <w:t xml:space="preserve">під Haiku</w:t>
+      </w:r>
+      <w:r>
+        <w:t xml:space="preserve">. Ця частина — про те, чим відрізняється написання промпта для трьох моделей Claude різного класу:</w:t>
+      </w:r>
+      <w:r>
+        <w:t xml:space="preserve"> </w:t>
+      </w:r>
+      <w:r>
+        <w:rPr>
+          <w:b/>
+          <w:bCs/>
+        </w:rPr>
+        <w:t xml:space="preserve">Haiku 4.5</w:t>
+      </w:r>
+      <w:r>
+        <w:t xml:space="preserve"> </w:t>
+      </w:r>
+      <w:r>
+        <w:t xml:space="preserve">(мала/швидка),</w:t>
+      </w:r>
+      <w:r>
+        <w:t xml:space="preserve"> </w:t>
+      </w:r>
+      <w:r>
+        <w:rPr>
+          <w:b/>
+          <w:bCs/>
+        </w:rPr>
+        <w:t xml:space="preserve">Opus 4.8</w:t>
+      </w:r>
+      <w:r>
+        <w:t xml:space="preserve"> </w:t>
+      </w:r>
+      <w:r>
+        <w:t xml:space="preserve">(найпотужніша Opus-лінійка) і</w:t>
+      </w:r>
+      <w:r>
+        <w:t xml:space="preserve"> </w:t>
+      </w:r>
+      <w:r>
+        <w:rPr>
+          <w:b/>
+          <w:bCs/>
+        </w:rPr>
+        <w:t xml:space="preserve">Fable 5</w:t>
+      </w:r>
+      <w:r>
+        <w:t xml:space="preserve"> </w:t>
+      </w:r>
+      <w:r>
+        <w:t xml:space="preserve">(найпотужніша широко доступна).</w:t>
+      </w:r>
+    </w:p>
+    <w:p>
+      <w:pPr>
+        <w:pStyle w:val="BlockText"/>
+      </w:pPr>
+      <w:r>
+        <w:t xml:space="preserve">⚠️</w:t>
+      </w:r>
+      <w:r>
+        <w:t xml:space="preserve"> </w:t>
+      </w:r>
+      <w:r>
+        <w:rPr>
+          <w:b/>
+          <w:bCs/>
+        </w:rPr>
+        <w:t xml:space="preserve">Джерело й чесне маркування.</w:t>
+      </w:r>
+      <w:r>
+        <w:t xml:space="preserve"> </w:t>
+      </w:r>
+      <w:r>
+        <w:t xml:space="preserve">На відміну від Частин 1–6, ця частина</w:t>
+      </w:r>
+      <w:r>
+        <w:t xml:space="preserve"> </w:t>
+      </w:r>
+      <w:r>
+        <w:rPr>
+          <w:b/>
+          <w:bCs/>
+        </w:rPr>
+        <w:t xml:space="preserve">не з прогонів моделей</w:t>
+      </w:r>
+      <w:r>
+        <w:t xml:space="preserve">, а з</w:t>
+      </w:r>
+      <w:r>
+        <w:t xml:space="preserve"> </w:t>
+      </w:r>
+      <w:r>
+        <w:rPr>
+          <w:b/>
+          <w:bCs/>
+        </w:rPr>
+        <w:t xml:space="preserve">офіційного довідника Anthropic</w:t>
+      </w:r>
+      <w:r>
+        <w:t xml:space="preserve"> </w:t>
+      </w:r>
+      <w:r>
+        <w:t xml:space="preserve">(</w:t>
+      </w:r>
+      <w:r>
+        <w:rPr>
+          <w:rStyle w:val="VerbatimChar"/>
+        </w:rPr>
+        <w:t xml:space="preserve">claude-api</w:t>
+      </w:r>
+      <w:r>
+        <w:t xml:space="preserve">, кеш станом на 2026-06-24) + офіційного migration-guide. Haiku-специфіка нижче</w:t>
+      </w:r>
+      <w:r>
+        <w:t xml:space="preserve"> </w:t>
+      </w:r>
+      <w:r>
+        <w:rPr>
+          <w:b/>
+          <w:bCs/>
+        </w:rPr>
+        <w:t xml:space="preserve">перехресно підтверджена</w:t>
+      </w:r>
+      <w:r>
+        <w:t xml:space="preserve"> </w:t>
+      </w:r>
+      <w:r>
+        <w:t xml:space="preserve">емпірикою цього курсу (104 прогони). API змінюється — звіряйся з</w:t>
+      </w:r>
+      <w:r>
+        <w:t xml:space="preserve"> </w:t>
+      </w:r>
+      <w:r>
+        <w:rPr>
+          <w:rStyle w:val="VerbatimChar"/>
+        </w:rPr>
+        <w:t xml:space="preserve">platform.claude.com/docs</w:t>
+      </w:r>
+      <w:r>
+        <w:t xml:space="preserve">.</w:t>
+      </w:r>
+    </w:p>
+    <w:p>
+      <w:r>
+        <w:pict>
+          <v:rect style="width:0;height:1.5pt" o:hralign="center" o:hrstd="t" o:hr="t"/>
+        </w:pict>
+      </w:r>
+    </w:p>
+    <w:bookmarkStart w:id="132" w:name="дві-осі-за-якими-різняться-моделі"/>
+    <w:p>
+      <w:pPr>
+        <w:pStyle w:val="Heading2"/>
+      </w:pPr>
+      <w:r>
+        <w:t xml:space="preserve">8.1. Дві осі, за якими різняться моделі</w:t>
+      </w:r>
+    </w:p>
+    <w:p>
+      <w:pPr>
+        <w:pStyle w:val="Compact"/>
+        <w:numPr>
+          <w:ilvl w:val="0"/>
+          <w:numId w:val="1034"/>
+        </w:numPr>
+      </w:pPr>
+      <w:r>
+        <w:rPr>
+          <w:b/>
+          <w:bCs/>
+        </w:rPr>
+        <w:t xml:space="preserve">Механіка API</w:t>
+      </w:r>
+      <w:r>
+        <w:t xml:space="preserve"> </w:t>
+      </w:r>
+      <w:r>
+        <w:t xml:space="preserve">— що взагалі</w:t>
+      </w:r>
+      <w:r>
+        <w:t xml:space="preserve"> </w:t>
+      </w:r>
+      <w:r>
+        <w:rPr>
+          <w:i/>
+          <w:iCs/>
+        </w:rPr>
+        <w:t xml:space="preserve">можна покласти</w:t>
+      </w:r>
+      <w:r>
+        <w:t xml:space="preserve"> </w:t>
+      </w:r>
+      <w:r>
+        <w:t xml:space="preserve">в запит (параметри, які приймаються чи повертають</w:t>
+      </w:r>
+      <w:r>
+        <w:t xml:space="preserve"> </w:t>
+      </w:r>
+      <w:r>
+        <w:rPr>
+          <w:rStyle w:val="VerbatimChar"/>
+        </w:rPr>
+        <w:t xml:space="preserve">400</w:t>
+      </w:r>
+      <w:r>
+        <w:t xml:space="preserve">).</w:t>
+      </w:r>
+    </w:p>
+    <w:p>
+      <w:pPr>
+        <w:pStyle w:val="Compact"/>
+        <w:numPr>
+          <w:ilvl w:val="0"/>
+          <w:numId w:val="1034"/>
+        </w:numPr>
+      </w:pPr>
+      <w:r>
+        <w:rPr>
+          <w:b/>
+          <w:bCs/>
+        </w:rPr>
+        <w:t xml:space="preserve">Стиль промпта</w:t>
+      </w:r>
+      <w:r>
+        <w:t xml:space="preserve"> </w:t>
+      </w:r>
+      <w:r>
+        <w:t xml:space="preserve">—</w:t>
+      </w:r>
+      <w:r>
+        <w:t xml:space="preserve"> </w:t>
+      </w:r>
+      <w:r>
+        <w:rPr>
+          <w:i/>
+          <w:iCs/>
+        </w:rPr>
+        <w:t xml:space="preserve">як формулювати</w:t>
+      </w:r>
+      <w:r>
+        <w:t xml:space="preserve">, щоб отримати максимум.</w:t>
+      </w:r>
+    </w:p>
+    <w:p>
+      <w:pPr>
+        <w:pStyle w:val="FirstParagraph"/>
+      </w:pPr>
+      <w:r>
+        <w:t xml:space="preserve">Перенести можна</w:t>
+      </w:r>
+      <w:r>
+        <w:t xml:space="preserve"> </w:t>
+      </w:r>
+      <w:r>
+        <w:rPr>
+          <w:b/>
+          <w:bCs/>
+        </w:rPr>
+        <w:t xml:space="preserve">текст</w:t>
+      </w:r>
+      <w:r>
+        <w:t xml:space="preserve"> </w:t>
+      </w:r>
+      <w:r>
+        <w:t xml:space="preserve">промпта; а от «обгортку» запиту — часто ні (див. 8.7).</w:t>
+      </w:r>
+    </w:p>
+    <w:p>
+      <w:r>
+        <w:pict>
+          <v:rect style="width:0;height:1.5pt" o:hralign="center" o:hrstd="t" o:hr="t"/>
+        </w:pict>
+      </w:r>
+    </w:p>
+    <w:bookmarkEnd w:id="132"/>
+    <w:bookmarkStart w:id="133" w:name="механіка-запиту-що-дозволено"/>
+    <w:p>
+      <w:pPr>
+        <w:pStyle w:val="Heading2"/>
+      </w:pPr>
+      <w:r>
+        <w:t xml:space="preserve">8.2. Механіка запиту — що дозволено</w:t>
+      </w:r>
+    </w:p>
+    <w:tbl>
+      <w:tblPr>
+        <w:tblStyle w:val="Table"/>
+        <w:tblW w:type="pct" w:w="5000"/>
+        <w:tblLayout w:type="fixed"/>
+        <w:tblLook w:firstRow="1" w:lastRow="0" w:firstColumn="0" w:lastColumn="0" w:noHBand="0" w:noVBand="0" w:val="0020"/>
+      </w:tblPr>
+      <w:tblGrid>
+        <w:gridCol w:w="1980"/>
+        <w:gridCol w:w="1980"/>
+        <w:gridCol w:w="1980"/>
+        <w:gridCol w:w="1980"/>
+      </w:tblGrid>
+      <w:tr>
+        <w:trPr>
+          <w:tblHeader w:val="on"/>
+        </w:trPr>
+        <w:tc>
+          <w:tcPr/>
+          <w:p>
+            <w:pPr>
+              <w:pStyle w:val="Compact"/>
+            </w:pPr>
+            <w:r>
+              <w:t xml:space="preserve">Параметр</w:t>
+            </w:r>
+          </w:p>
+        </w:tc>
+        <w:tc>
+          <w:tcPr/>
+          <w:p>
+            <w:pPr>
+              <w:pStyle w:val="Compact"/>
+            </w:pPr>
+            <w:r>
+              <w:t xml:space="preserve">Haiku 4.5</w:t>
+            </w:r>
+          </w:p>
+        </w:tc>
+        <w:tc>
+          <w:tcPr/>
+          <w:p>
+            <w:pPr>
+              <w:pStyle w:val="Compact"/>
+            </w:pPr>
+            <w:r>
+              <w:t xml:space="preserve">Opus 4.8</w:t>
+            </w:r>
+          </w:p>
+        </w:tc>
+        <w:tc>
+          <w:tcPr/>
+          <w:p>
+            <w:pPr>
+              <w:pStyle w:val="Compact"/>
+            </w:pPr>
+            <w:r>
+              <w:t xml:space="preserve">Fable 5</w:t>
+            </w:r>
+          </w:p>
+        </w:tc>
+      </w:tr>
+      <w:tr>
+        <w:tc>
+          <w:tcPr/>
+          <w:p>
+            <w:pPr>
+              <w:pStyle w:val="Compact"/>
+            </w:pPr>
+            <w:r>
+              <w:rPr>
+                <w:b/>
+                <w:bCs/>
+              </w:rPr>
+              <w:t xml:space="preserve">Thinking</w:t>
+            </w:r>
+          </w:p>
+        </w:tc>
+        <w:tc>
+          <w:tcPr/>
+          <w:p>
+            <w:pPr>
+              <w:pStyle w:val="Compact"/>
+            </w:pPr>
+            <w:r>
+              <w:rPr>
+                <w:rStyle w:val="VerbatimChar"/>
+              </w:rPr>
+              <w:t xml:space="preserve">type:"enabled"</w:t>
+            </w:r>
+            <w:r>
+              <w:t xml:space="preserve"> </w:t>
+            </w:r>
+            <w:r>
+              <w:t xml:space="preserve">+</w:t>
+            </w:r>
+            <w:r>
+              <w:t xml:space="preserve"> </w:t>
+            </w:r>
+            <w:r>
+              <w:rPr>
+                <w:rStyle w:val="VerbatimChar"/>
+              </w:rPr>
+              <w:t xml:space="preserve">budget_tokens:N</w:t>
+            </w:r>
+            <w:r>
+              <w:t xml:space="preserve"> </w:t>
+            </w:r>
+            <w:r>
+              <w:t xml:space="preserve">(старий стиль)</w:t>
+            </w:r>
+          </w:p>
+        </w:tc>
+        <w:tc>
+          <w:tcPr/>
+          <w:p>
+            <w:pPr>
+              <w:pStyle w:val="Compact"/>
+            </w:pPr>
+            <w:r>
+              <w:t xml:space="preserve">лише</w:t>
+            </w:r>
+            <w:r>
+              <w:t xml:space="preserve"> </w:t>
+            </w:r>
+            <w:r>
+              <w:rPr>
+                <w:rStyle w:val="VerbatimChar"/>
+              </w:rPr>
+              <w:t xml:space="preserve">type:"adaptive"</w:t>
+            </w:r>
+            <w:r>
+              <w:t xml:space="preserve">;</w:t>
+            </w:r>
+            <w:r>
+              <w:t xml:space="preserve"> </w:t>
+            </w:r>
+            <w:r>
+              <w:rPr>
+                <w:rStyle w:val="VerbatimChar"/>
+              </w:rPr>
+              <w:t xml:space="preserve">budget_tokens</w:t>
+            </w:r>
+            <w:r>
+              <w:t xml:space="preserve"> </w:t>
+            </w:r>
+            <w:r>
+              <w:t xml:space="preserve">→</w:t>
+            </w:r>
+            <w:r>
+              <w:t xml:space="preserve"> </w:t>
+            </w:r>
+            <w:r>
+              <w:rPr>
+                <w:b/>
+                <w:bCs/>
+              </w:rPr>
+              <w:t xml:space="preserve">400</w:t>
+            </w:r>
+          </w:p>
+        </w:tc>
+        <w:tc>
+          <w:tcPr/>
+          <w:p>
+            <w:pPr>
+              <w:pStyle w:val="Compact"/>
+            </w:pPr>
+            <w:r>
+              <w:rPr>
+                <w:b/>
+                <w:bCs/>
+              </w:rPr>
+              <w:t xml:space="preserve">завжди увімкнене</w:t>
+            </w:r>
+            <w:r>
+              <w:t xml:space="preserve"> </w:t>
+            </w:r>
+            <w:r>
+              <w:t xml:space="preserve">— параметр</w:t>
+            </w:r>
+            <w:r>
+              <w:t xml:space="preserve"> </w:t>
+            </w:r>
+            <w:r>
+              <w:rPr>
+                <w:rStyle w:val="VerbatimChar"/>
+              </w:rPr>
+              <w:t xml:space="preserve">thinking</w:t>
+            </w:r>
+            <w:r>
+              <w:t xml:space="preserve"> </w:t>
+            </w:r>
+            <w:r>
+              <w:t xml:space="preserve">прибрати;</w:t>
+            </w:r>
+            <w:r>
+              <w:t xml:space="preserve"> </w:t>
+            </w:r>
+            <w:r>
+              <w:rPr>
+                <w:rStyle w:val="VerbatimChar"/>
+              </w:rPr>
+              <w:t xml:space="preserve">disabled</w:t>
+            </w:r>
+            <w:r>
+              <w:t xml:space="preserve"> </w:t>
+            </w:r>
+            <w:r>
+              <w:t xml:space="preserve">і</w:t>
+            </w:r>
+            <w:r>
+              <w:t xml:space="preserve"> </w:t>
+            </w:r>
+            <w:r>
+              <w:rPr>
+                <w:rStyle w:val="VerbatimChar"/>
+              </w:rPr>
+              <w:t xml:space="preserve">budget_tokens</w:t>
+            </w:r>
+            <w:r>
+              <w:t xml:space="preserve"> </w:t>
+            </w:r>
+            <w:r>
+              <w:t xml:space="preserve">→</w:t>
+            </w:r>
+            <w:r>
+              <w:t xml:space="preserve"> </w:t>
+            </w:r>
+            <w:r>
+              <w:rPr>
+                <w:b/>
+                <w:bCs/>
+              </w:rPr>
+              <w:t xml:space="preserve">400</w:t>
+            </w:r>
+          </w:p>
+        </w:tc>
+      </w:tr>
+      <w:tr>
+        <w:tc>
+          <w:tcPr/>
+          <w:p>
+            <w:pPr>
+              <w:pStyle w:val="Compact"/>
+            </w:pPr>
+            <w:r>
+              <w:rPr>
+                <w:b/>
+                <w:bCs/>
+              </w:rPr>
+              <w:t xml:space="preserve">effort</w:t>
+            </w:r>
+            <w:r>
+              <w:t xml:space="preserve"> </w:t>
+            </w:r>
+            <w:r>
+              <w:t xml:space="preserve">(low…max)</w:t>
+            </w:r>
+          </w:p>
+        </w:tc>
+        <w:tc>
+          <w:tcPr/>
+          <w:p>
+            <w:pPr>
+              <w:pStyle w:val="Compact"/>
+            </w:pPr>
+            <w:r>
+              <w:t xml:space="preserve">❌ помилка на Haiku 4.5</w:t>
+            </w:r>
+          </w:p>
+        </w:tc>
+        <w:tc>
+          <w:tcPr/>
+          <w:p>
+            <w:pPr>
+              <w:pStyle w:val="Compact"/>
+            </w:pPr>
+            <w:r>
+              <w:t xml:space="preserve">✅ low/medium/high/xhigh/max</w:t>
+            </w:r>
+          </w:p>
+        </w:tc>
+        <w:tc>
+          <w:tcPr/>
+          <w:p>
+            <w:pPr>
+              <w:pStyle w:val="Compact"/>
+            </w:pPr>
+            <w:r>
+              <w:t xml:space="preserve">✅ low…max</w:t>
+            </w:r>
+          </w:p>
+        </w:tc>
+      </w:tr>
+      <w:tr>
+        <w:tc>
+          <w:tcPr/>
+          <w:p>
+            <w:pPr>
+              <w:pStyle w:val="Compact"/>
+            </w:pPr>
+            <w:r>
+              <w:rPr>
+                <w:b/>
+                <w:bCs/>
+              </w:rPr>
+              <w:t xml:space="preserve">temperature / top_p / top_k</w:t>
+            </w:r>
+          </w:p>
+        </w:tc>
+        <w:tc>
+          <w:tcPr/>
+          <w:p>
+            <w:pPr>
+              <w:pStyle w:val="Compact"/>
+            </w:pPr>
+            <w:r>
+              <w:t xml:space="preserve">✅ дозволені</w:t>
+            </w:r>
+          </w:p>
+        </w:tc>
+        <w:tc>
+          <w:tcPr/>
+          <w:p>
+            <w:pPr>
+              <w:pStyle w:val="Compact"/>
+            </w:pPr>
+            <w:r>
+              <w:t xml:space="preserve">❌ будь-який →</w:t>
+            </w:r>
+            <w:r>
+              <w:t xml:space="preserve"> </w:t>
+            </w:r>
+            <w:r>
+              <w:rPr>
+                <w:b/>
+                <w:bCs/>
+              </w:rPr>
+              <w:t xml:space="preserve">400</w:t>
+            </w:r>
+          </w:p>
+        </w:tc>
+        <w:tc>
+          <w:tcPr/>
+          <w:p>
+            <w:pPr>
+              <w:pStyle w:val="Compact"/>
+            </w:pPr>
+            <w:r>
+              <w:t xml:space="preserve">❌ →</w:t>
+            </w:r>
+            <w:r>
+              <w:t xml:space="preserve"> </w:t>
+            </w:r>
+            <w:r>
+              <w:rPr>
+                <w:b/>
+                <w:bCs/>
+              </w:rPr>
+              <w:t xml:space="preserve">400</w:t>
+            </w:r>
+          </w:p>
+        </w:tc>
+      </w:tr>
+      <w:tr>
+        <w:tc>
+          <w:tcPr/>
+          <w:p>
+            <w:pPr>
+              <w:pStyle w:val="Compact"/>
+            </w:pPr>
+            <w:r>
+              <w:rPr>
+                <w:b/>
+                <w:bCs/>
+              </w:rPr>
+              <w:t xml:space="preserve">Prefill</w:t>
+            </w:r>
+            <w:r>
+              <w:t xml:space="preserve"> </w:t>
+            </w:r>
+            <w:r>
+              <w:t xml:space="preserve">(підстава відповіді асистента)</w:t>
+            </w:r>
+          </w:p>
+        </w:tc>
+        <w:tc>
+          <w:tcPr/>
+          <w:p>
+            <w:pPr>
+              <w:pStyle w:val="Compact"/>
+            </w:pPr>
+            <w:r>
+              <w:t xml:space="preserve">✅ працює</w:t>
+            </w:r>
+          </w:p>
+        </w:tc>
+        <w:tc>
+          <w:tcPr/>
+          <w:p>
+            <w:pPr>
+              <w:pStyle w:val="Compact"/>
+            </w:pPr>
+            <w:r>
+              <w:t xml:space="preserve">❌ →</w:t>
+            </w:r>
+            <w:r>
+              <w:t xml:space="preserve"> </w:t>
+            </w:r>
+            <w:r>
+              <w:rPr>
+                <w:b/>
+                <w:bCs/>
+              </w:rPr>
+              <w:t xml:space="preserve">400</w:t>
+            </w:r>
+          </w:p>
+        </w:tc>
+        <w:tc>
+          <w:tcPr/>
+          <w:p>
+            <w:pPr>
+              <w:pStyle w:val="Compact"/>
+            </w:pPr>
+            <w:r>
+              <w:t xml:space="preserve">❌ →</w:t>
+            </w:r>
+            <w:r>
+              <w:t xml:space="preserve"> </w:t>
+            </w:r>
+            <w:r>
+              <w:rPr>
+                <w:b/>
+                <w:bCs/>
+              </w:rPr>
+              <w:t xml:space="preserve">400</w:t>
+            </w:r>
+          </w:p>
+        </w:tc>
+      </w:tr>
+      <w:tr>
+        <w:tc>
+          <w:tcPr/>
+          <w:p>
+            <w:pPr>
+              <w:pStyle w:val="Compact"/>
+            </w:pPr>
+            <w:r>
+              <w:rPr>
+                <w:b/>
+                <w:bCs/>
+              </w:rPr>
+              <w:t xml:space="preserve">Сирий chain-of-thought</w:t>
+            </w:r>
+          </w:p>
+        </w:tc>
+        <w:tc>
+          <w:tcPr/>
+          <w:p>
+            <w:pPr>
+              <w:pStyle w:val="Compact"/>
+            </w:pPr>
+            <w:r>
+              <w:t xml:space="preserve">видно у відповіді</w:t>
+            </w:r>
+          </w:p>
+        </w:tc>
+        <w:tc>
+          <w:tcPr/>
+          <w:p>
+            <w:pPr>
+              <w:pStyle w:val="Compact"/>
+            </w:pPr>
+            <w:r>
+              <w:t xml:space="preserve">приховано (summary через</w:t>
+            </w:r>
+            <w:r>
+              <w:t xml:space="preserve"> </w:t>
+            </w:r>
+            <w:r>
+              <w:rPr>
+                <w:rStyle w:val="VerbatimChar"/>
+              </w:rPr>
+              <w:t xml:space="preserve">display</w:t>
+            </w:r>
+            <w:r>
+              <w:t xml:space="preserve">)</w:t>
+            </w:r>
+          </w:p>
+        </w:tc>
+        <w:tc>
+          <w:tcPr/>
+          <w:p>
+            <w:pPr>
+              <w:pStyle w:val="Compact"/>
+            </w:pPr>
+            <w:r>
+              <w:rPr>
+                <w:b/>
+                <w:bCs/>
+              </w:rPr>
+              <w:t xml:space="preserve">ніколи не повертається</w:t>
+            </w:r>
+            <w:r>
+              <w:t xml:space="preserve"> </w:t>
+            </w:r>
+            <w:r>
+              <w:t xml:space="preserve">(лише summary)</w:t>
+            </w:r>
+          </w:p>
+        </w:tc>
+      </w:tr>
+      <w:tr>
+        <w:tc>
+          <w:tcPr/>
+          <w:p>
+            <w:pPr>
+              <w:pStyle w:val="Compact"/>
+            </w:pPr>
+            <w:r>
+              <w:rPr>
+                <w:rStyle w:val="VerbatimChar"/>
+                <w:b/>
+                <w:bCs/>
+              </w:rPr>
+              <w:t xml:space="preserve">refusal</w:t>
+            </w:r>
+            <w:r>
+              <w:rPr>
+                <w:b/>
+                <w:bCs/>
+              </w:rPr>
+              <w:t xml:space="preserve"> </w:t>
+            </w:r>
+            <w:r>
+              <w:rPr>
+                <w:b/>
+                <w:bCs/>
+              </w:rPr>
+              <w:t xml:space="preserve">stop_reason</w:t>
+            </w:r>
+          </w:p>
+        </w:tc>
+        <w:tc>
+          <w:tcPr/>
+          <w:p>
+            <w:pPr>
+              <w:pStyle w:val="Compact"/>
+            </w:pPr>
+            <w:r>
+              <w:t xml:space="preserve">рідко</w:t>
+            </w:r>
+          </w:p>
+        </w:tc>
+        <w:tc>
+          <w:tcPr/>
+          <w:p>
+            <w:pPr>
+              <w:pStyle w:val="Compact"/>
+            </w:pPr>
+            <w:r>
+              <w:t xml:space="preserve">буває</w:t>
+            </w:r>
+          </w:p>
+        </w:tc>
+        <w:tc>
+          <w:tcPr/>
+          <w:p>
+            <w:pPr>
+              <w:pStyle w:val="Compact"/>
+            </w:pPr>
+            <w:r>
+              <w:rPr>
+                <w:b/>
+                <w:bCs/>
+              </w:rPr>
+              <w:t xml:space="preserve">треба обробляти</w:t>
+            </w:r>
+            <w:r>
+              <w:t xml:space="preserve"> </w:t>
+            </w:r>
+            <w:r>
+              <w:t xml:space="preserve">(класифікатори безпеки); 30-денне зберігання даних обов’язкове</w:t>
+            </w:r>
+          </w:p>
+        </w:tc>
+      </w:tr>
+      <w:tr>
+        <w:tc>
+          <w:tcPr/>
+          <w:p>
+            <w:pPr>
+              <w:pStyle w:val="Compact"/>
+            </w:pPr>
+            <w:r>
+              <w:rPr>
+                <w:b/>
+                <w:bCs/>
+              </w:rPr>
+              <w:t xml:space="preserve">Контекст / макс. вивід</w:t>
+            </w:r>
+          </w:p>
+        </w:tc>
+        <w:tc>
+          <w:tcPr/>
+          <w:p>
+            <w:pPr>
+              <w:pStyle w:val="Compact"/>
+            </w:pPr>
+            <w:r>
+              <w:t xml:space="preserve">200K / 64K</w:t>
+            </w:r>
+          </w:p>
+        </w:tc>
+        <w:tc>
+          <w:tcPr/>
+          <w:p>
+            <w:pPr>
+              <w:pStyle w:val="Compact"/>
+            </w:pPr>
+            <w:r>
+              <w:t xml:space="preserve">1M / 128K</w:t>
+            </w:r>
+          </w:p>
+        </w:tc>
+        <w:tc>
+          <w:tcPr/>
+          <w:p>
+            <w:pPr>
+              <w:pStyle w:val="Compact"/>
+            </w:pPr>
+            <w:r>
+              <w:t xml:space="preserve">1M / 128K</w:t>
+            </w:r>
+          </w:p>
+        </w:tc>
+      </w:tr>
+      <w:tr>
+        <w:tc>
+          <w:tcPr/>
+          <w:p>
+            <w:pPr>
+              <w:pStyle w:val="Compact"/>
+            </w:pPr>
+            <w:r>
+              <w:rPr>
+                <w:b/>
+                <w:bCs/>
+              </w:rPr>
+              <w:t xml:space="preserve">Ціна $/1M (in / out)</w:t>
+            </w:r>
+          </w:p>
+        </w:tc>
+        <w:tc>
+          <w:tcPr/>
+          <w:p>
+            <w:pPr>
+              <w:pStyle w:val="Compact"/>
+            </w:pPr>
+            <w:r>
+              <w:rPr>
+                <w:b/>
+                <w:bCs/>
+              </w:rPr>
+              <w:t xml:space="preserve">$1 / $5</w:t>
+            </w:r>
+          </w:p>
+        </w:tc>
+        <w:tc>
+          <w:tcPr/>
+          <w:p>
+            <w:pPr>
+              <w:pStyle w:val="Compact"/>
+            </w:pPr>
+            <w:r>
+              <w:t xml:space="preserve">$5 / $25</w:t>
+            </w:r>
+          </w:p>
+        </w:tc>
+        <w:tc>
+          <w:tcPr/>
+          <w:p>
+            <w:pPr>
+              <w:pStyle w:val="Compact"/>
+            </w:pPr>
+            <w:r>
+              <w:rPr>
+                <w:b/>
+                <w:bCs/>
+              </w:rPr>
+              <w:t xml:space="preserve">$10 / $50</w:t>
+            </w:r>
+          </w:p>
+        </w:tc>
+      </w:tr>
+    </w:tbl>
+    <w:p>
+      <w:pPr>
+        <w:pStyle w:val="BlockText"/>
+      </w:pPr>
+      <w:r>
+        <w:rPr>
+          <w:b/>
+          <w:bCs/>
+        </w:rPr>
+        <w:t xml:space="preserve">Наслідок для коду:</w:t>
+      </w:r>
+      <w:r>
+        <w:t xml:space="preserve"> </w:t>
+      </w:r>
+      <w:r>
+        <w:t xml:space="preserve">що потужніша модель, то суворіший запит. Haiku приймає старий стиль (</w:t>
+      </w:r>
+      <w:r>
+        <w:rPr>
+          <w:rStyle w:val="VerbatimChar"/>
+        </w:rPr>
+        <w:t xml:space="preserve">budget_tokens</w:t>
+      </w:r>
+      <w:r>
+        <w:t xml:space="preserve">,</w:t>
+      </w:r>
+      <w:r>
+        <w:t xml:space="preserve"> </w:t>
+      </w:r>
+      <w:r>
+        <w:rPr>
+          <w:rStyle w:val="VerbatimChar"/>
+        </w:rPr>
+        <w:t xml:space="preserve">temperature</w:t>
+      </w:r>
+      <w:r>
+        <w:t xml:space="preserve">, prefill); Opus/Fable їх відкидають. Fable ще й вимагає</w:t>
+      </w:r>
+      <w:r>
+        <w:t xml:space="preserve"> </w:t>
+      </w:r>
+      <w:r>
+        <w:rPr>
+          <w:b/>
+          <w:bCs/>
+        </w:rPr>
+        <w:t xml:space="preserve">прибрати весь</w:t>
+      </w:r>
+      <w:r>
+        <w:rPr>
+          <w:b/>
+          <w:bCs/>
+        </w:rPr>
+        <w:t xml:space="preserve"> </w:t>
+      </w:r>
+      <w:r>
+        <w:rPr>
+          <w:rStyle w:val="VerbatimChar"/>
+          <w:b/>
+          <w:bCs/>
+        </w:rPr>
+        <w:t xml:space="preserve">thinking</w:t>
+      </w:r>
+      <w:r>
+        <w:rPr>
+          <w:b/>
+          <w:bCs/>
+        </w:rPr>
+        <w:t xml:space="preserve">-блок</w:t>
+      </w:r>
+      <w:r>
+        <w:t xml:space="preserve"> </w:t>
+      </w:r>
+      <w:r>
+        <w:t xml:space="preserve">(думає завжди).</w:t>
+      </w:r>
+    </w:p>
+    <w:p>
+      <w:r>
+        <w:pict>
+          <v:rect style="width:0;height:1.5pt" o:hralign="center" o:hrstd="t" o:hr="t"/>
+        </w:pict>
+      </w:r>
+    </w:p>
+    <w:bookmarkEnd w:id="133"/>
+    <w:bookmarkStart w:id="134" w:name="стиль-haiku-4.5-пиши-максимально-явно"/>
+    <w:p>
+      <w:pPr>
+        <w:pStyle w:val="Heading2"/>
+      </w:pPr>
+      <w:r>
+        <w:t xml:space="preserve">8.3. Стиль — Haiku 4.5: пиши максимально явно</w:t>
+      </w:r>
+    </w:p>
+    <w:p>
+      <w:pPr>
+        <w:pStyle w:val="FirstParagraph"/>
+      </w:pPr>
+      <w:r>
+        <w:t xml:space="preserve">Це</w:t>
+      </w:r>
+      <w:r>
+        <w:t xml:space="preserve"> </w:t>
+      </w:r>
+      <w:r>
+        <w:rPr>
+          <w:b/>
+          <w:bCs/>
+        </w:rPr>
+        <w:t xml:space="preserve">виміряно</w:t>
+      </w:r>
+      <w:r>
+        <w:t xml:space="preserve"> </w:t>
+      </w:r>
+      <w:r>
+        <w:t xml:space="preserve">в цьому курсі (Частини 1–6): мала модель «карає» за слабкий промпт сильніше за велику.</w:t>
+      </w:r>
+    </w:p>
+    <w:p>
+      <w:pPr>
+        <w:pStyle w:val="Compact"/>
+        <w:numPr>
+          <w:ilvl w:val="0"/>
+          <w:numId w:val="1035"/>
+        </w:numPr>
+      </w:pPr>
+      <w:r>
+        <w:rPr>
+          <w:b/>
+          <w:bCs/>
+        </w:rPr>
+        <w:t xml:space="preserve">Few-shot приклади</w:t>
+      </w:r>
+      <w:r>
+        <w:t xml:space="preserve"> </w:t>
+      </w:r>
+      <w:r>
+        <w:t xml:space="preserve">— найнадійніший важіль формату (</w:t>
+      </w:r>
+      <w:r>
+        <w:rPr>
+          <w:rStyle w:val="VerbatimChar"/>
+        </w:rPr>
+        <w:t xml:space="preserve">ЗМІШАНА</w:t>
+      </w:r>
+      <w:r>
+        <w:t xml:space="preserve">/</w:t>
+      </w:r>
+      <w:r>
+        <w:rPr>
+          <w:rStyle w:val="VerbatimChar"/>
+        </w:rPr>
+        <w:t xml:space="preserve">MIXED</w:t>
+      </w:r>
+      <w:r>
+        <w:t xml:space="preserve"> </w:t>
+      </w:r>
+      <w:r>
+        <w:t xml:space="preserve">×3 стабільно проти 3 різних без прикладів).</w:t>
+      </w:r>
+    </w:p>
+    <w:p>
+      <w:pPr>
+        <w:pStyle w:val="Compact"/>
+        <w:numPr>
+          <w:ilvl w:val="0"/>
+          <w:numId w:val="1035"/>
+        </w:numPr>
+      </w:pPr>
+      <w:r>
+        <w:rPr>
+          <w:b/>
+          <w:bCs/>
+        </w:rPr>
+        <w:t xml:space="preserve">Позитивні якорі</w:t>
+      </w:r>
+      <w:r>
+        <w:t xml:space="preserve"> </w:t>
+      </w:r>
+      <w:r>
+        <w:t xml:space="preserve">(«start with</w:t>
+      </w:r>
+      <w:r>
+        <w:t xml:space="preserve"> </w:t>
+      </w:r>
+      <w:r>
+        <w:rPr>
+          <w:rStyle w:val="VerbatimChar"/>
+        </w:rPr>
+        <w:t xml:space="preserve">{</w:t>
+      </w:r>
+      <w:r>
+        <w:t xml:space="preserve">») надійніші за заборони.</w:t>
+      </w:r>
+    </w:p>
+    <w:p>
+      <w:pPr>
+        <w:pStyle w:val="Compact"/>
+        <w:numPr>
+          <w:ilvl w:val="0"/>
+          <w:numId w:val="1035"/>
+        </w:numPr>
+      </w:pPr>
+      <w:r>
+        <w:rPr>
+          <w:b/>
+          <w:bCs/>
+        </w:rPr>
+        <w:t xml:space="preserve">Негативні заборони протікають ~20%</w:t>
+      </w:r>
+      <w:r>
+        <w:t xml:space="preserve"> </w:t>
+      </w:r>
+      <w:r>
+        <w:t xml:space="preserve">(«no markdown» → 4/5 разів голий, 1/5 у</w:t>
+      </w:r>
+      <w:r>
+        <w:t xml:space="preserve"> </w:t>
+      </w:r>
+      <w:r>
+        <w:rPr>
+          <w:rStyle w:val="VerbatimChar"/>
+        </w:rPr>
+        <w:t xml:space="preserve">```json</w:t>
+      </w:r>
+      <w:r>
+        <w:t xml:space="preserve">).</w:t>
+      </w:r>
+    </w:p>
+    <w:p>
+      <w:pPr>
+        <w:pStyle w:val="Compact"/>
+        <w:numPr>
+          <w:ilvl w:val="0"/>
+          <w:numId w:val="1035"/>
+        </w:numPr>
+      </w:pPr>
+      <w:r>
+        <w:rPr>
+          <w:b/>
+          <w:bCs/>
+        </w:rPr>
+        <w:t xml:space="preserve">Декомпозиція</w:t>
+      </w:r>
+      <w:r>
+        <w:t xml:space="preserve">: розбивай складне на ланцюжок простих кроків — на малій моделі це помітно знижує помилки.</w:t>
+      </w:r>
+    </w:p>
+    <w:p>
+      <w:pPr>
+        <w:pStyle w:val="BlockText"/>
+      </w:pPr>
+      <w:r>
+        <w:rPr>
+          <w:b/>
+          <w:bCs/>
+        </w:rPr>
+        <w:t xml:space="preserve">Правило 8.3.</w:t>
+      </w:r>
+      <w:r>
+        <w:t xml:space="preserve"> </w:t>
+      </w:r>
+      <w:r>
+        <w:t xml:space="preserve">Haiku = «явність + приклади + якір». Компенсуй розмір моделі якістю промпта.</w:t>
+      </w:r>
+    </w:p>
+    <w:p>
+      <w:r>
+        <w:pict>
+          <v:rect style="width:0;height:1.5pt" o:hralign="center" o:hrstd="t" o:hr="t"/>
+        </w:pict>
+      </w:r>
+    </w:p>
+    <w:bookmarkEnd w:id="134"/>
+    <w:bookmarkStart w:id="135" w:name="X618c921a1c2ae5ba224ac94563e8265049acf1d"/>
+    <w:p>
+      <w:pPr>
+        <w:pStyle w:val="Heading2"/>
+      </w:pPr>
+      <w:r>
+        <w:t xml:space="preserve">8.4. Стиль — Opus 4.8: «прощає» слабкий промпт, але має свої нахили</w:t>
+      </w:r>
+    </w:p>
+    <w:p>
+      <w:pPr>
+        <w:pStyle w:val="FirstParagraph"/>
+      </w:pPr>
+      <w:r>
+        <w:t xml:space="preserve">Добрі дефолти рятують vague-запит (це видно і в порівнянні Haiku-vs-Sonnet у Частині 5). Але за офіційним гайдом Opus 4.8:</w:t>
+      </w:r>
+    </w:p>
+    <w:p>
+      <w:pPr>
+        <w:pStyle w:val="Compact"/>
+        <w:numPr>
+          <w:ilvl w:val="0"/>
+          <w:numId w:val="1036"/>
+        </w:numPr>
+      </w:pPr>
+      <w:r>
+        <w:rPr>
+          <w:b/>
+          <w:bCs/>
+        </w:rPr>
+        <w:t xml:space="preserve">Недотягується сам</w:t>
+      </w:r>
+      <w:r>
+        <w:t xml:space="preserve"> </w:t>
+      </w:r>
+      <w:r>
+        <w:t xml:space="preserve">до інструментів / сабагентів / файл-пам’яті → давай</w:t>
+      </w:r>
+      <w:r>
+        <w:t xml:space="preserve"> </w:t>
+      </w:r>
+      <w:r>
+        <w:rPr>
+          <w:b/>
+          <w:bCs/>
+        </w:rPr>
+        <w:t xml:space="preserve">явний тригеринг</w:t>
+      </w:r>
+      <w:r>
+        <w:t xml:space="preserve"> </w:t>
+      </w:r>
+      <w:r>
+        <w:t xml:space="preserve">(«шукай, коли…», «делегуй, коли фан-аут»). Це працює і на рівні</w:t>
+      </w:r>
+      <w:r>
+        <w:t xml:space="preserve"> </w:t>
+      </w:r>
+      <w:r>
+        <w:rPr>
+          <w:i/>
+          <w:iCs/>
+        </w:rPr>
+        <w:t xml:space="preserve">опису інструмента</w:t>
+      </w:r>
+      <w:r>
+        <w:t xml:space="preserve"> </w:t>
+      </w:r>
+      <w:r>
+        <w:t xml:space="preserve">(«call this when…»).</w:t>
+      </w:r>
+    </w:p>
+    <w:p>
+      <w:pPr>
+        <w:pStyle w:val="Compact"/>
+        <w:numPr>
+          <w:ilvl w:val="0"/>
+          <w:numId w:val="1036"/>
+        </w:numPr>
+      </w:pPr>
+      <w:r>
+        <w:rPr>
+          <w:b/>
+          <w:bCs/>
+        </w:rPr>
+        <w:t xml:space="preserve">Балакучіший</w:t>
+      </w:r>
+      <w:r>
+        <w:t xml:space="preserve"> </w:t>
+      </w:r>
+      <w:r>
+        <w:t xml:space="preserve">за 4.7 — якщо агент занадто наративить, додай silence-default («default to silence between tool calls»).</w:t>
+      </w:r>
+    </w:p>
+    <w:p>
+      <w:pPr>
+        <w:pStyle w:val="Compact"/>
+        <w:numPr>
+          <w:ilvl w:val="0"/>
+          <w:numId w:val="1036"/>
+        </w:numPr>
+      </w:pPr>
+      <w:r>
+        <w:rPr>
+          <w:b/>
+          <w:bCs/>
+        </w:rPr>
+        <w:t xml:space="preserve">Обережніший, частіше перепитує</w:t>
+      </w:r>
+      <w:r>
+        <w:t xml:space="preserve"> </w:t>
+      </w:r>
+      <w:r>
+        <w:t xml:space="preserve">— додай «на дрібницях (назви, дефолти) обирай сам; питай лише про зміни обсягу чи незворотні дії».</w:t>
+      </w:r>
+    </w:p>
+    <w:p>
+      <w:pPr>
+        <w:pStyle w:val="Compact"/>
+        <w:numPr>
+          <w:ilvl w:val="0"/>
+          <w:numId w:val="1036"/>
+        </w:numPr>
+      </w:pPr>
+      <w:r>
+        <w:rPr>
+          <w:b/>
+          <w:bCs/>
+        </w:rPr>
+        <w:t xml:space="preserve">Тепліший голос</w:t>
+      </w:r>
+      <w:r>
+        <w:t xml:space="preserve"> </w:t>
+      </w:r>
+      <w:r>
+        <w:t xml:space="preserve">— старі інструкції «be concise/warmer», писані під 4.7, можуть перестати бути потрібними; перевір.</w:t>
+      </w:r>
+    </w:p>
+    <w:p>
+      <w:pPr>
+        <w:pStyle w:val="Compact"/>
+        <w:numPr>
+          <w:ilvl w:val="0"/>
+          <w:numId w:val="1036"/>
+        </w:numPr>
+      </w:pPr>
+      <w:r>
+        <w:rPr>
+          <w:b/>
+          <w:bCs/>
+        </w:rPr>
+        <w:t xml:space="preserve">effort</w:t>
+      </w:r>
+      <w:r>
+        <w:t xml:space="preserve">: дефолт</w:t>
+      </w:r>
+      <w:r>
+        <w:t xml:space="preserve"> </w:t>
+      </w:r>
+      <w:r>
+        <w:rPr>
+          <w:rStyle w:val="VerbatimChar"/>
+        </w:rPr>
+        <w:t xml:space="preserve">high</w:t>
+      </w:r>
+      <w:r>
+        <w:t xml:space="preserve">; для найважчого кодингу/агентики —</w:t>
+      </w:r>
+      <w:r>
+        <w:t xml:space="preserve"> </w:t>
+      </w:r>
+      <w:r>
+        <w:rPr>
+          <w:rStyle w:val="VerbatimChar"/>
+        </w:rPr>
+        <w:t xml:space="preserve">xhigh</w:t>
+      </w:r>
+      <w:r>
+        <w:t xml:space="preserve">. Роби sweep</w:t>
+      </w:r>
+      <w:r>
+        <w:t xml:space="preserve"> </w:t>
+      </w:r>
+      <w:r>
+        <w:rPr>
+          <w:rStyle w:val="VerbatimChar"/>
+        </w:rPr>
+        <w:t xml:space="preserve">medium/high/xhigh</w:t>
+      </w:r>
+      <w:r>
+        <w:t xml:space="preserve">, а не рефлекторно</w:t>
+      </w:r>
+      <w:r>
+        <w:t xml:space="preserve"> </w:t>
+      </w:r>
+      <w:r>
+        <w:rPr>
+          <w:rStyle w:val="VerbatimChar"/>
+        </w:rPr>
+        <w:t xml:space="preserve">xhigh</w:t>
+      </w:r>
+      <w:r>
+        <w:t xml:space="preserve">.</w:t>
+      </w:r>
+    </w:p>
+    <w:p>
+      <w:pPr>
+        <w:pStyle w:val="BlockText"/>
+      </w:pPr>
+      <w:r>
+        <w:rPr>
+          <w:b/>
+          <w:bCs/>
+        </w:rPr>
+        <w:t xml:space="preserve">Правило 8.4.</w:t>
+      </w:r>
+      <w:r>
+        <w:t xml:space="preserve"> </w:t>
+      </w:r>
+      <w:r>
+        <w:t xml:space="preserve">Opus 4.8 = «менше боротьби за формат, більше явного тригерингу інструментів і меж автономії».</w:t>
+      </w:r>
+    </w:p>
+    <w:p>
+      <w:r>
+        <w:pict>
+          <v:rect style="width:0;height:1.5pt" o:hralign="center" o:hrstd="t" o:hr="t"/>
+        </w:pict>
+      </w:r>
+    </w:p>
+    <w:bookmarkEnd w:id="135"/>
+    <w:bookmarkStart w:id="136" w:name="X17f44a455c34e3d4a896d2011c9f1a1faf11616"/>
+    <w:p>
+      <w:pPr>
+        <w:pStyle w:val="Heading2"/>
+      </w:pPr>
+      <w:r>
+        <w:t xml:space="preserve">8.5. Стиль — Fable 5: НЕ переписуй прескриптивно, а навпаки</w:t>
+      </w:r>
+    </w:p>
+    <w:p>
+      <w:pPr>
+        <w:pStyle w:val="FirstParagraph"/>
+      </w:pPr>
+      <w:r>
+        <w:t xml:space="preserve">Найпотужніша модель — і найконтр</w:t>
+      </w:r>
+      <w:r>
+        <w:softHyphen/>
+      </w:r>
+      <w:r>
+        <w:t xml:space="preserve">інтуїтивніша в промптингу (за офіційним migration-guide):</w:t>
+      </w:r>
+    </w:p>
+    <w:p>
+      <w:pPr>
+        <w:pStyle w:val="Compact"/>
+        <w:numPr>
+          <w:ilvl w:val="0"/>
+          <w:numId w:val="1037"/>
+        </w:numPr>
+      </w:pPr>
+      <w:r>
+        <w:rPr>
+          <w:b/>
+          <w:bCs/>
+        </w:rPr>
+        <w:t xml:space="preserve">Знімай покрокові риштування.</w:t>
+      </w:r>
+      <w:r>
+        <w:t xml:space="preserve"> </w:t>
+      </w:r>
+      <w:r>
+        <w:t xml:space="preserve">Промпти під старі моделі</w:t>
+      </w:r>
+      <w:r>
+        <w:t xml:space="preserve"> </w:t>
+      </w:r>
+      <w:r>
+        <w:rPr>
+          <w:b/>
+          <w:bCs/>
+        </w:rPr>
+        <w:t xml:space="preserve">часто занадто прескриптивні й знижують якість</w:t>
+      </w:r>
+      <w:r>
+        <w:t xml:space="preserve">. Дай</w:t>
+      </w:r>
+      <w:r>
+        <w:t xml:space="preserve"> </w:t>
+      </w:r>
+      <w:r>
+        <w:rPr>
+          <w:b/>
+          <w:bCs/>
+        </w:rPr>
+        <w:t xml:space="preserve">ціль + обмеження</w:t>
+      </w:r>
+      <w:r>
+        <w:t xml:space="preserve">, і хай сама планує.</w:t>
+      </w:r>
+    </w:p>
+    <w:p>
+      <w:pPr>
+        <w:pStyle w:val="Compact"/>
+        <w:numPr>
+          <w:ilvl w:val="0"/>
+          <w:numId w:val="1037"/>
+        </w:numPr>
+      </w:pPr>
+      <w:r>
+        <w:rPr>
+          <w:b/>
+          <w:bCs/>
+        </w:rPr>
+        <w:t xml:space="preserve">Ходи довгі</w:t>
+      </w:r>
+      <w:r>
+        <w:t xml:space="preserve"> </w:t>
+      </w:r>
+      <w:r>
+        <w:t xml:space="preserve">— один запит на важкій задачі може йти</w:t>
+      </w:r>
+      <w:r>
+        <w:t xml:space="preserve"> </w:t>
+      </w:r>
+      <w:r>
+        <w:rPr>
+          <w:b/>
+          <w:bCs/>
+        </w:rPr>
+        <w:t xml:space="preserve">хвилини</w:t>
+      </w:r>
+      <w:r>
+        <w:t xml:space="preserve">. Плануй таймаути / стрімінг / асинхронні перевірки.</w:t>
+      </w:r>
+    </w:p>
+    <w:p>
+      <w:pPr>
+        <w:pStyle w:val="Compact"/>
+        <w:numPr>
+          <w:ilvl w:val="0"/>
+          <w:numId w:val="1037"/>
+        </w:numPr>
+      </w:pPr>
+      <w:r>
+        <w:rPr>
+          <w:b/>
+          <w:bCs/>
+        </w:rPr>
+        <w:t xml:space="preserve">Дай файл-пам’ять</w:t>
+      </w:r>
+      <w:r>
+        <w:t xml:space="preserve"> </w:t>
+      </w:r>
+      <w:r>
+        <w:t xml:space="preserve">і дозволь</w:t>
+      </w:r>
+      <w:r>
+        <w:t xml:space="preserve"> </w:t>
+      </w:r>
+      <w:r>
+        <w:rPr>
+          <w:b/>
+          <w:bCs/>
+        </w:rPr>
+        <w:t xml:space="preserve">асинхронно делегувати</w:t>
+      </w:r>
+      <w:r>
+        <w:t xml:space="preserve"> </w:t>
+      </w:r>
+      <w:r>
+        <w:t xml:space="preserve">сабагентам — на цьому Fable виграє найбільше.</w:t>
+      </w:r>
+    </w:p>
+    <w:p>
+      <w:pPr>
+        <w:pStyle w:val="Compact"/>
+        <w:numPr>
+          <w:ilvl w:val="0"/>
+          <w:numId w:val="1037"/>
+        </w:numPr>
+      </w:pPr>
+      <w:r>
+        <w:rPr>
+          <w:b/>
+          <w:bCs/>
+        </w:rPr>
+        <w:t xml:space="preserve">Став найважче.</w:t>
+      </w:r>
+      <w:r>
+        <w:t xml:space="preserve"> </w:t>
+      </w:r>
+      <w:r>
+        <w:t xml:space="preserve">На рутині — знижуй</w:t>
+      </w:r>
+      <w:r>
+        <w:t xml:space="preserve"> </w:t>
+      </w:r>
+      <w:r>
+        <w:rPr>
+          <w:rStyle w:val="VerbatimChar"/>
+        </w:rPr>
+        <w:t xml:space="preserve">effort</w:t>
+      </w:r>
+      <w:r>
+        <w:t xml:space="preserve">: навіть</w:t>
+      </w:r>
+      <w:r>
+        <w:t xml:space="preserve"> </w:t>
+      </w:r>
+      <w:r>
+        <w:rPr>
+          <w:rStyle w:val="VerbatimChar"/>
+        </w:rPr>
+        <w:t xml:space="preserve">low</w:t>
+      </w:r>
+      <w:r>
+        <w:t xml:space="preserve"> </w:t>
+      </w:r>
+      <w:r>
+        <w:t xml:space="preserve">часто б’є</w:t>
+      </w:r>
+      <w:r>
+        <w:t xml:space="preserve"> </w:t>
+      </w:r>
+      <w:r>
+        <w:rPr>
+          <w:rStyle w:val="VerbatimChar"/>
+        </w:rPr>
+        <w:t xml:space="preserve">xhigh</w:t>
+      </w:r>
+      <w:r>
+        <w:t xml:space="preserve"> </w:t>
+      </w:r>
+      <w:r>
+        <w:t xml:space="preserve">старих моделей.</w:t>
+      </w:r>
+    </w:p>
+    <w:p>
+      <w:pPr>
+        <w:pStyle w:val="Compact"/>
+        <w:numPr>
+          <w:ilvl w:val="0"/>
+          <w:numId w:val="1037"/>
+        </w:numPr>
+      </w:pPr>
+      <w:r>
+        <w:rPr>
+          <w:b/>
+          <w:bCs/>
+        </w:rPr>
+        <w:t xml:space="preserve">Обробляй</w:t>
+      </w:r>
+      <w:r>
+        <w:rPr>
+          <w:b/>
+          <w:bCs/>
+        </w:rPr>
+        <w:t xml:space="preserve"> </w:t>
+      </w:r>
+      <w:r>
+        <w:rPr>
+          <w:rStyle w:val="VerbatimChar"/>
+          <w:b/>
+          <w:bCs/>
+        </w:rPr>
+        <w:t xml:space="preserve">refusal</w:t>
+      </w:r>
+      <w:r>
+        <w:t xml:space="preserve"> </w:t>
+      </w:r>
+      <w:r>
+        <w:t xml:space="preserve">(класифікатори безпеки) — у продакшені додай fallback на Opus 4.8.</w:t>
+      </w:r>
+    </w:p>
+    <w:p>
+      <w:pPr>
+        <w:pStyle w:val="BlockText"/>
+      </w:pPr>
+      <w:r>
+        <w:rPr>
+          <w:b/>
+          <w:bCs/>
+        </w:rPr>
+        <w:t xml:space="preserve">Правило 8.5.</w:t>
+      </w:r>
+      <w:r>
+        <w:t xml:space="preserve"> </w:t>
+      </w:r>
+      <w:r>
+        <w:t xml:space="preserve">Fable 5 = «менше інструкцій, більше цілі; довгі ходи; пам’ять + делегування».</w:t>
+      </w:r>
+    </w:p>
+    <w:p>
+      <w:r>
+        <w:pict>
+          <v:rect style="width:0;height:1.5pt" o:hralign="center" o:hrstd="t" o:hr="t"/>
+        </w:pict>
+      </w:r>
+    </w:p>
+    <w:bookmarkEnd w:id="136"/>
+    <w:bookmarkStart w:id="137" w:name="що-обирати-під-задачу"/>
+    <w:p>
+      <w:pPr>
+        <w:pStyle w:val="Heading2"/>
+      </w:pPr>
+      <w:r>
+        <w:t xml:space="preserve">8.6. Що обирати під задачу</w:t>
+      </w:r>
+    </w:p>
+    <w:tbl>
+      <w:tblPr>
+        <w:tblStyle w:val="Table"/>
+        <w:tblW w:type="pct" w:w="5000"/>
+        <w:tblLayout w:type="fixed"/>
+        <w:tblLook w:firstRow="1" w:lastRow="0" w:firstColumn="0" w:lastColumn="0" w:noHBand="0" w:noVBand="0" w:val="0020"/>
+      </w:tblPr>
+      <w:tblGrid>
+        <w:gridCol w:w="3334"/>
+        <w:gridCol w:w="4585"/>
+      </w:tblGrid>
+      <w:tr>
+        <w:trPr>
+          <w:tblHeader w:val="on"/>
+        </w:trPr>
+        <w:tc>
+          <w:tcPr/>
+          <w:p>
+            <w:pPr>
+              <w:pStyle w:val="Compact"/>
+            </w:pPr>
+            <w:r>
+              <w:t xml:space="preserve">Модель</w:t>
+            </w:r>
+          </w:p>
+        </w:tc>
+        <w:tc>
+          <w:tcPr/>
+          <w:p>
+            <w:pPr>
+              <w:pStyle w:val="Compact"/>
+            </w:pPr>
+            <w:r>
+              <w:t xml:space="preserve">Коли брати</w:t>
+            </w:r>
+          </w:p>
+        </w:tc>
+      </w:tr>
+      <w:tr>
+        <w:tc>
+          <w:tcPr/>
+          <w:p>
+            <w:pPr>
+              <w:pStyle w:val="Compact"/>
+            </w:pPr>
+            <w:r>
+              <w:rPr>
+                <w:b/>
+                <w:bCs/>
+              </w:rPr>
+              <w:t xml:space="preserve">Haiku 4.5</w:t>
+            </w:r>
+          </w:p>
+        </w:tc>
+        <w:tc>
+          <w:tcPr/>
+          <w:p>
+            <w:pPr>
+              <w:pStyle w:val="Compact"/>
+            </w:pPr>
+            <w:r>
+              <w:t xml:space="preserve">Дешеве/швидке просте: класифікація, екстракція, прості трансформації. Компенсуй якістю промпта.</w:t>
+            </w:r>
+          </w:p>
+        </w:tc>
+      </w:tr>
+      <w:tr>
+        <w:tc>
+          <w:tcPr/>
+          <w:p>
+            <w:pPr>
+              <w:pStyle w:val="Compact"/>
+            </w:pPr>
+            <w:r>
+              <w:rPr>
+                <w:i/>
+                <w:iCs/>
+              </w:rPr>
+              <w:t xml:space="preserve">(Sonnet — середня ланка)</w:t>
+            </w:r>
+          </w:p>
+        </w:tc>
+        <w:tc>
+          <w:tcPr/>
+          <w:p>
+            <w:pPr>
+              <w:pStyle w:val="Compact"/>
+            </w:pPr>
+            <w:r>
+              <w:t xml:space="preserve">Баланс ціна/якість для типового продакшену (у курсі порівнювався Sonnet 4.6).</w:t>
+            </w:r>
+          </w:p>
+        </w:tc>
+      </w:tr>
+      <w:tr>
+        <w:tc>
+          <w:tcPr/>
+          <w:p>
+            <w:pPr>
+              <w:pStyle w:val="Compact"/>
+            </w:pPr>
+            <w:r>
+              <w:rPr>
+                <w:b/>
+                <w:bCs/>
+              </w:rPr>
+              <w:t xml:space="preserve">Opus 4.8</w:t>
+            </w:r>
+          </w:p>
+        </w:tc>
+        <w:tc>
+          <w:tcPr/>
+          <w:p>
+            <w:pPr>
+              <w:pStyle w:val="Compact"/>
+            </w:pPr>
+            <w:r>
+              <w:t xml:space="preserve">Дефолт на більшість задач; складна агентика — з явним тригерингом інструментів.</w:t>
+            </w:r>
+          </w:p>
+        </w:tc>
+      </w:tr>
+      <w:tr>
+        <w:tc>
+          <w:tcPr/>
+          <w:p>
+            <w:pPr>
+              <w:pStyle w:val="Compact"/>
+            </w:pPr>
+            <w:r>
+              <w:rPr>
+                <w:b/>
+                <w:bCs/>
+              </w:rPr>
+              <w:t xml:space="preserve">Fable 5</w:t>
+            </w:r>
+          </w:p>
+        </w:tc>
+        <w:tc>
+          <w:tcPr/>
+          <w:p>
+            <w:pPr>
+              <w:pStyle w:val="Compact"/>
+            </w:pPr>
+            <w:r>
+              <w:t xml:space="preserve">Найскладніше довгогоризонтне агентне; давай ціль, не кроки.</w:t>
+            </w:r>
+          </w:p>
+        </w:tc>
+      </w:tr>
+    </w:tbl>
+    <w:p>
+      <w:pPr>
+        <w:pStyle w:val="BodyText"/>
+      </w:pPr>
+      <w:r>
+        <w:rPr>
+          <w:b/>
+          <w:bCs/>
+        </w:rPr>
+        <w:t xml:space="preserve">Головний принцип вартості:</w:t>
+      </w:r>
+      <w:r>
+        <w:t xml:space="preserve"> </w:t>
+      </w:r>
+      <w:r>
+        <w:t xml:space="preserve">Частина 5 показала, що промпт-інжиніринг дає найбільший приріст саме на</w:t>
+      </w:r>
+      <w:r>
+        <w:t xml:space="preserve"> </w:t>
+      </w:r>
+      <w:r>
+        <w:rPr>
+          <w:b/>
+          <w:bCs/>
+        </w:rPr>
+        <w:t xml:space="preserve">малій</w:t>
+      </w:r>
+      <w:r>
+        <w:t xml:space="preserve"> </w:t>
+      </w:r>
+      <w:r>
+        <w:t xml:space="preserve">моделі. Тож економія на моделі (Haiku замість Opus)</w:t>
+      </w:r>
+      <w:r>
+        <w:t xml:space="preserve"> </w:t>
+      </w:r>
+      <w:r>
+        <w:rPr>
+          <w:b/>
+          <w:bCs/>
+        </w:rPr>
+        <w:t xml:space="preserve">компенсується якістю промпта</w:t>
+      </w:r>
+      <w:r>
+        <w:t xml:space="preserve"> </w:t>
+      </w:r>
+      <w:r>
+        <w:t xml:space="preserve">— але не безмежно.</w:t>
+      </w:r>
+    </w:p>
+    <w:p>
+      <w:r>
+        <w:pict>
+          <v:rect style="width:0;height:1.5pt" o:hralign="center" o:hrstd="t" o:hr="t"/>
+        </w:pict>
+      </w:r>
+    </w:p>
+    <w:bookmarkEnd w:id="137"/>
+    <w:bookmarkStart w:id="138" w:name="практичне-правило-переносу"/>
+    <w:p>
+      <w:pPr>
+        <w:pStyle w:val="Heading2"/>
+      </w:pPr>
+      <w:r>
+        <w:t xml:space="preserve">8.7. Практичне правило переносу</w:t>
+      </w:r>
+    </w:p>
+    <w:p>
+      <w:pPr>
+        <w:pStyle w:val="FirstParagraph"/>
+      </w:pPr>
+      <w:r>
+        <w:rPr>
+          <w:b/>
+          <w:bCs/>
+        </w:rPr>
+        <w:t xml:space="preserve">Текст промпта переноситься між моделями; «обгортка» запиту — ні.</w:t>
+      </w:r>
+    </w:p>
+    <w:p>
+      <w:pPr>
+        <w:pStyle w:val="Compact"/>
+        <w:numPr>
+          <w:ilvl w:val="0"/>
+          <w:numId w:val="1038"/>
+        </w:numPr>
+      </w:pPr>
+      <w:r>
+        <w:rPr>
+          <w:b/>
+          <w:bCs/>
+        </w:rPr>
+        <w:t xml:space="preserve">Haiku → Opus/Fable:</w:t>
+      </w:r>
+      <w:r>
+        <w:t xml:space="preserve"> </w:t>
+      </w:r>
+      <w:r>
+        <w:t xml:space="preserve">прибери</w:t>
+      </w:r>
+      <w:r>
+        <w:t xml:space="preserve"> </w:t>
+      </w:r>
+      <w:r>
+        <w:rPr>
+          <w:rStyle w:val="VerbatimChar"/>
+        </w:rPr>
+        <w:t xml:space="preserve">budget_tokens</w:t>
+      </w:r>
+      <w:r>
+        <w:t xml:space="preserve">,</w:t>
+      </w:r>
+      <w:r>
+        <w:t xml:space="preserve"> </w:t>
+      </w:r>
+      <w:r>
+        <w:rPr>
+          <w:rStyle w:val="VerbatimChar"/>
+        </w:rPr>
+        <w:t xml:space="preserve">temperature</w:t>
+      </w:r>
+      <w:r>
+        <w:t xml:space="preserve">/</w:t>
+      </w:r>
+      <w:r>
+        <w:rPr>
+          <w:rStyle w:val="VerbatimChar"/>
+        </w:rPr>
+        <w:t xml:space="preserve">top_p</w:t>
+      </w:r>
+      <w:r>
+        <w:t xml:space="preserve">/</w:t>
+      </w:r>
+      <w:r>
+        <w:rPr>
+          <w:rStyle w:val="VerbatimChar"/>
+        </w:rPr>
+        <w:t xml:space="preserve">top_k</w:t>
+      </w:r>
+      <w:r>
+        <w:t xml:space="preserve">, prefill (усі →</w:t>
+      </w:r>
+      <w:r>
+        <w:t xml:space="preserve"> </w:t>
+      </w:r>
+      <w:r>
+        <w:rPr>
+          <w:rStyle w:val="VerbatimChar"/>
+        </w:rPr>
+        <w:t xml:space="preserve">400</w:t>
+      </w:r>
+      <w:r>
+        <w:t xml:space="preserve"> </w:t>
+      </w:r>
+      <w:r>
+        <w:t xml:space="preserve">на Opus/Fable).</w:t>
+      </w:r>
+    </w:p>
+    <w:p>
+      <w:pPr>
+        <w:pStyle w:val="Compact"/>
+        <w:numPr>
+          <w:ilvl w:val="0"/>
+          <w:numId w:val="1038"/>
+        </w:numPr>
+      </w:pPr>
+      <w:r>
+        <w:rPr>
+          <w:b/>
+          <w:bCs/>
+        </w:rPr>
+        <w:t xml:space="preserve">Opus → Fable:</w:t>
+      </w:r>
+      <w:r>
+        <w:t xml:space="preserve"> </w:t>
+      </w:r>
+      <w:r>
+        <w:t xml:space="preserve">додатково</w:t>
+      </w:r>
+      <w:r>
+        <w:t xml:space="preserve"> </w:t>
+      </w:r>
+      <w:r>
+        <w:rPr>
+          <w:b/>
+          <w:bCs/>
+        </w:rPr>
+        <w:t xml:space="preserve">прибери весь</w:t>
+      </w:r>
+      <w:r>
+        <w:rPr>
+          <w:b/>
+          <w:bCs/>
+        </w:rPr>
+        <w:t xml:space="preserve"> </w:t>
+      </w:r>
+      <w:r>
+        <w:rPr>
+          <w:rStyle w:val="VerbatimChar"/>
+          <w:b/>
+          <w:bCs/>
+        </w:rPr>
+        <w:t xml:space="preserve">thinking</w:t>
+      </w:r>
+      <w:r>
+        <w:rPr>
+          <w:b/>
+          <w:bCs/>
+        </w:rPr>
+        <w:t xml:space="preserve">-блок</w:t>
+      </w:r>
+      <w:r>
+        <w:t xml:space="preserve"> </w:t>
+      </w:r>
+      <w:r>
+        <w:t xml:space="preserve">(Fable думає завжди;</w:t>
+      </w:r>
+      <w:r>
+        <w:t xml:space="preserve"> </w:t>
+      </w:r>
+      <w:r>
+        <w:rPr>
+          <w:rStyle w:val="VerbatimChar"/>
+        </w:rPr>
+        <w:t xml:space="preserve">disabled</w:t>
+      </w:r>
+      <w:r>
+        <w:t xml:space="preserve"> </w:t>
+      </w:r>
+      <w:r>
+        <w:t xml:space="preserve">→</w:t>
+      </w:r>
+      <w:r>
+        <w:t xml:space="preserve"> </w:t>
+      </w:r>
+      <w:r>
+        <w:rPr>
+          <w:rStyle w:val="VerbatimChar"/>
+        </w:rPr>
+        <w:t xml:space="preserve">400</w:t>
+      </w:r>
+      <w:r>
+        <w:t xml:space="preserve">) і</w:t>
+      </w:r>
+      <w:r>
+        <w:t xml:space="preserve"> </w:t>
+      </w:r>
+      <w:r>
+        <w:rPr>
+          <w:b/>
+          <w:bCs/>
+        </w:rPr>
+        <w:t xml:space="preserve">додай обробку</w:t>
+      </w:r>
+      <w:r>
+        <w:rPr>
+          <w:b/>
+          <w:bCs/>
+        </w:rPr>
+        <w:t xml:space="preserve"> </w:t>
+      </w:r>
+      <w:r>
+        <w:rPr>
+          <w:rStyle w:val="VerbatimChar"/>
+          <w:b/>
+          <w:bCs/>
+        </w:rPr>
+        <w:t xml:space="preserve">refusal</w:t>
+      </w:r>
+      <w:r>
+        <w:t xml:space="preserve"> </w:t>
+      </w:r>
+      <w:r>
+        <w:t xml:space="preserve">+ fallback.</w:t>
+      </w:r>
+    </w:p>
+    <w:p>
+      <w:pPr>
+        <w:pStyle w:val="Compact"/>
+        <w:numPr>
+          <w:ilvl w:val="0"/>
+          <w:numId w:val="1038"/>
+        </w:numPr>
+      </w:pPr>
+      <w:r>
+        <w:rPr>
+          <w:b/>
+          <w:bCs/>
+        </w:rPr>
+        <w:t xml:space="preserve">Будь-куди → Haiku:</w:t>
+      </w:r>
+      <w:r>
+        <w:t xml:space="preserve"> </w:t>
+      </w:r>
+      <w:r>
+        <w:t xml:space="preserve">можна лишити старий стиль, але</w:t>
+      </w:r>
+      <w:r>
+        <w:t xml:space="preserve"> </w:t>
+      </w:r>
+      <w:r>
+        <w:rPr>
+          <w:b/>
+          <w:bCs/>
+        </w:rPr>
+        <w:t xml:space="preserve">посиль текст</w:t>
+      </w:r>
+      <w:r>
+        <w:t xml:space="preserve"> </w:t>
+      </w:r>
+      <w:r>
+        <w:t xml:space="preserve">(few-shot, якорі) — Haiku менш «прощає».</w:t>
+      </w:r>
+    </w:p>
+    <w:p>
+      <w:r>
+        <w:pict>
+          <v:rect style="width:0;height:1.5pt" o:hralign="center" o:hrstd="t" o:hr="t"/>
+        </w:pict>
+      </w:r>
+    </w:p>
+    <w:bookmarkEnd w:id="138"/>
+    <w:bookmarkStart w:id="140" w:name="вправи-частина-8"/>
+    <w:p>
+      <w:pPr>
+        <w:pStyle w:val="Heading2"/>
+      </w:pPr>
+      <w:r>
+        <w:t xml:space="preserve">Вправи (Частина 8)</w:t>
+      </w:r>
+    </w:p>
+    <w:p>
+      <w:pPr>
+        <w:pStyle w:val="Compact"/>
+        <w:numPr>
+          <w:ilvl w:val="0"/>
+          <w:numId w:val="1039"/>
+        </w:numPr>
+      </w:pPr>
+      <w:r>
+        <w:rPr>
+          <w:b/>
+          <w:bCs/>
+        </w:rPr>
+        <w:t xml:space="preserve">8-A.</w:t>
+      </w:r>
+      <w:r>
+        <w:t xml:space="preserve"> </w:t>
+      </w:r>
+      <w:r>
+        <w:t xml:space="preserve">Ти переносиш робочий промпт із Haiku на Fable 5. Які</w:t>
+      </w:r>
+      <w:r>
+        <w:t xml:space="preserve"> </w:t>
+      </w:r>
+      <w:r>
+        <w:rPr>
+          <w:b/>
+          <w:bCs/>
+        </w:rPr>
+        <w:t xml:space="preserve">три</w:t>
+      </w:r>
+      <w:r>
+        <w:t xml:space="preserve"> </w:t>
+      </w:r>
+      <w:r>
+        <w:t xml:space="preserve">речі в тілі запиту зламаються (повернуть 400), і що з ними зробити?</w:t>
+      </w:r>
+    </w:p>
+    <w:p>
+      <w:pPr>
+        <w:pStyle w:val="Compact"/>
+        <w:numPr>
+          <w:ilvl w:val="0"/>
+          <w:numId w:val="1039"/>
+        </w:numPr>
+      </w:pPr>
+      <w:r>
+        <w:rPr>
+          <w:b/>
+          <w:bCs/>
+        </w:rPr>
+        <w:t xml:space="preserve">8-B.</w:t>
+      </w:r>
+      <w:r>
+        <w:t xml:space="preserve"> </w:t>
+      </w:r>
+      <w:r>
+        <w:t xml:space="preserve">Твій Opus-агент недостатньо часто викликає інструмент пошуку. Назви</w:t>
+      </w:r>
+      <w:r>
+        <w:t xml:space="preserve"> </w:t>
+      </w:r>
+      <w:r>
+        <w:rPr>
+          <w:b/>
+          <w:bCs/>
+        </w:rPr>
+        <w:t xml:space="preserve">два</w:t>
+      </w:r>
+      <w:r>
+        <w:t xml:space="preserve"> </w:t>
+      </w:r>
+      <w:r>
+        <w:t xml:space="preserve">важелі, якими це полагодити (за офіційним гайдом 8.4).</w:t>
+      </w:r>
+    </w:p>
+    <w:p>
+      <w:pPr>
+        <w:pStyle w:val="Compact"/>
+        <w:numPr>
+          <w:ilvl w:val="0"/>
+          <w:numId w:val="1039"/>
+        </w:numPr>
+      </w:pPr>
+      <w:r>
+        <w:rPr>
+          <w:b/>
+          <w:bCs/>
+        </w:rPr>
+        <w:t xml:space="preserve">8-C.</w:t>
+      </w:r>
+      <w:r>
+        <w:t xml:space="preserve"> </w:t>
+      </w:r>
+      <w:r>
+        <w:t xml:space="preserve">Ти пишеш промпт для Fable 5, скопійований зі старого Haiku-плейбука з 12 покроковими інструкціями. Чому це може</w:t>
+      </w:r>
+      <w:r>
+        <w:t xml:space="preserve"> </w:t>
+      </w:r>
+      <w:r>
+        <w:rPr>
+          <w:b/>
+          <w:bCs/>
+        </w:rPr>
+        <w:t xml:space="preserve">знизити</w:t>
+      </w:r>
+      <w:r>
+        <w:t xml:space="preserve"> </w:t>
+      </w:r>
+      <w:r>
+        <w:t xml:space="preserve">якість — і як переписати?</w:t>
+      </w:r>
+    </w:p>
+    <w:p>
+      <w:pPr>
+        <w:pStyle w:val="Compact"/>
+        <w:numPr>
+          <w:ilvl w:val="0"/>
+          <w:numId w:val="1039"/>
+        </w:numPr>
+      </w:pPr>
+      <w:r>
+        <w:rPr>
+          <w:b/>
+          <w:bCs/>
+        </w:rPr>
+        <w:t xml:space="preserve">8-D.</w:t>
+      </w:r>
+      <w:r>
+        <w:t xml:space="preserve"> </w:t>
+      </w:r>
+      <w:r>
+        <w:t xml:space="preserve">Задача — дешева масова класифікація 1 млн коротких текстів. Яку модель узяти і як компенсувати її обмеження?</w:t>
+      </w:r>
+    </w:p>
+    <w:bookmarkStart w:id="139" w:name="відповіді-частина-8"/>
+    <w:p>
+      <w:pPr>
+        <w:pStyle w:val="Heading3"/>
+      </w:pPr>
+      <w:r>
+        <w:t xml:space="preserve">Відповіді (Частина 8)</w:t>
+      </w:r>
+    </w:p>
+    <w:p>
+      <w:pPr>
+        <w:pStyle w:val="Compact"/>
+        <w:numPr>
+          <w:ilvl w:val="0"/>
+          <w:numId w:val="1040"/>
+        </w:numPr>
+      </w:pPr>
+      <w:r>
+        <w:rPr>
+          <w:b/>
+          <w:bCs/>
+        </w:rPr>
+        <w:t xml:space="preserve">8-A.</w:t>
+      </w:r>
+      <w:r>
+        <w:t xml:space="preserve"> </w:t>
+      </w:r>
+      <w:r>
+        <w:t xml:space="preserve">Зламаються: (1)</w:t>
+      </w:r>
+      <w:r>
+        <w:t xml:space="preserve"> </w:t>
+      </w:r>
+      <w:r>
+        <w:rPr>
+          <w:rStyle w:val="VerbatimChar"/>
+        </w:rPr>
+        <w:t xml:space="preserve">thinking:{type:"enabled", budget_tokens:N}</w:t>
+      </w:r>
+      <w:r>
+        <w:t xml:space="preserve"> </w:t>
+      </w:r>
+      <w:r>
+        <w:t xml:space="preserve">— прибрати весь</w:t>
+      </w:r>
+      <w:r>
+        <w:t xml:space="preserve"> </w:t>
+      </w:r>
+      <w:r>
+        <w:rPr>
+          <w:rStyle w:val="VerbatimChar"/>
+        </w:rPr>
+        <w:t xml:space="preserve">thinking</w:t>
+      </w:r>
+      <w:r>
+        <w:t xml:space="preserve"> </w:t>
+      </w:r>
+      <w:r>
+        <w:t xml:space="preserve">(Fable думає завжди); (2)</w:t>
+      </w:r>
+      <w:r>
+        <w:t xml:space="preserve"> </w:t>
+      </w:r>
+      <w:r>
+        <w:rPr>
+          <w:rStyle w:val="VerbatimChar"/>
+        </w:rPr>
+        <w:t xml:space="preserve">temperature</w:t>
+      </w:r>
+      <w:r>
+        <w:t xml:space="preserve">/</w:t>
+      </w:r>
+      <w:r>
+        <w:rPr>
+          <w:rStyle w:val="VerbatimChar"/>
+        </w:rPr>
+        <w:t xml:space="preserve">top_p</w:t>
+      </w:r>
+      <w:r>
+        <w:t xml:space="preserve">/</w:t>
+      </w:r>
+      <w:r>
+        <w:rPr>
+          <w:rStyle w:val="VerbatimChar"/>
+        </w:rPr>
+        <w:t xml:space="preserve">top_k</w:t>
+      </w:r>
+      <w:r>
+        <w:t xml:space="preserve"> </w:t>
+      </w:r>
+      <w:r>
+        <w:t xml:space="preserve">— прибрати, керувати стилем через промпт; (3) prefill (останній assistant-turn) — замінити на</w:t>
+      </w:r>
+      <w:r>
+        <w:t xml:space="preserve"> </w:t>
+      </w:r>
+      <w:r>
+        <w:rPr>
+          <w:rStyle w:val="VerbatimChar"/>
+        </w:rPr>
+        <w:t xml:space="preserve">output_config.format</w:t>
+      </w:r>
+      <w:r>
+        <w:t xml:space="preserve"> </w:t>
+      </w:r>
+      <w:r>
+        <w:t xml:space="preserve">або системну інструкцію. Плюс додати обробку</w:t>
+      </w:r>
+      <w:r>
+        <w:t xml:space="preserve"> </w:t>
+      </w:r>
+      <w:r>
+        <w:rPr>
+          <w:rStyle w:val="VerbatimChar"/>
+        </w:rPr>
+        <w:t xml:space="preserve">refusal</w:t>
+      </w:r>
+      <w:r>
+        <w:t xml:space="preserve"> </w:t>
+      </w:r>
+      <w:r>
+        <w:t xml:space="preserve">+ fallback на Opus 4.8.</w:t>
+      </w:r>
+    </w:p>
+    <w:p>
+      <w:pPr>
+        <w:pStyle w:val="Compact"/>
+        <w:numPr>
+          <w:ilvl w:val="0"/>
+          <w:numId w:val="1040"/>
+        </w:numPr>
+      </w:pPr>
+      <w:r>
+        <w:rPr>
+          <w:b/>
+          <w:bCs/>
+        </w:rPr>
+        <w:t xml:space="preserve">8-B.</w:t>
+      </w:r>
+      <w:r>
+        <w:t xml:space="preserve"> </w:t>
+      </w:r>
+      <w:r>
+        <w:t xml:space="preserve">(1) Підняти</w:t>
+      </w:r>
+      <w:r>
+        <w:t xml:space="preserve"> </w:t>
+      </w:r>
+      <w:r>
+        <w:rPr>
+          <w:rStyle w:val="VerbatimChar"/>
+        </w:rPr>
+        <w:t xml:space="preserve">effort</w:t>
+      </w:r>
+      <w:r>
+        <w:t xml:space="preserve"> </w:t>
+      </w:r>
+      <w:r>
+        <w:t xml:space="preserve">до</w:t>
+      </w:r>
+      <w:r>
+        <w:t xml:space="preserve"> </w:t>
+      </w:r>
+      <w:r>
+        <w:rPr>
+          <w:rStyle w:val="VerbatimChar"/>
+        </w:rPr>
+        <w:t xml:space="preserve">high</w:t>
+      </w:r>
+      <w:r>
+        <w:t xml:space="preserve">/</w:t>
+      </w:r>
+      <w:r>
+        <w:rPr>
+          <w:rStyle w:val="VerbatimChar"/>
+        </w:rPr>
+        <w:t xml:space="preserve">xhigh</w:t>
+      </w:r>
+      <w:r>
+        <w:t xml:space="preserve"> </w:t>
+      </w:r>
+      <w:r>
+        <w:t xml:space="preserve">— на них Opus помітно активніше користується інструментами; (2) явний тригеринг: у</w:t>
+      </w:r>
+      <w:r>
+        <w:t xml:space="preserve"> </w:t>
+      </w:r>
+      <w:r>
+        <w:rPr>
+          <w:b/>
+          <w:bCs/>
+        </w:rPr>
+        <w:t xml:space="preserve">системному промпті</w:t>
+      </w:r>
+      <w:r>
+        <w:t xml:space="preserve"> </w:t>
+      </w:r>
+      <w:r>
+        <w:t xml:space="preserve">і в</w:t>
+      </w:r>
+      <w:r>
+        <w:t xml:space="preserve"> </w:t>
+      </w:r>
+      <w:r>
+        <w:rPr>
+          <w:b/>
+          <w:bCs/>
+        </w:rPr>
+        <w:t xml:space="preserve">описі інструмента</w:t>
+      </w:r>
+      <w:r>
+        <w:t xml:space="preserve"> </w:t>
+      </w:r>
+      <w:r>
+        <w:t xml:space="preserve">вказати</w:t>
+      </w:r>
+      <w:r>
+        <w:t xml:space="preserve"> </w:t>
+      </w:r>
+      <w:r>
+        <w:rPr>
+          <w:i/>
+          <w:iCs/>
+        </w:rPr>
+        <w:t xml:space="preserve">коли</w:t>
+      </w:r>
+      <w:r>
+        <w:t xml:space="preserve"> </w:t>
+      </w:r>
+      <w:r>
+        <w:t xml:space="preserve">його викликати («call this when the answer depends on current info»).</w:t>
+      </w:r>
+    </w:p>
+    <w:p>
+      <w:pPr>
+        <w:pStyle w:val="Compact"/>
+        <w:numPr>
+          <w:ilvl w:val="0"/>
+          <w:numId w:val="1040"/>
+        </w:numPr>
+      </w:pPr>
+      <w:r>
+        <w:rPr>
+          <w:b/>
+          <w:bCs/>
+        </w:rPr>
+        <w:t xml:space="preserve">8-C.</w:t>
+      </w:r>
+      <w:r>
+        <w:t xml:space="preserve"> </w:t>
+      </w:r>
+      <w:r>
+        <w:t xml:space="preserve">Fable 5 інтерпретує прескриптивні кроки буквально й може «переплановувати», що</w:t>
+      </w:r>
+      <w:r>
+        <w:t xml:space="preserve"> </w:t>
+      </w:r>
+      <w:r>
+        <w:rPr>
+          <w:b/>
+          <w:bCs/>
+        </w:rPr>
+        <w:t xml:space="preserve">знижує</w:t>
+      </w:r>
+      <w:r>
+        <w:t xml:space="preserve"> </w:t>
+      </w:r>
+      <w:r>
+        <w:t xml:space="preserve">якість. Переписати: дати</w:t>
+      </w:r>
+      <w:r>
+        <w:t xml:space="preserve"> </w:t>
+      </w:r>
+      <w:r>
+        <w:rPr>
+          <w:b/>
+          <w:bCs/>
+        </w:rPr>
+        <w:t xml:space="preserve">ціль + обмеження + критерій готовності</w:t>
+      </w:r>
+      <w:r>
+        <w:t xml:space="preserve">, прибрати покроковий алгоритм, дозволити планувати самій (за потреби — окремим кроком-верифікатором).</w:t>
+      </w:r>
+    </w:p>
+    <w:p>
+      <w:pPr>
+        <w:pStyle w:val="Compact"/>
+        <w:numPr>
+          <w:ilvl w:val="0"/>
+          <w:numId w:val="1040"/>
+        </w:numPr>
+      </w:pPr>
+      <w:r>
+        <w:rPr>
+          <w:b/>
+          <w:bCs/>
+        </w:rPr>
+        <w:t xml:space="preserve">8-D.</w:t>
+      </w:r>
+      <w:r>
+        <w:t xml:space="preserve"> </w:t>
+      </w:r>
+      <w:r>
+        <w:rPr>
+          <w:b/>
+          <w:bCs/>
+        </w:rPr>
+        <w:t xml:space="preserve">Haiku 4.5</w:t>
+      </w:r>
+      <w:r>
+        <w:t xml:space="preserve"> </w:t>
+      </w:r>
+      <w:r>
+        <w:t xml:space="preserve">(найдешевша, $1/$5, швидка). Компенсація: few-shot із закритим набором міток + якір/строгий формат («output only the label»), для критичного — валідація формату на виході. Плюс</w:t>
+      </w:r>
+      <w:r>
+        <w:t xml:space="preserve"> </w:t>
+      </w:r>
+      <w:r>
+        <w:rPr>
+          <w:b/>
+          <w:bCs/>
+        </w:rPr>
+        <w:t xml:space="preserve">Batch API</w:t>
+      </w:r>
+      <w:r>
+        <w:t xml:space="preserve"> </w:t>
+      </w:r>
+      <w:r>
+        <w:t xml:space="preserve">(−50% ціни) для масовості.</w:t>
+      </w:r>
+    </w:p>
+    <w:p>
+      <w:r>
+        <w:pict>
+          <v:rect style="width:0;height:1.5pt" o:hralign="center" o:hrstd="t" o:hr="t"/>
+        </w:pict>
+      </w:r>
+    </w:p>
+    <w:bookmarkEnd w:id="139"/>
+    <w:bookmarkEnd w:id="140"/>
+    <w:bookmarkStart w:id="141" w:name="підсумок-частини-8"/>
+    <w:p>
+      <w:pPr>
+        <w:pStyle w:val="Heading2"/>
+      </w:pPr>
+      <w:r>
+        <w:t xml:space="preserve">Підсумок Частини 8</w:t>
+      </w:r>
+    </w:p>
+    <w:p>
+      <w:pPr>
+        <w:pStyle w:val="FirstParagraph"/>
+      </w:pPr>
+      <w:r>
+        <w:t xml:space="preserve">Написання промпта під модель — це</w:t>
+      </w:r>
+      <w:r>
+        <w:t xml:space="preserve"> </w:t>
+      </w:r>
+      <w:r>
+        <w:rPr>
+          <w:b/>
+          <w:bCs/>
+        </w:rPr>
+        <w:t xml:space="preserve">дві осі</w:t>
+      </w:r>
+      <w:r>
+        <w:t xml:space="preserve">: механіка запиту (що приймається) і стиль (як формулювати). Мала Haiku вимагає</w:t>
+      </w:r>
+      <w:r>
+        <w:t xml:space="preserve"> </w:t>
+      </w:r>
+      <w:r>
+        <w:rPr>
+          <w:b/>
+          <w:bCs/>
+        </w:rPr>
+        <w:t xml:space="preserve">явності й прикладів</w:t>
+      </w:r>
+      <w:r>
+        <w:t xml:space="preserve">; Opus 4.8 «прощає» формулювання, але потребує</w:t>
+      </w:r>
+      <w:r>
+        <w:t xml:space="preserve"> </w:t>
+      </w:r>
+      <w:r>
+        <w:rPr>
+          <w:b/>
+          <w:bCs/>
+        </w:rPr>
+        <w:t xml:space="preserve">явного тригерингу інструментів і меж автономії</w:t>
+      </w:r>
+      <w:r>
+        <w:t xml:space="preserve">; Fable 5 — навпаки,</w:t>
+      </w:r>
+      <w:r>
+        <w:t xml:space="preserve"> </w:t>
+      </w:r>
+      <w:r>
+        <w:rPr>
+          <w:b/>
+          <w:bCs/>
+        </w:rPr>
+        <w:t xml:space="preserve">менше інструкцій і більше цілі</w:t>
+      </w:r>
+      <w:r>
+        <w:t xml:space="preserve">, з довгими ходами й пам’яттю. І пам’ятай золоте правило курсу:</w:t>
+      </w:r>
+      <w:r>
+        <w:t xml:space="preserve"> </w:t>
+      </w:r>
+      <w:r>
+        <w:rPr>
+          <w:b/>
+          <w:bCs/>
+        </w:rPr>
+        <w:t xml:space="preserve">що менша модель — то важливіший промпт-інжиніринг.</w:t>
+      </w:r>
+    </w:p>
+    <w:bookmarkEnd w:id="141"/>
+    <w:bookmarkEnd w:id="142"/>
     <w:sectPr>
       <w:footnotePr>
         <w:numRestart w:val="eachSect"/>
@@ -21778,6 +24659,108 @@
   </w:num>
   <w:num w:numId="1033">
     <w:abstractNumId w:val="991"/>
+  </w:num>
+  <w:num w:numId="1034">
+    <w:abstractNumId w:val="99411"/>
+    <w:lvlOverride w:ilvl="0">
+      <w:startOverride w:val="1"/>
+    </w:lvlOverride>
+    <w:lvlOverride w:ilvl="1">
+      <w:startOverride w:val="1"/>
+    </w:lvlOverride>
+    <w:lvlOverride w:ilvl="2">
+      <w:startOverride w:val="1"/>
+    </w:lvlOverride>
+    <w:lvlOverride w:ilvl="3">
+      <w:startOverride w:val="1"/>
+    </w:lvlOverride>
+    <w:lvlOverride w:ilvl="4">
+      <w:startOverride w:val="1"/>
+    </w:lvlOverride>
+    <w:lvlOverride w:ilvl="5">
+      <w:startOverride w:val="1"/>
+    </w:lvlOverride>
+    <w:lvlOverride w:ilvl="6">
+      <w:startOverride w:val="1"/>
+    </w:lvlOverride>
+    <w:lvlOverride w:ilvl="7">
+      <w:startOverride w:val="1"/>
+    </w:lvlOverride>
+    <w:lvlOverride w:ilvl="8">
+      <w:startOverride w:val="1"/>
+    </w:lvlOverride>
+  </w:num>
+  <w:num w:numId="1035">
+    <w:abstractNumId w:val="991"/>
+  </w:num>
+  <w:num w:numId="1036">
+    <w:abstractNumId w:val="991"/>
+  </w:num>
+  <w:num w:numId="1037">
+    <w:abstractNumId w:val="991"/>
+  </w:num>
+  <w:num w:numId="1038">
+    <w:abstractNumId w:val="991"/>
+  </w:num>
+  <w:num w:numId="1039">
+    <w:abstractNumId w:val="99411"/>
+    <w:lvlOverride w:ilvl="0">
+      <w:startOverride w:val="1"/>
+    </w:lvlOverride>
+    <w:lvlOverride w:ilvl="1">
+      <w:startOverride w:val="1"/>
+    </w:lvlOverride>
+    <w:lvlOverride w:ilvl="2">
+      <w:startOverride w:val="1"/>
+    </w:lvlOverride>
+    <w:lvlOverride w:ilvl="3">
+      <w:startOverride w:val="1"/>
+    </w:lvlOverride>
+    <w:lvlOverride w:ilvl="4">
+      <w:startOverride w:val="1"/>
+    </w:lvlOverride>
+    <w:lvlOverride w:ilvl="5">
+      <w:startOverride w:val="1"/>
+    </w:lvlOverride>
+    <w:lvlOverride w:ilvl="6">
+      <w:startOverride w:val="1"/>
+    </w:lvlOverride>
+    <w:lvlOverride w:ilvl="7">
+      <w:startOverride w:val="1"/>
+    </w:lvlOverride>
+    <w:lvlOverride w:ilvl="8">
+      <w:startOverride w:val="1"/>
+    </w:lvlOverride>
+  </w:num>
+  <w:num w:numId="1040">
+    <w:abstractNumId w:val="99411"/>
+    <w:lvlOverride w:ilvl="0">
+      <w:startOverride w:val="1"/>
+    </w:lvlOverride>
+    <w:lvlOverride w:ilvl="1">
+      <w:startOverride w:val="1"/>
+    </w:lvlOverride>
+    <w:lvlOverride w:ilvl="2">
+      <w:startOverride w:val="1"/>
+    </w:lvlOverride>
+    <w:lvlOverride w:ilvl="3">
+      <w:startOverride w:val="1"/>
+    </w:lvlOverride>
+    <w:lvlOverride w:ilvl="4">
+      <w:startOverride w:val="1"/>
+    </w:lvlOverride>
+    <w:lvlOverride w:ilvl="5">
+      <w:startOverride w:val="1"/>
+    </w:lvlOverride>
+    <w:lvlOverride w:ilvl="6">
+      <w:startOverride w:val="1"/>
+    </w:lvlOverride>
+    <w:lvlOverride w:ilvl="7">
+      <w:startOverride w:val="1"/>
+    </w:lvlOverride>
+    <w:lvlOverride w:ilvl="8">
+      <w:startOverride w:val="1"/>
+    </w:lvlOverride>
   </w:num>
 </w:numbering>
 </file>

--- a/promt-inzhiniring-haiku-kurs.docx
+++ b/promt-inzhiniring-haiku-kurs.docx
@@ -536,6 +536,57 @@
         </w:tc>
       </w:tr>
     </w:tbl>
+    <w:p>
+      <w:pPr>
+        <w:pStyle w:val="BlockText"/>
+      </w:pPr>
+      <w:r>
+        <w:t xml:space="preserve">🌐</w:t>
+      </w:r>
+      <w:r>
+        <w:t xml:space="preserve"> </w:t>
+      </w:r>
+      <w:r>
+        <w:rPr>
+          <w:b/>
+          <w:bCs/>
+        </w:rPr>
+        <w:t xml:space="preserve">Браузерна версія:</w:t>
+      </w:r>
+      <w:r>
+        <w:t xml:space="preserve"> </w:t>
+      </w:r>
+      <w:r>
+        <w:t xml:space="preserve">відкрий</w:t>
+      </w:r>
+      <w:r>
+        <w:t xml:space="preserve"> </w:t>
+      </w:r>
+      <w:r>
+        <w:rPr>
+          <w:rStyle w:val="VerbatimChar"/>
+        </w:rPr>
+        <w:t xml:space="preserve">index.html</w:t>
+      </w:r>
+      <w:r>
+        <w:t xml:space="preserve"> </w:t>
+      </w:r>
+      <w:r>
+        <w:t xml:space="preserve">— самодостатній офлайн-рідер усіх 8 частин з боковою навігацією, пошуком і темною/світлою темою (без зовнішніх залежностей). Відтворити —</w:t>
+      </w:r>
+      <w:r>
+        <w:t xml:space="preserve"> </w:t>
+      </w:r>
+      <w:r>
+        <w:rPr>
+          <w:rStyle w:val="VerbatimChar"/>
+        </w:rPr>
+        <w:t xml:space="preserve">build/build_html.py</w:t>
+      </w:r>
+      <w:r>
+        <w:t xml:space="preserve">.</w:t>
+      </w:r>
+    </w:p>
     <w:p>
       <w:pPr>
         <w:pStyle w:val="BlockText"/>

--- a/promt-inzhiniring-haiku-kurs.docx
+++ b/promt-inzhiniring-haiku-kurs.docx
@@ -15,7 +15,7 @@
         <w:pStyle w:val="Subtitle"/>
       </w:pPr>
       <w:r>
-        <w:t xml:space="preserve">Курс, валідований на Claude Haiku 4.5 — 104 реальні прогони моделей</w:t>
+        <w:t xml:space="preserve">Курс, валідований на Claude Haiku 4.5 — 118 реальних прогонів моделей</w:t>
       </w:r>
     </w:p>
     <w:sdt>
@@ -607,7 +607,7 @@
         <w:t xml:space="preserve"> </w:t>
       </w:r>
       <w:r>
-        <w:t xml:space="preserve">(усі 104 прогони в JSON + workflow-скрипти). Відтворити DOCX —</w:t>
+        <w:t xml:space="preserve">(усі 118 прогонів у JSON + workflow-скрипти). Відтворити DOCX —</w:t>
       </w:r>
       <w:r>
         <w:t xml:space="preserve"> </w:t>
@@ -8413,17 +8413,73 @@
         <w:pStyle w:val="BlockText"/>
       </w:pPr>
       <w:r>
-        <w:rPr>
-          <w:b/>
-          <w:bCs/>
-        </w:rPr>
-        <w:t xml:space="preserve">Разом по курсу: 104 прогони моделей</w:t>
-      </w:r>
-      <w:r>
-        <w:t xml:space="preserve"> </w:t>
-      </w:r>
-      <w:r>
-        <w:t xml:space="preserve">(Haiku 4.5 + Sonnet 4.6). Єдине джерело правди для цього числа —</w:t>
+        <w:t xml:space="preserve">📦</w:t>
+      </w:r>
+      <w:r>
+        <w:t xml:space="preserve"> </w:t>
+      </w:r>
+      <w:r>
+        <w:rPr>
+          <w:b/>
+          <w:bCs/>
+        </w:rPr>
+        <w:t xml:space="preserve">Четверта партія (+14 прогонів, крос-модельна).</w:t>
+      </w:r>
+      <w:r>
+        <w:t xml:space="preserve"> </w:t>
+      </w:r>
+      <w:r>
+        <w:t xml:space="preserve">7 прогонів на</w:t>
+      </w:r>
+      <w:r>
+        <w:t xml:space="preserve"> </w:t>
+      </w:r>
+      <w:r>
+        <w:rPr>
+          <w:b/>
+          <w:bCs/>
+        </w:rPr>
+        <w:t xml:space="preserve">Opus 4.8</w:t>
+      </w:r>
+      <w:r>
+        <w:t xml:space="preserve"> </w:t>
+      </w:r>
+      <w:r>
+        <w:t xml:space="preserve">+ 7 на</w:t>
+      </w:r>
+      <w:r>
+        <w:t xml:space="preserve"> </w:t>
+      </w:r>
+      <w:r>
+        <w:rPr>
+          <w:b/>
+          <w:bCs/>
+        </w:rPr>
+        <w:t xml:space="preserve">Fable 5</w:t>
+      </w:r>
+      <w:r>
+        <w:t xml:space="preserve"> </w:t>
+      </w:r>
+      <w:r>
+        <w:t xml:space="preserve">(DS1 vague, DS4 «no markdown» ×5, SE6-пастка), щоб емпірично перевірити поведінкові твердження Частини 8. Haiku-баейзлайни взято з першої партії.</w:t>
+      </w:r>
+    </w:p>
+    <w:p>
+      <w:pPr>
+        <w:pStyle w:val="BlockText"/>
+      </w:pPr>
+      <w:r>
+        <w:rPr>
+          <w:b/>
+          <w:bCs/>
+        </w:rPr>
+        <w:t xml:space="preserve">Разом по курсу: 118 прогонів моделей</w:t>
+      </w:r>
+      <w:r>
+        <w:t xml:space="preserve"> </w:t>
+      </w:r>
+      <w:r>
+        <w:t xml:space="preserve">(Haiku 4.5 + Sonnet 4.6 + Opus 4.8 + Fable 5). Єдине джерело правди для цього числа —</w:t>
       </w:r>
       <w:r>
         <w:t xml:space="preserve"> </w:t>
@@ -8438,7 +8494,7 @@
         <w:t xml:space="preserve"> </w:t>
       </w:r>
       <w:r>
-        <w:t xml:space="preserve">(батч → скрипт → вихід → кількість), щоб не звіряти суму вручну по трьох файлах.</w:t>
+        <w:t xml:space="preserve">(батч → скрипт → вихід → кількість), щоб не звіряти суму вручну по файлах.</w:t>
       </w:r>
     </w:p>
     <w:bookmarkStart w:id="65" w:name="як-проганявся-кожен-приклад"/>
@@ -19450,7 +19506,7 @@
         <w:t xml:space="preserve"> </w:t>
       </w:r>
       <w:r>
-        <w:t xml:space="preserve">на 104 прогонах, згорнуто в один робочий процес: як написати промпт, перевірити його надійність і не наступити на антипатерн. Тримай цю частину поруч під час роботи.</w:t>
+        <w:t xml:space="preserve">на 118 прогонах, згорнуто в один робочий процес: як написати промпт, перевірити його надійність і не наступити на антипатерн. Тримай цю частину поруч під час роботи.</w:t>
       </w:r>
     </w:p>
     <w:p>
@@ -20718,7 +20774,7 @@
     </w:p>
     <w:bookmarkEnd w:id="130"/>
     <w:bookmarkEnd w:id="131"/>
-    <w:bookmarkStart w:id="142" w:name="X542d970660fb84b5d1772f47734f19cd32ff405"/>
+    <w:bookmarkStart w:id="145" w:name="X542d970660fb84b5d1772f47734f19cd32ff405"/>
     <w:p>
       <w:pPr>
         <w:pStyle w:val="Heading1"/>
@@ -20811,26 +20867,41 @@
           <w:b/>
           <w:bCs/>
         </w:rPr>
-        <w:t xml:space="preserve">Джерело й чесне маркування.</w:t>
-      </w:r>
-      <w:r>
-        <w:t xml:space="preserve"> </w:t>
-      </w:r>
-      <w:r>
-        <w:t xml:space="preserve">На відміну від Частин 1–6, ця частина</w:t>
-      </w:r>
-      <w:r>
-        <w:t xml:space="preserve"> </w:t>
-      </w:r>
-      <w:r>
-        <w:rPr>
-          <w:b/>
-          <w:bCs/>
-        </w:rPr>
-        <w:t xml:space="preserve">не з прогонів моделей</w:t>
-      </w:r>
-      <w:r>
-        <w:t xml:space="preserve">, а з</w:t>
+        <w:t xml:space="preserve">Джерело й чесне маркування (двошарове).</w:t>
+      </w:r>
+      <w:r>
+        <w:t xml:space="preserve"> </w:t>
+      </w:r>
+      <w:r>
+        <w:t xml:space="preserve">-</w:t>
+      </w:r>
+      <w:r>
+        <w:t xml:space="preserve"> </w:t>
+      </w:r>
+      <w:r>
+        <w:rPr>
+          <w:b/>
+          <w:bCs/>
+        </w:rPr>
+        <w:t xml:space="preserve">Механіка API</w:t>
+      </w:r>
+      <w:r>
+        <w:t xml:space="preserve"> </w:t>
+      </w:r>
+      <w:r>
+        <w:t xml:space="preserve">(розділ 8.2: що приймається / що →</w:t>
+      </w:r>
+      <w:r>
+        <w:t xml:space="preserve"> </w:t>
+      </w:r>
+      <w:r>
+        <w:rPr>
+          <w:rStyle w:val="VerbatimChar"/>
+        </w:rPr>
+        <w:t xml:space="preserve">400</w:t>
+      </w:r>
+      <w:r>
+        <w:t xml:space="preserve">) — з</w:t>
       </w:r>
       <w:r>
         <w:t xml:space="preserve"> </w:t>
@@ -20855,23 +20926,65 @@
         <w:t xml:space="preserve">claude-api</w:t>
       </w:r>
       <w:r>
-        <w:t xml:space="preserve">, кеш станом на 2026-06-24) + офіційного migration-guide. Haiku-специфіка нижче</w:t>
-      </w:r>
-      <w:r>
-        <w:t xml:space="preserve"> </w:t>
-      </w:r>
-      <w:r>
-        <w:rPr>
-          <w:b/>
-          <w:bCs/>
-        </w:rPr>
-        <w:t xml:space="preserve">перехресно підтверджена</w:t>
-      </w:r>
-      <w:r>
-        <w:t xml:space="preserve"> </w:t>
-      </w:r>
-      <w:r>
-        <w:t xml:space="preserve">емпірикою цього курсу (104 прогони). API змінюється — звіряйся з</w:t>
+        <w:t xml:space="preserve">, кеш станом на 2026-06-24) + migration-guide. Через гарнес агента</w:t>
+      </w:r>
+      <w:r>
+        <w:t xml:space="preserve"> </w:t>
+      </w:r>
+      <w:r>
+        <w:rPr>
+          <w:rStyle w:val="VerbatimChar"/>
+        </w:rPr>
+        <w:t xml:space="preserve">400</w:t>
+      </w:r>
+      <w:r>
+        <w:t xml:space="preserve">-и не відтворити, тож це залишається «з доксів».</w:t>
+      </w:r>
+      <w:r>
+        <w:t xml:space="preserve"> </w:t>
+      </w:r>
+      <w:r>
+        <w:t xml:space="preserve">-</w:t>
+      </w:r>
+      <w:r>
+        <w:t xml:space="preserve"> </w:t>
+      </w:r>
+      <w:r>
+        <w:rPr>
+          <w:b/>
+          <w:bCs/>
+        </w:rPr>
+        <w:t xml:space="preserve">Поведінкові твердження</w:t>
+      </w:r>
+      <w:r>
+        <w:t xml:space="preserve"> </w:t>
+      </w:r>
+      <w:r>
+        <w:t xml:space="preserve">(розділи 8.3–8.5: прощення слабкого промпту, leak-rate заборон, стійкість до пасток) —</w:t>
+      </w:r>
+      <w:r>
+        <w:t xml:space="preserve"> </w:t>
+      </w:r>
+      <w:r>
+        <w:rPr>
+          <w:b/>
+          <w:bCs/>
+        </w:rPr>
+        <w:t xml:space="preserve">виміряно на Haiku / Opus 4.8 / Fable 5</w:t>
+      </w:r>
+      <w:r>
+        <w:t xml:space="preserve"> </w:t>
+      </w:r>
+      <w:r>
+        <w:t xml:space="preserve">(14 крос-модельних прогонів; див. 8.8).</w:t>
+      </w:r>
+    </w:p>
+    <w:p>
+      <w:pPr>
+        <w:pStyle w:val="BlockText"/>
+      </w:pPr>
+      <w:r>
+        <w:t xml:space="preserve">API змінюється — механіку звіряй з</w:t>
       </w:r>
       <w:r>
         <w:t xml:space="preserve"> </w:t>
@@ -22981,13 +23094,725 @@
       </w:r>
     </w:p>
     <w:bookmarkEnd w:id="138"/>
-    <w:bookmarkStart w:id="140" w:name="вправи-частина-8"/>
+    <w:bookmarkStart w:id="141" w:name="Xd5fd86823a19be7959ada0e0c987296fae30635"/>
     <w:p>
       <w:pPr>
         <w:pStyle w:val="Heading2"/>
       </w:pPr>
       <w:r>
-        <w:t xml:space="preserve">Вправи (Частина 8)</w:t>
+        <w:t xml:space="preserve">8.8. Емпірична перевірка на трьох моделях (виміряно)</w:t>
+      </w:r>
+    </w:p>
+    <w:p>
+      <w:pPr>
+        <w:pStyle w:val="FirstParagraph"/>
+      </w:pPr>
+      <w:r>
+        <w:t xml:space="preserve">Щоб ця частина не була «лише з доксів», поведінкові твердження</w:t>
+      </w:r>
+      <w:r>
+        <w:t xml:space="preserve"> </w:t>
+      </w:r>
+      <w:r>
+        <w:rPr>
+          <w:b/>
+          <w:bCs/>
+        </w:rPr>
+        <w:t xml:space="preserve">реально прогнано</w:t>
+      </w:r>
+      <w:r>
+        <w:t xml:space="preserve">: 7 промптів на</w:t>
+      </w:r>
+      <w:r>
+        <w:t xml:space="preserve"> </w:t>
+      </w:r>
+      <w:r>
+        <w:rPr>
+          <w:b/>
+          <w:bCs/>
+        </w:rPr>
+        <w:t xml:space="preserve">Opus 4.8</w:t>
+      </w:r>
+      <w:r>
+        <w:t xml:space="preserve"> </w:t>
+      </w:r>
+      <w:r>
+        <w:t xml:space="preserve">+ 7 на</w:t>
+      </w:r>
+      <w:r>
+        <w:t xml:space="preserve"> </w:t>
+      </w:r>
+      <w:r>
+        <w:rPr>
+          <w:b/>
+          <w:bCs/>
+        </w:rPr>
+        <w:t xml:space="preserve">Fable 5</w:t>
+      </w:r>
+      <w:r>
+        <w:t xml:space="preserve"> </w:t>
+      </w:r>
+      <w:r>
+        <w:t xml:space="preserve">(Haiku-баейзлайни — з першої партії курсу). Валідація через гарнес агента (базові моделі справжні:</w:t>
+      </w:r>
+      <w:r>
+        <w:t xml:space="preserve"> </w:t>
+      </w:r>
+      <w:r>
+        <w:rPr>
+          <w:rStyle w:val="VerbatimChar"/>
+        </w:rPr>
+        <w:t xml:space="preserve">claude-opus-4-8</w:t>
+      </w:r>
+      <w:r>
+        <w:t xml:space="preserve">,</w:t>
+      </w:r>
+      <w:r>
+        <w:t xml:space="preserve"> </w:t>
+      </w:r>
+      <w:r>
+        <w:rPr>
+          <w:rStyle w:val="VerbatimChar"/>
+        </w:rPr>
+        <w:t xml:space="preserve">claude-fable-5</w:t>
+      </w:r>
+      <w:r>
+        <w:t xml:space="preserve">; raw-API немає).</w:t>
+      </w:r>
+    </w:p>
+    <w:tbl>
+      <w:tblPr>
+        <w:tblStyle w:val="Table"/>
+        <w:tblW w:type="pct" w:w="5000"/>
+        <w:tblLayout w:type="fixed"/>
+        <w:tblLook w:firstRow="1" w:lastRow="0" w:firstColumn="0" w:lastColumn="0" w:noHBand="0" w:noVBand="0" w:val="0020"/>
+      </w:tblPr>
+      <w:tblGrid>
+        <w:gridCol w:w="913"/>
+        <w:gridCol w:w="1675"/>
+        <w:gridCol w:w="1523"/>
+        <w:gridCol w:w="1370"/>
+        <w:gridCol w:w="2436"/>
+      </w:tblGrid>
+      <w:tr>
+        <w:trPr>
+          <w:tblHeader w:val="on"/>
+        </w:trPr>
+        <w:tc>
+          <w:tcPr/>
+          <w:p>
+            <w:pPr>
+              <w:pStyle w:val="Compact"/>
+            </w:pPr>
+            <w:r>
+              <w:t xml:space="preserve">Тест</w:t>
+            </w:r>
+          </w:p>
+        </w:tc>
+        <w:tc>
+          <w:tcPr/>
+          <w:p>
+            <w:pPr>
+              <w:pStyle w:val="Compact"/>
+            </w:pPr>
+            <w:r>
+              <w:t xml:space="preserve">Haiku 4.5</w:t>
+            </w:r>
+          </w:p>
+        </w:tc>
+        <w:tc>
+          <w:tcPr/>
+          <w:p>
+            <w:pPr>
+              <w:pStyle w:val="Compact"/>
+            </w:pPr>
+            <w:r>
+              <w:t xml:space="preserve">Opus 4.8</w:t>
+            </w:r>
+          </w:p>
+        </w:tc>
+        <w:tc>
+          <w:tcPr/>
+          <w:p>
+            <w:pPr>
+              <w:pStyle w:val="Compact"/>
+            </w:pPr>
+            <w:r>
+              <w:t xml:space="preserve">Fable 5</w:t>
+            </w:r>
+          </w:p>
+        </w:tc>
+        <w:tc>
+          <w:tcPr/>
+          <w:p>
+            <w:pPr>
+              <w:pStyle w:val="Compact"/>
+            </w:pPr>
+            <w:r>
+              <w:t xml:space="preserve">Що підтверджує</w:t>
+            </w:r>
+          </w:p>
+        </w:tc>
+      </w:tr>
+      <w:tr>
+        <w:tc>
+          <w:tcPr/>
+          <w:p>
+            <w:pPr>
+              <w:pStyle w:val="Compact"/>
+            </w:pPr>
+            <w:r>
+              <w:rPr>
+                <w:b/>
+                <w:bCs/>
+              </w:rPr>
+              <w:t xml:space="preserve">DS1 vague</w:t>
+            </w:r>
+            <w:r>
+              <w:t xml:space="preserve"> </w:t>
+            </w:r>
+            <w:r>
+              <w:t xml:space="preserve">(«analyze this», лише назви колонок)</w:t>
+            </w:r>
+          </w:p>
+        </w:tc>
+        <w:tc>
+          <w:tcPr/>
+          <w:p>
+            <w:pPr>
+              <w:pStyle w:val="Compact"/>
+            </w:pPr>
+            <w:r>
+              <w:rPr>
+                <w:b/>
+                <w:bCs/>
+              </w:rPr>
+              <w:t xml:space="preserve">Відмовився</w:t>
+            </w:r>
+            <w:r>
+              <w:t xml:space="preserve">, попросив дані</w:t>
+            </w:r>
+          </w:p>
+        </w:tc>
+        <w:tc>
+          <w:tcPr/>
+          <w:p>
+            <w:pPr>
+              <w:pStyle w:val="Compact"/>
+            </w:pPr>
+            <w:r>
+              <w:rPr>
+                <w:b/>
+                <w:bCs/>
+              </w:rPr>
+              <w:t xml:space="preserve">Дав повний план</w:t>
+            </w:r>
+            <w:r>
+              <w:t xml:space="preserve"> </w:t>
+            </w:r>
+            <w:r>
+              <w:t xml:space="preserve">(класифікація → EDA → logistic/tree → ROC-AUC → застереження), тоді попросив дані</w:t>
+            </w:r>
+          </w:p>
+        </w:tc>
+        <w:tc>
+          <w:tcPr/>
+          <w:p>
+            <w:pPr>
+              <w:pStyle w:val="Compact"/>
+            </w:pPr>
+            <w:r>
+              <w:rPr>
+                <w:b/>
+                <w:bCs/>
+              </w:rPr>
+              <w:t xml:space="preserve">Дав повний план</w:t>
+            </w:r>
+            <w:r>
+              <w:t xml:space="preserve"> </w:t>
+            </w:r>
+            <w:r>
+              <w:t xml:space="preserve">+ застереження «дві фічі — замало», тоді попросив дані</w:t>
+            </w:r>
+          </w:p>
+        </w:tc>
+        <w:tc>
+          <w:tcPr/>
+          <w:p>
+            <w:pPr>
+              <w:pStyle w:val="Compact"/>
+            </w:pPr>
+            <w:r>
+              <w:t xml:space="preserve">Велика модель</w:t>
+            </w:r>
+            <w:r>
+              <w:t xml:space="preserve"> </w:t>
+            </w:r>
+            <w:r>
+              <w:rPr>
+                <w:b/>
+                <w:bCs/>
+              </w:rPr>
+              <w:t xml:space="preserve">«прощає»</w:t>
+            </w:r>
+            <w:r>
+              <w:t xml:space="preserve"> </w:t>
+            </w:r>
+            <w:r>
+              <w:t xml:space="preserve">слабкий промпт; Haiku — ні</w:t>
+            </w:r>
+            <w:r>
+              <w:t xml:space="preserve"> </w:t>
+            </w:r>
+            <w:r>
+              <w:rPr>
+                <w:i/>
+                <w:iCs/>
+              </w:rPr>
+              <w:t xml:space="preserve">(8.4)</w:t>
+            </w:r>
+          </w:p>
+        </w:tc>
+      </w:tr>
+      <w:tr>
+        <w:tc>
+          <w:tcPr/>
+          <w:p>
+            <w:pPr>
+              <w:pStyle w:val="Compact"/>
+            </w:pPr>
+            <w:r>
+              <w:rPr>
+                <w:b/>
+                <w:bCs/>
+              </w:rPr>
+              <w:t xml:space="preserve">DS4 «no markdown» ×5</w:t>
+            </w:r>
+            <w:r>
+              <w:t xml:space="preserve"> </w:t>
+            </w:r>
+            <w:r>
+              <w:t xml:space="preserve">— чистий JSON без</w:t>
+            </w:r>
+            <w:r>
+              <w:t xml:space="preserve"> </w:t>
+            </w:r>
+            <w:r>
+              <w:rPr>
+                <w:rStyle w:val="VerbatimChar"/>
+              </w:rPr>
+              <w:t xml:space="preserve">```</w:t>
+            </w:r>
+          </w:p>
+        </w:tc>
+        <w:tc>
+          <w:tcPr/>
+          <w:p>
+            <w:pPr>
+              <w:pStyle w:val="Compact"/>
+            </w:pPr>
+            <w:r>
+              <w:rPr>
+                <w:b/>
+                <w:bCs/>
+              </w:rPr>
+              <w:t xml:space="preserve">4/5 (20% протікань)</w:t>
+            </w:r>
+          </w:p>
+        </w:tc>
+        <w:tc>
+          <w:tcPr/>
+          <w:p>
+            <w:pPr>
+              <w:pStyle w:val="Compact"/>
+            </w:pPr>
+            <w:r>
+              <w:rPr>
+                <w:b/>
+                <w:bCs/>
+              </w:rPr>
+              <w:t xml:space="preserve">5/5 = 100%</w:t>
+            </w:r>
+            <w:r>
+              <w:t xml:space="preserve"> </w:t>
+            </w:r>
+            <w:r>
+              <w:t xml:space="preserve">✅</w:t>
+            </w:r>
+          </w:p>
+        </w:tc>
+        <w:tc>
+          <w:tcPr/>
+          <w:p>
+            <w:pPr>
+              <w:pStyle w:val="Compact"/>
+            </w:pPr>
+            <w:r>
+              <w:rPr>
+                <w:b/>
+                <w:bCs/>
+              </w:rPr>
+              <w:t xml:space="preserve">5/5 = 100%</w:t>
+            </w:r>
+            <w:r>
+              <w:t xml:space="preserve"> </w:t>
+            </w:r>
+            <w:r>
+              <w:t xml:space="preserve">✅</w:t>
+            </w:r>
+          </w:p>
+        </w:tc>
+        <w:tc>
+          <w:tcPr/>
+          <w:p>
+            <w:pPr>
+              <w:pStyle w:val="Compact"/>
+            </w:pPr>
+            <w:r>
+              <w:t xml:space="preserve">Негативна заборона</w:t>
+            </w:r>
+            <w:r>
+              <w:t xml:space="preserve"> </w:t>
+            </w:r>
+            <w:r>
+              <w:rPr>
+                <w:b/>
+                <w:bCs/>
+              </w:rPr>
+              <w:t xml:space="preserve">протікає лише на малій моделі</w:t>
+            </w:r>
+            <w:r>
+              <w:t xml:space="preserve"> </w:t>
+            </w:r>
+            <w:r>
+              <w:rPr>
+                <w:i/>
+                <w:iCs/>
+              </w:rPr>
+              <w:t xml:space="preserve">(8.3)</w:t>
+            </w:r>
+          </w:p>
+        </w:tc>
+      </w:tr>
+      <w:tr>
+        <w:tc>
+          <w:tcPr/>
+          <w:p>
+            <w:pPr>
+              <w:pStyle w:val="Compact"/>
+            </w:pPr>
+            <w:r>
+              <w:rPr>
+                <w:b/>
+                <w:bCs/>
+              </w:rPr>
+              <w:t xml:space="preserve">SE6 пастка</w:t>
+            </w:r>
+            <w:r>
+              <w:rPr>
+                <w:b/>
+                <w:bCs/>
+              </w:rPr>
+              <w:t xml:space="preserve"> </w:t>
+            </w:r>
+            <w:r>
+              <w:rPr>
+                <w:rStyle w:val="VerbatimChar"/>
+                <w:b/>
+                <w:bCs/>
+              </w:rPr>
+              <w:t xml:space="preserve">pandas.DataFrame.flatten()</w:t>
+            </w:r>
+            <w:r>
+              <w:t xml:space="preserve"> </w:t>
+            </w:r>
+            <w:r>
+              <w:t xml:space="preserve">(методу немає)</w:t>
+            </w:r>
+          </w:p>
+        </w:tc>
+        <w:tc>
+          <w:tcPr/>
+          <w:p>
+            <w:pPr>
+              <w:pStyle w:val="Compact"/>
+            </w:pPr>
+            <w:r>
+              <w:t xml:space="preserve">Спіймав</w:t>
+            </w:r>
+          </w:p>
+        </w:tc>
+        <w:tc>
+          <w:tcPr/>
+          <w:p>
+            <w:pPr>
+              <w:pStyle w:val="Compact"/>
+            </w:pPr>
+            <w:r>
+              <w:rPr>
+                <w:b/>
+                <w:bCs/>
+              </w:rPr>
+              <w:t xml:space="preserve">Спіймав</w:t>
+            </w:r>
+            <w:r>
+              <w:t xml:space="preserve"> </w:t>
+            </w:r>
+            <w:r>
+              <w:t xml:space="preserve">(«does not exist…</w:t>
+            </w:r>
+            <w:r>
+              <w:t xml:space="preserve"> </w:t>
+            </w:r>
+            <w:r>
+              <w:rPr>
+                <w:rStyle w:val="VerbatimChar"/>
+              </w:rPr>
+              <w:t xml:space="preserve">AttributeError</w:t>
+            </w:r>
+            <w:r>
+              <w:t xml:space="preserve">»)</w:t>
+            </w:r>
+          </w:p>
+        </w:tc>
+        <w:tc>
+          <w:tcPr/>
+          <w:p>
+            <w:pPr>
+              <w:pStyle w:val="Compact"/>
+            </w:pPr>
+            <w:r>
+              <w:rPr>
+                <w:b/>
+                <w:bCs/>
+              </w:rPr>
+              <w:t xml:space="preserve">Спіймав</w:t>
+            </w:r>
+            <w:r>
+              <w:t xml:space="preserve"> </w:t>
+            </w:r>
+            <w:r>
+              <w:t xml:space="preserve">(«no</w:t>
+            </w:r>
+            <w:r>
+              <w:t xml:space="preserve"> </w:t>
+            </w:r>
+            <w:r>
+              <w:rPr>
+                <w:rStyle w:val="VerbatimChar"/>
+              </w:rPr>
+              <w:t xml:space="preserve">flatten()</w:t>
+            </w:r>
+            <w:r>
+              <w:t xml:space="preserve"> </w:t>
+            </w:r>
+            <w:r>
+              <w:t xml:space="preserve">method… common confusion»)</w:t>
+            </w:r>
+          </w:p>
+        </w:tc>
+        <w:tc>
+          <w:tcPr/>
+          <w:p>
+            <w:pPr>
+              <w:pStyle w:val="Compact"/>
+            </w:pPr>
+            <w:r>
+              <w:t xml:space="preserve">Стійкість до очевидної пастки —</w:t>
+            </w:r>
+            <w:r>
+              <w:t xml:space="preserve"> </w:t>
+            </w:r>
+            <w:r>
+              <w:rPr>
+                <w:b/>
+                <w:bCs/>
+              </w:rPr>
+              <w:t xml:space="preserve">по всіх тирах</w:t>
+            </w:r>
+          </w:p>
+        </w:tc>
+      </w:tr>
+    </w:tbl>
+    <w:bookmarkStart w:id="139" w:name="ключові-докази-дослівно"/>
+    <w:p>
+      <w:pPr>
+        <w:pStyle w:val="Heading3"/>
+      </w:pPr>
+      <w:r>
+        <w:t xml:space="preserve">Ключові докази (дослівно)</w:t>
+      </w:r>
+    </w:p>
+    <w:p>
+      <w:pPr>
+        <w:pStyle w:val="FirstParagraph"/>
+      </w:pPr>
+      <w:r>
+        <w:rPr>
+          <w:b/>
+          <w:bCs/>
+        </w:rPr>
+        <w:t xml:space="preserve">DS4 — дисципліна формату.</w:t>
+      </w:r>
+      <w:r>
+        <w:t xml:space="preserve"> </w:t>
+      </w:r>
+      <w:r>
+        <w:t xml:space="preserve">Той самий сильний промпт «Output ONLY valid JSON, no markdown», 5 прогонів на модель:</w:t>
+      </w:r>
+      <w:r>
+        <w:t xml:space="preserve"> </w:t>
+      </w:r>
+      <w:r>
+        <w:t xml:space="preserve">-</w:t>
+      </w:r>
+      <w:r>
+        <w:t xml:space="preserve"> </w:t>
+      </w:r>
+      <w:r>
+        <w:rPr>
+          <w:b/>
+          <w:bCs/>
+        </w:rPr>
+        <w:t xml:space="preserve">Haiku</w:t>
+      </w:r>
+      <w:r>
+        <w:t xml:space="preserve"> </w:t>
+      </w:r>
+      <w:r>
+        <w:t xml:space="preserve">— 1 із 5 усе ж обгорнув у</w:t>
+      </w:r>
+      <w:r>
+        <w:t xml:space="preserve"> </w:t>
+      </w:r>
+      <w:r>
+        <w:rPr>
+          <w:rStyle w:val="VerbatimChar"/>
+        </w:rPr>
+        <w:t xml:space="preserve">```json</w:t>
+      </w:r>
+      <w:r>
+        <w:t xml:space="preserve"> </w:t>
+      </w:r>
+      <w:r>
+        <w:t xml:space="preserve">(80% чистих).</w:t>
+      </w:r>
+      <w:r>
+        <w:t xml:space="preserve"> </w:t>
+      </w:r>
+      <w:r>
+        <w:t xml:space="preserve">-</w:t>
+      </w:r>
+      <w:r>
+        <w:t xml:space="preserve"> </w:t>
+      </w:r>
+      <w:r>
+        <w:rPr>
+          <w:b/>
+          <w:bCs/>
+        </w:rPr>
+        <w:t xml:space="preserve">Opus 4.8 та Fable 5</w:t>
+      </w:r>
+      <w:r>
+        <w:t xml:space="preserve"> </w:t>
+      </w:r>
+      <w:r>
+        <w:t xml:space="preserve">—</w:t>
+      </w:r>
+      <w:r>
+        <w:t xml:space="preserve"> </w:t>
+      </w:r>
+      <w:r>
+        <w:rPr>
+          <w:b/>
+          <w:bCs/>
+        </w:rPr>
+        <w:t xml:space="preserve">усі 10 прогонів голий JSON</w:t>
+      </w:r>
+      <w:r>
+        <w:t xml:space="preserve">, наприклад:</w:t>
+      </w:r>
+      <w:r>
+        <w:t xml:space="preserve"> </w:t>
+      </w:r>
+      <w:r>
+        <w:rPr>
+          <w:rStyle w:val="VerbatimChar"/>
+        </w:rPr>
+        <w:t xml:space="preserve">{"revenue_musd": 4.2, "revenue_growth_yoy_pct": 12, "churn_rate_pct": 3.1, "new_customers": 540}</w:t>
+      </w:r>
+      <w:r>
+        <w:t xml:space="preserve">.</w:t>
+      </w:r>
+    </w:p>
+    <w:p>
+      <w:pPr>
+        <w:pStyle w:val="BodyText"/>
+      </w:pPr>
+      <w:r>
+        <w:rPr>
+          <w:b/>
+          <w:bCs/>
+        </w:rPr>
+        <w:t xml:space="preserve">DS1 — прощення слабкого промпту.</w:t>
+      </w:r>
+      <w:r>
+        <w:t xml:space="preserve"> </w:t>
+      </w:r>
+      <w:r>
+        <w:t xml:space="preserve">Haiku на vague-запиті відмовився; Opus і Fable</w:t>
+      </w:r>
+      <w:r>
+        <w:t xml:space="preserve"> </w:t>
+      </w:r>
+      <w:r>
+        <w:rPr>
+          <w:b/>
+          <w:bCs/>
+        </w:rPr>
+        <w:t xml:space="preserve">обидва видали структурований план</w:t>
+      </w:r>
+      <w:r>
+        <w:t xml:space="preserve"> </w:t>
+      </w:r>
+      <w:r>
+        <w:t xml:space="preserve">(~2.5 тис. символів)</w:t>
+      </w:r>
+      <w:r>
+        <w:t xml:space="preserve"> </w:t>
+      </w:r>
+      <w:r>
+        <w:rPr>
+          <w:i/>
+          <w:iCs/>
+        </w:rPr>
+        <w:t xml:space="preserve">і лише потім</w:t>
+      </w:r>
+      <w:r>
+        <w:t xml:space="preserve"> </w:t>
+      </w:r>
+      <w:r>
+        <w:t xml:space="preserve">попросили дані. Fable ще й додав чесне застереження:</w:t>
+      </w:r>
+      <w:r>
+        <w:t xml:space="preserve"> </w:t>
+      </w:r>
+      <w:r>
+        <w:rPr>
+          <w:i/>
+          <w:iCs/>
+        </w:rPr>
+        <w:t xml:space="preserve">«Two features is thin for churn modeling… the strongest predictors are usually behavioral: tenure, usage, support tickets.»</w:t>
+      </w:r>
+    </w:p>
+    <w:bookmarkEnd w:id="139"/>
+    <w:bookmarkStart w:id="140" w:name="чесні-застереження-до-8.8"/>
+    <w:p>
+      <w:pPr>
+        <w:pStyle w:val="Heading3"/>
+      </w:pPr>
+      <w:r>
+        <w:t xml:space="preserve">Чесні застереження до 8.8</w:t>
       </w:r>
     </w:p>
     <w:p>
@@ -23003,29 +23828,74 @@
           <w:b/>
           <w:bCs/>
         </w:rPr>
-        <w:t xml:space="preserve">8-A.</w:t>
-      </w:r>
-      <w:r>
-        <w:t xml:space="preserve"> </w:t>
-      </w:r>
-      <w:r>
-        <w:t xml:space="preserve">Ти переносиш робочий промпт із Haiku на Fable 5. Які</w:t>
-      </w:r>
-      <w:r>
-        <w:t xml:space="preserve"> </w:t>
-      </w:r>
-      <w:r>
-        <w:rPr>
-          <w:b/>
-          <w:bCs/>
-        </w:rPr>
-        <w:t xml:space="preserve">три</w:t>
-      </w:r>
-      <w:r>
-        <w:t xml:space="preserve"> </w:t>
-      </w:r>
-      <w:r>
-        <w:t xml:space="preserve">речі в тілі запиту зламаються (повернуть 400), і що з ними зробити?</w:t>
+        <w:t xml:space="preserve">Механіку</w:t>
+      </w:r>
+      <w:r>
+        <w:t xml:space="preserve"> </w:t>
+      </w:r>
+      <w:r>
+        <w:t xml:space="preserve">(таблиця 8.2:</w:t>
+      </w:r>
+      <w:r>
+        <w:t xml:space="preserve"> </w:t>
+      </w:r>
+      <w:r>
+        <w:rPr>
+          <w:rStyle w:val="VerbatimChar"/>
+        </w:rPr>
+        <w:t xml:space="preserve">budget_tokens</w:t>
+      </w:r>
+      <w:r>
+        <w:t xml:space="preserve">/</w:t>
+      </w:r>
+      <w:r>
+        <w:rPr>
+          <w:rStyle w:val="VerbatimChar"/>
+        </w:rPr>
+        <w:t xml:space="preserve">temperature</w:t>
+      </w:r>
+      <w:r>
+        <w:t xml:space="preserve">/prefill →</w:t>
+      </w:r>
+      <w:r>
+        <w:t xml:space="preserve"> </w:t>
+      </w:r>
+      <w:r>
+        <w:rPr>
+          <w:rStyle w:val="VerbatimChar"/>
+        </w:rPr>
+        <w:t xml:space="preserve">400</w:t>
+      </w:r>
+      <w:r>
+        <w:t xml:space="preserve">) тут</w:t>
+      </w:r>
+      <w:r>
+        <w:t xml:space="preserve"> </w:t>
+      </w:r>
+      <w:r>
+        <w:rPr>
+          <w:b/>
+          <w:bCs/>
+        </w:rPr>
+        <w:t xml:space="preserve">не</w:t>
+      </w:r>
+      <w:r>
+        <w:t xml:space="preserve"> </w:t>
+      </w:r>
+      <w:r>
+        <w:t xml:space="preserve">тестовано — через гарнес агента</w:t>
+      </w:r>
+      <w:r>
+        <w:t xml:space="preserve"> </w:t>
+      </w:r>
+      <w:r>
+        <w:rPr>
+          <w:rStyle w:val="VerbatimChar"/>
+        </w:rPr>
+        <w:t xml:space="preserve">400</w:t>
+      </w:r>
+      <w:r>
+        <w:t xml:space="preserve">-и не відтворити. Вона лишається «з доксів».</w:t>
       </w:r>
     </w:p>
     <w:p>
@@ -23041,29 +23911,13 @@
           <w:b/>
           <w:bCs/>
         </w:rPr>
-        <w:t xml:space="preserve">8-B.</w:t>
-      </w:r>
-      <w:r>
-        <w:t xml:space="preserve"> </w:t>
-      </w:r>
-      <w:r>
-        <w:t xml:space="preserve">Твій Opus-агент недостатньо часто викликає інструмент пошуку. Назви</w:t>
-      </w:r>
-      <w:r>
-        <w:t xml:space="preserve"> </w:t>
-      </w:r>
-      <w:r>
-        <w:rPr>
-          <w:b/>
-          <w:bCs/>
-        </w:rPr>
-        <w:t xml:space="preserve">два</w:t>
-      </w:r>
-      <w:r>
-        <w:t xml:space="preserve"> </w:t>
-      </w:r>
-      <w:r>
-        <w:t xml:space="preserve">важелі, якими це полагодити (за офіційним гайдом 8.4).</w:t>
+        <w:t xml:space="preserve">N=5</w:t>
+      </w:r>
+      <w:r>
+        <w:t xml:space="preserve"> </w:t>
+      </w:r>
+      <w:r>
+        <w:t xml:space="preserve">для DS4 — індикація, не строгий статексперимент; для публікації повторити через raw-API з кількома семплами.</w:t>
       </w:r>
     </w:p>
     <w:p>
@@ -23075,33 +23929,7 @@
         </w:numPr>
       </w:pPr>
       <w:r>
-        <w:rPr>
-          <w:b/>
-          <w:bCs/>
-        </w:rPr>
-        <w:t xml:space="preserve">8-C.</w:t>
-      </w:r>
-      <w:r>
-        <w:t xml:space="preserve"> </w:t>
-      </w:r>
-      <w:r>
-        <w:t xml:space="preserve">Ти пишеш промпт для Fable 5, скопійований зі старого Haiku-плейбука з 12 покроковими інструкціями. Чому це може</w:t>
-      </w:r>
-      <w:r>
-        <w:t xml:space="preserve"> </w:t>
-      </w:r>
-      <w:r>
-        <w:rPr>
-          <w:b/>
-          <w:bCs/>
-        </w:rPr>
-        <w:t xml:space="preserve">знизити</w:t>
-      </w:r>
-      <w:r>
-        <w:t xml:space="preserve"> </w:t>
-      </w:r>
-      <w:r>
-        <w:t xml:space="preserve">якість — і як переписати?</w:t>
+        <w:t xml:space="preserve">Гарнес агента дає тонке «забруднення» системним промптом (те саме застереження, що для решти курсу).</w:t>
       </w:r>
     </w:p>
     <w:p>
@@ -23113,26 +23941,86 @@
         </w:numPr>
       </w:pPr>
       <w:r>
-        <w:rPr>
-          <w:b/>
-          <w:bCs/>
-        </w:rPr>
-        <w:t xml:space="preserve">8-D.</w:t>
-      </w:r>
-      <w:r>
-        <w:t xml:space="preserve"> </w:t>
-      </w:r>
-      <w:r>
-        <w:t xml:space="preserve">Задача — дешева масова класифікація 1 млн коротких текстів. Яку модель узяти і як компенсувати її обмеження?</w:t>
-      </w:r>
-    </w:p>
-    <w:bookmarkStart w:id="139" w:name="відповіді-частина-8"/>
-    <w:p>
-      <w:pPr>
-        <w:pStyle w:val="Heading3"/>
-      </w:pPr>
-      <w:r>
-        <w:t xml:space="preserve">Відповіді (Частина 8)</w:t>
+        <w:t xml:space="preserve">Під час прогону класифікатор безпеки був недоступний (rate-limit) — виводи звірено вручну, аномалій немає.</w:t>
+      </w:r>
+    </w:p>
+    <w:p>
+      <w:pPr>
+        <w:pStyle w:val="BlockText"/>
+      </w:pPr>
+      <w:r>
+        <w:rPr>
+          <w:b/>
+          <w:bCs/>
+        </w:rPr>
+        <w:t xml:space="preserve">Висновок 8.8.</w:t>
+      </w:r>
+      <w:r>
+        <w:t xml:space="preserve"> </w:t>
+      </w:r>
+      <w:r>
+        <w:t xml:space="preserve">Три поведінкові тези Частини 8</w:t>
+      </w:r>
+      <w:r>
+        <w:t xml:space="preserve"> </w:t>
+      </w:r>
+      <w:r>
+        <w:rPr>
+          <w:b/>
+          <w:bCs/>
+        </w:rPr>
+        <w:t xml:space="preserve">підтверджені виміром</w:t>
+      </w:r>
+      <w:r>
+        <w:t xml:space="preserve"> </w:t>
+      </w:r>
+      <w:r>
+        <w:t xml:space="preserve">на Haiku/Opus/Fable: більша модель прощає слабкий промпт; негативна заборона протікає саме на малій; пастку</w:t>
+      </w:r>
+      <w:r>
+        <w:t xml:space="preserve"> </w:t>
+      </w:r>
+      <w:r>
+        <w:rPr>
+          <w:rStyle w:val="VerbatimChar"/>
+        </w:rPr>
+        <w:t xml:space="preserve">flatten()</w:t>
+      </w:r>
+      <w:r>
+        <w:t xml:space="preserve"> </w:t>
+      </w:r>
+      <w:r>
+        <w:t xml:space="preserve">ловлять усі. Сирі дані —</w:t>
+      </w:r>
+      <w:r>
+        <w:t xml:space="preserve"> </w:t>
+      </w:r>
+      <w:r>
+        <w:rPr>
+          <w:rStyle w:val="VerbatimChar"/>
+        </w:rPr>
+        <w:t xml:space="preserve">raw-outputs/model-runs/batch4-14runs-opus-fable.json</w:t>
+      </w:r>
+      <w:r>
+        <w:t xml:space="preserve">.</w:t>
+      </w:r>
+    </w:p>
+    <w:p>
+      <w:r>
+        <w:pict>
+          <v:rect style="width:0;height:1.5pt" o:hralign="center" o:hrstd="t" o:hr="t"/>
+        </w:pict>
+      </w:r>
+    </w:p>
+    <w:bookmarkEnd w:id="140"/>
+    <w:bookmarkEnd w:id="141"/>
+    <w:bookmarkStart w:id="143" w:name="вправи-частина-8"/>
+    <w:p>
+      <w:pPr>
+        <w:pStyle w:val="Heading2"/>
+      </w:pPr>
+      <w:r>
+        <w:t xml:space="preserve">Вправи (Частина 8)</w:t>
       </w:r>
     </w:p>
     <w:p>
@@ -23154,100 +24042,23 @@
         <w:t xml:space="preserve"> </w:t>
       </w:r>
       <w:r>
-        <w:t xml:space="preserve">Зламаються: (1)</w:t>
-      </w:r>
-      <w:r>
-        <w:t xml:space="preserve"> </w:t>
-      </w:r>
-      <w:r>
-        <w:rPr>
-          <w:rStyle w:val="VerbatimChar"/>
-        </w:rPr>
-        <w:t xml:space="preserve">thinking:{type:"enabled", budget_tokens:N}</w:t>
-      </w:r>
-      <w:r>
-        <w:t xml:space="preserve"> </w:t>
-      </w:r>
-      <w:r>
-        <w:t xml:space="preserve">— прибрати весь</w:t>
-      </w:r>
-      <w:r>
-        <w:t xml:space="preserve"> </w:t>
-      </w:r>
-      <w:r>
-        <w:rPr>
-          <w:rStyle w:val="VerbatimChar"/>
-        </w:rPr>
-        <w:t xml:space="preserve">thinking</w:t>
-      </w:r>
-      <w:r>
-        <w:t xml:space="preserve"> </w:t>
-      </w:r>
-      <w:r>
-        <w:t xml:space="preserve">(Fable думає завжди); (2)</w:t>
-      </w:r>
-      <w:r>
-        <w:t xml:space="preserve"> </w:t>
-      </w:r>
-      <w:r>
-        <w:rPr>
-          <w:rStyle w:val="VerbatimChar"/>
-        </w:rPr>
-        <w:t xml:space="preserve">temperature</w:t>
-      </w:r>
-      <w:r>
-        <w:t xml:space="preserve">/</w:t>
-      </w:r>
-      <w:r>
-        <w:rPr>
-          <w:rStyle w:val="VerbatimChar"/>
-        </w:rPr>
-        <w:t xml:space="preserve">top_p</w:t>
-      </w:r>
-      <w:r>
-        <w:t xml:space="preserve">/</w:t>
-      </w:r>
-      <w:r>
-        <w:rPr>
-          <w:rStyle w:val="VerbatimChar"/>
-        </w:rPr>
-        <w:t xml:space="preserve">top_k</w:t>
-      </w:r>
-      <w:r>
-        <w:t xml:space="preserve"> </w:t>
-      </w:r>
-      <w:r>
-        <w:t xml:space="preserve">— прибрати, керувати стилем через промпт; (3) prefill (останній assistant-turn) — замінити на</w:t>
-      </w:r>
-      <w:r>
-        <w:t xml:space="preserve"> </w:t>
-      </w:r>
-      <w:r>
-        <w:rPr>
-          <w:rStyle w:val="VerbatimChar"/>
-        </w:rPr>
-        <w:t xml:space="preserve">output_config.format</w:t>
-      </w:r>
-      <w:r>
-        <w:t xml:space="preserve"> </w:t>
-      </w:r>
-      <w:r>
-        <w:t xml:space="preserve">або системну інструкцію. Плюс додати обробку</w:t>
-      </w:r>
-      <w:r>
-        <w:t xml:space="preserve"> </w:t>
-      </w:r>
-      <w:r>
-        <w:rPr>
-          <w:rStyle w:val="VerbatimChar"/>
-        </w:rPr>
-        <w:t xml:space="preserve">refusal</w:t>
-      </w:r>
-      <w:r>
-        <w:t xml:space="preserve"> </w:t>
-      </w:r>
-      <w:r>
-        <w:t xml:space="preserve">+ fallback на Opus 4.8.</w:t>
+        <w:t xml:space="preserve">Ти переносиш робочий промпт із Haiku на Fable 5. Які</w:t>
+      </w:r>
+      <w:r>
+        <w:t xml:space="preserve"> </w:t>
+      </w:r>
+      <w:r>
+        <w:rPr>
+          <w:b/>
+          <w:bCs/>
+        </w:rPr>
+        <w:t xml:space="preserve">три</w:t>
+      </w:r>
+      <w:r>
+        <w:t xml:space="preserve"> </w:t>
+      </w:r>
+      <w:r>
+        <w:t xml:space="preserve">речі в тілі запиту зламаються (повернуть 400), і що з ними зробити?</w:t>
       </w:r>
     </w:p>
     <w:p>
@@ -23269,94 +24080,23 @@
         <w:t xml:space="preserve"> </w:t>
       </w:r>
       <w:r>
-        <w:t xml:space="preserve">(1) Підняти</w:t>
-      </w:r>
-      <w:r>
-        <w:t xml:space="preserve"> </w:t>
-      </w:r>
-      <w:r>
-        <w:rPr>
-          <w:rStyle w:val="VerbatimChar"/>
-        </w:rPr>
-        <w:t xml:space="preserve">effort</w:t>
-      </w:r>
-      <w:r>
-        <w:t xml:space="preserve"> </w:t>
-      </w:r>
-      <w:r>
-        <w:t xml:space="preserve">до</w:t>
-      </w:r>
-      <w:r>
-        <w:t xml:space="preserve"> </w:t>
-      </w:r>
-      <w:r>
-        <w:rPr>
-          <w:rStyle w:val="VerbatimChar"/>
-        </w:rPr>
-        <w:t xml:space="preserve">high</w:t>
-      </w:r>
-      <w:r>
-        <w:t xml:space="preserve">/</w:t>
-      </w:r>
-      <w:r>
-        <w:rPr>
-          <w:rStyle w:val="VerbatimChar"/>
-        </w:rPr>
-        <w:t xml:space="preserve">xhigh</w:t>
-      </w:r>
-      <w:r>
-        <w:t xml:space="preserve"> </w:t>
-      </w:r>
-      <w:r>
-        <w:t xml:space="preserve">— на них Opus помітно активніше користується інструментами; (2) явний тригеринг: у</w:t>
-      </w:r>
-      <w:r>
-        <w:t xml:space="preserve"> </w:t>
-      </w:r>
-      <w:r>
-        <w:rPr>
-          <w:b/>
-          <w:bCs/>
-        </w:rPr>
-        <w:t xml:space="preserve">системному промпті</w:t>
-      </w:r>
-      <w:r>
-        <w:t xml:space="preserve"> </w:t>
-      </w:r>
-      <w:r>
-        <w:t xml:space="preserve">і в</w:t>
-      </w:r>
-      <w:r>
-        <w:t xml:space="preserve"> </w:t>
-      </w:r>
-      <w:r>
-        <w:rPr>
-          <w:b/>
-          <w:bCs/>
-        </w:rPr>
-        <w:t xml:space="preserve">описі інструмента</w:t>
-      </w:r>
-      <w:r>
-        <w:t xml:space="preserve"> </w:t>
-      </w:r>
-      <w:r>
-        <w:t xml:space="preserve">вказати</w:t>
-      </w:r>
-      <w:r>
-        <w:t xml:space="preserve"> </w:t>
-      </w:r>
-      <w:r>
-        <w:rPr>
-          <w:i/>
-          <w:iCs/>
-        </w:rPr>
-        <w:t xml:space="preserve">коли</w:t>
-      </w:r>
-      <w:r>
-        <w:t xml:space="preserve"> </w:t>
-      </w:r>
-      <w:r>
-        <w:t xml:space="preserve">його викликати («call this when the answer depends on current info»).</w:t>
+        <w:t xml:space="preserve">Твій Opus-агент недостатньо часто викликає інструмент пошуку. Назви</w:t>
+      </w:r>
+      <w:r>
+        <w:t xml:space="preserve"> </w:t>
+      </w:r>
+      <w:r>
+        <w:rPr>
+          <w:b/>
+          <w:bCs/>
+        </w:rPr>
+        <w:t xml:space="preserve">два</w:t>
+      </w:r>
+      <w:r>
+        <w:t xml:space="preserve"> </w:t>
+      </w:r>
+      <w:r>
+        <w:t xml:space="preserve">важелі, якими це полагодити (за офіційним гайдом 8.4).</w:t>
       </w:r>
     </w:p>
     <w:p>
@@ -23378,36 +24118,23 @@
         <w:t xml:space="preserve"> </w:t>
       </w:r>
       <w:r>
-        <w:t xml:space="preserve">Fable 5 інтерпретує прескриптивні кроки буквально й може «переплановувати», що</w:t>
-      </w:r>
-      <w:r>
-        <w:t xml:space="preserve"> </w:t>
-      </w:r>
-      <w:r>
-        <w:rPr>
-          <w:b/>
-          <w:bCs/>
-        </w:rPr>
-        <w:t xml:space="preserve">знижує</w:t>
-      </w:r>
-      <w:r>
-        <w:t xml:space="preserve"> </w:t>
-      </w:r>
-      <w:r>
-        <w:t xml:space="preserve">якість. Переписати: дати</w:t>
-      </w:r>
-      <w:r>
-        <w:t xml:space="preserve"> </w:t>
-      </w:r>
-      <w:r>
-        <w:rPr>
-          <w:b/>
-          <w:bCs/>
-        </w:rPr>
-        <w:t xml:space="preserve">ціль + обмеження + критерій готовності</w:t>
-      </w:r>
-      <w:r>
-        <w:t xml:space="preserve">, прибрати покроковий алгоритм, дозволити планувати самій (за потреби — окремим кроком-верифікатором).</w:t>
+        <w:t xml:space="preserve">Ти пишеш промпт для Fable 5, скопійований зі старого Haiku-плейбука з 12 покроковими інструкціями. Чому це може</w:t>
+      </w:r>
+      <w:r>
+        <w:t xml:space="preserve"> </w:t>
+      </w:r>
+      <w:r>
+        <w:rPr>
+          <w:b/>
+          <w:bCs/>
+        </w:rPr>
+        <w:t xml:space="preserve">знизити</w:t>
+      </w:r>
+      <w:r>
+        <w:t xml:space="preserve"> </w:t>
+      </w:r>
+      <w:r>
+        <w:t xml:space="preserve">якість — і як переписати?</w:t>
       </w:r>
     </w:p>
     <w:p>
@@ -23429,6 +24156,312 @@
         <w:t xml:space="preserve"> </w:t>
       </w:r>
       <w:r>
+        <w:t xml:space="preserve">Задача — дешева масова класифікація 1 млн коротких текстів. Яку модель узяти і як компенсувати її обмеження?</w:t>
+      </w:r>
+    </w:p>
+    <w:bookmarkStart w:id="142" w:name="відповіді-частина-8"/>
+    <w:p>
+      <w:pPr>
+        <w:pStyle w:val="Heading3"/>
+      </w:pPr>
+      <w:r>
+        <w:t xml:space="preserve">Відповіді (Частина 8)</w:t>
+      </w:r>
+    </w:p>
+    <w:p>
+      <w:pPr>
+        <w:pStyle w:val="Compact"/>
+        <w:numPr>
+          <w:ilvl w:val="0"/>
+          <w:numId w:val="1041"/>
+        </w:numPr>
+      </w:pPr>
+      <w:r>
+        <w:rPr>
+          <w:b/>
+          <w:bCs/>
+        </w:rPr>
+        <w:t xml:space="preserve">8-A.</w:t>
+      </w:r>
+      <w:r>
+        <w:t xml:space="preserve"> </w:t>
+      </w:r>
+      <w:r>
+        <w:t xml:space="preserve">Зламаються: (1)</w:t>
+      </w:r>
+      <w:r>
+        <w:t xml:space="preserve"> </w:t>
+      </w:r>
+      <w:r>
+        <w:rPr>
+          <w:rStyle w:val="VerbatimChar"/>
+        </w:rPr>
+        <w:t xml:space="preserve">thinking:{type:"enabled", budget_tokens:N}</w:t>
+      </w:r>
+      <w:r>
+        <w:t xml:space="preserve"> </w:t>
+      </w:r>
+      <w:r>
+        <w:t xml:space="preserve">— прибрати весь</w:t>
+      </w:r>
+      <w:r>
+        <w:t xml:space="preserve"> </w:t>
+      </w:r>
+      <w:r>
+        <w:rPr>
+          <w:rStyle w:val="VerbatimChar"/>
+        </w:rPr>
+        <w:t xml:space="preserve">thinking</w:t>
+      </w:r>
+      <w:r>
+        <w:t xml:space="preserve"> </w:t>
+      </w:r>
+      <w:r>
+        <w:t xml:space="preserve">(Fable думає завжди); (2)</w:t>
+      </w:r>
+      <w:r>
+        <w:t xml:space="preserve"> </w:t>
+      </w:r>
+      <w:r>
+        <w:rPr>
+          <w:rStyle w:val="VerbatimChar"/>
+        </w:rPr>
+        <w:t xml:space="preserve">temperature</w:t>
+      </w:r>
+      <w:r>
+        <w:t xml:space="preserve">/</w:t>
+      </w:r>
+      <w:r>
+        <w:rPr>
+          <w:rStyle w:val="VerbatimChar"/>
+        </w:rPr>
+        <w:t xml:space="preserve">top_p</w:t>
+      </w:r>
+      <w:r>
+        <w:t xml:space="preserve">/</w:t>
+      </w:r>
+      <w:r>
+        <w:rPr>
+          <w:rStyle w:val="VerbatimChar"/>
+        </w:rPr>
+        <w:t xml:space="preserve">top_k</w:t>
+      </w:r>
+      <w:r>
+        <w:t xml:space="preserve"> </w:t>
+      </w:r>
+      <w:r>
+        <w:t xml:space="preserve">— прибрати, керувати стилем через промпт; (3) prefill (останній assistant-turn) — замінити на</w:t>
+      </w:r>
+      <w:r>
+        <w:t xml:space="preserve"> </w:t>
+      </w:r>
+      <w:r>
+        <w:rPr>
+          <w:rStyle w:val="VerbatimChar"/>
+        </w:rPr>
+        <w:t xml:space="preserve">output_config.format</w:t>
+      </w:r>
+      <w:r>
+        <w:t xml:space="preserve"> </w:t>
+      </w:r>
+      <w:r>
+        <w:t xml:space="preserve">або системну інструкцію. Плюс додати обробку</w:t>
+      </w:r>
+      <w:r>
+        <w:t xml:space="preserve"> </w:t>
+      </w:r>
+      <w:r>
+        <w:rPr>
+          <w:rStyle w:val="VerbatimChar"/>
+        </w:rPr>
+        <w:t xml:space="preserve">refusal</w:t>
+      </w:r>
+      <w:r>
+        <w:t xml:space="preserve"> </w:t>
+      </w:r>
+      <w:r>
+        <w:t xml:space="preserve">+ fallback на Opus 4.8.</w:t>
+      </w:r>
+    </w:p>
+    <w:p>
+      <w:pPr>
+        <w:pStyle w:val="Compact"/>
+        <w:numPr>
+          <w:ilvl w:val="0"/>
+          <w:numId w:val="1041"/>
+        </w:numPr>
+      </w:pPr>
+      <w:r>
+        <w:rPr>
+          <w:b/>
+          <w:bCs/>
+        </w:rPr>
+        <w:t xml:space="preserve">8-B.</w:t>
+      </w:r>
+      <w:r>
+        <w:t xml:space="preserve"> </w:t>
+      </w:r>
+      <w:r>
+        <w:t xml:space="preserve">(1) Підняти</w:t>
+      </w:r>
+      <w:r>
+        <w:t xml:space="preserve"> </w:t>
+      </w:r>
+      <w:r>
+        <w:rPr>
+          <w:rStyle w:val="VerbatimChar"/>
+        </w:rPr>
+        <w:t xml:space="preserve">effort</w:t>
+      </w:r>
+      <w:r>
+        <w:t xml:space="preserve"> </w:t>
+      </w:r>
+      <w:r>
+        <w:t xml:space="preserve">до</w:t>
+      </w:r>
+      <w:r>
+        <w:t xml:space="preserve"> </w:t>
+      </w:r>
+      <w:r>
+        <w:rPr>
+          <w:rStyle w:val="VerbatimChar"/>
+        </w:rPr>
+        <w:t xml:space="preserve">high</w:t>
+      </w:r>
+      <w:r>
+        <w:t xml:space="preserve">/</w:t>
+      </w:r>
+      <w:r>
+        <w:rPr>
+          <w:rStyle w:val="VerbatimChar"/>
+        </w:rPr>
+        <w:t xml:space="preserve">xhigh</w:t>
+      </w:r>
+      <w:r>
+        <w:t xml:space="preserve"> </w:t>
+      </w:r>
+      <w:r>
+        <w:t xml:space="preserve">— на них Opus помітно активніше користується інструментами; (2) явний тригеринг: у</w:t>
+      </w:r>
+      <w:r>
+        <w:t xml:space="preserve"> </w:t>
+      </w:r>
+      <w:r>
+        <w:rPr>
+          <w:b/>
+          <w:bCs/>
+        </w:rPr>
+        <w:t xml:space="preserve">системному промпті</w:t>
+      </w:r>
+      <w:r>
+        <w:t xml:space="preserve"> </w:t>
+      </w:r>
+      <w:r>
+        <w:t xml:space="preserve">і в</w:t>
+      </w:r>
+      <w:r>
+        <w:t xml:space="preserve"> </w:t>
+      </w:r>
+      <w:r>
+        <w:rPr>
+          <w:b/>
+          <w:bCs/>
+        </w:rPr>
+        <w:t xml:space="preserve">описі інструмента</w:t>
+      </w:r>
+      <w:r>
+        <w:t xml:space="preserve"> </w:t>
+      </w:r>
+      <w:r>
+        <w:t xml:space="preserve">вказати</w:t>
+      </w:r>
+      <w:r>
+        <w:t xml:space="preserve"> </w:t>
+      </w:r>
+      <w:r>
+        <w:rPr>
+          <w:i/>
+          <w:iCs/>
+        </w:rPr>
+        <w:t xml:space="preserve">коли</w:t>
+      </w:r>
+      <w:r>
+        <w:t xml:space="preserve"> </w:t>
+      </w:r>
+      <w:r>
+        <w:t xml:space="preserve">його викликати («call this when the answer depends on current info»).</w:t>
+      </w:r>
+    </w:p>
+    <w:p>
+      <w:pPr>
+        <w:pStyle w:val="Compact"/>
+        <w:numPr>
+          <w:ilvl w:val="0"/>
+          <w:numId w:val="1041"/>
+        </w:numPr>
+      </w:pPr>
+      <w:r>
+        <w:rPr>
+          <w:b/>
+          <w:bCs/>
+        </w:rPr>
+        <w:t xml:space="preserve">8-C.</w:t>
+      </w:r>
+      <w:r>
+        <w:t xml:space="preserve"> </w:t>
+      </w:r>
+      <w:r>
+        <w:t xml:space="preserve">Fable 5 інтерпретує прескриптивні кроки буквально й може «переплановувати», що</w:t>
+      </w:r>
+      <w:r>
+        <w:t xml:space="preserve"> </w:t>
+      </w:r>
+      <w:r>
+        <w:rPr>
+          <w:b/>
+          <w:bCs/>
+        </w:rPr>
+        <w:t xml:space="preserve">знижує</w:t>
+      </w:r>
+      <w:r>
+        <w:t xml:space="preserve"> </w:t>
+      </w:r>
+      <w:r>
+        <w:t xml:space="preserve">якість. Переписати: дати</w:t>
+      </w:r>
+      <w:r>
+        <w:t xml:space="preserve"> </w:t>
+      </w:r>
+      <w:r>
+        <w:rPr>
+          <w:b/>
+          <w:bCs/>
+        </w:rPr>
+        <w:t xml:space="preserve">ціль + обмеження + критерій готовності</w:t>
+      </w:r>
+      <w:r>
+        <w:t xml:space="preserve">, прибрати покроковий алгоритм, дозволити планувати самій (за потреби — окремим кроком-верифікатором).</w:t>
+      </w:r>
+    </w:p>
+    <w:p>
+      <w:pPr>
+        <w:pStyle w:val="Compact"/>
+        <w:numPr>
+          <w:ilvl w:val="0"/>
+          <w:numId w:val="1041"/>
+        </w:numPr>
+      </w:pPr>
+      <w:r>
+        <w:rPr>
+          <w:b/>
+          <w:bCs/>
+        </w:rPr>
+        <w:t xml:space="preserve">8-D.</w:t>
+      </w:r>
+      <w:r>
+        <w:t xml:space="preserve"> </w:t>
+      </w:r>
+      <w:r>
         <w:rPr>
           <w:b/>
           <w:bCs/>
@@ -23465,9 +24498,9 @@
         </w:pict>
       </w:r>
     </w:p>
-    <w:bookmarkEnd w:id="139"/>
-    <w:bookmarkEnd w:id="140"/>
-    <w:bookmarkStart w:id="141" w:name="підсумок-частини-8"/>
+    <w:bookmarkEnd w:id="142"/>
+    <w:bookmarkEnd w:id="143"/>
+    <w:bookmarkStart w:id="144" w:name="підсумок-частини-8"/>
     <w:p>
       <w:pPr>
         <w:pStyle w:val="Heading2"/>
@@ -23546,8 +24579,8 @@
         <w:t xml:space="preserve">що менша модель — то важливіший промпт-інжиніринг.</w:t>
       </w:r>
     </w:p>
-    <w:bookmarkEnd w:id="141"/>
-    <w:bookmarkEnd w:id="142"/>
+    <w:bookmarkEnd w:id="144"/>
+    <w:bookmarkEnd w:id="145"/>
     <w:sectPr>
       <w:footnotePr>
         <w:numRestart w:val="eachSect"/>
@@ -24754,6 +25787,9 @@
     <w:abstractNumId w:val="991"/>
   </w:num>
   <w:num w:numId="1039">
+    <w:abstractNumId w:val="991"/>
+  </w:num>
+  <w:num w:numId="1040">
     <w:abstractNumId w:val="99411"/>
     <w:lvlOverride w:ilvl="0">
       <w:startOverride w:val="1"/>
@@ -24783,7 +25819,7 @@
       <w:startOverride w:val="1"/>
     </w:lvlOverride>
   </w:num>
-  <w:num w:numId="1040">
+  <w:num w:numId="1041">
     <w:abstractNumId w:val="99411"/>
     <w:lvlOverride w:ilvl="0">
       <w:startOverride w:val="1"/>

--- a/promt-inzhiniring-haiku-kurs.docx
+++ b/promt-inzhiniring-haiku-kurs.docx
@@ -20889,7 +20889,7 @@
         <w:t xml:space="preserve"> </w:t>
       </w:r>
       <w:r>
-        <w:t xml:space="preserve">(розділ 8.2: що приймається / що →</w:t>
+        <w:t xml:space="preserve">(розділ 8.2 нижче: що приймається / що →</w:t>
       </w:r>
       <w:r>
         <w:t xml:space="preserve"> </w:t>

--- a/promt-inzhiniring-haiku-kurs.docx
+++ b/promt-inzhiniring-haiku-kurs.docx
@@ -518,24 +518,139 @@
               <w:t xml:space="preserve"> </w:t>
             </w:r>
             <w:r>
-              <w:t xml:space="preserve">— механіка API (що приймається) + стиль промпта під кожну; що обирати. ⚠️ з офіційного</w:t>
+              <w:t xml:space="preserve">— механіка API (з офіц. доксів, звірено 2026-08) + стиль промпта під кожну +</w:t>
             </w:r>
             <w:r>
               <w:t xml:space="preserve"> </w:t>
             </w:r>
             <w:r>
               <w:rPr>
-                <w:rStyle w:val="VerbatimChar"/>
+                <w:b/>
+                <w:bCs/>
               </w:rPr>
-              <w:t xml:space="preserve">claude-api</w:t>
-            </w:r>
-            <w:r>
-              <w:t xml:space="preserve">, не з прогонів</w:t>
+              <w:t xml:space="preserve">8.8: емпірична перевірка на 3 моделях</w:t>
+            </w:r>
+            <w:r>
+              <w:t xml:space="preserve"> </w:t>
+            </w:r>
+            <w:r>
+              <w:t xml:space="preserve">(14 прогонів)</w:t>
             </w:r>
           </w:p>
         </w:tc>
       </w:tr>
     </w:tbl>
+    <w:p>
+      <w:pPr>
+        <w:pStyle w:val="BlockText"/>
+      </w:pPr>
+      <w:r>
+        <w:t xml:space="preserve">✅</w:t>
+      </w:r>
+      <w:r>
+        <w:t xml:space="preserve"> </w:t>
+      </w:r>
+      <w:r>
+        <w:rPr>
+          <w:b/>
+          <w:bCs/>
+        </w:rPr>
+        <w:t xml:space="preserve">Перевірка актуальності (2026-08-21).</w:t>
+      </w:r>
+      <w:r>
+        <w:t xml:space="preserve"> </w:t>
+      </w:r>
+      <w:r>
+        <w:t xml:space="preserve">Курс звірено з</w:t>
+      </w:r>
+      <w:r>
+        <w:t xml:space="preserve"> </w:t>
+      </w:r>
+      <w:r>
+        <w:rPr>
+          <w:b/>
+          <w:bCs/>
+        </w:rPr>
+        <w:t xml:space="preserve">живими</w:t>
+      </w:r>
+      <w:r>
+        <w:t xml:space="preserve"> </w:t>
+      </w:r>
+      <w:r>
+        <w:t xml:space="preserve">доксами Anthropic: усі 11 тверджень механіки API (Частина 8) —</w:t>
+      </w:r>
+      <w:r>
+        <w:t xml:space="preserve"> </w:t>
+      </w:r>
+      <w:r>
+        <w:rPr>
+          <w:b/>
+          <w:bCs/>
+        </w:rPr>
+        <w:t xml:space="preserve">підтверджені</w:t>
+      </w:r>
+      <w:r>
+        <w:t xml:space="preserve">; ціни й ліміти Haiku 4.5 / Opus 4.8 / Fable 5 —</w:t>
+      </w:r>
+      <w:r>
+        <w:t xml:space="preserve"> </w:t>
+      </w:r>
+      <w:r>
+        <w:rPr>
+          <w:b/>
+          <w:bCs/>
+        </w:rPr>
+        <w:t xml:space="preserve">без змін</w:t>
+      </w:r>
+      <w:r>
+        <w:t xml:space="preserve">; усі 10 зовнішніх посилань —</w:t>
+      </w:r>
+      <w:r>
+        <w:t xml:space="preserve"> </w:t>
+      </w:r>
+      <w:r>
+        <w:rPr>
+          <w:b/>
+          <w:bCs/>
+        </w:rPr>
+        <w:t xml:space="preserve">живі</w:t>
+      </w:r>
+      <w:r>
+        <w:t xml:space="preserve">. Оновлено: вийшли</w:t>
+      </w:r>
+      <w:r>
+        <w:t xml:space="preserve"> </w:t>
+      </w:r>
+      <w:r>
+        <w:rPr>
+          <w:b/>
+          <w:bCs/>
+        </w:rPr>
+        <w:t xml:space="preserve">Opus 5</w:t>
+      </w:r>
+      <w:r>
+        <w:t xml:space="preserve"> </w:t>
+      </w:r>
+      <w:r>
+        <w:t xml:space="preserve">(новий флагман) і</w:t>
+      </w:r>
+      <w:r>
+        <w:t xml:space="preserve"> </w:t>
+      </w:r>
+      <w:r>
+        <w:rPr>
+          <w:b/>
+          <w:bCs/>
+        </w:rPr>
+        <w:t xml:space="preserve">Sonnet 5</w:t>
+      </w:r>
+      <w:r>
+        <w:t xml:space="preserve"> </w:t>
+      </w:r>
+      <w:r>
+        <w:t xml:space="preserve">— див. 8.2a «Свіжість лінійки».</w:t>
+      </w:r>
+    </w:p>
     <w:p>
       <w:pPr>
         <w:pStyle w:val="BlockText"/>
@@ -8495,6 +8610,55 @@
       </w:r>
       <w:r>
         <w:t xml:space="preserve">(батч → скрипт → вихід → кількість), щоб не звіряти суму вручну по файлах.</w:t>
+      </w:r>
+    </w:p>
+    <w:p>
+      <w:pPr>
+        <w:pStyle w:val="BlockText"/>
+      </w:pPr>
+      <w:r>
+        <w:t xml:space="preserve">🔍</w:t>
+      </w:r>
+      <w:r>
+        <w:t xml:space="preserve"> </w:t>
+      </w:r>
+      <w:r>
+        <w:rPr>
+          <w:b/>
+          <w:bCs/>
+        </w:rPr>
+        <w:t xml:space="preserve">Перевірка актуальності (2026-08-21).</w:t>
+      </w:r>
+      <w:r>
+        <w:t xml:space="preserve"> </w:t>
+      </w:r>
+      <w:r>
+        <w:t xml:space="preserve">Окремим проходом курс звірено з живими доксами: механіка API Частини 8 — 11/11 підтверджено; ціни/ліміти трьох моделей — без змін; 10/10 URL живі. Виправлено: формулювання про CoT-</w:t>
+      </w:r>
+      <w:r>
+        <w:rPr>
+          <w:rStyle w:val="VerbatimChar"/>
+        </w:rPr>
+        <w:t xml:space="preserve">display</w:t>
+      </w:r>
+      <w:r>
+        <w:t xml:space="preserve"> </w:t>
+      </w:r>
+      <w:r>
+        <w:t xml:space="preserve">у Fable, облік посилань (9→10), додано нотатку про</w:t>
+      </w:r>
+      <w:r>
+        <w:t xml:space="preserve"> </w:t>
+      </w:r>
+      <w:r>
+        <w:rPr>
+          <w:b/>
+          <w:bCs/>
+        </w:rPr>
+        <w:t xml:space="preserve">Opus 5 / Sonnet 5</w:t>
+      </w:r>
+      <w:r>
+        <w:t xml:space="preserve">.</w:t>
       </w:r>
     </w:p>
     <w:bookmarkStart w:id="65" w:name="як-проганявся-кожен-приклад"/>
@@ -10666,23 +10830,20 @@
         <w:pStyle w:val="FirstParagraph"/>
       </w:pPr>
       <w:r>
-        <w:t xml:space="preserve">Відібрано 3 дослідницькими агентами з перевіркою, що посилання</w:t>
-      </w:r>
-      <w:r>
-        <w:t xml:space="preserve"> </w:t>
-      </w:r>
-      <w:r>
-        <w:rPr>
-          <w:b/>
-          <w:bCs/>
-        </w:rPr>
-        <w:t xml:space="preserve">живі</w:t>
-      </w:r>
-      <w:r>
-        <w:t xml:space="preserve"> </w:t>
-      </w:r>
-      <w:r>
-        <w:t xml:space="preserve">станом на 2026 рік. Критерії: авторитетність, актуальність, практичність і покриття</w:t>
+        <w:t xml:space="preserve">Відібрано 3 дослідницькими агентами; посилання перевірені WebFetch’ем і</w:t>
+      </w:r>
+      <w:r>
+        <w:t xml:space="preserve"> </w:t>
+      </w:r>
+      <w:r>
+        <w:rPr>
+          <w:b/>
+          <w:bCs/>
+        </w:rPr>
+        <w:t xml:space="preserve">перепровірені 2026-08-21</w:t>
+      </w:r>
+      <w:r>
+        <w:t xml:space="preserve">. Критерії: авторитетність, актуальність, практичність і покриття</w:t>
       </w:r>
       <w:r>
         <w:t xml:space="preserve"> </w:t>
@@ -11222,7 +11383,7 @@
           <w:b/>
           <w:bCs/>
         </w:rPr>
-        <w:t xml:space="preserve">Усі 9 посилань цього файлу реально перевірені WebFetch’ем</w:t>
+        <w:t xml:space="preserve">Усі 10 посилань цього файлу реально перевірені WebFetch’ем</w:t>
       </w:r>
       <w:r>
         <w:t xml:space="preserve"> </w:t>
@@ -11243,7 +11404,29 @@
         <w:t xml:space="preserve"> </w:t>
       </w:r>
       <w:r>
-        <w:t xml:space="preserve">дослідницького агента): 6 — у Частині 6, 3 (2× Towards Data Science, Simon Willison) — окремим проходом. Усі живі станом на 2026-06. Якщо щось переїхало — шукай за назвою ресурсу.</w:t>
+        <w:t xml:space="preserve">дослідницького агента), і</w:t>
+      </w:r>
+      <w:r>
+        <w:t xml:space="preserve"> </w:t>
+      </w:r>
+      <w:r>
+        <w:rPr>
+          <w:b/>
+          <w:bCs/>
+        </w:rPr>
+        <w:t xml:space="preserve">перепровірені 2026-08-21 — усі 10 живі</w:t>
+      </w:r>
+      <w:r>
+        <w:t xml:space="preserve">. Історія: 6 перевірені у Частині 6, 3 (2× Towards Data Science, Simon Willison) — окремим проходом, 10-те (</w:t>
+      </w:r>
+      <w:r>
+        <w:rPr>
+          <w:rStyle w:val="VerbatimChar"/>
+        </w:rPr>
+        <w:t xml:space="preserve">promptingguide.ai/applications</w:t>
+      </w:r>
+      <w:r>
+        <w:t xml:space="preserve">) дозвірене у серпні. Якщо щось переїхало — шукай за назвою ресурсу.</w:t>
       </w:r>
     </w:p>
     <w:p>
@@ -18510,7 +18693,23 @@
         <w:t xml:space="preserve"> </w:t>
       </w:r>
       <w:r>
-        <w:t xml:space="preserve">кожного URL:</w:t>
+        <w:t xml:space="preserve">кожного URL.</w:t>
+      </w:r>
+      <w:r>
+        <w:t xml:space="preserve"> </w:t>
+      </w:r>
+      <w:r>
+        <w:rPr>
+          <w:b/>
+          <w:bCs/>
+        </w:rPr>
+        <w:t xml:space="preserve">Перепровірено 2026-08-21: усі 10 і далі живі</w:t>
+      </w:r>
+      <w:r>
+        <w:t xml:space="preserve"> </w:t>
+      </w:r>
+      <w:r>
+        <w:t xml:space="preserve">(OpenAI-URL при автоперевірці дав транзієнтний збій, але при ручній звірці — 200 OK):</w:t>
       </w:r>
     </w:p>
     <w:tbl>
@@ -18644,7 +18843,7 @@
               <w:pStyle w:val="Compact"/>
             </w:pPr>
             <w:r>
-              <w:t xml:space="preserve">platform.claude.com/…/claude-prompting-best-practices</w:t>
+              <w:t xml:space="preserve">www.promptingguide.ai/applications</w:t>
             </w:r>
           </w:p>
         </w:tc>
@@ -18667,7 +18866,7 @@
               <w:pStyle w:val="Compact"/>
             </w:pPr>
             <w:r>
-              <w:t xml:space="preserve">Офіційні best practices, model-specific</w:t>
+              <w:t xml:space="preserve">Applications-хаб (дозвірено 2026-08)</w:t>
             </w:r>
           </w:p>
         </w:tc>
@@ -18680,7 +18879,7 @@
               <w:pStyle w:val="Compact"/>
             </w:pPr>
             <w:r>
-              <w:t xml:space="preserve">code.claude.com/docs/en/best-practices</w:t>
+              <w:t xml:space="preserve">platform.claude.com/…/claude-prompting-best-practices</w:t>
             </w:r>
           </w:p>
         </w:tc>
@@ -18703,7 +18902,7 @@
               <w:pStyle w:val="Compact"/>
             </w:pPr>
             <w:r>
-              <w:t xml:space="preserve">Best practices для Claude Code</w:t>
+              <w:t xml:space="preserve">Офіційні best practices, model-specific</w:t>
             </w:r>
           </w:p>
         </w:tc>
@@ -18716,7 +18915,7 @@
               <w:pStyle w:val="Compact"/>
             </w:pPr>
             <w:r>
-              <w:t xml:space="preserve">anthropic.com/engineering/effective-context-engineering-for-ai-agents</w:t>
+              <w:t xml:space="preserve">code.claude.com/docs/en/best-practices</w:t>
             </w:r>
           </w:p>
         </w:tc>
@@ -18739,7 +18938,7 @@
               <w:pStyle w:val="Compact"/>
             </w:pPr>
             <w:r>
-              <w:t xml:space="preserve">Стаття про context engineering</w:t>
+              <w:t xml:space="preserve">Best practices для Claude Code</w:t>
             </w:r>
           </w:p>
         </w:tc>
@@ -18752,7 +18951,7 @@
               <w:pStyle w:val="Compact"/>
             </w:pPr>
             <w:r>
-              <w:t xml:space="preserve">developers.openai.com/api/docs/guides/prompt-engineering</w:t>
+              <w:t xml:space="preserve">anthropic.com/engineering/effective-context-engineering-for-ai-agents</w:t>
             </w:r>
           </w:p>
         </w:tc>
@@ -18775,7 +18974,7 @@
               <w:pStyle w:val="Compact"/>
             </w:pPr>
             <w:r>
-              <w:t xml:space="preserve">Гайд OpenAI</w:t>
+              <w:t xml:space="preserve">Стаття про context engineering</w:t>
             </w:r>
           </w:p>
         </w:tc>
@@ -18788,7 +18987,7 @@
               <w:pStyle w:val="Compact"/>
             </w:pPr>
             <w:r>
-              <w:t xml:space="preserve">towardsdatascience.com/become-a-better-data-scientist-…</w:t>
+              <w:t xml:space="preserve">developers.openai.com/api/docs/guides/prompt-engineering</w:t>
             </w:r>
           </w:p>
         </w:tc>
@@ -18800,18 +18999,18 @@
               <w:jc w:val="center"/>
             </w:pPr>
             <w:r>
-              <w:t xml:space="preserve">✅ live</w:t>
-            </w:r>
-          </w:p>
-        </w:tc>
-        <w:tc>
-          <w:tcPr/>
-          <w:p>
-            <w:pPr>
-              <w:pStyle w:val="Compact"/>
-            </w:pPr>
-            <w:r>
-              <w:t xml:space="preserve">TDS, частина 1: planning/cleaning/EDA</w:t>
+              <w:t xml:space="preserve">✅ 200</w:t>
+            </w:r>
+          </w:p>
+        </w:tc>
+        <w:tc>
+          <w:tcPr/>
+          <w:p>
+            <w:pPr>
+              <w:pStyle w:val="Compact"/>
+            </w:pPr>
+            <w:r>
+              <w:t xml:space="preserve">Гайд OpenAI</w:t>
             </w:r>
           </w:p>
         </w:tc>
@@ -18824,7 +19023,7 @@
               <w:pStyle w:val="Compact"/>
             </w:pPr>
             <w:r>
-              <w:t xml:space="preserve">towardsdatascience.com/advanced-prompt-engineering-…</w:t>
+              <w:t xml:space="preserve">towardsdatascience.com/become-a-better-data-scientist-…</w:t>
             </w:r>
           </w:p>
         </w:tc>
@@ -18847,7 +19046,7 @@
               <w:pStyle w:val="Compact"/>
             </w:pPr>
             <w:r>
-              <w:t xml:space="preserve">TDS, частина 2: features/modeling/eval</w:t>
+              <w:t xml:space="preserve">TDS, частина 1: planning/cleaning/EDA</w:t>
             </w:r>
           </w:p>
         </w:tc>
@@ -18860,6 +19059,42 @@
               <w:pStyle w:val="Compact"/>
             </w:pPr>
             <w:r>
+              <w:t xml:space="preserve">towardsdatascience.com/advanced-prompt-engineering-…</w:t>
+            </w:r>
+          </w:p>
+        </w:tc>
+        <w:tc>
+          <w:tcPr/>
+          <w:p>
+            <w:pPr>
+              <w:pStyle w:val="Compact"/>
+              <w:jc w:val="center"/>
+            </w:pPr>
+            <w:r>
+              <w:t xml:space="preserve">✅ live</w:t>
+            </w:r>
+          </w:p>
+        </w:tc>
+        <w:tc>
+          <w:tcPr/>
+          <w:p>
+            <w:pPr>
+              <w:pStyle w:val="Compact"/>
+            </w:pPr>
+            <w:r>
+              <w:t xml:space="preserve">TDS, частина 2: features/modeling/eval</w:t>
+            </w:r>
+          </w:p>
+        </w:tc>
+      </w:tr>
+      <w:tr>
+        <w:tc>
+          <w:tcPr/>
+          <w:p>
+            <w:pPr>
+              <w:pStyle w:val="Compact"/>
+            </w:pPr>
+            <w:r>
               <w:t xml:space="preserve">simonwillison.net/2026/Feb/23/agentic-engineering-patterns</w:t>
             </w:r>
           </w:p>
@@ -18898,13 +19133,22 @@
           <w:b/>
           <w:bCs/>
         </w:rPr>
-        <w:t xml:space="preserve">Усі 9 унікальних зовнішніх посилань курсу — живі.</w:t>
-      </w:r>
-      <w:r>
-        <w:t xml:space="preserve"> </w:t>
-      </w:r>
-      <w:r>
-        <w:t xml:space="preserve">6 технічних URL перевірені WebFetch у Частині 6; 3 доменно-специфічні URL (2× Towards Data Science, Simon Willison) дозвірені окремим WebFetch-проходом. Жодне посилання не спирається лише на прапорець</w:t>
+        <w:t xml:space="preserve">Усі 10 унікальних зовнішніх посилань курсу — живі</w:t>
+      </w:r>
+      <w:r>
+        <w:t xml:space="preserve"> </w:t>
+      </w:r>
+      <w:r>
+        <w:t xml:space="preserve">(перепровірено 2026-08-21). 6 технічних URL перевірені WebFetch тут; 3 доменно-специфічні (2× Towards Data Science, Simon Willison) — окремим проходом; 10-те (</w:t>
+      </w:r>
+      <w:r>
+        <w:rPr>
+          <w:rStyle w:val="VerbatimChar"/>
+        </w:rPr>
+        <w:t xml:space="preserve">promptingguide.ai/applications</w:t>
+      </w:r>
+      <w:r>
+        <w:t xml:space="preserve">) дозвірене у серпні. Жодне посилання не спирається лише на прапорець</w:t>
       </w:r>
       <w:r>
         <w:t xml:space="preserve"> </w:t>
@@ -18996,13 +19240,13 @@
           <w:b/>
           <w:bCs/>
         </w:rPr>
-        <w:t xml:space="preserve">Усі 9 посилань курсу перевірені</w:t>
-      </w:r>
-      <w:r>
-        <w:t xml:space="preserve"> </w:t>
-      </w:r>
-      <w:r>
-        <w:t xml:space="preserve">реальним WebFetch.</w:t>
+        <w:t xml:space="preserve">Усі 10 посилань курсу перевірені</w:t>
+      </w:r>
+      <w:r>
+        <w:t xml:space="preserve"> </w:t>
+      </w:r>
+      <w:r>
+        <w:t xml:space="preserve">реальним WebFetch (і перепровірені 2026-08-21).</w:t>
       </w:r>
     </w:p>
     <w:p>
@@ -20774,7 +21018,7 @@
     </w:p>
     <w:bookmarkEnd w:id="130"/>
     <w:bookmarkEnd w:id="131"/>
-    <w:bookmarkStart w:id="145" w:name="X542d970660fb84b5d1772f47734f19cd32ff405"/>
+    <w:bookmarkStart w:id="146" w:name="X542d970660fb84b5d1772f47734f19cd32ff405"/>
     <w:p>
       <w:pPr>
         <w:pStyle w:val="Heading1"/>
@@ -20977,6 +21221,56 @@
       </w:r>
       <w:r>
         <w:t xml:space="preserve">(14 крос-модельних прогонів; див. 8.8).</w:t>
+      </w:r>
+    </w:p>
+    <w:p>
+      <w:pPr>
+        <w:pStyle w:val="BlockText"/>
+      </w:pPr>
+      <w:r>
+        <w:t xml:space="preserve">✅</w:t>
+      </w:r>
+      <w:r>
+        <w:t xml:space="preserve"> </w:t>
+      </w:r>
+      <w:r>
+        <w:rPr>
+          <w:b/>
+          <w:bCs/>
+        </w:rPr>
+        <w:t xml:space="preserve">Перепровірено на живих доксах 2026-08-21:</w:t>
+      </w:r>
+      <w:r>
+        <w:t xml:space="preserve"> </w:t>
+      </w:r>
+      <w:r>
+        <w:t xml:space="preserve">усі 11 тверджень механіки (розділ 8.2) —</w:t>
+      </w:r>
+      <w:r>
+        <w:t xml:space="preserve"> </w:t>
+      </w:r>
+      <w:r>
+        <w:rPr>
+          <w:b/>
+          <w:bCs/>
+        </w:rPr>
+        <w:t xml:space="preserve">підтверджені</w:t>
+      </w:r>
+      <w:r>
+        <w:t xml:space="preserve">; ціни й ліміти Haiku 4.5 / Opus 4.8 / Fable 5 —</w:t>
+      </w:r>
+      <w:r>
+        <w:t xml:space="preserve"> </w:t>
+      </w:r>
+      <w:r>
+        <w:rPr>
+          <w:b/>
+          <w:bCs/>
+        </w:rPr>
+        <w:t xml:space="preserve">без змін</w:t>
+      </w:r>
+      <w:r>
+        <w:t xml:space="preserve">.</w:t>
       </w:r>
     </w:p>
     <w:p>
@@ -21132,7 +21426,7 @@
       </w:r>
     </w:p>
     <w:bookmarkEnd w:id="132"/>
-    <w:bookmarkStart w:id="133" w:name="механіка-запиту-що-дозволено"/>
+    <w:bookmarkStart w:id="134" w:name="механіка-запиту-що-дозволено"/>
     <w:p>
       <w:pPr>
         <w:pStyle w:val="Heading2"/>
@@ -21250,18 +21544,7 @@
               <w:t xml:space="preserve"> </w:t>
             </w:r>
             <w:r>
-              <w:t xml:space="preserve">(старий стиль)</w:t>
-            </w:r>
-          </w:p>
-        </w:tc>
-        <w:tc>
-          <w:tcPr/>
-          <w:p>
-            <w:pPr>
-              <w:pStyle w:val="Compact"/>
-            </w:pPr>
-            <w:r>
-              <w:t xml:space="preserve">лише</w:t>
+              <w:t xml:space="preserve">(старий стиль);</w:t>
             </w:r>
             <w:r>
               <w:t xml:space="preserve"> </w:t>
@@ -21270,19 +21553,7 @@
               <w:rPr>
                 <w:rStyle w:val="VerbatimChar"/>
               </w:rPr>
-              <w:t xml:space="preserve">type:"adaptive"</w:t>
-            </w:r>
-            <w:r>
-              <w:t xml:space="preserve">;</w:t>
-            </w:r>
-            <w:r>
-              <w:t xml:space="preserve"> </w:t>
-            </w:r>
-            <w:r>
-              <w:rPr>
-                <w:rStyle w:val="VerbatimChar"/>
-              </w:rPr>
-              <w:t xml:space="preserve">budget_tokens</w:t>
+              <w:t xml:space="preserve">adaptive</w:t>
             </w:r>
             <w:r>
               <w:t xml:space="preserve"> </w:t>
@@ -21309,6 +21580,54 @@
               <w:pStyle w:val="Compact"/>
             </w:pPr>
             <w:r>
+              <w:t xml:space="preserve">лише</w:t>
+            </w:r>
+            <w:r>
+              <w:t xml:space="preserve"> </w:t>
+            </w:r>
+            <w:r>
+              <w:rPr>
+                <w:rStyle w:val="VerbatimChar"/>
+              </w:rPr>
+              <w:t xml:space="preserve">type:"adaptive"</w:t>
+            </w:r>
+            <w:r>
+              <w:t xml:space="preserve">;</w:t>
+            </w:r>
+            <w:r>
+              <w:t xml:space="preserve"> </w:t>
+            </w:r>
+            <w:r>
+              <w:rPr>
+                <w:rStyle w:val="VerbatimChar"/>
+              </w:rPr>
+              <w:t xml:space="preserve">budget_tokens</w:t>
+            </w:r>
+            <w:r>
+              <w:t xml:space="preserve"> </w:t>
+            </w:r>
+            <w:r>
+              <w:t xml:space="preserve">→</w:t>
+            </w:r>
+            <w:r>
+              <w:t xml:space="preserve"> </w:t>
+            </w:r>
+            <w:r>
+              <w:rPr>
+                <w:b/>
+                <w:bCs/>
+              </w:rPr>
+              <w:t xml:space="preserve">400</w:t>
+            </w:r>
+          </w:p>
+        </w:tc>
+        <w:tc>
+          <w:tcPr/>
+          <w:p>
+            <w:pPr>
+              <w:pStyle w:val="Compact"/>
+            </w:pPr>
+            <w:r>
               <w:rPr>
                 <w:b/>
                 <w:bCs/>
@@ -21319,7 +21638,7 @@
               <w:t xml:space="preserve"> </w:t>
             </w:r>
             <w:r>
-              <w:t xml:space="preserve">— параметр</w:t>
+              <w:t xml:space="preserve">—</w:t>
             </w:r>
             <w:r>
               <w:t xml:space="preserve"> </w:t>
@@ -21334,7 +21653,35 @@
               <w:t xml:space="preserve"> </w:t>
             </w:r>
             <w:r>
-              <w:t xml:space="preserve">прибрати;</w:t>
+              <w:t xml:space="preserve">прибрати</w:t>
+            </w:r>
+            <w:r>
+              <w:t xml:space="preserve"> </w:t>
+            </w:r>
+            <w:r>
+              <w:rPr>
+                <w:b/>
+                <w:bCs/>
+              </w:rPr>
+              <w:t xml:space="preserve">або</w:t>
+            </w:r>
+            <w:r>
+              <w:t xml:space="preserve"> </w:t>
+            </w:r>
+            <w:r>
+              <w:t xml:space="preserve">явно</w:t>
+            </w:r>
+            <w:r>
+              <w:t xml:space="preserve"> </w:t>
+            </w:r>
+            <w:r>
+              <w:rPr>
+                <w:rStyle w:val="VerbatimChar"/>
+              </w:rPr>
+              <w:t xml:space="preserve">{type:"adaptive"}</w:t>
+            </w:r>
+            <w:r>
+              <w:t xml:space="preserve">;</w:t>
             </w:r>
             <w:r>
               <w:t xml:space="preserve"> </w:t>
@@ -21615,40 +21962,69 @@
               <w:pStyle w:val="Compact"/>
             </w:pPr>
             <w:r>
-              <w:t xml:space="preserve">приховано (summary через</w:t>
+              <w:t xml:space="preserve">не повертається; за замовч. поле</w:t>
             </w:r>
             <w:r>
               <w:t xml:space="preserve"> </w:t>
             </w:r>
-            <w:r>
-              <w:rPr>
-                <w:rStyle w:val="VerbatimChar"/>
-              </w:rPr>
-              <w:t xml:space="preserve">display</w:t>
-            </w:r>
-            <w:r>
-              <w:t xml:space="preserve">)</w:t>
-            </w:r>
-          </w:p>
-        </w:tc>
-        <w:tc>
-          <w:tcPr/>
-          <w:p>
-            <w:pPr>
-              <w:pStyle w:val="Compact"/>
-            </w:pPr>
             <w:r>
               <w:rPr>
                 <w:b/>
                 <w:bCs/>
               </w:rPr>
-              <w:t xml:space="preserve">ніколи не повертається</w:t>
+              <w:t xml:space="preserve">порожнє</w:t>
+            </w:r>
+            <w:r>
+              <w:t xml:space="preserve">, summary — через</w:t>
             </w:r>
             <w:r>
               <w:t xml:space="preserve"> </w:t>
             </w:r>
             <w:r>
-              <w:t xml:space="preserve">(лише summary)</w:t>
+              <w:rPr>
+                <w:rStyle w:val="VerbatimChar"/>
+              </w:rPr>
+              <w:t xml:space="preserve">display:"summarized"</w:t>
+            </w:r>
+          </w:p>
+        </w:tc>
+        <w:tc>
+          <w:tcPr/>
+          <w:p>
+            <w:pPr>
+              <w:pStyle w:val="Compact"/>
+            </w:pPr>
+            <w:r>
+              <w:rPr>
+                <w:b/>
+                <w:bCs/>
+              </w:rPr>
+              <w:t xml:space="preserve">сирий — ніколи</w:t>
+            </w:r>
+            <w:r>
+              <w:t xml:space="preserve">; за замовч. поле</w:t>
+            </w:r>
+            <w:r>
+              <w:t xml:space="preserve"> </w:t>
+            </w:r>
+            <w:r>
+              <w:rPr>
+                <w:b/>
+                <w:bCs/>
+              </w:rPr>
+              <w:t xml:space="preserve">порожнє</w:t>
+            </w:r>
+            <w:r>
+              <w:t xml:space="preserve">, summary — лише з</w:t>
+            </w:r>
+            <w:r>
+              <w:t xml:space="preserve"> </w:t>
+            </w:r>
+            <w:r>
+              <w:rPr>
+                <w:rStyle w:val="VerbatimChar"/>
+              </w:rPr>
+              <w:t xml:space="preserve">display:"summarized"</w:t>
             </w:r>
           </w:p>
         </w:tc>
@@ -21873,62 +22249,59 @@
         <w:t xml:space="preserve">temperature</w:t>
       </w:r>
       <w:r>
-        <w:t xml:space="preserve">, prefill); Opus/Fable їх відкидають. Fable ще й вимагає</w:t>
-      </w:r>
-      <w:r>
-        <w:t xml:space="preserve"> </w:t>
-      </w:r>
-      <w:r>
-        <w:rPr>
-          <w:b/>
-          <w:bCs/>
-        </w:rPr>
-        <w:t xml:space="preserve">прибрати весь</w:t>
-      </w:r>
-      <w:r>
-        <w:rPr>
-          <w:b/>
-          <w:bCs/>
-        </w:rPr>
-        <w:t xml:space="preserve"> </w:t>
-      </w:r>
-      <w:r>
-        <w:rPr>
-          <w:rStyle w:val="VerbatimChar"/>
-          <w:b/>
-          <w:bCs/>
+        <w:t xml:space="preserve">, prefill); Opus/Fable їх відкидають. Fable ще й думає завжди:</w:t>
+      </w:r>
+      <w:r>
+        <w:t xml:space="preserve"> </w:t>
+      </w:r>
+      <w:r>
+        <w:rPr>
+          <w:rStyle w:val="VerbatimChar"/>
         </w:rPr>
         <w:t xml:space="preserve">thinking</w:t>
       </w:r>
       <w:r>
-        <w:rPr>
-          <w:b/>
-          <w:bCs/>
-        </w:rPr>
-        <w:t xml:space="preserve">-блок</w:t>
-      </w:r>
-      <w:r>
-        <w:t xml:space="preserve"> </w:t>
-      </w:r>
-      <w:r>
-        <w:t xml:space="preserve">(думає завжди).</w:t>
-      </w:r>
-    </w:p>
-    <w:p>
-      <w:r>
-        <w:pict>
-          <v:rect style="width:0;height:1.5pt" o:hralign="center" o:hrstd="t" o:hr="t"/>
-        </w:pict>
-      </w:r>
-    </w:p>
-    <w:bookmarkEnd w:id="133"/>
-    <w:bookmarkStart w:id="134" w:name="стиль-haiku-4.5-пиши-максимально-явно"/>
-    <w:p>
-      <w:pPr>
-        <w:pStyle w:val="Heading2"/>
-      </w:pPr>
-      <w:r>
-        <w:t xml:space="preserve">8.3. Стиль — Haiku 4.5: пиши максимально явно</w:t>
+        <w:t xml:space="preserve"> </w:t>
+      </w:r>
+      <w:r>
+        <w:t xml:space="preserve">треба</w:t>
+      </w:r>
+      <w:r>
+        <w:t xml:space="preserve"> </w:t>
+      </w:r>
+      <w:r>
+        <w:rPr>
+          <w:b/>
+          <w:bCs/>
+        </w:rPr>
+        <w:t xml:space="preserve">прибрати або лишити лише</w:t>
+      </w:r>
+      <w:r>
+        <w:rPr>
+          <w:b/>
+          <w:bCs/>
+        </w:rPr>
+        <w:t xml:space="preserve"> </w:t>
+      </w:r>
+      <w:r>
+        <w:rPr>
+          <w:rStyle w:val="VerbatimChar"/>
+          <w:b/>
+          <w:bCs/>
+        </w:rPr>
+        <w:t xml:space="preserve">{type:"adaptive"}</w:t>
+      </w:r>
+      <w:r>
+        <w:t xml:space="preserve">.</w:t>
+      </w:r>
+    </w:p>
+    <w:bookmarkStart w:id="133" w:name="свіжість-лінійки-станом-на-2026-08-21"/>
+    <w:p>
+      <w:pPr>
+        <w:pStyle w:val="Heading3"/>
+      </w:pPr>
+      <w:r>
+        <w:t xml:space="preserve">⏱️ Свіжість лінійки (станом на 2026-08-21)</w:t>
       </w:r>
     </w:p>
     <w:p>
@@ -21936,23 +22309,20 @@
         <w:pStyle w:val="FirstParagraph"/>
       </w:pPr>
       <w:r>
-        <w:t xml:space="preserve">Це</w:t>
-      </w:r>
-      <w:r>
-        <w:t xml:space="preserve"> </w:t>
-      </w:r>
-      <w:r>
-        <w:rPr>
-          <w:b/>
-          <w:bCs/>
-        </w:rPr>
-        <w:t xml:space="preserve">виміряно</w:t>
-      </w:r>
-      <w:r>
-        <w:t xml:space="preserve"> </w:t>
-      </w:r>
-      <w:r>
-        <w:t xml:space="preserve">в цьому курсі (Частини 1–6): мала модель «карає» за слабкий промпт сильніше за велику.</w:t>
+        <w:t xml:space="preserve">Курс писався в червні 2026 на трійці</w:t>
+      </w:r>
+      <w:r>
+        <w:t xml:space="preserve"> </w:t>
+      </w:r>
+      <w:r>
+        <w:rPr>
+          <w:b/>
+          <w:bCs/>
+        </w:rPr>
+        <w:t xml:space="preserve">Haiku 4.5 / Opus 4.8 / Fable 5</w:t>
+      </w:r>
+      <w:r>
+        <w:t xml:space="preserve">. За перевіркою живих доксів у серпні:</w:t>
       </w:r>
     </w:p>
     <w:p>
@@ -21968,34 +22338,13 @@
           <w:b/>
           <w:bCs/>
         </w:rPr>
-        <w:t xml:space="preserve">Few-shot приклади</w:t>
-      </w:r>
-      <w:r>
-        <w:t xml:space="preserve"> </w:t>
-      </w:r>
-      <w:r>
-        <w:t xml:space="preserve">— найнадійніший важіль формату (</w:t>
-      </w:r>
-      <w:r>
-        <w:rPr>
-          <w:rStyle w:val="VerbatimChar"/>
-        </w:rPr>
-        <w:t xml:space="preserve">ЗМІШАНА</w:t>
-      </w:r>
-      <w:r>
-        <w:t xml:space="preserve">/</w:t>
-      </w:r>
-      <w:r>
-        <w:rPr>
-          <w:rStyle w:val="VerbatimChar"/>
-        </w:rPr>
-        <w:t xml:space="preserve">MIXED</w:t>
-      </w:r>
-      <w:r>
-        <w:t xml:space="preserve"> </w:t>
-      </w:r>
-      <w:r>
-        <w:t xml:space="preserve">×3 стабільно проти 3 різних без прикладів).</w:t>
+        <w:t xml:space="preserve">Усі цифри й механіка вище лишаються чинними</w:t>
+      </w:r>
+      <w:r>
+        <w:t xml:space="preserve"> </w:t>
+      </w:r>
+      <w:r>
+        <w:t xml:space="preserve">— Haiku 4.5, Opus 4.8 і Fable 5 активні, ціни й ліміти не змінились.</w:t>
       </w:r>
     </w:p>
     <w:p>
@@ -22011,25 +22360,86 @@
           <w:b/>
           <w:bCs/>
         </w:rPr>
-        <w:t xml:space="preserve">Позитивні якорі</w:t>
-      </w:r>
-      <w:r>
-        <w:t xml:space="preserve"> </w:t>
-      </w:r>
-      <w:r>
-        <w:t xml:space="preserve">(«start with</w:t>
-      </w:r>
-      <w:r>
-        <w:t xml:space="preserve"> </w:t>
-      </w:r>
-      <w:r>
-        <w:rPr>
-          <w:rStyle w:val="VerbatimChar"/>
-        </w:rPr>
-        <w:t xml:space="preserve">{</w:t>
-      </w:r>
-      <w:r>
-        <w:t xml:space="preserve">») надійніші за заборони.</w:t>
+        <w:t xml:space="preserve">Але зʼявилось нове покоління:</w:t>
+      </w:r>
+      <w:r>
+        <w:t xml:space="preserve"> </w:t>
+      </w:r>
+      <w:r>
+        <w:rPr>
+          <w:b/>
+          <w:bCs/>
+        </w:rPr>
+        <w:t xml:space="preserve">Claude Opus 5</w:t>
+      </w:r>
+      <w:r>
+        <w:t xml:space="preserve"> </w:t>
+      </w:r>
+      <w:r>
+        <w:t xml:space="preserve">(</w:t>
+      </w:r>
+      <w:r>
+        <w:rPr>
+          <w:rStyle w:val="VerbatimChar"/>
+        </w:rPr>
+        <w:t xml:space="preserve">claude-opus-5</w:t>
+      </w:r>
+      <w:r>
+        <w:t xml:space="preserve">) — тепер топова рекомендація Anthropic, а</w:t>
+      </w:r>
+      <w:r>
+        <w:t xml:space="preserve"> </w:t>
+      </w:r>
+      <w:r>
+        <w:rPr>
+          <w:b/>
+          <w:bCs/>
+        </w:rPr>
+        <w:t xml:space="preserve">Opus 4.8 перейшов у Legacy</w:t>
+      </w:r>
+      <w:r>
+        <w:t xml:space="preserve"> </w:t>
+      </w:r>
+      <w:r>
+        <w:t xml:space="preserve">(повністю підтримується). Також GA —</w:t>
+      </w:r>
+      <w:r>
+        <w:t xml:space="preserve"> </w:t>
+      </w:r>
+      <w:r>
+        <w:rPr>
+          <w:b/>
+          <w:bCs/>
+        </w:rPr>
+        <w:t xml:space="preserve">Claude Sonnet 5</w:t>
+      </w:r>
+      <w:r>
+        <w:t xml:space="preserve"> </w:t>
+      </w:r>
+      <w:r>
+        <w:t xml:space="preserve">(</w:t>
+      </w:r>
+      <w:r>
+        <w:rPr>
+          <w:rStyle w:val="VerbatimChar"/>
+        </w:rPr>
+        <w:t xml:space="preserve">claude-sonnet-5</w:t>
+      </w:r>
+      <w:r>
+        <w:t xml:space="preserve">, $2/$10 за 1M; анонсоване підвищення до $3/$15 з 1 вересня</w:t>
+      </w:r>
+      <w:r>
+        <w:t xml:space="preserve"> </w:t>
+      </w:r>
+      <w:r>
+        <w:rPr>
+          <w:b/>
+          <w:bCs/>
+        </w:rPr>
+        <w:t xml:space="preserve">скасовано</w:t>
+      </w:r>
+      <w:r>
+        <w:t xml:space="preserve">, $2/$10 стала постійною ціною).</w:t>
       </w:r>
     </w:p>
     <w:p>
@@ -22045,25 +22455,112 @@
           <w:b/>
           <w:bCs/>
         </w:rPr>
-        <w:t xml:space="preserve">Негативні заборони протікають ~20%</w:t>
-      </w:r>
-      <w:r>
-        <w:t xml:space="preserve"> </w:t>
-      </w:r>
-      <w:r>
-        <w:t xml:space="preserve">(«no markdown» → 4/5 разів голий, 1/5 у</w:t>
-      </w:r>
-      <w:r>
-        <w:t xml:space="preserve"> </w:t>
-      </w:r>
-      <w:r>
-        <w:rPr>
-          <w:rStyle w:val="VerbatimChar"/>
-        </w:rPr>
-        <w:t xml:space="preserve">```json</w:t>
-      </w:r>
-      <w:r>
-        <w:t xml:space="preserve">).</w:t>
+        <w:t xml:space="preserve">Практичний наслідок:</w:t>
+      </w:r>
+      <w:r>
+        <w:t xml:space="preserve"> </w:t>
+      </w:r>
+      <w:r>
+        <w:t xml:space="preserve">усе, що ця частина каже про</w:t>
+      </w:r>
+      <w:r>
+        <w:t xml:space="preserve"> </w:t>
+      </w:r>
+      <w:r>
+        <w:rPr>
+          <w:b/>
+          <w:bCs/>
+        </w:rPr>
+        <w:t xml:space="preserve">Opus 4.8</w:t>
+      </w:r>
+      <w:r>
+        <w:t xml:space="preserve">, застосовне й до</w:t>
+      </w:r>
+      <w:r>
+        <w:t xml:space="preserve"> </w:t>
+      </w:r>
+      <w:r>
+        <w:rPr>
+          <w:b/>
+          <w:bCs/>
+        </w:rPr>
+        <w:t xml:space="preserve">Opus 5</w:t>
+      </w:r>
+      <w:r>
+        <w:t xml:space="preserve"> </w:t>
+      </w:r>
+      <w:r>
+        <w:t xml:space="preserve">(та сама сімʼя обмежень: adaptive-only thinking,</w:t>
+      </w:r>
+      <w:r>
+        <w:t xml:space="preserve"> </w:t>
+      </w:r>
+      <w:r>
+        <w:rPr>
+          <w:rStyle w:val="VerbatimChar"/>
+        </w:rPr>
+        <w:t xml:space="preserve">temperature</w:t>
+      </w:r>
+      <w:r>
+        <w:t xml:space="preserve">/prefill → 400). Одна відмінність Opus 5:</w:t>
+      </w:r>
+      <w:r>
+        <w:t xml:space="preserve"> </w:t>
+      </w:r>
+      <w:r>
+        <w:rPr>
+          <w:b/>
+          <w:bCs/>
+        </w:rPr>
+        <w:t xml:space="preserve">adaptive-мислення увімкнене за замовчуванням</w:t>
+      </w:r>
+      <w:r>
+        <w:t xml:space="preserve"> </w:t>
+      </w:r>
+      <w:r>
+        <w:t xml:space="preserve">(в Opus 4.8 — вимкнене), і</w:t>
+      </w:r>
+      <w:r>
+        <w:t xml:space="preserve"> </w:t>
+      </w:r>
+      <w:r>
+        <w:rPr>
+          <w:rStyle w:val="VerbatimChar"/>
+        </w:rPr>
+        <w:t xml:space="preserve">thinking:{type:"disabled"}</w:t>
+      </w:r>
+      <w:r>
+        <w:t xml:space="preserve"> </w:t>
+      </w:r>
+      <w:r>
+        <w:t xml:space="preserve">приймається лише при</w:t>
+      </w:r>
+      <w:r>
+        <w:t xml:space="preserve"> </w:t>
+      </w:r>
+      <w:r>
+        <w:rPr>
+          <w:rStyle w:val="VerbatimChar"/>
+        </w:rPr>
+        <w:t xml:space="preserve">effort</w:t>
+      </w:r>
+      <w:r>
+        <w:t xml:space="preserve"> </w:t>
+      </w:r>
+      <w:r>
+        <w:t xml:space="preserve">≤</w:t>
+      </w:r>
+      <w:r>
+        <w:t xml:space="preserve"> </w:t>
+      </w:r>
+      <w:r>
+        <w:rPr>
+          <w:rStyle w:val="VerbatimChar"/>
+        </w:rPr>
+        <w:t xml:space="preserve">high</w:t>
+      </w:r>
+      <w:r>
+        <w:t xml:space="preserve">.</w:t>
       </w:r>
     </w:p>
     <w:p>
@@ -22079,28 +22576,13 @@
           <w:b/>
           <w:bCs/>
         </w:rPr>
-        <w:t xml:space="preserve">Декомпозиція</w:t>
-      </w:r>
-      <w:r>
-        <w:t xml:space="preserve">: розбивай складне на ланцюжок простих кроків — на малій моделі це помітно знижує помилки.</w:t>
-      </w:r>
-    </w:p>
-    <w:p>
-      <w:pPr>
-        <w:pStyle w:val="BlockText"/>
-      </w:pPr>
-      <w:r>
-        <w:rPr>
-          <w:b/>
-          <w:bCs/>
-        </w:rPr>
-        <w:t xml:space="preserve">Правило 8.3.</w:t>
-      </w:r>
-      <w:r>
-        <w:t xml:space="preserve"> </w:t>
-      </w:r>
-      <w:r>
-        <w:t xml:space="preserve">Haiku = «явність + приклади + якір». Компенсуй розмір моделі якістю промпта.</w:t>
+        <w:t xml:space="preserve">Haiku 4.5</w:t>
+      </w:r>
+      <w:r>
+        <w:t xml:space="preserve"> </w:t>
+      </w:r>
+      <w:r>
+        <w:t xml:space="preserve">лишається найдешевшою ланкою — головний висновок курсу («що менша модель, то важливіший промпт») не змінився.</w:t>
       </w:r>
     </w:p>
     <w:p>
@@ -22110,14 +22592,15 @@
         </w:pict>
       </w:r>
     </w:p>
+    <w:bookmarkEnd w:id="133"/>
     <w:bookmarkEnd w:id="134"/>
-    <w:bookmarkStart w:id="135" w:name="X618c921a1c2ae5ba224ac94563e8265049acf1d"/>
+    <w:bookmarkStart w:id="135" w:name="стиль-haiku-4.5-пиши-максимально-явно"/>
     <w:p>
       <w:pPr>
         <w:pStyle w:val="Heading2"/>
       </w:pPr>
       <w:r>
-        <w:t xml:space="preserve">8.4. Стиль — Opus 4.8: «прощає» слабкий промпт, але має свої нахили</w:t>
+        <w:t xml:space="preserve">8.3. Стиль — Haiku 4.5: пиши максимально явно</w:t>
       </w:r>
     </w:p>
     <w:p>
@@ -22125,7 +22608,23 @@
         <w:pStyle w:val="FirstParagraph"/>
       </w:pPr>
       <w:r>
-        <w:t xml:space="preserve">Добрі дефолти рятують vague-запит (це видно і в порівнянні Haiku-vs-Sonnet у Частині 5). Але за офіційним гайдом Opus 4.8:</w:t>
+        <w:t xml:space="preserve">Це</w:t>
+      </w:r>
+      <w:r>
+        <w:t xml:space="preserve"> </w:t>
+      </w:r>
+      <w:r>
+        <w:rPr>
+          <w:b/>
+          <w:bCs/>
+        </w:rPr>
+        <w:t xml:space="preserve">виміряно</w:t>
+      </w:r>
+      <w:r>
+        <w:t xml:space="preserve"> </w:t>
+      </w:r>
+      <w:r>
+        <w:t xml:space="preserve">в цьому курсі (Частини 1–6): мала модель «карає» за слабкий промпт сильніше за велику.</w:t>
       </w:r>
     </w:p>
     <w:p>
@@ -22141,45 +22640,34 @@
           <w:b/>
           <w:bCs/>
         </w:rPr>
-        <w:t xml:space="preserve">Недотягується сам</w:t>
-      </w:r>
-      <w:r>
-        <w:t xml:space="preserve"> </w:t>
-      </w:r>
-      <w:r>
-        <w:t xml:space="preserve">до інструментів / сабагентів / файл-пам’яті → давай</w:t>
-      </w:r>
-      <w:r>
-        <w:t xml:space="preserve"> </w:t>
-      </w:r>
-      <w:r>
-        <w:rPr>
-          <w:b/>
-          <w:bCs/>
-        </w:rPr>
-        <w:t xml:space="preserve">явний тригеринг</w:t>
-      </w:r>
-      <w:r>
-        <w:t xml:space="preserve"> </w:t>
-      </w:r>
-      <w:r>
-        <w:t xml:space="preserve">(«шукай, коли…», «делегуй, коли фан-аут»). Це працює і на рівні</w:t>
-      </w:r>
-      <w:r>
-        <w:t xml:space="preserve"> </w:t>
-      </w:r>
-      <w:r>
-        <w:rPr>
-          <w:i/>
-          <w:iCs/>
-        </w:rPr>
-        <w:t xml:space="preserve">опису інструмента</w:t>
-      </w:r>
-      <w:r>
-        <w:t xml:space="preserve"> </w:t>
-      </w:r>
-      <w:r>
-        <w:t xml:space="preserve">(«call this when…»).</w:t>
+        <w:t xml:space="preserve">Few-shot приклади</w:t>
+      </w:r>
+      <w:r>
+        <w:t xml:space="preserve"> </w:t>
+      </w:r>
+      <w:r>
+        <w:t xml:space="preserve">— найнадійніший важіль формату (</w:t>
+      </w:r>
+      <w:r>
+        <w:rPr>
+          <w:rStyle w:val="VerbatimChar"/>
+        </w:rPr>
+        <w:t xml:space="preserve">ЗМІШАНА</w:t>
+      </w:r>
+      <w:r>
+        <w:t xml:space="preserve">/</w:t>
+      </w:r>
+      <w:r>
+        <w:rPr>
+          <w:rStyle w:val="VerbatimChar"/>
+        </w:rPr>
+        <w:t xml:space="preserve">MIXED</w:t>
+      </w:r>
+      <w:r>
+        <w:t xml:space="preserve"> </w:t>
+      </w:r>
+      <w:r>
+        <w:t xml:space="preserve">×3 стабільно проти 3 різних без прикладів).</w:t>
       </w:r>
     </w:p>
     <w:p>
@@ -22195,13 +22683,25 @@
           <w:b/>
           <w:bCs/>
         </w:rPr>
-        <w:t xml:space="preserve">Балакучіший</w:t>
-      </w:r>
-      <w:r>
-        <w:t xml:space="preserve"> </w:t>
-      </w:r>
-      <w:r>
-        <w:t xml:space="preserve">за 4.7 — якщо агент занадто наративить, додай silence-default («default to silence between tool calls»).</w:t>
+        <w:t xml:space="preserve">Позитивні якорі</w:t>
+      </w:r>
+      <w:r>
+        <w:t xml:space="preserve"> </w:t>
+      </w:r>
+      <w:r>
+        <w:t xml:space="preserve">(«start with</w:t>
+      </w:r>
+      <w:r>
+        <w:t xml:space="preserve"> </w:t>
+      </w:r>
+      <w:r>
+        <w:rPr>
+          <w:rStyle w:val="VerbatimChar"/>
+        </w:rPr>
+        <w:t xml:space="preserve">{</w:t>
+      </w:r>
+      <w:r>
+        <w:t xml:space="preserve">») надійніші за заборони.</w:t>
       </w:r>
     </w:p>
     <w:p>
@@ -22217,13 +22717,25 @@
           <w:b/>
           <w:bCs/>
         </w:rPr>
-        <w:t xml:space="preserve">Обережніший, частіше перепитує</w:t>
-      </w:r>
-      <w:r>
-        <w:t xml:space="preserve"> </w:t>
-      </w:r>
-      <w:r>
-        <w:t xml:space="preserve">— додай «на дрібницях (назви, дефолти) обирай сам; питай лише про зміни обсягу чи незворотні дії».</w:t>
+        <w:t xml:space="preserve">Негативні заборони протікають ~20%</w:t>
+      </w:r>
+      <w:r>
+        <w:t xml:space="preserve"> </w:t>
+      </w:r>
+      <w:r>
+        <w:t xml:space="preserve">(«no markdown» → 4/5 разів голий, 1/5 у</w:t>
+      </w:r>
+      <w:r>
+        <w:t xml:space="preserve"> </w:t>
+      </w:r>
+      <w:r>
+        <w:rPr>
+          <w:rStyle w:val="VerbatimChar"/>
+        </w:rPr>
+        <w:t xml:space="preserve">```json</w:t>
+      </w:r>
+      <w:r>
+        <w:t xml:space="preserve">).</w:t>
       </w:r>
     </w:p>
     <w:p>
@@ -22239,80 +22751,10 @@
           <w:b/>
           <w:bCs/>
         </w:rPr>
-        <w:t xml:space="preserve">Тепліший голос</w:t>
-      </w:r>
-      <w:r>
-        <w:t xml:space="preserve"> </w:t>
-      </w:r>
-      <w:r>
-        <w:t xml:space="preserve">— старі інструкції «be concise/warmer», писані під 4.7, можуть перестати бути потрібними; перевір.</w:t>
-      </w:r>
-    </w:p>
-    <w:p>
-      <w:pPr>
-        <w:pStyle w:val="Compact"/>
-        <w:numPr>
-          <w:ilvl w:val="0"/>
-          <w:numId w:val="1036"/>
-        </w:numPr>
-      </w:pPr>
-      <w:r>
-        <w:rPr>
-          <w:b/>
-          <w:bCs/>
-        </w:rPr>
-        <w:t xml:space="preserve">effort</w:t>
-      </w:r>
-      <w:r>
-        <w:t xml:space="preserve">: дефолт</w:t>
-      </w:r>
-      <w:r>
-        <w:t xml:space="preserve"> </w:t>
-      </w:r>
-      <w:r>
-        <w:rPr>
-          <w:rStyle w:val="VerbatimChar"/>
-        </w:rPr>
-        <w:t xml:space="preserve">high</w:t>
-      </w:r>
-      <w:r>
-        <w:t xml:space="preserve">; для найважчого кодингу/агентики —</w:t>
-      </w:r>
-      <w:r>
-        <w:t xml:space="preserve"> </w:t>
-      </w:r>
-      <w:r>
-        <w:rPr>
-          <w:rStyle w:val="VerbatimChar"/>
-        </w:rPr>
-        <w:t xml:space="preserve">xhigh</w:t>
-      </w:r>
-      <w:r>
-        <w:t xml:space="preserve">. Роби sweep</w:t>
-      </w:r>
-      <w:r>
-        <w:t xml:space="preserve"> </w:t>
-      </w:r>
-      <w:r>
-        <w:rPr>
-          <w:rStyle w:val="VerbatimChar"/>
-        </w:rPr>
-        <w:t xml:space="preserve">medium/high/xhigh</w:t>
-      </w:r>
-      <w:r>
-        <w:t xml:space="preserve">, а не рефлекторно</w:t>
-      </w:r>
-      <w:r>
-        <w:t xml:space="preserve"> </w:t>
-      </w:r>
-      <w:r>
-        <w:rPr>
-          <w:rStyle w:val="VerbatimChar"/>
-        </w:rPr>
-        <w:t xml:space="preserve">xhigh</w:t>
-      </w:r>
-      <w:r>
-        <w:t xml:space="preserve">.</w:t>
+        <w:t xml:space="preserve">Декомпозиція</w:t>
+      </w:r>
+      <w:r>
+        <w:t xml:space="preserve">: розбивай складне на ланцюжок простих кроків — на малій моделі це помітно знижує помилки.</w:t>
       </w:r>
     </w:p>
     <w:p>
@@ -22324,13 +22766,13 @@
           <w:b/>
           <w:bCs/>
         </w:rPr>
-        <w:t xml:space="preserve">Правило 8.4.</w:t>
-      </w:r>
-      <w:r>
-        <w:t xml:space="preserve"> </w:t>
-      </w:r>
-      <w:r>
-        <w:t xml:space="preserve">Opus 4.8 = «менше боротьби за формат, більше явного тригерингу інструментів і меж автономії».</w:t>
+        <w:t xml:space="preserve">Правило 8.3.</w:t>
+      </w:r>
+      <w:r>
+        <w:t xml:space="preserve"> </w:t>
+      </w:r>
+      <w:r>
+        <w:t xml:space="preserve">Haiku = «явність + приклади + якір». Компенсуй розмір моделі якістю промпта.</w:t>
       </w:r>
     </w:p>
     <w:p>
@@ -22341,13 +22783,13 @@
       </w:r>
     </w:p>
     <w:bookmarkEnd w:id="135"/>
-    <w:bookmarkStart w:id="136" w:name="X17f44a455c34e3d4a896d2011c9f1a1faf11616"/>
+    <w:bookmarkStart w:id="136" w:name="X618c921a1c2ae5ba224ac94563e8265049acf1d"/>
     <w:p>
       <w:pPr>
         <w:pStyle w:val="Heading2"/>
       </w:pPr>
       <w:r>
-        <w:t xml:space="preserve">8.5. Стиль — Fable 5: НЕ переписуй прескриптивно, а навпаки</w:t>
+        <w:t xml:space="preserve">8.4. Стиль — Opus 4.8: «прощає» слабкий промпт, але має свої нахили</w:t>
       </w:r>
     </w:p>
     <w:p>
@@ -22355,13 +22797,7 @@
         <w:pStyle w:val="FirstParagraph"/>
       </w:pPr>
       <w:r>
-        <w:t xml:space="preserve">Найпотужніша модель — і найконтр</w:t>
-      </w:r>
-      <w:r>
-        <w:softHyphen/>
-      </w:r>
-      <w:r>
-        <w:t xml:space="preserve">інтуїтивніша в промптингу (за офіційним migration-guide):</w:t>
+        <w:t xml:space="preserve">Добрі дефолти рятують vague-запит (це видно і в порівнянні Haiku-vs-Sonnet у Частині 5). Але за офіційним гайдом Opus 4.8:</w:t>
       </w:r>
     </w:p>
     <w:p>
@@ -22377,39 +22813,45 @@
           <w:b/>
           <w:bCs/>
         </w:rPr>
-        <w:t xml:space="preserve">Знімай покрокові риштування.</w:t>
-      </w:r>
-      <w:r>
-        <w:t xml:space="preserve"> </w:t>
-      </w:r>
-      <w:r>
-        <w:t xml:space="preserve">Промпти під старі моделі</w:t>
-      </w:r>
-      <w:r>
-        <w:t xml:space="preserve"> </w:t>
-      </w:r>
-      <w:r>
-        <w:rPr>
-          <w:b/>
-          <w:bCs/>
-        </w:rPr>
-        <w:t xml:space="preserve">часто занадто прескриптивні й знижують якість</w:t>
-      </w:r>
-      <w:r>
-        <w:t xml:space="preserve">. Дай</w:t>
-      </w:r>
-      <w:r>
-        <w:t xml:space="preserve"> </w:t>
-      </w:r>
-      <w:r>
-        <w:rPr>
-          <w:b/>
-          <w:bCs/>
-        </w:rPr>
-        <w:t xml:space="preserve">ціль + обмеження</w:t>
-      </w:r>
-      <w:r>
-        <w:t xml:space="preserve">, і хай сама планує.</w:t>
+        <w:t xml:space="preserve">Недотягується сам</w:t>
+      </w:r>
+      <w:r>
+        <w:t xml:space="preserve"> </w:t>
+      </w:r>
+      <w:r>
+        <w:t xml:space="preserve">до інструментів / сабагентів / файл-пам’яті → давай</w:t>
+      </w:r>
+      <w:r>
+        <w:t xml:space="preserve"> </w:t>
+      </w:r>
+      <w:r>
+        <w:rPr>
+          <w:b/>
+          <w:bCs/>
+        </w:rPr>
+        <w:t xml:space="preserve">явний тригеринг</w:t>
+      </w:r>
+      <w:r>
+        <w:t xml:space="preserve"> </w:t>
+      </w:r>
+      <w:r>
+        <w:t xml:space="preserve">(«шукай, коли…», «делегуй, коли фан-аут»). Це працює і на рівні</w:t>
+      </w:r>
+      <w:r>
+        <w:t xml:space="preserve"> </w:t>
+      </w:r>
+      <w:r>
+        <w:rPr>
+          <w:i/>
+          <w:iCs/>
+        </w:rPr>
+        <w:t xml:space="preserve">опису інструмента</w:t>
+      </w:r>
+      <w:r>
+        <w:t xml:space="preserve"> </w:t>
+      </w:r>
+      <w:r>
+        <w:t xml:space="preserve">(«call this when…»).</w:t>
       </w:r>
     </w:p>
     <w:p>
@@ -22425,26 +22867,13 @@
           <w:b/>
           <w:bCs/>
         </w:rPr>
-        <w:t xml:space="preserve">Ходи довгі</w:t>
-      </w:r>
-      <w:r>
-        <w:t xml:space="preserve"> </w:t>
-      </w:r>
-      <w:r>
-        <w:t xml:space="preserve">— один запит на важкій задачі може йти</w:t>
-      </w:r>
-      <w:r>
-        <w:t xml:space="preserve"> </w:t>
-      </w:r>
-      <w:r>
-        <w:rPr>
-          <w:b/>
-          <w:bCs/>
-        </w:rPr>
-        <w:t xml:space="preserve">хвилини</w:t>
-      </w:r>
-      <w:r>
-        <w:t xml:space="preserve">. Плануй таймаути / стрімінг / асинхронні перевірки.</w:t>
+        <w:t xml:space="preserve">Балакучіший</w:t>
+      </w:r>
+      <w:r>
+        <w:t xml:space="preserve"> </w:t>
+      </w:r>
+      <w:r>
+        <w:t xml:space="preserve">за 4.7 — якщо агент занадто наративить, додай silence-default («default to silence between tool calls»).</w:t>
       </w:r>
     </w:p>
     <w:p>
@@ -22460,29 +22889,13 @@
           <w:b/>
           <w:bCs/>
         </w:rPr>
-        <w:t xml:space="preserve">Дай файл-пам’ять</w:t>
-      </w:r>
-      <w:r>
-        <w:t xml:space="preserve"> </w:t>
-      </w:r>
-      <w:r>
-        <w:t xml:space="preserve">і дозволь</w:t>
-      </w:r>
-      <w:r>
-        <w:t xml:space="preserve"> </w:t>
-      </w:r>
-      <w:r>
-        <w:rPr>
-          <w:b/>
-          <w:bCs/>
-        </w:rPr>
-        <w:t xml:space="preserve">асинхронно делегувати</w:t>
-      </w:r>
-      <w:r>
-        <w:t xml:space="preserve"> </w:t>
-      </w:r>
-      <w:r>
-        <w:t xml:space="preserve">сабагентам — на цьому Fable виграє найбільше.</w:t>
+        <w:t xml:space="preserve">Обережніший, частіше перепитує</w:t>
+      </w:r>
+      <w:r>
+        <w:t xml:space="preserve"> </w:t>
+      </w:r>
+      <w:r>
+        <w:t xml:space="preserve">— додай «на дрібницях (назви, дефолти) обирай сам; питай лише про зміни обсягу чи незворотні дії».</w:t>
       </w:r>
     </w:p>
     <w:p>
@@ -22498,55 +22911,13 @@
           <w:b/>
           <w:bCs/>
         </w:rPr>
-        <w:t xml:space="preserve">Став найважче.</w:t>
-      </w:r>
-      <w:r>
-        <w:t xml:space="preserve"> </w:t>
-      </w:r>
-      <w:r>
-        <w:t xml:space="preserve">На рутині — знижуй</w:t>
-      </w:r>
-      <w:r>
-        <w:t xml:space="preserve"> </w:t>
-      </w:r>
-      <w:r>
-        <w:rPr>
-          <w:rStyle w:val="VerbatimChar"/>
-        </w:rPr>
-        <w:t xml:space="preserve">effort</w:t>
-      </w:r>
-      <w:r>
-        <w:t xml:space="preserve">: навіть</w:t>
-      </w:r>
-      <w:r>
-        <w:t xml:space="preserve"> </w:t>
-      </w:r>
-      <w:r>
-        <w:rPr>
-          <w:rStyle w:val="VerbatimChar"/>
-        </w:rPr>
-        <w:t xml:space="preserve">low</w:t>
-      </w:r>
-      <w:r>
-        <w:t xml:space="preserve"> </w:t>
-      </w:r>
-      <w:r>
-        <w:t xml:space="preserve">часто б’є</w:t>
-      </w:r>
-      <w:r>
-        <w:t xml:space="preserve"> </w:t>
-      </w:r>
-      <w:r>
-        <w:rPr>
-          <w:rStyle w:val="VerbatimChar"/>
-        </w:rPr>
-        <w:t xml:space="preserve">xhigh</w:t>
-      </w:r>
-      <w:r>
-        <w:t xml:space="preserve"> </w:t>
-      </w:r>
-      <w:r>
-        <w:t xml:space="preserve">старих моделей.</w:t>
+        <w:t xml:space="preserve">Тепліший голос</w:t>
+      </w:r>
+      <w:r>
+        <w:t xml:space="preserve"> </w:t>
+      </w:r>
+      <w:r>
+        <w:t xml:space="preserve">— старі інструкції «be concise/warmer», писані під 4.7, можуть перестати бути потрібними; перевір.</w:t>
       </w:r>
     </w:p>
     <w:p>
@@ -22562,28 +22933,58 @@
           <w:b/>
           <w:bCs/>
         </w:rPr>
-        <w:t xml:space="preserve">Обробляй</w:t>
-      </w:r>
-      <w:r>
-        <w:rPr>
-          <w:b/>
-          <w:bCs/>
-        </w:rPr>
-        <w:t xml:space="preserve"> </w:t>
-      </w:r>
-      <w:r>
-        <w:rPr>
-          <w:rStyle w:val="VerbatimChar"/>
-          <w:b/>
-          <w:bCs/>
-        </w:rPr>
-        <w:t xml:space="preserve">refusal</w:t>
-      </w:r>
-      <w:r>
-        <w:t xml:space="preserve"> </w:t>
-      </w:r>
-      <w:r>
-        <w:t xml:space="preserve">(класифікатори безпеки) — у продакшені додай fallback на Opus 4.8.</w:t>
+        <w:t xml:space="preserve">effort</w:t>
+      </w:r>
+      <w:r>
+        <w:t xml:space="preserve">: дефолт</w:t>
+      </w:r>
+      <w:r>
+        <w:t xml:space="preserve"> </w:t>
+      </w:r>
+      <w:r>
+        <w:rPr>
+          <w:rStyle w:val="VerbatimChar"/>
+        </w:rPr>
+        <w:t xml:space="preserve">high</w:t>
+      </w:r>
+      <w:r>
+        <w:t xml:space="preserve">; для найважчого кодингу/агентики —</w:t>
+      </w:r>
+      <w:r>
+        <w:t xml:space="preserve"> </w:t>
+      </w:r>
+      <w:r>
+        <w:rPr>
+          <w:rStyle w:val="VerbatimChar"/>
+        </w:rPr>
+        <w:t xml:space="preserve">xhigh</w:t>
+      </w:r>
+      <w:r>
+        <w:t xml:space="preserve">. Роби sweep</w:t>
+      </w:r>
+      <w:r>
+        <w:t xml:space="preserve"> </w:t>
+      </w:r>
+      <w:r>
+        <w:rPr>
+          <w:rStyle w:val="VerbatimChar"/>
+        </w:rPr>
+        <w:t xml:space="preserve">medium/high/xhigh</w:t>
+      </w:r>
+      <w:r>
+        <w:t xml:space="preserve">, а не рефлекторно</w:t>
+      </w:r>
+      <w:r>
+        <w:t xml:space="preserve"> </w:t>
+      </w:r>
+      <w:r>
+        <w:rPr>
+          <w:rStyle w:val="VerbatimChar"/>
+        </w:rPr>
+        <w:t xml:space="preserve">xhigh</w:t>
+      </w:r>
+      <w:r>
+        <w:t xml:space="preserve">.</w:t>
       </w:r>
     </w:p>
     <w:p>
@@ -22595,13 +22996,13 @@
           <w:b/>
           <w:bCs/>
         </w:rPr>
-        <w:t xml:space="preserve">Правило 8.5.</w:t>
-      </w:r>
-      <w:r>
-        <w:t xml:space="preserve"> </w:t>
-      </w:r>
-      <w:r>
-        <w:t xml:space="preserve">Fable 5 = «менше інструкцій, більше цілі; довгі ходи; пам’ять + делегування».</w:t>
+        <w:t xml:space="preserve">Правило 8.4.</w:t>
+      </w:r>
+      <w:r>
+        <w:t xml:space="preserve"> </w:t>
+      </w:r>
+      <w:r>
+        <w:t xml:space="preserve">Opus 4.8 = «менше боротьби за формат, більше явного тригерингу інструментів і меж автономії».</w:t>
       </w:r>
     </w:p>
     <w:p>
@@ -22612,7 +23013,278 @@
       </w:r>
     </w:p>
     <w:bookmarkEnd w:id="136"/>
-    <w:bookmarkStart w:id="137" w:name="що-обирати-під-задачу"/>
+    <w:bookmarkStart w:id="137" w:name="X17f44a455c34e3d4a896d2011c9f1a1faf11616"/>
+    <w:p>
+      <w:pPr>
+        <w:pStyle w:val="Heading2"/>
+      </w:pPr>
+      <w:r>
+        <w:t xml:space="preserve">8.5. Стиль — Fable 5: НЕ переписуй прескриптивно, а навпаки</w:t>
+      </w:r>
+    </w:p>
+    <w:p>
+      <w:pPr>
+        <w:pStyle w:val="FirstParagraph"/>
+      </w:pPr>
+      <w:r>
+        <w:t xml:space="preserve">Найпотужніша модель — і найконтр</w:t>
+      </w:r>
+      <w:r>
+        <w:softHyphen/>
+      </w:r>
+      <w:r>
+        <w:t xml:space="preserve">інтуїтивніша в промптингу (за офіційним migration-guide):</w:t>
+      </w:r>
+    </w:p>
+    <w:p>
+      <w:pPr>
+        <w:pStyle w:val="Compact"/>
+        <w:numPr>
+          <w:ilvl w:val="0"/>
+          <w:numId w:val="1038"/>
+        </w:numPr>
+      </w:pPr>
+      <w:r>
+        <w:rPr>
+          <w:b/>
+          <w:bCs/>
+        </w:rPr>
+        <w:t xml:space="preserve">Знімай покрокові риштування.</w:t>
+      </w:r>
+      <w:r>
+        <w:t xml:space="preserve"> </w:t>
+      </w:r>
+      <w:r>
+        <w:t xml:space="preserve">Промпти під старі моделі</w:t>
+      </w:r>
+      <w:r>
+        <w:t xml:space="preserve"> </w:t>
+      </w:r>
+      <w:r>
+        <w:rPr>
+          <w:b/>
+          <w:bCs/>
+        </w:rPr>
+        <w:t xml:space="preserve">часто занадто прескриптивні й знижують якість</w:t>
+      </w:r>
+      <w:r>
+        <w:t xml:space="preserve">. Дай</w:t>
+      </w:r>
+      <w:r>
+        <w:t xml:space="preserve"> </w:t>
+      </w:r>
+      <w:r>
+        <w:rPr>
+          <w:b/>
+          <w:bCs/>
+        </w:rPr>
+        <w:t xml:space="preserve">ціль + обмеження</w:t>
+      </w:r>
+      <w:r>
+        <w:t xml:space="preserve">, і хай сама планує.</w:t>
+      </w:r>
+    </w:p>
+    <w:p>
+      <w:pPr>
+        <w:pStyle w:val="Compact"/>
+        <w:numPr>
+          <w:ilvl w:val="0"/>
+          <w:numId w:val="1038"/>
+        </w:numPr>
+      </w:pPr>
+      <w:r>
+        <w:rPr>
+          <w:b/>
+          <w:bCs/>
+        </w:rPr>
+        <w:t xml:space="preserve">Ходи довгі</w:t>
+      </w:r>
+      <w:r>
+        <w:t xml:space="preserve"> </w:t>
+      </w:r>
+      <w:r>
+        <w:t xml:space="preserve">— один запит на важкій задачі може йти</w:t>
+      </w:r>
+      <w:r>
+        <w:t xml:space="preserve"> </w:t>
+      </w:r>
+      <w:r>
+        <w:rPr>
+          <w:b/>
+          <w:bCs/>
+        </w:rPr>
+        <w:t xml:space="preserve">хвилини</w:t>
+      </w:r>
+      <w:r>
+        <w:t xml:space="preserve">. Плануй таймаути / стрімінг / асинхронні перевірки.</w:t>
+      </w:r>
+    </w:p>
+    <w:p>
+      <w:pPr>
+        <w:pStyle w:val="Compact"/>
+        <w:numPr>
+          <w:ilvl w:val="0"/>
+          <w:numId w:val="1038"/>
+        </w:numPr>
+      </w:pPr>
+      <w:r>
+        <w:rPr>
+          <w:b/>
+          <w:bCs/>
+        </w:rPr>
+        <w:t xml:space="preserve">Дай файл-пам’ять</w:t>
+      </w:r>
+      <w:r>
+        <w:t xml:space="preserve"> </w:t>
+      </w:r>
+      <w:r>
+        <w:t xml:space="preserve">і дозволь</w:t>
+      </w:r>
+      <w:r>
+        <w:t xml:space="preserve"> </w:t>
+      </w:r>
+      <w:r>
+        <w:rPr>
+          <w:b/>
+          <w:bCs/>
+        </w:rPr>
+        <w:t xml:space="preserve">асинхронно делегувати</w:t>
+      </w:r>
+      <w:r>
+        <w:t xml:space="preserve"> </w:t>
+      </w:r>
+      <w:r>
+        <w:t xml:space="preserve">сабагентам — на цьому Fable виграє найбільше.</w:t>
+      </w:r>
+    </w:p>
+    <w:p>
+      <w:pPr>
+        <w:pStyle w:val="Compact"/>
+        <w:numPr>
+          <w:ilvl w:val="0"/>
+          <w:numId w:val="1038"/>
+        </w:numPr>
+      </w:pPr>
+      <w:r>
+        <w:rPr>
+          <w:b/>
+          <w:bCs/>
+        </w:rPr>
+        <w:t xml:space="preserve">Став найважче.</w:t>
+      </w:r>
+      <w:r>
+        <w:t xml:space="preserve"> </w:t>
+      </w:r>
+      <w:r>
+        <w:t xml:space="preserve">На рутині — знижуй</w:t>
+      </w:r>
+      <w:r>
+        <w:t xml:space="preserve"> </w:t>
+      </w:r>
+      <w:r>
+        <w:rPr>
+          <w:rStyle w:val="VerbatimChar"/>
+        </w:rPr>
+        <w:t xml:space="preserve">effort</w:t>
+      </w:r>
+      <w:r>
+        <w:t xml:space="preserve">: навіть</w:t>
+      </w:r>
+      <w:r>
+        <w:t xml:space="preserve"> </w:t>
+      </w:r>
+      <w:r>
+        <w:rPr>
+          <w:rStyle w:val="VerbatimChar"/>
+        </w:rPr>
+        <w:t xml:space="preserve">low</w:t>
+      </w:r>
+      <w:r>
+        <w:t xml:space="preserve"> </w:t>
+      </w:r>
+      <w:r>
+        <w:t xml:space="preserve">часто б’є</w:t>
+      </w:r>
+      <w:r>
+        <w:t xml:space="preserve"> </w:t>
+      </w:r>
+      <w:r>
+        <w:rPr>
+          <w:rStyle w:val="VerbatimChar"/>
+        </w:rPr>
+        <w:t xml:space="preserve">xhigh</w:t>
+      </w:r>
+      <w:r>
+        <w:t xml:space="preserve"> </w:t>
+      </w:r>
+      <w:r>
+        <w:t xml:space="preserve">старих моделей.</w:t>
+      </w:r>
+    </w:p>
+    <w:p>
+      <w:pPr>
+        <w:pStyle w:val="Compact"/>
+        <w:numPr>
+          <w:ilvl w:val="0"/>
+          <w:numId w:val="1038"/>
+        </w:numPr>
+      </w:pPr>
+      <w:r>
+        <w:rPr>
+          <w:b/>
+          <w:bCs/>
+        </w:rPr>
+        <w:t xml:space="preserve">Обробляй</w:t>
+      </w:r>
+      <w:r>
+        <w:rPr>
+          <w:b/>
+          <w:bCs/>
+        </w:rPr>
+        <w:t xml:space="preserve"> </w:t>
+      </w:r>
+      <w:r>
+        <w:rPr>
+          <w:rStyle w:val="VerbatimChar"/>
+          <w:b/>
+          <w:bCs/>
+        </w:rPr>
+        <w:t xml:space="preserve">refusal</w:t>
+      </w:r>
+      <w:r>
+        <w:t xml:space="preserve"> </w:t>
+      </w:r>
+      <w:r>
+        <w:t xml:space="preserve">(класифікатори безпеки) — у продакшені додай fallback на Opus 4.8.</w:t>
+      </w:r>
+    </w:p>
+    <w:p>
+      <w:pPr>
+        <w:pStyle w:val="BlockText"/>
+      </w:pPr>
+      <w:r>
+        <w:rPr>
+          <w:b/>
+          <w:bCs/>
+        </w:rPr>
+        <w:t xml:space="preserve">Правило 8.5.</w:t>
+      </w:r>
+      <w:r>
+        <w:t xml:space="preserve"> </w:t>
+      </w:r>
+      <w:r>
+        <w:t xml:space="preserve">Fable 5 = «менше інструкцій, більше цілі; довгі ходи; пам’ять + делегування».</w:t>
+      </w:r>
+    </w:p>
+    <w:p>
+      <w:r>
+        <w:pict>
+          <v:rect style="width:0;height:1.5pt" o:hralign="center" o:hrstd="t" o:hr="t"/>
+        </w:pict>
+      </w:r>
+    </w:p>
+    <w:bookmarkEnd w:id="137"/>
+    <w:bookmarkStart w:id="138" w:name="що-обирати-під-задачу"/>
     <w:p>
       <w:pPr>
         <w:pStyle w:val="Heading2"/>
@@ -22696,21 +23368,69 @@
             </w:pPr>
             <w:r>
               <w:rPr>
+                <w:b/>
+                <w:bCs/>
+              </w:rPr>
+              <w:t xml:space="preserve">Sonnet 5</w:t>
+            </w:r>
+            <w:r>
+              <w:t xml:space="preserve"> </w:t>
+            </w:r>
+            <w:r>
+              <w:rPr>
                 <w:i/>
                 <w:iCs/>
               </w:rPr>
-              <w:t xml:space="preserve">(Sonnet — середня ланка)</w:t>
-            </w:r>
-          </w:p>
-        </w:tc>
-        <w:tc>
-          <w:tcPr/>
-          <w:p>
-            <w:pPr>
-              <w:pStyle w:val="Compact"/>
-            </w:pPr>
-            <w:r>
-              <w:t xml:space="preserve">Баланс ціна/якість для типового продакшену (у курсі порівнювався Sonnet 4.6).</w:t>
+              <w:t xml:space="preserve">(середня ланка)</w:t>
+            </w:r>
+          </w:p>
+        </w:tc>
+        <w:tc>
+          <w:tcPr/>
+          <w:p>
+            <w:pPr>
+              <w:pStyle w:val="Compact"/>
+            </w:pPr>
+            <w:r>
+              <w:t xml:space="preserve">Баланс ціна/якість ($2/$10) для типового продакшену; у курсі порівнювався попередник Sonnet 4.6.</w:t>
+            </w:r>
+          </w:p>
+        </w:tc>
+      </w:tr>
+      <w:tr>
+        <w:tc>
+          <w:tcPr/>
+          <w:p>
+            <w:pPr>
+              <w:pStyle w:val="Compact"/>
+            </w:pPr>
+            <w:r>
+              <w:rPr>
+                <w:b/>
+                <w:bCs/>
+              </w:rPr>
+              <w:t xml:space="preserve">Opus 5</w:t>
+            </w:r>
+            <w:r>
+              <w:t xml:space="preserve"> </w:t>
+            </w:r>
+            <w:r>
+              <w:rPr>
+                <w:i/>
+                <w:iCs/>
+              </w:rPr>
+              <w:t xml:space="preserve">(новий флагман)</w:t>
+            </w:r>
+          </w:p>
+        </w:tc>
+        <w:tc>
+          <w:tcPr/>
+          <w:p>
+            <w:pPr>
+              <w:pStyle w:val="Compact"/>
+            </w:pPr>
+            <w:r>
+              <w:t xml:space="preserve">Дефолт на більшість задач станом на серпень 2026; правила Opus 4.8 нижче застосовні.</w:t>
             </w:r>
           </w:p>
         </w:tc>
@@ -22729,16 +23449,26 @@
               </w:rPr>
               <w:t xml:space="preserve">Opus 4.8</w:t>
             </w:r>
-          </w:p>
-        </w:tc>
-        <w:tc>
-          <w:tcPr/>
-          <w:p>
-            <w:pPr>
-              <w:pStyle w:val="Compact"/>
-            </w:pPr>
-            <w:r>
-              <w:t xml:space="preserve">Дефолт на більшість задач; складна агентика — з явним тригерингом інструментів.</w:t>
+            <w:r>
+              <w:t xml:space="preserve"> </w:t>
+            </w:r>
+            <w:r>
+              <w:rPr>
+                <w:i/>
+                <w:iCs/>
+              </w:rPr>
+              <w:t xml:space="preserve">(Legacy)</w:t>
+            </w:r>
+          </w:p>
+        </w:tc>
+        <w:tc>
+          <w:tcPr/>
+          <w:p>
+            <w:pPr>
+              <w:pStyle w:val="Compact"/>
+            </w:pPr>
+            <w:r>
+              <w:t xml:space="preserve">Те саме, але вже не топ-рекомендація; повністю підтримується.</w:t>
             </w:r>
           </w:p>
         </w:tc>
@@ -22829,8 +23559,8 @@
         </w:pict>
       </w:r>
     </w:p>
-    <w:bookmarkEnd w:id="137"/>
-    <w:bookmarkStart w:id="138" w:name="практичне-правило-переносу"/>
+    <w:bookmarkEnd w:id="138"/>
+    <w:bookmarkStart w:id="139" w:name="практичне-правило-переносу"/>
     <w:p>
       <w:pPr>
         <w:pStyle w:val="Heading2"/>
@@ -22856,7 +23586,7 @@
         <w:pStyle w:val="Compact"/>
         <w:numPr>
           <w:ilvl w:val="0"/>
-          <w:numId w:val="1038"/>
+          <w:numId w:val="1039"/>
         </w:numPr>
       </w:pPr>
       <w:r>
@@ -22935,7 +23665,7 @@
         <w:pStyle w:val="Compact"/>
         <w:numPr>
           <w:ilvl w:val="0"/>
-          <w:numId w:val="1038"/>
+          <w:numId w:val="1039"/>
         </w:numPr>
       </w:pPr>
       <w:r>
@@ -22959,7 +23689,7 @@
           <w:b/>
           <w:bCs/>
         </w:rPr>
-        <w:t xml:space="preserve">прибери весь</w:t>
+        <w:t xml:space="preserve">прибери</w:t>
       </w:r>
       <w:r>
         <w:rPr>
@@ -22987,7 +23717,22 @@
         <w:t xml:space="preserve"> </w:t>
       </w:r>
       <w:r>
-        <w:t xml:space="preserve">(Fable думає завжди;</w:t>
+        <w:t xml:space="preserve">(або лиши лише</w:t>
+      </w:r>
+      <w:r>
+        <w:t xml:space="preserve"> </w:t>
+      </w:r>
+      <w:r>
+        <w:rPr>
+          <w:rStyle w:val="VerbatimChar"/>
+        </w:rPr>
+        <w:t xml:space="preserve">{type:"adaptive"}</w:t>
+      </w:r>
+      <w:r>
+        <w:t xml:space="preserve"> </w:t>
+      </w:r>
+      <w:r>
+        <w:t xml:space="preserve">— Fable думає завжди;</w:t>
       </w:r>
       <w:r>
         <w:t xml:space="preserve"> </w:t>
@@ -22997,6 +23742,21 @@
           <w:rStyle w:val="VerbatimChar"/>
         </w:rPr>
         <w:t xml:space="preserve">disabled</w:t>
+      </w:r>
+      <w:r>
+        <w:t xml:space="preserve"> </w:t>
+      </w:r>
+      <w:r>
+        <w:t xml:space="preserve">та</w:t>
+      </w:r>
+      <w:r>
+        <w:t xml:space="preserve"> </w:t>
+      </w:r>
+      <w:r>
+        <w:rPr>
+          <w:rStyle w:val="VerbatimChar"/>
+        </w:rPr>
+        <w:t xml:space="preserve">budget_tokens</w:t>
       </w:r>
       <w:r>
         <w:t xml:space="preserve"> </w:t>
@@ -23053,7 +23813,7 @@
         <w:pStyle w:val="Compact"/>
         <w:numPr>
           <w:ilvl w:val="0"/>
-          <w:numId w:val="1038"/>
+          <w:numId w:val="1039"/>
         </w:numPr>
       </w:pPr>
       <w:r>
@@ -23093,8 +23853,8 @@
         </w:pict>
       </w:r>
     </w:p>
-    <w:bookmarkEnd w:id="138"/>
-    <w:bookmarkStart w:id="141" w:name="Xd5fd86823a19be7959ada0e0c987296fae30635"/>
+    <w:bookmarkEnd w:id="139"/>
+    <w:bookmarkStart w:id="142" w:name="Xd5fd86823a19be7959ada0e0c987296fae30635"/>
     <w:p>
       <w:pPr>
         <w:pStyle w:val="Heading2"/>
@@ -23634,7 +24394,7 @@
         </w:tc>
       </w:tr>
     </w:tbl>
-    <w:bookmarkStart w:id="139" w:name="ключові-докази-дослівно"/>
+    <w:bookmarkStart w:id="140" w:name="ключові-докази-дослівно"/>
     <w:p>
       <w:pPr>
         <w:pStyle w:val="Heading3"/>
@@ -23805,222 +24565,14 @@
         <w:t xml:space="preserve">«Two features is thin for churn modeling… the strongest predictors are usually behavioral: tenure, usage, support tickets.»</w:t>
       </w:r>
     </w:p>
-    <w:bookmarkEnd w:id="139"/>
-    <w:bookmarkStart w:id="140" w:name="чесні-застереження-до-8.8"/>
+    <w:bookmarkEnd w:id="140"/>
+    <w:bookmarkStart w:id="141" w:name="чесні-застереження-до-8.8"/>
     <w:p>
       <w:pPr>
         <w:pStyle w:val="Heading3"/>
       </w:pPr>
       <w:r>
         <w:t xml:space="preserve">Чесні застереження до 8.8</w:t>
-      </w:r>
-    </w:p>
-    <w:p>
-      <w:pPr>
-        <w:pStyle w:val="Compact"/>
-        <w:numPr>
-          <w:ilvl w:val="0"/>
-          <w:numId w:val="1039"/>
-        </w:numPr>
-      </w:pPr>
-      <w:r>
-        <w:rPr>
-          <w:b/>
-          <w:bCs/>
-        </w:rPr>
-        <w:t xml:space="preserve">Механіку</w:t>
-      </w:r>
-      <w:r>
-        <w:t xml:space="preserve"> </w:t>
-      </w:r>
-      <w:r>
-        <w:t xml:space="preserve">(таблиця 8.2:</w:t>
-      </w:r>
-      <w:r>
-        <w:t xml:space="preserve"> </w:t>
-      </w:r>
-      <w:r>
-        <w:rPr>
-          <w:rStyle w:val="VerbatimChar"/>
-        </w:rPr>
-        <w:t xml:space="preserve">budget_tokens</w:t>
-      </w:r>
-      <w:r>
-        <w:t xml:space="preserve">/</w:t>
-      </w:r>
-      <w:r>
-        <w:rPr>
-          <w:rStyle w:val="VerbatimChar"/>
-        </w:rPr>
-        <w:t xml:space="preserve">temperature</w:t>
-      </w:r>
-      <w:r>
-        <w:t xml:space="preserve">/prefill →</w:t>
-      </w:r>
-      <w:r>
-        <w:t xml:space="preserve"> </w:t>
-      </w:r>
-      <w:r>
-        <w:rPr>
-          <w:rStyle w:val="VerbatimChar"/>
-        </w:rPr>
-        <w:t xml:space="preserve">400</w:t>
-      </w:r>
-      <w:r>
-        <w:t xml:space="preserve">) тут</w:t>
-      </w:r>
-      <w:r>
-        <w:t xml:space="preserve"> </w:t>
-      </w:r>
-      <w:r>
-        <w:rPr>
-          <w:b/>
-          <w:bCs/>
-        </w:rPr>
-        <w:t xml:space="preserve">не</w:t>
-      </w:r>
-      <w:r>
-        <w:t xml:space="preserve"> </w:t>
-      </w:r>
-      <w:r>
-        <w:t xml:space="preserve">тестовано — через гарнес агента</w:t>
-      </w:r>
-      <w:r>
-        <w:t xml:space="preserve"> </w:t>
-      </w:r>
-      <w:r>
-        <w:rPr>
-          <w:rStyle w:val="VerbatimChar"/>
-        </w:rPr>
-        <w:t xml:space="preserve">400</w:t>
-      </w:r>
-      <w:r>
-        <w:t xml:space="preserve">-и не відтворити. Вона лишається «з доксів».</w:t>
-      </w:r>
-    </w:p>
-    <w:p>
-      <w:pPr>
-        <w:pStyle w:val="Compact"/>
-        <w:numPr>
-          <w:ilvl w:val="0"/>
-          <w:numId w:val="1039"/>
-        </w:numPr>
-      </w:pPr>
-      <w:r>
-        <w:rPr>
-          <w:b/>
-          <w:bCs/>
-        </w:rPr>
-        <w:t xml:space="preserve">N=5</w:t>
-      </w:r>
-      <w:r>
-        <w:t xml:space="preserve"> </w:t>
-      </w:r>
-      <w:r>
-        <w:t xml:space="preserve">для DS4 — індикація, не строгий статексперимент; для публікації повторити через raw-API з кількома семплами.</w:t>
-      </w:r>
-    </w:p>
-    <w:p>
-      <w:pPr>
-        <w:pStyle w:val="Compact"/>
-        <w:numPr>
-          <w:ilvl w:val="0"/>
-          <w:numId w:val="1039"/>
-        </w:numPr>
-      </w:pPr>
-      <w:r>
-        <w:t xml:space="preserve">Гарнес агента дає тонке «забруднення» системним промптом (те саме застереження, що для решти курсу).</w:t>
-      </w:r>
-    </w:p>
-    <w:p>
-      <w:pPr>
-        <w:pStyle w:val="Compact"/>
-        <w:numPr>
-          <w:ilvl w:val="0"/>
-          <w:numId w:val="1039"/>
-        </w:numPr>
-      </w:pPr>
-      <w:r>
-        <w:t xml:space="preserve">Під час прогону класифікатор безпеки був недоступний (rate-limit) — виводи звірено вручну, аномалій немає.</w:t>
-      </w:r>
-    </w:p>
-    <w:p>
-      <w:pPr>
-        <w:pStyle w:val="BlockText"/>
-      </w:pPr>
-      <w:r>
-        <w:rPr>
-          <w:b/>
-          <w:bCs/>
-        </w:rPr>
-        <w:t xml:space="preserve">Висновок 8.8.</w:t>
-      </w:r>
-      <w:r>
-        <w:t xml:space="preserve"> </w:t>
-      </w:r>
-      <w:r>
-        <w:t xml:space="preserve">Три поведінкові тези Частини 8</w:t>
-      </w:r>
-      <w:r>
-        <w:t xml:space="preserve"> </w:t>
-      </w:r>
-      <w:r>
-        <w:rPr>
-          <w:b/>
-          <w:bCs/>
-        </w:rPr>
-        <w:t xml:space="preserve">підтверджені виміром</w:t>
-      </w:r>
-      <w:r>
-        <w:t xml:space="preserve"> </w:t>
-      </w:r>
-      <w:r>
-        <w:t xml:space="preserve">на Haiku/Opus/Fable: більша модель прощає слабкий промпт; негативна заборона протікає саме на малій; пастку</w:t>
-      </w:r>
-      <w:r>
-        <w:t xml:space="preserve"> </w:t>
-      </w:r>
-      <w:r>
-        <w:rPr>
-          <w:rStyle w:val="VerbatimChar"/>
-        </w:rPr>
-        <w:t xml:space="preserve">flatten()</w:t>
-      </w:r>
-      <w:r>
-        <w:t xml:space="preserve"> </w:t>
-      </w:r>
-      <w:r>
-        <w:t xml:space="preserve">ловлять усі. Сирі дані —</w:t>
-      </w:r>
-      <w:r>
-        <w:t xml:space="preserve"> </w:t>
-      </w:r>
-      <w:r>
-        <w:rPr>
-          <w:rStyle w:val="VerbatimChar"/>
-        </w:rPr>
-        <w:t xml:space="preserve">raw-outputs/model-runs/batch4-14runs-opus-fable.json</w:t>
-      </w:r>
-      <w:r>
-        <w:t xml:space="preserve">.</w:t>
-      </w:r>
-    </w:p>
-    <w:p>
-      <w:r>
-        <w:pict>
-          <v:rect style="width:0;height:1.5pt" o:hralign="center" o:hrstd="t" o:hr="t"/>
-        </w:pict>
-      </w:r>
-    </w:p>
-    <w:bookmarkEnd w:id="140"/>
-    <w:bookmarkEnd w:id="141"/>
-    <w:bookmarkStart w:id="143" w:name="вправи-частина-8"/>
-    <w:p>
-      <w:pPr>
-        <w:pStyle w:val="Heading2"/>
-      </w:pPr>
-      <w:r>
-        <w:t xml:space="preserve">Вправи (Частина 8)</w:t>
       </w:r>
     </w:p>
     <w:p>
@@ -24036,29 +24588,74 @@
           <w:b/>
           <w:bCs/>
         </w:rPr>
-        <w:t xml:space="preserve">8-A.</w:t>
-      </w:r>
-      <w:r>
-        <w:t xml:space="preserve"> </w:t>
-      </w:r>
-      <w:r>
-        <w:t xml:space="preserve">Ти переносиш робочий промпт із Haiku на Fable 5. Які</w:t>
-      </w:r>
-      <w:r>
-        <w:t xml:space="preserve"> </w:t>
-      </w:r>
-      <w:r>
-        <w:rPr>
-          <w:b/>
-          <w:bCs/>
-        </w:rPr>
-        <w:t xml:space="preserve">три</w:t>
-      </w:r>
-      <w:r>
-        <w:t xml:space="preserve"> </w:t>
-      </w:r>
-      <w:r>
-        <w:t xml:space="preserve">речі в тілі запиту зламаються (повернуть 400), і що з ними зробити?</w:t>
+        <w:t xml:space="preserve">Механіку</w:t>
+      </w:r>
+      <w:r>
+        <w:t xml:space="preserve"> </w:t>
+      </w:r>
+      <w:r>
+        <w:t xml:space="preserve">(таблиця 8.2:</w:t>
+      </w:r>
+      <w:r>
+        <w:t xml:space="preserve"> </w:t>
+      </w:r>
+      <w:r>
+        <w:rPr>
+          <w:rStyle w:val="VerbatimChar"/>
+        </w:rPr>
+        <w:t xml:space="preserve">budget_tokens</w:t>
+      </w:r>
+      <w:r>
+        <w:t xml:space="preserve">/</w:t>
+      </w:r>
+      <w:r>
+        <w:rPr>
+          <w:rStyle w:val="VerbatimChar"/>
+        </w:rPr>
+        <w:t xml:space="preserve">temperature</w:t>
+      </w:r>
+      <w:r>
+        <w:t xml:space="preserve">/prefill →</w:t>
+      </w:r>
+      <w:r>
+        <w:t xml:space="preserve"> </w:t>
+      </w:r>
+      <w:r>
+        <w:rPr>
+          <w:rStyle w:val="VerbatimChar"/>
+        </w:rPr>
+        <w:t xml:space="preserve">400</w:t>
+      </w:r>
+      <w:r>
+        <w:t xml:space="preserve">) тут</w:t>
+      </w:r>
+      <w:r>
+        <w:t xml:space="preserve"> </w:t>
+      </w:r>
+      <w:r>
+        <w:rPr>
+          <w:b/>
+          <w:bCs/>
+        </w:rPr>
+        <w:t xml:space="preserve">не</w:t>
+      </w:r>
+      <w:r>
+        <w:t xml:space="preserve"> </w:t>
+      </w:r>
+      <w:r>
+        <w:t xml:space="preserve">тестовано — через гарнес агента</w:t>
+      </w:r>
+      <w:r>
+        <w:t xml:space="preserve"> </w:t>
+      </w:r>
+      <w:r>
+        <w:rPr>
+          <w:rStyle w:val="VerbatimChar"/>
+        </w:rPr>
+        <w:t xml:space="preserve">400</w:t>
+      </w:r>
+      <w:r>
+        <w:t xml:space="preserve">-и не відтворити. Вона лишається «з доксів».</w:t>
       </w:r>
     </w:p>
     <w:p>
@@ -24074,29 +24671,13 @@
           <w:b/>
           <w:bCs/>
         </w:rPr>
-        <w:t xml:space="preserve">8-B.</w:t>
-      </w:r>
-      <w:r>
-        <w:t xml:space="preserve"> </w:t>
-      </w:r>
-      <w:r>
-        <w:t xml:space="preserve">Твій Opus-агент недостатньо часто викликає інструмент пошуку. Назви</w:t>
-      </w:r>
-      <w:r>
-        <w:t xml:space="preserve"> </w:t>
-      </w:r>
-      <w:r>
-        <w:rPr>
-          <w:b/>
-          <w:bCs/>
-        </w:rPr>
-        <w:t xml:space="preserve">два</w:t>
-      </w:r>
-      <w:r>
-        <w:t xml:space="preserve"> </w:t>
-      </w:r>
-      <w:r>
-        <w:t xml:space="preserve">важелі, якими це полагодити (за офіційним гайдом 8.4).</w:t>
+        <w:t xml:space="preserve">N=5</w:t>
+      </w:r>
+      <w:r>
+        <w:t xml:space="preserve"> </w:t>
+      </w:r>
+      <w:r>
+        <w:t xml:space="preserve">для DS4 — індикація, не строгий статексперимент; для публікації повторити через raw-API з кількома семплами.</w:t>
       </w:r>
     </w:p>
     <w:p>
@@ -24108,33 +24689,7 @@
         </w:numPr>
       </w:pPr>
       <w:r>
-        <w:rPr>
-          <w:b/>
-          <w:bCs/>
-        </w:rPr>
-        <w:t xml:space="preserve">8-C.</w:t>
-      </w:r>
-      <w:r>
-        <w:t xml:space="preserve"> </w:t>
-      </w:r>
-      <w:r>
-        <w:t xml:space="preserve">Ти пишеш промпт для Fable 5, скопійований зі старого Haiku-плейбука з 12 покроковими інструкціями. Чому це може</w:t>
-      </w:r>
-      <w:r>
-        <w:t xml:space="preserve"> </w:t>
-      </w:r>
-      <w:r>
-        <w:rPr>
-          <w:b/>
-          <w:bCs/>
-        </w:rPr>
-        <w:t xml:space="preserve">знизити</w:t>
-      </w:r>
-      <w:r>
-        <w:t xml:space="preserve"> </w:t>
-      </w:r>
-      <w:r>
-        <w:t xml:space="preserve">якість — і як переписати?</w:t>
+        <w:t xml:space="preserve">Гарнес агента дає тонке «забруднення» системним промптом (те саме застереження, що для решти курсу).</w:t>
       </w:r>
     </w:p>
     <w:p>
@@ -24146,26 +24701,86 @@
         </w:numPr>
       </w:pPr>
       <w:r>
-        <w:rPr>
-          <w:b/>
-          <w:bCs/>
-        </w:rPr>
-        <w:t xml:space="preserve">8-D.</w:t>
-      </w:r>
-      <w:r>
-        <w:t xml:space="preserve"> </w:t>
-      </w:r>
-      <w:r>
-        <w:t xml:space="preserve">Задача — дешева масова класифікація 1 млн коротких текстів. Яку модель узяти і як компенсувати її обмеження?</w:t>
-      </w:r>
-    </w:p>
-    <w:bookmarkStart w:id="142" w:name="відповіді-частина-8"/>
-    <w:p>
-      <w:pPr>
-        <w:pStyle w:val="Heading3"/>
-      </w:pPr>
-      <w:r>
-        <w:t xml:space="preserve">Відповіді (Частина 8)</w:t>
+        <w:t xml:space="preserve">Під час прогону класифікатор безпеки був недоступний (rate-limit) — виводи звірено вручну, аномалій немає.</w:t>
+      </w:r>
+    </w:p>
+    <w:p>
+      <w:pPr>
+        <w:pStyle w:val="BlockText"/>
+      </w:pPr>
+      <w:r>
+        <w:rPr>
+          <w:b/>
+          <w:bCs/>
+        </w:rPr>
+        <w:t xml:space="preserve">Висновок 8.8.</w:t>
+      </w:r>
+      <w:r>
+        <w:t xml:space="preserve"> </w:t>
+      </w:r>
+      <w:r>
+        <w:t xml:space="preserve">Три поведінкові тези Частини 8</w:t>
+      </w:r>
+      <w:r>
+        <w:t xml:space="preserve"> </w:t>
+      </w:r>
+      <w:r>
+        <w:rPr>
+          <w:b/>
+          <w:bCs/>
+        </w:rPr>
+        <w:t xml:space="preserve">підтверджені виміром</w:t>
+      </w:r>
+      <w:r>
+        <w:t xml:space="preserve"> </w:t>
+      </w:r>
+      <w:r>
+        <w:t xml:space="preserve">на Haiku/Opus/Fable: більша модель прощає слабкий промпт; негативна заборона протікає саме на малій; пастку</w:t>
+      </w:r>
+      <w:r>
+        <w:t xml:space="preserve"> </w:t>
+      </w:r>
+      <w:r>
+        <w:rPr>
+          <w:rStyle w:val="VerbatimChar"/>
+        </w:rPr>
+        <w:t xml:space="preserve">flatten()</w:t>
+      </w:r>
+      <w:r>
+        <w:t xml:space="preserve"> </w:t>
+      </w:r>
+      <w:r>
+        <w:t xml:space="preserve">ловлять усі. Сирі дані —</w:t>
+      </w:r>
+      <w:r>
+        <w:t xml:space="preserve"> </w:t>
+      </w:r>
+      <w:r>
+        <w:rPr>
+          <w:rStyle w:val="VerbatimChar"/>
+        </w:rPr>
+        <w:t xml:space="preserve">raw-outputs/model-runs/batch4-14runs-opus-fable.json</w:t>
+      </w:r>
+      <w:r>
+        <w:t xml:space="preserve">.</w:t>
+      </w:r>
+    </w:p>
+    <w:p>
+      <w:r>
+        <w:pict>
+          <v:rect style="width:0;height:1.5pt" o:hralign="center" o:hrstd="t" o:hr="t"/>
+        </w:pict>
+      </w:r>
+    </w:p>
+    <w:bookmarkEnd w:id="141"/>
+    <w:bookmarkEnd w:id="142"/>
+    <w:bookmarkStart w:id="144" w:name="вправи-частина-8"/>
+    <w:p>
+      <w:pPr>
+        <w:pStyle w:val="Heading2"/>
+      </w:pPr>
+      <w:r>
+        <w:t xml:space="preserve">Вправи (Частина 8)</w:t>
       </w:r>
     </w:p>
     <w:p>
@@ -24187,100 +24802,23 @@
         <w:t xml:space="preserve"> </w:t>
       </w:r>
       <w:r>
-        <w:t xml:space="preserve">Зламаються: (1)</w:t>
-      </w:r>
-      <w:r>
-        <w:t xml:space="preserve"> </w:t>
-      </w:r>
-      <w:r>
-        <w:rPr>
-          <w:rStyle w:val="VerbatimChar"/>
-        </w:rPr>
-        <w:t xml:space="preserve">thinking:{type:"enabled", budget_tokens:N}</w:t>
-      </w:r>
-      <w:r>
-        <w:t xml:space="preserve"> </w:t>
-      </w:r>
-      <w:r>
-        <w:t xml:space="preserve">— прибрати весь</w:t>
-      </w:r>
-      <w:r>
-        <w:t xml:space="preserve"> </w:t>
-      </w:r>
-      <w:r>
-        <w:rPr>
-          <w:rStyle w:val="VerbatimChar"/>
-        </w:rPr>
-        <w:t xml:space="preserve">thinking</w:t>
-      </w:r>
-      <w:r>
-        <w:t xml:space="preserve"> </w:t>
-      </w:r>
-      <w:r>
-        <w:t xml:space="preserve">(Fable думає завжди); (2)</w:t>
-      </w:r>
-      <w:r>
-        <w:t xml:space="preserve"> </w:t>
-      </w:r>
-      <w:r>
-        <w:rPr>
-          <w:rStyle w:val="VerbatimChar"/>
-        </w:rPr>
-        <w:t xml:space="preserve">temperature</w:t>
-      </w:r>
-      <w:r>
-        <w:t xml:space="preserve">/</w:t>
-      </w:r>
-      <w:r>
-        <w:rPr>
-          <w:rStyle w:val="VerbatimChar"/>
-        </w:rPr>
-        <w:t xml:space="preserve">top_p</w:t>
-      </w:r>
-      <w:r>
-        <w:t xml:space="preserve">/</w:t>
-      </w:r>
-      <w:r>
-        <w:rPr>
-          <w:rStyle w:val="VerbatimChar"/>
-        </w:rPr>
-        <w:t xml:space="preserve">top_k</w:t>
-      </w:r>
-      <w:r>
-        <w:t xml:space="preserve"> </w:t>
-      </w:r>
-      <w:r>
-        <w:t xml:space="preserve">— прибрати, керувати стилем через промпт; (3) prefill (останній assistant-turn) — замінити на</w:t>
-      </w:r>
-      <w:r>
-        <w:t xml:space="preserve"> </w:t>
-      </w:r>
-      <w:r>
-        <w:rPr>
-          <w:rStyle w:val="VerbatimChar"/>
-        </w:rPr>
-        <w:t xml:space="preserve">output_config.format</w:t>
-      </w:r>
-      <w:r>
-        <w:t xml:space="preserve"> </w:t>
-      </w:r>
-      <w:r>
-        <w:t xml:space="preserve">або системну інструкцію. Плюс додати обробку</w:t>
-      </w:r>
-      <w:r>
-        <w:t xml:space="preserve"> </w:t>
-      </w:r>
-      <w:r>
-        <w:rPr>
-          <w:rStyle w:val="VerbatimChar"/>
-        </w:rPr>
-        <w:t xml:space="preserve">refusal</w:t>
-      </w:r>
-      <w:r>
-        <w:t xml:space="preserve"> </w:t>
-      </w:r>
-      <w:r>
-        <w:t xml:space="preserve">+ fallback на Opus 4.8.</w:t>
+        <w:t xml:space="preserve">Ти переносиш робочий промпт із Haiku на Fable 5. Які</w:t>
+      </w:r>
+      <w:r>
+        <w:t xml:space="preserve"> </w:t>
+      </w:r>
+      <w:r>
+        <w:rPr>
+          <w:b/>
+          <w:bCs/>
+        </w:rPr>
+        <w:t xml:space="preserve">три</w:t>
+      </w:r>
+      <w:r>
+        <w:t xml:space="preserve"> </w:t>
+      </w:r>
+      <w:r>
+        <w:t xml:space="preserve">речі в тілі запиту зламаються (повернуть 400), і що з ними зробити?</w:t>
       </w:r>
     </w:p>
     <w:p>
@@ -24302,94 +24840,23 @@
         <w:t xml:space="preserve"> </w:t>
       </w:r>
       <w:r>
-        <w:t xml:space="preserve">(1) Підняти</w:t>
-      </w:r>
-      <w:r>
-        <w:t xml:space="preserve"> </w:t>
-      </w:r>
-      <w:r>
-        <w:rPr>
-          <w:rStyle w:val="VerbatimChar"/>
-        </w:rPr>
-        <w:t xml:space="preserve">effort</w:t>
-      </w:r>
-      <w:r>
-        <w:t xml:space="preserve"> </w:t>
-      </w:r>
-      <w:r>
-        <w:t xml:space="preserve">до</w:t>
-      </w:r>
-      <w:r>
-        <w:t xml:space="preserve"> </w:t>
-      </w:r>
-      <w:r>
-        <w:rPr>
-          <w:rStyle w:val="VerbatimChar"/>
-        </w:rPr>
-        <w:t xml:space="preserve">high</w:t>
-      </w:r>
-      <w:r>
-        <w:t xml:space="preserve">/</w:t>
-      </w:r>
-      <w:r>
-        <w:rPr>
-          <w:rStyle w:val="VerbatimChar"/>
-        </w:rPr>
-        <w:t xml:space="preserve">xhigh</w:t>
-      </w:r>
-      <w:r>
-        <w:t xml:space="preserve"> </w:t>
-      </w:r>
-      <w:r>
-        <w:t xml:space="preserve">— на них Opus помітно активніше користується інструментами; (2) явний тригеринг: у</w:t>
-      </w:r>
-      <w:r>
-        <w:t xml:space="preserve"> </w:t>
-      </w:r>
-      <w:r>
-        <w:rPr>
-          <w:b/>
-          <w:bCs/>
-        </w:rPr>
-        <w:t xml:space="preserve">системному промпті</w:t>
-      </w:r>
-      <w:r>
-        <w:t xml:space="preserve"> </w:t>
-      </w:r>
-      <w:r>
-        <w:t xml:space="preserve">і в</w:t>
-      </w:r>
-      <w:r>
-        <w:t xml:space="preserve"> </w:t>
-      </w:r>
-      <w:r>
-        <w:rPr>
-          <w:b/>
-          <w:bCs/>
-        </w:rPr>
-        <w:t xml:space="preserve">описі інструмента</w:t>
-      </w:r>
-      <w:r>
-        <w:t xml:space="preserve"> </w:t>
-      </w:r>
-      <w:r>
-        <w:t xml:space="preserve">вказати</w:t>
-      </w:r>
-      <w:r>
-        <w:t xml:space="preserve"> </w:t>
-      </w:r>
-      <w:r>
-        <w:rPr>
-          <w:i/>
-          <w:iCs/>
-        </w:rPr>
-        <w:t xml:space="preserve">коли</w:t>
-      </w:r>
-      <w:r>
-        <w:t xml:space="preserve"> </w:t>
-      </w:r>
-      <w:r>
-        <w:t xml:space="preserve">його викликати («call this when the answer depends on current info»).</w:t>
+        <w:t xml:space="preserve">Твій Opus-агент недостатньо часто викликає інструмент пошуку. Назви</w:t>
+      </w:r>
+      <w:r>
+        <w:t xml:space="preserve"> </w:t>
+      </w:r>
+      <w:r>
+        <w:rPr>
+          <w:b/>
+          <w:bCs/>
+        </w:rPr>
+        <w:t xml:space="preserve">два</w:t>
+      </w:r>
+      <w:r>
+        <w:t xml:space="preserve"> </w:t>
+      </w:r>
+      <w:r>
+        <w:t xml:space="preserve">важелі, якими це полагодити (за офіційним гайдом 8.4).</w:t>
       </w:r>
     </w:p>
     <w:p>
@@ -24411,36 +24878,23 @@
         <w:t xml:space="preserve"> </w:t>
       </w:r>
       <w:r>
-        <w:t xml:space="preserve">Fable 5 інтерпретує прескриптивні кроки буквально й може «переплановувати», що</w:t>
-      </w:r>
-      <w:r>
-        <w:t xml:space="preserve"> </w:t>
-      </w:r>
-      <w:r>
-        <w:rPr>
-          <w:b/>
-          <w:bCs/>
-        </w:rPr>
-        <w:t xml:space="preserve">знижує</w:t>
-      </w:r>
-      <w:r>
-        <w:t xml:space="preserve"> </w:t>
-      </w:r>
-      <w:r>
-        <w:t xml:space="preserve">якість. Переписати: дати</w:t>
-      </w:r>
-      <w:r>
-        <w:t xml:space="preserve"> </w:t>
-      </w:r>
-      <w:r>
-        <w:rPr>
-          <w:b/>
-          <w:bCs/>
-        </w:rPr>
-        <w:t xml:space="preserve">ціль + обмеження + критерій готовності</w:t>
-      </w:r>
-      <w:r>
-        <w:t xml:space="preserve">, прибрати покроковий алгоритм, дозволити планувати самій (за потреби — окремим кроком-верифікатором).</w:t>
+        <w:t xml:space="preserve">Ти пишеш промпт для Fable 5, скопійований зі старого Haiku-плейбука з 12 покроковими інструкціями. Чому це може</w:t>
+      </w:r>
+      <w:r>
+        <w:t xml:space="preserve"> </w:t>
+      </w:r>
+      <w:r>
+        <w:rPr>
+          <w:b/>
+          <w:bCs/>
+        </w:rPr>
+        <w:t xml:space="preserve">знизити</w:t>
+      </w:r>
+      <w:r>
+        <w:t xml:space="preserve"> </w:t>
+      </w:r>
+      <w:r>
+        <w:t xml:space="preserve">якість — і як переписати?</w:t>
       </w:r>
     </w:p>
     <w:p>
@@ -24462,6 +24916,327 @@
         <w:t xml:space="preserve"> </w:t>
       </w:r>
       <w:r>
+        <w:t xml:space="preserve">Задача — дешева масова класифікація 1 млн коротких текстів. Яку модель узяти і як компенсувати її обмеження?</w:t>
+      </w:r>
+    </w:p>
+    <w:bookmarkStart w:id="143" w:name="відповіді-частина-8"/>
+    <w:p>
+      <w:pPr>
+        <w:pStyle w:val="Heading3"/>
+      </w:pPr>
+      <w:r>
+        <w:t xml:space="preserve">Відповіді (Частина 8)</w:t>
+      </w:r>
+    </w:p>
+    <w:p>
+      <w:pPr>
+        <w:pStyle w:val="Compact"/>
+        <w:numPr>
+          <w:ilvl w:val="0"/>
+          <w:numId w:val="1042"/>
+        </w:numPr>
+      </w:pPr>
+      <w:r>
+        <w:rPr>
+          <w:b/>
+          <w:bCs/>
+        </w:rPr>
+        <w:t xml:space="preserve">8-A.</w:t>
+      </w:r>
+      <w:r>
+        <w:t xml:space="preserve"> </w:t>
+      </w:r>
+      <w:r>
+        <w:t xml:space="preserve">Зламаються: (1)</w:t>
+      </w:r>
+      <w:r>
+        <w:t xml:space="preserve"> </w:t>
+      </w:r>
+      <w:r>
+        <w:rPr>
+          <w:rStyle w:val="VerbatimChar"/>
+        </w:rPr>
+        <w:t xml:space="preserve">thinking:{type:"enabled", budget_tokens:N}</w:t>
+      </w:r>
+      <w:r>
+        <w:t xml:space="preserve"> </w:t>
+      </w:r>
+      <w:r>
+        <w:t xml:space="preserve">— прибрати</w:t>
+      </w:r>
+      <w:r>
+        <w:t xml:space="preserve"> </w:t>
+      </w:r>
+      <w:r>
+        <w:rPr>
+          <w:rStyle w:val="VerbatimChar"/>
+        </w:rPr>
+        <w:t xml:space="preserve">thinking</w:t>
+      </w:r>
+      <w:r>
+        <w:t xml:space="preserve"> </w:t>
+      </w:r>
+      <w:r>
+        <w:t xml:space="preserve">або лишити лише</w:t>
+      </w:r>
+      <w:r>
+        <w:t xml:space="preserve"> </w:t>
+      </w:r>
+      <w:r>
+        <w:rPr>
+          <w:rStyle w:val="VerbatimChar"/>
+        </w:rPr>
+        <w:t xml:space="preserve">{type:"adaptive"}</w:t>
+      </w:r>
+      <w:r>
+        <w:t xml:space="preserve"> </w:t>
+      </w:r>
+      <w:r>
+        <w:t xml:space="preserve">(Fable думає завжди); (2)</w:t>
+      </w:r>
+      <w:r>
+        <w:t xml:space="preserve"> </w:t>
+      </w:r>
+      <w:r>
+        <w:rPr>
+          <w:rStyle w:val="VerbatimChar"/>
+        </w:rPr>
+        <w:t xml:space="preserve">temperature</w:t>
+      </w:r>
+      <w:r>
+        <w:t xml:space="preserve">/</w:t>
+      </w:r>
+      <w:r>
+        <w:rPr>
+          <w:rStyle w:val="VerbatimChar"/>
+        </w:rPr>
+        <w:t xml:space="preserve">top_p</w:t>
+      </w:r>
+      <w:r>
+        <w:t xml:space="preserve">/</w:t>
+      </w:r>
+      <w:r>
+        <w:rPr>
+          <w:rStyle w:val="VerbatimChar"/>
+        </w:rPr>
+        <w:t xml:space="preserve">top_k</w:t>
+      </w:r>
+      <w:r>
+        <w:t xml:space="preserve"> </w:t>
+      </w:r>
+      <w:r>
+        <w:t xml:space="preserve">— прибрати, керувати стилем через промпт; (3) prefill (останній assistant-turn) — замінити на</w:t>
+      </w:r>
+      <w:r>
+        <w:t xml:space="preserve"> </w:t>
+      </w:r>
+      <w:r>
+        <w:rPr>
+          <w:rStyle w:val="VerbatimChar"/>
+        </w:rPr>
+        <w:t xml:space="preserve">output_config.format</w:t>
+      </w:r>
+      <w:r>
+        <w:t xml:space="preserve"> </w:t>
+      </w:r>
+      <w:r>
+        <w:t xml:space="preserve">або системну інструкцію. Плюс додати обробку</w:t>
+      </w:r>
+      <w:r>
+        <w:t xml:space="preserve"> </w:t>
+      </w:r>
+      <w:r>
+        <w:rPr>
+          <w:rStyle w:val="VerbatimChar"/>
+        </w:rPr>
+        <w:t xml:space="preserve">refusal</w:t>
+      </w:r>
+      <w:r>
+        <w:t xml:space="preserve"> </w:t>
+      </w:r>
+      <w:r>
+        <w:t xml:space="preserve">+ fallback на Opus 4.8.</w:t>
+      </w:r>
+    </w:p>
+    <w:p>
+      <w:pPr>
+        <w:pStyle w:val="Compact"/>
+        <w:numPr>
+          <w:ilvl w:val="0"/>
+          <w:numId w:val="1042"/>
+        </w:numPr>
+      </w:pPr>
+      <w:r>
+        <w:rPr>
+          <w:b/>
+          <w:bCs/>
+        </w:rPr>
+        <w:t xml:space="preserve">8-B.</w:t>
+      </w:r>
+      <w:r>
+        <w:t xml:space="preserve"> </w:t>
+      </w:r>
+      <w:r>
+        <w:t xml:space="preserve">(1) Підняти</w:t>
+      </w:r>
+      <w:r>
+        <w:t xml:space="preserve"> </w:t>
+      </w:r>
+      <w:r>
+        <w:rPr>
+          <w:rStyle w:val="VerbatimChar"/>
+        </w:rPr>
+        <w:t xml:space="preserve">effort</w:t>
+      </w:r>
+      <w:r>
+        <w:t xml:space="preserve"> </w:t>
+      </w:r>
+      <w:r>
+        <w:t xml:space="preserve">до</w:t>
+      </w:r>
+      <w:r>
+        <w:t xml:space="preserve"> </w:t>
+      </w:r>
+      <w:r>
+        <w:rPr>
+          <w:rStyle w:val="VerbatimChar"/>
+        </w:rPr>
+        <w:t xml:space="preserve">high</w:t>
+      </w:r>
+      <w:r>
+        <w:t xml:space="preserve">/</w:t>
+      </w:r>
+      <w:r>
+        <w:rPr>
+          <w:rStyle w:val="VerbatimChar"/>
+        </w:rPr>
+        <w:t xml:space="preserve">xhigh</w:t>
+      </w:r>
+      <w:r>
+        <w:t xml:space="preserve"> </w:t>
+      </w:r>
+      <w:r>
+        <w:t xml:space="preserve">— на них Opus помітно активніше користується інструментами; (2) явний тригеринг: у</w:t>
+      </w:r>
+      <w:r>
+        <w:t xml:space="preserve"> </w:t>
+      </w:r>
+      <w:r>
+        <w:rPr>
+          <w:b/>
+          <w:bCs/>
+        </w:rPr>
+        <w:t xml:space="preserve">системному промпті</w:t>
+      </w:r>
+      <w:r>
+        <w:t xml:space="preserve"> </w:t>
+      </w:r>
+      <w:r>
+        <w:t xml:space="preserve">і в</w:t>
+      </w:r>
+      <w:r>
+        <w:t xml:space="preserve"> </w:t>
+      </w:r>
+      <w:r>
+        <w:rPr>
+          <w:b/>
+          <w:bCs/>
+        </w:rPr>
+        <w:t xml:space="preserve">описі інструмента</w:t>
+      </w:r>
+      <w:r>
+        <w:t xml:space="preserve"> </w:t>
+      </w:r>
+      <w:r>
+        <w:t xml:space="preserve">вказати</w:t>
+      </w:r>
+      <w:r>
+        <w:t xml:space="preserve"> </w:t>
+      </w:r>
+      <w:r>
+        <w:rPr>
+          <w:i/>
+          <w:iCs/>
+        </w:rPr>
+        <w:t xml:space="preserve">коли</w:t>
+      </w:r>
+      <w:r>
+        <w:t xml:space="preserve"> </w:t>
+      </w:r>
+      <w:r>
+        <w:t xml:space="preserve">його викликати («call this when the answer depends on current info»).</w:t>
+      </w:r>
+    </w:p>
+    <w:p>
+      <w:pPr>
+        <w:pStyle w:val="Compact"/>
+        <w:numPr>
+          <w:ilvl w:val="0"/>
+          <w:numId w:val="1042"/>
+        </w:numPr>
+      </w:pPr>
+      <w:r>
+        <w:rPr>
+          <w:b/>
+          <w:bCs/>
+        </w:rPr>
+        <w:t xml:space="preserve">8-C.</w:t>
+      </w:r>
+      <w:r>
+        <w:t xml:space="preserve"> </w:t>
+      </w:r>
+      <w:r>
+        <w:t xml:space="preserve">Fable 5 інтерпретує прескриптивні кроки буквально й може «переплановувати», що</w:t>
+      </w:r>
+      <w:r>
+        <w:t xml:space="preserve"> </w:t>
+      </w:r>
+      <w:r>
+        <w:rPr>
+          <w:b/>
+          <w:bCs/>
+        </w:rPr>
+        <w:t xml:space="preserve">знижує</w:t>
+      </w:r>
+      <w:r>
+        <w:t xml:space="preserve"> </w:t>
+      </w:r>
+      <w:r>
+        <w:t xml:space="preserve">якість. Переписати: дати</w:t>
+      </w:r>
+      <w:r>
+        <w:t xml:space="preserve"> </w:t>
+      </w:r>
+      <w:r>
+        <w:rPr>
+          <w:b/>
+          <w:bCs/>
+        </w:rPr>
+        <w:t xml:space="preserve">ціль + обмеження + критерій готовності</w:t>
+      </w:r>
+      <w:r>
+        <w:t xml:space="preserve">, прибрати покроковий алгоритм, дозволити планувати самій (за потреби — окремим кроком-верифікатором).</w:t>
+      </w:r>
+    </w:p>
+    <w:p>
+      <w:pPr>
+        <w:pStyle w:val="Compact"/>
+        <w:numPr>
+          <w:ilvl w:val="0"/>
+          <w:numId w:val="1042"/>
+        </w:numPr>
+      </w:pPr>
+      <w:r>
+        <w:rPr>
+          <w:b/>
+          <w:bCs/>
+        </w:rPr>
+        <w:t xml:space="preserve">8-D.</w:t>
+      </w:r>
+      <w:r>
+        <w:t xml:space="preserve"> </w:t>
+      </w:r>
+      <w:r>
         <w:rPr>
           <w:b/>
           <w:bCs/>
@@ -24498,9 +25273,9 @@
         </w:pict>
       </w:r>
     </w:p>
-    <w:bookmarkEnd w:id="142"/>
     <w:bookmarkEnd w:id="143"/>
-    <w:bookmarkStart w:id="144" w:name="підсумок-частини-8"/>
+    <w:bookmarkEnd w:id="144"/>
+    <w:bookmarkStart w:id="145" w:name="підсумок-частини-8"/>
     <w:p>
       <w:pPr>
         <w:pStyle w:val="Heading2"/>
@@ -24579,8 +25354,8 @@
         <w:t xml:space="preserve">що менша модель — то важливіший промпт-інжиніринг.</w:t>
       </w:r>
     </w:p>
-    <w:bookmarkEnd w:id="144"/>
     <w:bookmarkEnd w:id="145"/>
+    <w:bookmarkEnd w:id="146"/>
     <w:sectPr>
       <w:footnotePr>
         <w:numRestart w:val="eachSect"/>
@@ -25790,6 +26565,9 @@
     <w:abstractNumId w:val="991"/>
   </w:num>
   <w:num w:numId="1040">
+    <w:abstractNumId w:val="991"/>
+  </w:num>
+  <w:num w:numId="1041">
     <w:abstractNumId w:val="99411"/>
     <w:lvlOverride w:ilvl="0">
       <w:startOverride w:val="1"/>
@@ -25819,7 +26597,7 @@
       <w:startOverride w:val="1"/>
     </w:lvlOverride>
   </w:num>
-  <w:num w:numId="1041">
+  <w:num w:numId="1042">
     <w:abstractNumId w:val="99411"/>
     <w:lvlOverride w:ilvl="0">
       <w:startOverride w:val="1"/>

--- a/promt-inzhiniring-haiku-kurs.docx
+++ b/promt-inzhiniring-haiku-kurs.docx
@@ -23255,7 +23255,34 @@
         <w:t xml:space="preserve"> </w:t>
       </w:r>
       <w:r>
-        <w:t xml:space="preserve">(класифікатори безпеки) — у продакшені додай fallback на Opus 4.8.</w:t>
+        <w:t xml:space="preserve">(класифікатори безпеки). У продакшені став server-side fallback: актуальний спосіб (звірено 2026-08) —</w:t>
+      </w:r>
+      <w:r>
+        <w:t xml:space="preserve"> </w:t>
+      </w:r>
+      <w:r>
+        <w:rPr>
+          <w:rStyle w:val="VerbatimChar"/>
+        </w:rPr>
+        <w:t xml:space="preserve">fallbacks: "default"</w:t>
+      </w:r>
+      <w:r>
+        <w:t xml:space="preserve"> </w:t>
+      </w:r>
+      <w:r>
+        <w:t xml:space="preserve">з бета-хедером</w:t>
+      </w:r>
+      <w:r>
+        <w:t xml:space="preserve"> </w:t>
+      </w:r>
+      <w:r>
+        <w:rPr>
+          <w:rStyle w:val="VerbatimChar"/>
+        </w:rPr>
+        <w:t xml:space="preserve">server-side-fallback-2026-07-01</w:t>
+      </w:r>
+      <w:r>
+        <w:t xml:space="preserve">; він сам добирає модель за категорією відмови, без ручного списку. Недоступний на Batch API, Bedrock, Google Cloud і Foundry — там роби ретрай на клієнті.</w:t>
       </w:r>
     </w:p>
     <w:p>
@@ -23805,7 +23832,34 @@
         <w:t xml:space="preserve"> </w:t>
       </w:r>
       <w:r>
-        <w:t xml:space="preserve">+ fallback.</w:t>
+        <w:t xml:space="preserve">+</w:t>
+      </w:r>
+      <w:r>
+        <w:t xml:space="preserve"> </w:t>
+      </w:r>
+      <w:r>
+        <w:rPr>
+          <w:rStyle w:val="VerbatimChar"/>
+        </w:rPr>
+        <w:t xml:space="preserve">fallbacks: "default"</w:t>
+      </w:r>
+      <w:r>
+        <w:t xml:space="preserve"> </w:t>
+      </w:r>
+      <w:r>
+        <w:t xml:space="preserve">(бета</w:t>
+      </w:r>
+      <w:r>
+        <w:t xml:space="preserve"> </w:t>
+      </w:r>
+      <w:r>
+        <w:rPr>
+          <w:rStyle w:val="VerbatimChar"/>
+        </w:rPr>
+        <w:t xml:space="preserve">server-side-fallback-2026-07-01</w:t>
+      </w:r>
+      <w:r>
+        <w:t xml:space="preserve">).</w:t>
       </w:r>
     </w:p>
     <w:p>
@@ -25055,7 +25109,28 @@
         <w:t xml:space="preserve"> </w:t>
       </w:r>
       <w:r>
-        <w:t xml:space="preserve">+ fallback на Opus 4.8.</w:t>
+        <w:t xml:space="preserve">+ server-side fallback (</w:t>
+      </w:r>
+      <w:r>
+        <w:rPr>
+          <w:rStyle w:val="VerbatimChar"/>
+        </w:rPr>
+        <w:t xml:space="preserve">fallbacks: "default"</w:t>
+      </w:r>
+      <w:r>
+        <w:t xml:space="preserve">, бета</w:t>
+      </w:r>
+      <w:r>
+        <w:t xml:space="preserve"> </w:t>
+      </w:r>
+      <w:r>
+        <w:rPr>
+          <w:rStyle w:val="VerbatimChar"/>
+        </w:rPr>
+        <w:t xml:space="preserve">server-side-fallback-2026-07-01</w:t>
+      </w:r>
+      <w:r>
+        <w:t xml:space="preserve">).</w:t>
       </w:r>
     </w:p>
     <w:p>

--- a/promt-inzhiniring-haiku-kurs.docx
+++ b/promt-inzhiniring-haiku-kurs.docx
@@ -656,6 +656,55 @@
         <w:pStyle w:val="BlockText"/>
       </w:pPr>
       <w:r>
+        <w:t xml:space="preserve">⚠️</w:t>
+      </w:r>
+      <w:r>
+        <w:t xml:space="preserve"> </w:t>
+      </w:r>
+      <w:r>
+        <w:rPr>
+          <w:b/>
+          <w:bCs/>
+        </w:rPr>
+        <w:t xml:space="preserve">Перевірено й ЗМІСТ сторонніх ресурсів, не лише доступність.</w:t>
+      </w:r>
+      <w:r>
+        <w:t xml:space="preserve"> </w:t>
+      </w:r>
+      <w:r>
+        <w:t xml:space="preserve">Знайдено: інтерактивний туторіал Anthropic віддає 200 OK, але зашитий на</w:t>
+      </w:r>
+      <w:r>
+        <w:t xml:space="preserve"> </w:t>
+      </w:r>
+      <w:r>
+        <w:rPr>
+          <w:b/>
+          <w:bCs/>
+        </w:rPr>
+        <w:t xml:space="preserve">знятий з експлуатації</w:t>
+      </w:r>
+      <w:r>
+        <w:t xml:space="preserve"> </w:t>
+      </w:r>
+      <w:r>
+        <w:rPr>
+          <w:rStyle w:val="VerbatimChar"/>
+        </w:rPr>
+        <w:t xml:space="preserve">claude-3-haiku-20240307</w:t>
+      </w:r>
+      <w:r>
+        <w:t xml:space="preserve"> </w:t>
+      </w:r>
+      <w:r>
+        <w:t xml:space="preserve">— приклади падають, доки не заміниш модель (однорядковий фікс у Частині 4). Топ-3 перевпорядковано: №1 тепер офіційні докси Anthropic, що не застарівають.</w:t>
+      </w:r>
+    </w:p>
+    <w:p>
+      <w:pPr>
+        <w:pStyle w:val="BlockText"/>
+      </w:pPr>
+      <w:r>
         <w:t xml:space="preserve">🌐</w:t>
       </w:r>
       <w:r>
@@ -10830,17 +10879,17 @@
         <w:pStyle w:val="FirstParagraph"/>
       </w:pPr>
       <w:r>
-        <w:t xml:space="preserve">Відібрано 3 дослідницькими агентами; посилання перевірені WebFetch’ем і</w:t>
-      </w:r>
-      <w:r>
-        <w:t xml:space="preserve"> </w:t>
-      </w:r>
-      <w:r>
-        <w:rPr>
-          <w:b/>
-          <w:bCs/>
-        </w:rPr>
-        <w:t xml:space="preserve">перепровірені 2026-08-21</w:t>
+        <w:t xml:space="preserve">Відібрано дослідницькими агентами; посилання</w:t>
+      </w:r>
+      <w:r>
+        <w:t xml:space="preserve"> </w:t>
+      </w:r>
+      <w:r>
+        <w:rPr>
+          <w:b/>
+          <w:bCs/>
+        </w:rPr>
+        <w:t xml:space="preserve">перевірені WebFetch’ем на доступність І на свіжість змісту (2026-08-21)</w:t>
       </w:r>
       <w:r>
         <w:t xml:space="preserve">. Критерії: авторитетність, актуальність, практичність і покриття</w:t>
@@ -10862,13 +10911,50 @@
         <w:t xml:space="preserve">доменів (DS + SWE).</w:t>
       </w:r>
     </w:p>
-    <w:bookmarkStart w:id="74" w:name="X8191c3961aad7e02a56f0d117f3bbaa8b124595"/>
+    <w:p>
+      <w:pPr>
+        <w:pStyle w:val="BlockText"/>
+      </w:pPr>
+      <w:r>
+        <w:t xml:space="preserve">⚠️</w:t>
+      </w:r>
+      <w:r>
+        <w:t xml:space="preserve"> </w:t>
+      </w:r>
+      <w:r>
+        <w:rPr>
+          <w:b/>
+          <w:bCs/>
+        </w:rPr>
+        <w:t xml:space="preserve">Доступність ≠ актуальність.</w:t>
+      </w:r>
+      <w:r>
+        <w:t xml:space="preserve"> </w:t>
+      </w:r>
+      <w:r>
+        <w:t xml:space="preserve">Серпнева перевірка показала: усі 10 посилань відкриваються, але</w:t>
+      </w:r>
+      <w:r>
+        <w:t xml:space="preserve"> </w:t>
+      </w:r>
+      <w:r>
+        <w:rPr>
+          <w:b/>
+          <w:bCs/>
+        </w:rPr>
+        <w:t xml:space="preserve">зміст деяких застарів</w:t>
+      </w:r>
+      <w:r>
+        <w:t xml:space="preserve">. Нижче кожен ресурс має чесну позначку свіжості.</w:t>
+      </w:r>
+    </w:p>
+    <w:bookmarkStart w:id="74" w:name="X95f789f129544d12815ad4690402e7893618b02"/>
     <w:p>
       <w:pPr>
         <w:pStyle w:val="Heading3"/>
       </w:pPr>
       <w:r>
-        <w:t xml:space="preserve">1. Anthropic Interactive Prompt Engineering Tutorial (GitHub) — найкращий для практики</w:t>
+        <w:t xml:space="preserve">1. Anthropic — Prompting Best Practices (офіційні докси Claude) — ✅ актуальний</w:t>
       </w:r>
     </w:p>
     <w:p>
@@ -10876,7 +10962,7 @@
         <w:pStyle w:val="FirstParagraph"/>
       </w:pPr>
       <w:r>
-        <w:t xml:space="preserve">🔗 https://github.com/anthropics/prompt-eng-interactive-tutorial</w:t>
+        <w:t xml:space="preserve">🔗 https://platform.claude.com/docs/en/build-with-claude/prompt-engineering/claude-prompting-best-practices</w:t>
       </w:r>
     </w:p>
     <w:p>
@@ -10884,46 +10970,49 @@
         <w:pStyle w:val="BodyText"/>
       </w:pPr>
       <w:r>
-        <w:t xml:space="preserve">Інтерактивний курс із 9 розділів із</w:t>
-      </w:r>
-      <w:r>
-        <w:t xml:space="preserve"> </w:t>
-      </w:r>
-      <w:r>
-        <w:rPr>
-          <w:b/>
-          <w:bCs/>
-        </w:rPr>
-        <w:t xml:space="preserve">запускними прикладами</w:t>
-      </w:r>
-      <w:r>
-        <w:t xml:space="preserve">, які працюють</w:t>
-      </w:r>
-      <w:r>
-        <w:t xml:space="preserve"> </w:t>
-      </w:r>
-      <w:r>
-        <w:rPr>
-          <w:b/>
-          <w:bCs/>
-        </w:rPr>
-        <w:t xml:space="preserve">прямо на Claude Haiku</w:t>
-      </w:r>
-      <w:r>
-        <w:t xml:space="preserve"> </w:t>
-      </w:r>
-      <w:r>
-        <w:t xml:space="preserve">— тобто максимально близько до того, що ми робили в цьому курсі. Вчить від базової структури промпта до складних промислових кейсів.</w:t>
-      </w:r>
-      <w:r>
-        <w:t xml:space="preserve"> </w:t>
-      </w:r>
-      <w:r>
-        <w:rPr>
-          <w:b/>
-          <w:bCs/>
-        </w:rPr>
-        <w:t xml:space="preserve">№1, бо це єдиний з топу, де ти сам проганяєш промпти на Haiku й бачиш різницю на дотик.</w:t>
+        <w:t xml:space="preserve">Офіційний,</w:t>
+      </w:r>
+      <w:r>
+        <w:t xml:space="preserve"> </w:t>
+      </w:r>
+      <w:r>
+        <w:rPr>
+          <w:b/>
+          <w:bCs/>
+        </w:rPr>
+        <w:t xml:space="preserve">постійно оновлюваний</w:t>
+      </w:r>
+      <w:r>
+        <w:t xml:space="preserve"> </w:t>
+      </w:r>
+      <w:r>
+        <w:t xml:space="preserve">довідник: чіткість, приклади, XML-структурування, tool use, extended/adaptive thinking, агентний промптинг — з нотатками під</w:t>
+      </w:r>
+      <w:r>
+        <w:t xml:space="preserve"> </w:t>
+      </w:r>
+      <w:r>
+        <w:rPr>
+          <w:b/>
+          <w:bCs/>
+        </w:rPr>
+        <w:t xml:space="preserve">конкретні моделі</w:t>
+      </w:r>
+      <w:r>
+        <w:t xml:space="preserve">.</w:t>
+      </w:r>
+      <w:r>
+        <w:t xml:space="preserve"> </w:t>
+      </w:r>
+      <w:r>
+        <w:rPr>
+          <w:b/>
+          <w:bCs/>
+        </w:rPr>
+        <w:t xml:space="preserve">№1, бо це єдине джерело, яке не застаріває</w:t>
+      </w:r>
+      <w:r>
+        <w:t xml:space="preserve">: воно оновлюється разом із моделями (перевірено — містить актуальні Opus 5 / Sonnet 5 / Fable 5).</w:t>
       </w:r>
       <w:r>
         <w:t xml:space="preserve"> </w:t>
@@ -10939,17 +11028,17 @@
         <w:t xml:space="preserve"> </w:t>
       </w:r>
       <w:r>
-        <w:t xml:space="preserve">розробникам, які вчаться на практиці й хочуть одразу мацати модель.</w:t>
+        <w:t xml:space="preserve">усім, хто пише промпти під Claude; обов’язково — розробникам на API.</w:t>
       </w:r>
     </w:p>
     <w:bookmarkEnd w:id="74"/>
-    <w:bookmarkStart w:id="75" w:name="Xc8025d73bc772085e9dd7c5844965c8d988063c"/>
+    <w:bookmarkStart w:id="75" w:name="X2a1c225468ccb29532a60d50ad3fd7ea65d2a6e"/>
     <w:p>
       <w:pPr>
         <w:pStyle w:val="Heading3"/>
       </w:pPr>
       <w:r>
-        <w:t xml:space="preserve">2. Prompt Engineering Guide — DAIR.AI — найкращий vendor-neutral довідник</w:t>
+        <w:t xml:space="preserve">2. Prompt Engineering Guide — DAIR.AI — ✅ актуальний</w:t>
       </w:r>
     </w:p>
     <w:p>
@@ -10965,7 +11054,7 @@
         <w:pStyle w:val="BodyText"/>
       </w:pPr>
       <w:r>
-        <w:t xml:space="preserve">Найбільш цитований відкритий гайд, що активно оновлюється. Дистилює дослідницькі техніки (chain-of-thought, few-shot, RAG, ReAct, агенти) з нотатками під конкретні моделі, включно з Claude. Розділ</w:t>
+        <w:t xml:space="preserve">Найбільш цитований відкритий гайд, що активно оновлюється. Дистилює дослідницькі техніки (chain-of-thought, few-shot, RAG, ReAct, агенти) з нотатками під конкретні моделі. Розділ</w:t>
       </w:r>
       <w:r>
         <w:t xml:space="preserve"> </w:t>
@@ -10991,7 +11080,7 @@
           <w:b/>
           <w:bCs/>
         </w:rPr>
-        <w:t xml:space="preserve">№2, бо це найкращий єдиний крос-доменний референс, не прив’язаний до вендора.</w:t>
+        <w:t xml:space="preserve">№2, бо це найкращий крос-доменний референс, не прив’язаний до вендора.</w:t>
       </w:r>
       <w:r>
         <w:t xml:space="preserve"> </w:t>
@@ -11011,13 +11100,13 @@
       </w:r>
     </w:p>
     <w:bookmarkEnd w:id="75"/>
-    <w:bookmarkStart w:id="76" w:name="X27b0421b61ad77a4a2907b0d90e24e1fbcff36a"/>
+    <w:bookmarkStart w:id="76" w:name="X0383b4dc9f47dffae2703e20e49a316e058b0ca"/>
     <w:p>
       <w:pPr>
         <w:pStyle w:val="Heading3"/>
       </w:pPr>
       <w:r>
-        <w:t xml:space="preserve">3. Anthropic — Prompting Best Practices (офіційні докси Claude) — найкращий авторитетний референс</w:t>
+        <w:t xml:space="preserve">3. Anthropic Interactive Prompt Engineering Tutorial (GitHub) — ⚠️ потребує правки перед запуском</w:t>
       </w:r>
     </w:p>
     <w:p>
@@ -11025,7 +11114,7 @@
         <w:pStyle w:val="FirstParagraph"/>
       </w:pPr>
       <w:r>
-        <w:t xml:space="preserve">🔗 https://platform.claude.com/docs/en/build-with-claude/prompt-engineering/claude-prompting-best-practices</w:t>
+        <w:t xml:space="preserve">🔗 https://github.com/anthropics/prompt-eng-interactive-tutorial</w:t>
       </w:r>
     </w:p>
     <w:p>
@@ -11033,17 +11122,101 @@
         <w:pStyle w:val="BodyText"/>
       </w:pPr>
       <w:r>
-        <w:t xml:space="preserve">Офіційний, постійно оновлюваний довідник: чіткість, приклади, XML-структурування, tool use, extended thinking, агентний промптинг — з нотатками під</w:t>
-      </w:r>
-      <w:r>
-        <w:t xml:space="preserve"> </w:t>
-      </w:r>
-      <w:r>
-        <w:rPr>
-          <w:b/>
-          <w:bCs/>
-        </w:rPr>
-        <w:t xml:space="preserve">конкретні моделі, включно з Claude Haiku 4.5</w:t>
+        <w:t xml:space="preserve">Єдиний ресурс топу, де ти</w:t>
+      </w:r>
+      <w:r>
+        <w:t xml:space="preserve"> </w:t>
+      </w:r>
+      <w:r>
+        <w:rPr>
+          <w:b/>
+          <w:bCs/>
+        </w:rPr>
+        <w:t xml:space="preserve">сам проганяєш промпти</w:t>
+      </w:r>
+      <w:r>
+        <w:t xml:space="preserve"> </w:t>
+      </w:r>
+      <w:r>
+        <w:t xml:space="preserve">в Jupyter і бачиш різницю на дотик. 9 розділів + додатки; концепції (чіткість, XML-теги, роль, few-shot, CoT, анти-галюцинації, chaining/tool-use/RAG) —</w:t>
+      </w:r>
+      <w:r>
+        <w:t xml:space="preserve"> </w:t>
+      </w:r>
+      <w:r>
+        <w:rPr>
+          <w:b/>
+          <w:bCs/>
+        </w:rPr>
+        <w:t xml:space="preserve">досі валідні</w:t>
+      </w:r>
+      <w:r>
+        <w:t xml:space="preserve"> </w:t>
+      </w:r>
+      <w:r>
+        <w:t xml:space="preserve">й майже дослівно збігаються з тим, що ми виміряли в цьому курсі.</w:t>
+      </w:r>
+    </w:p>
+    <w:p>
+      <w:pPr>
+        <w:pStyle w:val="BlockText"/>
+      </w:pPr>
+      <w:r>
+        <w:t xml:space="preserve">🔧</w:t>
+      </w:r>
+      <w:r>
+        <w:t xml:space="preserve"> </w:t>
+      </w:r>
+      <w:r>
+        <w:rPr>
+          <w:b/>
+          <w:bCs/>
+        </w:rPr>
+        <w:t xml:space="preserve">Але з коробки він НЕ запуститься.</w:t>
+      </w:r>
+      <w:r>
+        <w:t xml:space="preserve"> </w:t>
+      </w:r>
+      <w:r>
+        <w:t xml:space="preserve">Ноутбуки жорстко зашиті на</w:t>
+      </w:r>
+      <w:r>
+        <w:t xml:space="preserve"> </w:t>
+      </w:r>
+      <w:r>
+        <w:rPr>
+          <w:rStyle w:val="VerbatimChar"/>
+        </w:rPr>
+        <w:t xml:space="preserve">claude-3-haiku-20240307</w:t>
+      </w:r>
+      <w:r>
+        <w:t xml:space="preserve">, яку Anthropic</w:t>
+      </w:r>
+      <w:r>
+        <w:t xml:space="preserve"> </w:t>
+      </w:r>
+      <w:r>
+        <w:rPr>
+          <w:b/>
+          <w:bCs/>
+        </w:rPr>
+        <w:t xml:space="preserve">зняла з експлуатації 20 квітня 2026</w:t>
+      </w:r>
+      <w:r>
+        <w:t xml:space="preserve"> </w:t>
+      </w:r>
+      <w:r>
+        <w:t xml:space="preserve">(«Requests to retired models will fail»). Репозиторій не оновлювався з</w:t>
+      </w:r>
+      <w:r>
+        <w:t xml:space="preserve"> </w:t>
+      </w:r>
+      <w:r>
+        <w:rPr>
+          <w:b/>
+          <w:bCs/>
+        </w:rPr>
+        <w:t xml:space="preserve">квітня 2024</w:t>
       </w:r>
       <w:r>
         <w:t xml:space="preserve">.</w:t>
@@ -11056,11 +11229,161 @@
           <w:b/>
           <w:bCs/>
         </w:rPr>
-        <w:t xml:space="preserve">№3, бо це першоджерело істини саме для тих моделей, на яких ми валідували курс.</w:t>
-      </w:r>
-      <w:r>
-        <w:t xml:space="preserve"> </w:t>
-      </w:r>
+        <w:t xml:space="preserve">Фікс — один рядок:</w:t>
+      </w:r>
+      <w:r>
+        <w:t xml:space="preserve"> </w:t>
+      </w:r>
+      <w:r>
+        <w:t xml:space="preserve">заміни у ноутбуці</w:t>
+      </w:r>
+    </w:p>
+    <w:p>
+      <w:pPr>
+        <w:pStyle w:val="SourceCode"/>
+      </w:pPr>
+      <w:r>
+        <w:rPr>
+          <w:rStyle w:val="NormalTok"/>
+        </w:rPr>
+        <w:t xml:space="preserve">MODEL_NAME </w:t>
+      </w:r>
+      <w:r>
+        <w:rPr>
+          <w:rStyle w:val="OperatorTok"/>
+        </w:rPr>
+        <w:t xml:space="preserve">=</w:t>
+      </w:r>
+      <w:r>
+        <w:rPr>
+          <w:rStyle w:val="NormalTok"/>
+        </w:rPr>
+        <w:t xml:space="preserve"> </w:t>
+      </w:r>
+      <w:r>
+        <w:rPr>
+          <w:rStyle w:val="StringTok"/>
+        </w:rPr>
+        <w:t xml:space="preserve">"claude-3-haiku-20240307"</w:t>
+      </w:r>
+      <w:r>
+        <w:rPr>
+          <w:rStyle w:val="NormalTok"/>
+        </w:rPr>
+        <w:t xml:space="preserve">   </w:t>
+      </w:r>
+      <w:r>
+        <w:rPr>
+          <w:rStyle w:val="CommentTok"/>
+        </w:rPr>
+        <w:t xml:space="preserve"># ❌ retired</w:t>
+      </w:r>
+      <w:r>
+        <w:br/>
+      </w:r>
+      <w:r>
+        <w:rPr>
+          <w:rStyle w:val="NormalTok"/>
+        </w:rPr>
+        <w:t xml:space="preserve">MODEL_NAME </w:t>
+      </w:r>
+      <w:r>
+        <w:rPr>
+          <w:rStyle w:val="OperatorTok"/>
+        </w:rPr>
+        <w:t xml:space="preserve">=</w:t>
+      </w:r>
+      <w:r>
+        <w:rPr>
+          <w:rStyle w:val="NormalTok"/>
+        </w:rPr>
+        <w:t xml:space="preserve"> </w:t>
+      </w:r>
+      <w:r>
+        <w:rPr>
+          <w:rStyle w:val="StringTok"/>
+        </w:rPr>
+        <w:t xml:space="preserve">"claude-haiku-4-5-20251001"</w:t>
+      </w:r>
+      <w:r>
+        <w:rPr>
+          <w:rStyle w:val="NormalTok"/>
+        </w:rPr>
+        <w:t xml:space="preserve"> </w:t>
+      </w:r>
+      <w:r>
+        <w:rPr>
+          <w:rStyle w:val="CommentTok"/>
+        </w:rPr>
+        <w:t xml:space="preserve"># ✅ офіційна заміна</w:t>
+      </w:r>
+    </w:p>
+    <w:p>
+      <w:pPr>
+        <w:pStyle w:val="BlockText"/>
+      </w:pPr>
+      <w:r>
+        <w:t xml:space="preserve">Також прибери</w:t>
+      </w:r>
+      <w:r>
+        <w:t xml:space="preserve"> </w:t>
+      </w:r>
+      <w:r>
+        <w:rPr>
+          <w:rStyle w:val="VerbatimChar"/>
+        </w:rPr>
+        <w:t xml:space="preserve">temperature=0.0</w:t>
+      </w:r>
+      <w:r>
+        <w:t xml:space="preserve"> </w:t>
+      </w:r>
+      <w:r>
+        <w:t xml:space="preserve">з</w:t>
+      </w:r>
+      <w:r>
+        <w:t xml:space="preserve"> </w:t>
+      </w:r>
+      <w:r>
+        <w:rPr>
+          <w:rStyle w:val="VerbatimChar"/>
+        </w:rPr>
+        <w:t xml:space="preserve">get_completion()</w:t>
+      </w:r>
+      <w:r>
+        <w:t xml:space="preserve">, якщо перейдеш на Opus 4.7+/Fable (там нестандартний</w:t>
+      </w:r>
+      <w:r>
+        <w:t xml:space="preserve"> </w:t>
+      </w:r>
+      <w:r>
+        <w:rPr>
+          <w:rStyle w:val="VerbatimChar"/>
+        </w:rPr>
+        <w:t xml:space="preserve">temperature</w:t>
+      </w:r>
+      <w:r>
+        <w:t xml:space="preserve"> </w:t>
+      </w:r>
+      <w:r>
+        <w:t xml:space="preserve">→</w:t>
+      </w:r>
+      <w:r>
+        <w:t xml:space="preserve"> </w:t>
+      </w:r>
+      <w:r>
+        <w:rPr>
+          <w:rStyle w:val="VerbatimChar"/>
+        </w:rPr>
+        <w:t xml:space="preserve">400</w:t>
+      </w:r>
+      <w:r>
+        <w:t xml:space="preserve">, див. Частину 8).</w:t>
+      </w:r>
+    </w:p>
+    <w:p>
+      <w:pPr>
+        <w:pStyle w:val="FirstParagraph"/>
+      </w:pPr>
       <w:r>
         <w:rPr>
           <w:i/>
@@ -11072,7 +11395,7 @@
         <w:t xml:space="preserve"> </w:t>
       </w:r>
       <w:r>
-        <w:t xml:space="preserve">розробникам на Claude API, яким потрібна точна model-specific настройка.</w:t>
+        <w:t xml:space="preserve">тим, хто вчиться руками і не боїться однорядкової правки.</w:t>
       </w:r>
     </w:p>
     <w:p>
@@ -11090,7 +11413,7 @@
         <w:t xml:space="preserve"> </w:t>
       </w:r>
       <w:r>
-        <w:t xml:space="preserve">для нашого контексту (навчання + Haiku) — почни з</w:t>
+        <w:t xml:space="preserve">почни з</w:t>
       </w:r>
       <w:r>
         <w:t xml:space="preserve"> </w:t>
@@ -11106,7 +11429,23 @@
         <w:t xml:space="preserve"> </w:t>
       </w:r>
       <w:r>
-        <w:t xml:space="preserve">(практика), тримай</w:t>
+        <w:t xml:space="preserve">(не застаріває) →</w:t>
+      </w:r>
+      <w:r>
+        <w:t xml:space="preserve"> </w:t>
+      </w:r>
+      <w:r>
+        <w:rPr>
+          <w:b/>
+          <w:bCs/>
+        </w:rPr>
+        <w:t xml:space="preserve">#2</w:t>
+      </w:r>
+      <w:r>
+        <w:t xml:space="preserve"> </w:t>
+      </w:r>
+      <w:r>
+        <w:t xml:space="preserve">для глибини технік →</w:t>
       </w:r>
       <w:r>
         <w:t xml:space="preserve"> </w:t>
@@ -11119,26 +11458,7 @@
         <w:t xml:space="preserve">#3</w:t>
       </w:r>
       <w:r>
-        <w:t xml:space="preserve"> </w:t>
-      </w:r>
-      <w:r>
-        <w:t xml:space="preserve">як довідник під рукою, а</w:t>
-      </w:r>
-      <w:r>
-        <w:t xml:space="preserve"> </w:t>
-      </w:r>
-      <w:r>
-        <w:rPr>
-          <w:b/>
-          <w:bCs/>
-        </w:rPr>
-        <w:t xml:space="preserve">#2</w:t>
-      </w:r>
-      <w:r>
-        <w:t xml:space="preserve"> </w:t>
-      </w:r>
-      <w:r>
-        <w:t xml:space="preserve">читай для глибини технік.</w:t>
+        <w:t xml:space="preserve">, коли захочеш практики (після фіксу моделі).</w:t>
       </w:r>
     </w:p>
     <w:p>
@@ -11187,7 +11507,39 @@
         <w:t xml:space="preserve"> </w:t>
       </w:r>
       <w:r>
-        <w:t xml:space="preserve">— серія 2026 з copy-paste промптами й pandas-снипетами для planning / cleaning / EDA.</w:t>
+        <w:t xml:space="preserve">— ⚠️</w:t>
+      </w:r>
+      <w:r>
+        <w:t xml:space="preserve"> </w:t>
+      </w:r>
+      <w:r>
+        <w:rPr>
+          <w:i/>
+          <w:iCs/>
+        </w:rPr>
+        <w:t xml:space="preserve">стаття від 30.06.2025</w:t>
+      </w:r>
+      <w:r>
+        <w:t xml:space="preserve"> </w:t>
+      </w:r>
+      <w:r>
+        <w:t xml:space="preserve">— copy-paste промпти й pandas-снипети для planning / cleaning / EDA. Техніки валідні, але</w:t>
+      </w:r>
+      <w:r>
+        <w:t xml:space="preserve"> </w:t>
+      </w:r>
+      <w:r>
+        <w:rPr>
+          <w:b/>
+          <w:bCs/>
+        </w:rPr>
+        <w:t xml:space="preserve">моделі, які вона називає (GPT-4, o3-pro), уже застаріли</w:t>
+      </w:r>
+      <w:r>
+        <w:t xml:space="preserve"> </w:t>
+      </w:r>
+      <w:r>
+        <w:t xml:space="preserve">— не бери її як орієнтир щодо вибору моделі.</w:t>
       </w:r>
       <w:r>
         <w:t xml:space="preserve"> </w:t>
@@ -11209,13 +11561,116 @@
           <w:b/>
           <w:bCs/>
         </w:rPr>
-        <w:t xml:space="preserve">Advanced Prompt Engineering for DS (TDS, частина 2)</w:t>
-      </w:r>
-      <w:r>
-        <w:t xml:space="preserve"> </w:t>
-      </w:r>
-      <w:r>
-        <w:t xml:space="preserve">— feature engineering, вибір моделі/AutoML, LLM-оцінка з явними JSON/CSV-схемами.</w:t>
+        <w:t xml:space="preserve">Advanced Prompt Engineering for DS (частина 2)</w:t>
+      </w:r>
+      <w:r>
+        <w:t xml:space="preserve"> </w:t>
+      </w:r>
+      <w:r>
+        <w:t xml:space="preserve">— ⚠️</w:t>
+      </w:r>
+      <w:r>
+        <w:t xml:space="preserve"> </w:t>
+      </w:r>
+      <w:r>
+        <w:rPr>
+          <w:i/>
+          <w:iCs/>
+        </w:rPr>
+        <w:t xml:space="preserve">стаття від 19.08.2025</w:t>
+      </w:r>
+      <w:r>
+        <w:t xml:space="preserve"> </w:t>
+      </w:r>
+      <w:r>
+        <w:t xml:space="preserve">— feature engineering, вибір моделі/AutoML, LLM-оцінка з JSON/CSV-схемами.</w:t>
+      </w:r>
+      <w:r>
+        <w:t xml:space="preserve"> </w:t>
+      </w:r>
+      <w:r>
+        <w:rPr>
+          <w:b/>
+          <w:bCs/>
+        </w:rPr>
+        <w:t xml:space="preserve">Обережно з порадою «тримай</w:t>
+      </w:r>
+      <w:r>
+        <w:rPr>
+          <w:b/>
+          <w:bCs/>
+        </w:rPr>
+        <w:t xml:space="preserve"> </w:t>
+      </w:r>
+      <w:r>
+        <w:rPr>
+          <w:rStyle w:val="VerbatimChar"/>
+          <w:b/>
+          <w:bCs/>
+        </w:rPr>
+        <w:t xml:space="preserve">temperature</w:t>
+      </w:r>
+      <w:r>
+        <w:rPr>
+          <w:b/>
+          <w:bCs/>
+        </w:rPr>
+        <w:t xml:space="preserve"> </w:t>
+      </w:r>
+      <w:r>
+        <w:rPr>
+          <w:b/>
+          <w:bCs/>
+        </w:rPr>
+        <w:t xml:space="preserve">≤ 0.3»</w:t>
+      </w:r>
+      <w:r>
+        <w:t xml:space="preserve">: на сучасних Claude (Opus 4.7+, Fable 5) нестандартний</w:t>
+      </w:r>
+      <w:r>
+        <w:t xml:space="preserve"> </w:t>
+      </w:r>
+      <w:r>
+        <w:rPr>
+          <w:rStyle w:val="VerbatimChar"/>
+        </w:rPr>
+        <w:t xml:space="preserve">temperature</w:t>
+      </w:r>
+      <w:r>
+        <w:t xml:space="preserve"> </w:t>
+      </w:r>
+      <w:r>
+        <w:t xml:space="preserve">повертає</w:t>
+      </w:r>
+      <w:r>
+        <w:t xml:space="preserve"> </w:t>
+      </w:r>
+      <w:r>
+        <w:rPr>
+          <w:rStyle w:val="VerbatimChar"/>
+        </w:rPr>
+        <w:t xml:space="preserve">400</w:t>
+      </w:r>
+      <w:r>
+        <w:t xml:space="preserve"> </w:t>
+      </w:r>
+      <w:r>
+        <w:t xml:space="preserve">— там детермінізм задають промптом і</w:t>
+      </w:r>
+      <w:r>
+        <w:t xml:space="preserve"> </w:t>
+      </w:r>
+      <w:r>
+        <w:rPr>
+          <w:rStyle w:val="VerbatimChar"/>
+        </w:rPr>
+        <w:t xml:space="preserve">effort</w:t>
+      </w:r>
+      <w:r>
+        <w:t xml:space="preserve"> </w:t>
+      </w:r>
+      <w:r>
+        <w:t xml:space="preserve">(див. Частину 8).</w:t>
       </w:r>
       <w:r>
         <w:t xml:space="preserve"> </w:t>
@@ -11243,7 +11698,7 @@
         <w:t xml:space="preserve"> </w:t>
       </w:r>
       <w:r>
-        <w:t xml:space="preserve">— data generation, синтетичні датасети, класифікація.</w:t>
+        <w:t xml:space="preserve">— ✅ актуальний — data generation, синтетичні датасети, класифікація.</w:t>
       </w:r>
       <w:r>
         <w:t xml:space="preserve"> </w:t>
@@ -11281,7 +11736,7 @@
         <w:t xml:space="preserve"> </w:t>
       </w:r>
       <w:r>
-        <w:t xml:space="preserve">— офіційний плейбук агентного кодингу: explore-plan-code-commit, верифіковані перевірки, CLAUDE.md, subagents, рев’ю.</w:t>
+        <w:t xml:space="preserve">— ✅ актуальний — офіційний плейбук агентного кодингу: explore-plan-code-commit, верифіковані перевірки, CLAUDE.md, subagents, рев’ю.</w:t>
       </w:r>
       <w:r>
         <w:t xml:space="preserve"> </w:t>
@@ -11309,7 +11764,7 @@
         <w:t xml:space="preserve"> </w:t>
       </w:r>
       <w:r>
-        <w:t xml:space="preserve">— найбільший важіль якості агента: керування контекстним вікном (just-in-time loading, compaction, sub-agents).</w:t>
+        <w:t xml:space="preserve">— ✅ актуальний — керування контекстним вікном (just-in-time loading, compaction, sub-agents).</w:t>
       </w:r>
       <w:r>
         <w:t xml:space="preserve"> </w:t>
@@ -11337,13 +11792,55 @@
         <w:t xml:space="preserve"> </w:t>
       </w:r>
       <w:r>
-        <w:t xml:space="preserve">— практичні патерни щоденного агентного кодингу, TDD для агентів.</w:t>
+        <w:t xml:space="preserve">— ⚠️</w:t>
+      </w:r>
+      <w:r>
+        <w:t xml:space="preserve"> </w:t>
+      </w:r>
+      <w:r>
+        <w:rPr>
+          <w:i/>
+          <w:iCs/>
+        </w:rPr>
+        <w:t xml:space="preserve">не оновлювався з квітня 2026</w:t>
+      </w:r>
+      <w:r>
+        <w:t xml:space="preserve"> </w:t>
+      </w:r>
+      <w:r>
+        <w:t xml:space="preserve">— практичні патерни агентного кодингу, TDD для агентів. Методологія не застаріває, але приклади моделей — на покоління позаду.</w:t>
+      </w:r>
+      <w:r>
+        <w:t xml:space="preserve"> </w:t>
+      </w:r>
+      <w:r>
+        <w:rPr>
+          <w:b/>
+          <w:bCs/>
+        </w:rPr>
+        <w:t xml:space="preserve">Читай живий покажчик, а не анонс:</w:t>
+      </w:r>
+      <w:r>
+        <w:t xml:space="preserve"> </w:t>
+      </w:r>
+      <w:r>
+        <w:t xml:space="preserve">https://simonwillison.net/guides/agentic-engineering-patterns/</w:t>
       </w:r>
       <w:r>
         <w:t xml:space="preserve"> </w:t>
       </w:r>
       <w:r>
         <w:t xml:space="preserve">🔗 https://simonwillison.net/2026/Feb/23/agentic-engineering-patterns/</w:t>
+      </w:r>
+      <w:r>
+        <w:t xml:space="preserve"> </w:t>
+      </w:r>
+      <w:r>
+        <w:rPr>
+          <w:i/>
+          <w:iCs/>
+        </w:rPr>
+        <w:t xml:space="preserve">(анонс)</w:t>
       </w:r>
     </w:p>
     <w:p>
@@ -11365,7 +11862,7 @@
         <w:t xml:space="preserve"> </w:t>
       </w:r>
       <w:r>
-        <w:t xml:space="preserve">— якщо працюєш і з OpenAI-моделями: кодинг, frontend, агентні воркфлоу.</w:t>
+        <w:t xml:space="preserve">— ✅ актуальний (посилається на GPT-5-серію) — якщо працюєш і з OpenAI-моделями: кодинг, frontend, агентні воркфлоу.</w:t>
       </w:r>
       <w:r>
         <w:t xml:space="preserve"> </w:t>
@@ -11383,50 +11880,42 @@
           <w:b/>
           <w:bCs/>
         </w:rPr>
-        <w:t xml:space="preserve">Усі 10 посилань цього файлу реально перевірені WebFetch’ем</w:t>
-      </w:r>
-      <w:r>
-        <w:t xml:space="preserve"> </w:t>
-      </w:r>
-      <w:r>
-        <w:t xml:space="preserve">(а не лише прапорцем</w:t>
-      </w:r>
-      <w:r>
-        <w:t xml:space="preserve"> </w:t>
-      </w:r>
-      <w:r>
-        <w:rPr>
-          <w:rStyle w:val="VerbatimChar"/>
-        </w:rPr>
-        <w:t xml:space="preserve">verified_live</w:t>
-      </w:r>
-      <w:r>
-        <w:t xml:space="preserve"> </w:t>
-      </w:r>
-      <w:r>
-        <w:t xml:space="preserve">дослідницького агента), і</w:t>
-      </w:r>
-      <w:r>
-        <w:t xml:space="preserve"> </w:t>
-      </w:r>
-      <w:r>
-        <w:rPr>
-          <w:b/>
-          <w:bCs/>
-        </w:rPr>
-        <w:t xml:space="preserve">перепровірені 2026-08-21 — усі 10 живі</w:t>
-      </w:r>
-      <w:r>
-        <w:t xml:space="preserve">. Історія: 6 перевірені у Частині 6, 3 (2× Towards Data Science, Simon Willison) — окремим проходом, 10-те (</w:t>
-      </w:r>
-      <w:r>
-        <w:rPr>
-          <w:rStyle w:val="VerbatimChar"/>
-        </w:rPr>
-        <w:t xml:space="preserve">promptingguide.ai/applications</w:t>
-      </w:r>
-      <w:r>
-        <w:t xml:space="preserve">) дозвірене у серпні. Якщо щось переїхало — шукай за назвою ресурсу.</w:t>
+        <w:t xml:space="preserve">Перевірка 2026-08-21:</w:t>
+      </w:r>
+      <w:r>
+        <w:t xml:space="preserve"> </w:t>
+      </w:r>
+      <w:r>
+        <w:t xml:space="preserve">усі 10 посилань</w:t>
+      </w:r>
+      <w:r>
+        <w:t xml:space="preserve"> </w:t>
+      </w:r>
+      <w:r>
+        <w:rPr>
+          <w:b/>
+          <w:bCs/>
+        </w:rPr>
+        <w:t xml:space="preserve">живі</w:t>
+      </w:r>
+      <w:r>
+        <w:t xml:space="preserve">; додатково перевірено</w:t>
+      </w:r>
+      <w:r>
+        <w:t xml:space="preserve"> </w:t>
+      </w:r>
+      <w:r>
+        <w:rPr>
+          <w:b/>
+          <w:bCs/>
+        </w:rPr>
+        <w:t xml:space="preserve">зміст</w:t>
+      </w:r>
+      <w:r>
+        <w:t xml:space="preserve"> </w:t>
+      </w:r>
+      <w:r>
+        <w:t xml:space="preserve">кожного. Результат: 6 — актуальні, 3 — старіють (позначено ⚠️), 1 — потребує однорядкової правки перед запуском (туторіал Anthropic). Історія перевірок доступності — у Частині 6.</w:t>
       </w:r>
     </w:p>
     <w:p>
@@ -19164,6 +19653,131 @@
       </w:r>
       <w:r>
         <w:t xml:space="preserve">дослідницького агента.</w:t>
+      </w:r>
+    </w:p>
+    <w:p>
+      <w:pPr>
+        <w:pStyle w:val="BlockText"/>
+      </w:pPr>
+      <w:r>
+        <w:t xml:space="preserve">⚠️</w:t>
+      </w:r>
+      <w:r>
+        <w:t xml:space="preserve"> </w:t>
+      </w:r>
+      <w:r>
+        <w:rPr>
+          <w:b/>
+          <w:bCs/>
+        </w:rPr>
+        <w:t xml:space="preserve">Доступність ≠ актуальність (урок серпневої перевірки).</w:t>
+      </w:r>
+      <w:r>
+        <w:t xml:space="preserve"> </w:t>
+      </w:r>
+      <w:r>
+        <w:t xml:space="preserve">Окремим проходом ми прочитали</w:t>
+      </w:r>
+      <w:r>
+        <w:t xml:space="preserve"> </w:t>
+      </w:r>
+      <w:r>
+        <w:rPr>
+          <w:b/>
+          <w:bCs/>
+        </w:rPr>
+        <w:t xml:space="preserve">зміст</w:t>
+      </w:r>
+      <w:r>
+        <w:t xml:space="preserve"> </w:t>
+      </w:r>
+      <w:r>
+        <w:t xml:space="preserve">усіх ресурсів, не лише перевірили код 200. Результат: 6 актуальні, 3 старіють,</w:t>
+      </w:r>
+      <w:r>
+        <w:t xml:space="preserve"> </w:t>
+      </w:r>
+      <w:r>
+        <w:rPr>
+          <w:b/>
+          <w:bCs/>
+        </w:rPr>
+        <w:t xml:space="preserve">1 зламаний по суті</w:t>
+      </w:r>
+      <w:r>
+        <w:t xml:space="preserve"> </w:t>
+      </w:r>
+      <w:r>
+        <w:t xml:space="preserve">— інтерактивний туторіал Anthropic віддає 200 OK, але його ноутбуки зашиті на</w:t>
+      </w:r>
+      <w:r>
+        <w:t xml:space="preserve"> </w:t>
+      </w:r>
+      <w:r>
+        <w:rPr>
+          <w:rStyle w:val="VerbatimChar"/>
+        </w:rPr>
+        <w:t xml:space="preserve">claude-3-haiku-20240307</w:t>
+      </w:r>
+      <w:r>
+        <w:t xml:space="preserve">, знятий з експлуатації</w:t>
+      </w:r>
+      <w:r>
+        <w:t xml:space="preserve"> </w:t>
+      </w:r>
+      <w:r>
+        <w:rPr>
+          <w:b/>
+          <w:bCs/>
+        </w:rPr>
+        <w:t xml:space="preserve">20.04.2026</w:t>
+      </w:r>
+      <w:r>
+        <w:t xml:space="preserve">, тож приклади падають з помилкою API. Деталі й однорядковий фікс — у Частині 4.</w:t>
+      </w:r>
+    </w:p>
+    <w:p>
+      <w:pPr>
+        <w:pStyle w:val="BlockText"/>
+      </w:pPr>
+      <w:r>
+        <w:rPr>
+          <w:b/>
+          <w:bCs/>
+        </w:rPr>
+        <w:t xml:space="preserve">Метод-урок:</w:t>
+      </w:r>
+      <w:r>
+        <w:t xml:space="preserve"> </w:t>
+      </w:r>
+      <w:r>
+        <w:t xml:space="preserve">перевірка посилань на код 200 — необхідна, але</w:t>
+      </w:r>
+      <w:r>
+        <w:t xml:space="preserve"> </w:t>
+      </w:r>
+      <w:r>
+        <w:rPr>
+          <w:b/>
+          <w:bCs/>
+        </w:rPr>
+        <w:t xml:space="preserve">недостатня</w:t>
+      </w:r>
+      <w:r>
+        <w:t xml:space="preserve">. Для навчальних матеріалів треба окремо перевіряти, чи не застарів</w:t>
+      </w:r>
+      <w:r>
+        <w:t xml:space="preserve"> </w:t>
+      </w:r>
+      <w:r>
+        <w:rPr>
+          <w:i/>
+          <w:iCs/>
+        </w:rPr>
+        <w:t xml:space="preserve">зміст</w:t>
+      </w:r>
+      <w:r>
+        <w:t xml:space="preserve">.</w:t>
       </w:r>
     </w:p>
     <w:p>

--- a/promt-inzhiniring-haiku-kurs.docx
+++ b/promt-inzhiniring-haiku-kurs.docx
@@ -933,6 +933,40 @@
       </w:r>
       <w:r>
         <w:t xml:space="preserve">— приклади падають, доки не заміниш модель (однорядковий фікс у Частині 4). Топ-3 перевпорядковано: №1 тепер офіційні докси Anthropic, що не застарівають.</w:t>
+      </w:r>
+    </w:p>
+    <w:p>
+      <w:pPr>
+        <w:pStyle w:val="BlockText"/>
+      </w:pPr>
+      <w:r>
+        <w:t xml:space="preserve">🌐</w:t>
+      </w:r>
+      <w:r>
+        <w:t xml:space="preserve"> </w:t>
+      </w:r>
+      <w:r>
+        <w:rPr>
+          <w:b/>
+          <w:bCs/>
+        </w:rPr>
+        <w:t xml:space="preserve">Живий сайт:</w:t>
+      </w:r>
+      <w:r>
+        <w:t xml:space="preserve"> </w:t>
+      </w:r>
+      <w:r>
+        <w:rPr>
+          <w:b/>
+          <w:bCs/>
+        </w:rPr>
+        <w:t xml:space="preserve">https://girbp.github.io/prompt-course-haiku/</w:t>
+      </w:r>
+      <w:r>
+        <w:t xml:space="preserve"> </w:t>
+      </w:r>
+      <w:r>
+        <w:t xml:space="preserve">— повноцінна веб-версія на GitHub Pages (навігація, пошук, теми; зовнішні посилання відкриваються в новій вкладці). Репозиторій: https://github.com/GirBP/prompt-course-haiku</w:t>
       </w:r>
     </w:p>
     <w:p>

--- a/promt-inzhiniring-haiku-kurs.docx
+++ b/promt-inzhiniring-haiku-kurs.docx
@@ -15,7 +15,7 @@
         <w:pStyle w:val="Subtitle"/>
       </w:pPr>
       <w:r>
-        <w:t xml:space="preserve">Курс, валідований на Claude Haiku 4.5 — 118 реальних прогонів моделей</w:t>
+        <w:t xml:space="preserve">Курс, перевірений на Claude Haiku 4.5 — 118 реальних модельних прогонів</w:t>
       </w:r>
     </w:p>
     <w:sdt>
@@ -204,7 +204,7 @@
         <w:pStyle w:val="BlockText"/>
       </w:pPr>
       <w:r>
-        <w:t xml:space="preserve">Як саме валідовано і чому без raw-API — у 03-metodologiya-ta-syri-rezultaty.md.</w:t>
+        <w:t xml:space="preserve">Як саме перевіряли і чому без raw-API — у 03-metodologiya-ta-syri-rezultaty.md.</w:t>
       </w:r>
     </w:p>
     <w:p>
@@ -305,7 +305,7 @@
               <w:pStyle w:val="Compact"/>
             </w:pPr>
             <w:r>
-              <w:t xml:space="preserve">6 технік на задачах SWE: специфікація, XML-теги, few-shot формат, пошук бага, примус формату, контроль галюцинацій</w:t>
+              <w:t xml:space="preserve">6 технік на задачах SWE: специфікація, XML-теги, few-shot формат, пошук вади, примус формату, контроль галюцинацій</w:t>
             </w:r>
           </w:p>
         </w:tc>
@@ -329,7 +329,7 @@
               <w:pStyle w:val="Compact"/>
             </w:pPr>
             <w:r>
-              <w:t xml:space="preserve">Як валідовано, чесні застереження, таблиця 30 прогонів Частин 1–2, підсумок усіх 118, як відтворити</w:t>
+              <w:t xml:space="preserve">Як перевіряли, чесні застереження, таблиця 30 прогонів Частин 1–2, підсумок усіх 118, як відтворити</w:t>
             </w:r>
           </w:p>
         </w:tc>
@@ -760,7 +760,10 @@
         <w:t xml:space="preserve">дослідницький модуль 2026</w:t>
       </w:r>
       <w:r>
-        <w:t xml:space="preserve">: пʼять напрямів (промптинг reasoning-моделей, автоматизована розробка з ШІ, мультиагенти, контекст агентів, локальні LLM), зібрані ТІЛЬКИ з першоджерел (офіційні докси, engineering-блоги лабораторій, arXiv, визнані практики) з правилом «кожне твердження реально прочитане за URL» і адверсаріальною перевіркою; сирі результати дослідження — у</w:t>
+        <w:t xml:space="preserve"> </w:t>
+      </w:r>
+      <w:r>
+        <w:t xml:space="preserve">з пʼяти напрямів: промптинг reasoning-моделей, автоматизована розробка з ШІ, мультиагенти, контекст агентів, локальні LLM. Їх зібрано ТІЛЬКИ з першоджерел: офіційні докси, engineering-блоги лабораторій, arXiv, визнані практики. Правило — «кожне твердження реально прочитане за URL», плюс адверсаріальна перевірка. Сирі результати дослідження — у</w:t>
       </w:r>
       <w:r>
         <w:t xml:space="preserve"> </w:t>
@@ -901,13 +904,13 @@
           <w:b/>
           <w:bCs/>
         </w:rPr>
-        <w:t xml:space="preserve">Повторна перевірка 2026-09-19.</w:t>
-      </w:r>
-      <w:r>
-        <w:t xml:space="preserve"> </w:t>
-      </w:r>
-      <w:r>
-        <w:t xml:space="preserve">Усі матеріали звірено з першоджерелами ще раз: виправлено 11 фактичних неточностей (перелік — у Частині 3). Лінійка оновилась: вийшов</w:t>
+        <w:t xml:space="preserve">Повторні перевірки 2026-09-19 і 2026-09-24.</w:t>
+      </w:r>
+      <w:r>
+        <w:t xml:space="preserve"> </w:t>
+      </w:r>
+      <w:r>
+        <w:t xml:space="preserve">Усі матеріали ще раз звірено з першоджерелами, перелік виправлень — у Частині 3. Лінійка оновилась: вийшли</w:t>
       </w:r>
       <w:r>
         <w:t xml:space="preserve"> </w:t>
@@ -920,7 +923,23 @@
         <w:t xml:space="preserve">Claude Fable 5.1</w:t>
       </w:r>
       <w:r>
-        <w:t xml:space="preserve">, Fable 5 став Legacy; Haiku 4.5 — досі «не раніше 15.10.2026».</w:t>
+        <w:t xml:space="preserve"> </w:t>
+      </w:r>
+      <w:r>
+        <w:t xml:space="preserve">і</w:t>
+      </w:r>
+      <w:r>
+        <w:t xml:space="preserve"> </w:t>
+      </w:r>
+      <w:r>
+        <w:rPr>
+          <w:b/>
+          <w:bCs/>
+        </w:rPr>
+        <w:t xml:space="preserve">Claude Opus 5.5</w:t>
+      </w:r>
+      <w:r>
+        <w:t xml:space="preserve">, а Fable 5 та Opus 5 стали Legacy. Haiku 4.5 — досі «не раніше 15.10.2026».</w:t>
       </w:r>
     </w:p>
     <w:p>
@@ -944,7 +963,7 @@
         <w:t xml:space="preserve"> </w:t>
       </w:r>
       <w:r>
-        <w:t xml:space="preserve">Знайдено: інтерактивний туторіал Anthropic віддає 200 OK, але зашитий на</w:t>
+        <w:t xml:space="preserve">Інтерактивний туторіал Anthropic віддає 200 OK, але зашитий на</w:t>
       </w:r>
       <w:r>
         <w:t xml:space="preserve"> </w:t>
@@ -966,10 +985,7 @@
         <w:t xml:space="preserve">claude-3-haiku-20240307</w:t>
       </w:r>
       <w:r>
-        <w:t xml:space="preserve"> </w:t>
-      </w:r>
-      <w:r>
-        <w:t xml:space="preserve">— приклади падають, доки не заміниш модель і не зафіксуєш версію SDK (виправлення у два рядки — у Частині 4). Топ-3 перевпорядковано: №1 тепер офіційні докси Anthropic, що не застарівають.</w:t>
+        <w:t xml:space="preserve">. Приклади падають, доки не заміниш модель і не зафіксуєш версію SDK (виправлення у два рядки — у Частині 4). Топ-3 перевпорядковано: №1 тепер офіційні докси Anthropic, що не застарівають.</w:t>
       </w:r>
     </w:p>
     <w:p>
@@ -1256,7 +1272,7 @@
         <w:t xml:space="preserve"> </w:t>
       </w:r>
       <w:r>
-        <w:t xml:space="preserve">9. Пошук бага через CoT —</w:t>
+        <w:t xml:space="preserve">9. Пошук вади через CoT —</w:t>
       </w:r>
       <w:r>
         <w:t xml:space="preserve"> </w:t>
@@ -1869,7 +1885,7 @@
         <w:t xml:space="preserve">```json</w:t>
       </w:r>
       <w:r>
-        <w:t xml:space="preserve">. Для критичних пайплайнів вмикай structured outputs API (є і на Haiku 4.5), а де їх нема — валідацію схемою з повторним прогоном.</w:t>
+        <w:t xml:space="preserve">. Для критичних конвеєрів вмикай structured outputs API (є і на Haiku 4.5), а де їх нема — перевірку за схемою з повторним прогоном.</w:t>
       </w:r>
     </w:p>
     <w:p>
@@ -2064,7 +2080,7 @@
         <w:t xml:space="preserve"> </w:t>
       </w:r>
       <w:r>
-        <w:t xml:space="preserve">Валідація йшла через Haiku 4.5 у гарнесі агента (raw-API-ключа в системі не було). Це означає тонке «забруднення» системним промптом агента. Один прогін (</w:t>
+        <w:t xml:space="preserve">Перевірка йшла через Haiku 4.5 у гарнесі агента (raw-API-ключа в системі не було). Це означає тонке «забруднення» системним промптом агента. Один прогін (</w:t>
       </w:r>
       <w:r>
         <w:rPr>
@@ -3358,7 +3374,7 @@
         <w:t xml:space="preserve">інженерну рекомендацію щодо порогу</w:t>
       </w:r>
       <w:r>
-        <w:t xml:space="preserve">, а не голий вердикт. Для рев’ю рішень або пояснення стейкхолдерам це незрівнянно цінніше.</w:t>
+        <w:t xml:space="preserve">, а не голий вердикт. Для рецензування рішень або пояснення стейкхолдерам це незрівнянно цінніше.</w:t>
       </w:r>
     </w:p>
     <w:p>
@@ -3848,7 +3864,7 @@
         <w:t xml:space="preserve">блок</w:t>
       </w:r>
       <w:r>
-        <w:t xml:space="preserve">. Тобто навіть сильний промпт на малій моделі</w:t>
+        <w:t xml:space="preserve">. Навіть сильний промпт на малій моделі</w:t>
       </w:r>
       <w:r>
         <w:t xml:space="preserve"> </w:t>
@@ -4402,7 +4418,7 @@
         <w:t xml:space="preserve">прицільну експертну пораду</w:t>
       </w:r>
       <w:r>
-        <w:t xml:space="preserve">: попередження проти mean-imputation, конкретний MICE, missing-indicator як предиктивний сигнал, валідація на holdout. Вивід коротший (1189 проти 2429), але</w:t>
+        <w:t xml:space="preserve">: попередження проти mean-imputation, конкретний MICE, missing-indicator як предиктивний сигнал, перевірка на holdout. Вивід коротший (1189 проти 2429), але</w:t>
       </w:r>
       <w:r>
         <w:t xml:space="preserve"> </w:t>
@@ -4598,7 +4614,7 @@
         <w:pStyle w:val="FirstParagraph"/>
       </w:pPr>
       <w:r>
-        <w:t xml:space="preserve">6 технік на реальних задачах: написання функції, код-рев’ю, commit-меседжі, пошук бага, конвертація конфігу, перевірка факту про API.</w:t>
+        <w:t xml:space="preserve">6 технік на реальних задачах: написання функції, рецензування коду, commit-меседжі, пошук вади, конвертація файлу налаштувань, перевірка факту про API.</w:t>
       </w:r>
       <w:r>
         <w:t xml:space="preserve"> </w:t>
@@ -6073,7 +6089,7 @@
           <w:b/>
           <w:bCs/>
         </w:rPr>
-        <w:t xml:space="preserve">пріоритезований рев’ю за категоріями, які ми задали</w:t>
+        <w:t xml:space="preserve">пріоритезовану рецензію за категоріями, які ми задали</w:t>
       </w:r>
       <w:r>
         <w:t xml:space="preserve"> </w:t>
@@ -6177,7 +6193,7 @@
         <w:t xml:space="preserve">&lt;example&gt;</w:t>
       </w:r>
       <w:r>
-        <w:t xml:space="preserve">. Це усуває плутанину «інструкція vs контент» і дозволяє точно скерувати фокус рев’ю (тут — додати вісь concurrency).</w:t>
+        <w:t xml:space="preserve">. Це усуває плутанину «інструкція vs контент» і дозволяє точно скерувати фокус рецензії (тут — додати вісь concurrency).</w:t>
       </w:r>
     </w:p>
     <w:p>
@@ -6637,7 +6653,7 @@
         <w:t xml:space="preserve"> </w:t>
       </w:r>
       <w:r>
-        <w:t xml:space="preserve">Для будь-якого строгого текстового формату (commit, лог, changelog, docstring-стиль) — 3 приклади «вхід → вихід» надійніші за опис. «Output only the subject line» прибирає балакучі альтернативи.</w:t>
+        <w:t xml:space="preserve">Для будь-якого строгого текстового формату (commit, журнал, changelog, docstring-стиль) — 3 приклади «вхід → вихід» надійніші за опис. «Output only the subject line» прибирає балакучі альтернативи.</w:t>
       </w:r>
     </w:p>
     <w:p>
@@ -6649,13 +6665,13 @@
     </w:p>
     <w:bookmarkEnd w:id="49"/>
     <w:bookmarkEnd w:id="50"/>
-    <w:bookmarkStart w:id="54" w:name="se4.-пошук-бага-через-chain-of-thought"/>
+    <w:bookmarkStart w:id="54" w:name="se4.-пошук-вади-через-chain-of-thought"/>
     <w:p>
       <w:pPr>
         <w:pStyle w:val="Heading2"/>
       </w:pPr>
       <w:r>
-        <w:t xml:space="preserve">SE4. Пошук бага через Chain-of-Thought</w:t>
+        <w:t xml:space="preserve">SE4. Пошук вади через Chain-of-Thought</w:t>
       </w:r>
     </w:p>
     <w:p>
@@ -6686,7 +6702,7 @@
         <w:t xml:space="preserve">простежити виконання крок за кроком</w:t>
       </w:r>
       <w:r>
-        <w:t xml:space="preserve">, перш ніж називати баг. Це особливо допомагає з багами стану/часу, які не видно з одного рядка.</w:t>
+        <w:t xml:space="preserve">, перш ніж називати ваду. Це особливо допомагає з вадами стану й часу, які не видно з одного рядка.</w:t>
       </w:r>
     </w:p>
     <w:bookmarkStart w:id="51" w:name="слабкий-промпт-5"/>
@@ -6857,7 +6873,7 @@
         <w:pStyle w:val="BodyText"/>
       </w:pPr>
       <w:r>
-        <w:t xml:space="preserve">Haiku і так знайшов баг (це класика). Відповідь хороша.</w:t>
+        <w:t xml:space="preserve">Haiku і так знайшов ваду (це класика). Відповідь хороша.</w:t>
       </w:r>
     </w:p>
     <w:bookmarkEnd w:id="51"/>
@@ -7165,7 +7181,7 @@
         <w:pStyle w:val="FirstParagraph"/>
       </w:pPr>
       <w:r>
-        <w:t xml:space="preserve">Обидва знайшли баг — але CoT-версія</w:t>
+        <w:t xml:space="preserve">Обидва знайшли ваду — але CoT-версія</w:t>
       </w:r>
       <w:r>
         <w:t xml:space="preserve"> </w:t>
@@ -7181,7 +7197,7 @@
         <w:t xml:space="preserve"> </w:t>
       </w:r>
       <w:r>
-        <w:t xml:space="preserve">і структурувала відповідь рівно як просили (баг → причина → однорядкове виправлення). Для навчального коду, рев’ю чи тікета це самодостатнє пояснення, а не просто вердикт. Тут CoT збільшив якість</w:t>
+        <w:t xml:space="preserve">і структурувала відповідь рівно як просили (вада → причина → однорядкове виправлення). Для навчального коду, рецензії чи тікета це самодостатнє пояснення, а не просто вердикт. Тут CoT збільшив якість</w:t>
       </w:r>
       <w:r>
         <w:t xml:space="preserve"> </w:t>
@@ -7241,7 +7257,7 @@
         <w:t xml:space="preserve">структуру фіналу</w:t>
       </w:r>
       <w:r>
-        <w:t xml:space="preserve">. На складніших багах (race, off-by-one у циклі) саме трасування часто й рятує.</w:t>
+        <w:t xml:space="preserve">. На складніших вадах (race, off-by-one у циклі) саме трасування часто й рятує.</w:t>
       </w:r>
     </w:p>
     <w:p>
@@ -8211,23 +8227,23 @@
         <w:pStyle w:val="BodyText"/>
       </w:pPr>
       <w:r>
-        <w:t xml:space="preserve">Це важливий чесний урок:</w:t>
-      </w:r>
-      <w:r>
-        <w:t xml:space="preserve"> </w:t>
-      </w:r>
-      <w:r>
-        <w:rPr>
-          <w:b/>
-          <w:bCs/>
-        </w:rPr>
-        <w:t xml:space="preserve">сучасні моделі (навіть мала Haiku 4.5) стійкіші до простих фактологічних пасток, ніж припускають старі гайди.</w:t>
-      </w:r>
-      <w:r>
-        <w:t xml:space="preserve"> </w:t>
-      </w:r>
-      <w:r>
-        <w:t xml:space="preserve">Техніка не марна — але її реальна цінність проявляється на:</w:t>
+        <w:t xml:space="preserve">Чесний урок:</w:t>
+      </w:r>
+      <w:r>
+        <w:t xml:space="preserve"> </w:t>
+      </w:r>
+      <w:r>
+        <w:rPr>
+          <w:b/>
+          <w:bCs/>
+        </w:rPr>
+        <w:t xml:space="preserve">сучасні моделі, навіть мала Haiku 4.5, стійкіші до простих фактологічних пасток, ніж припускають старі гайди.</w:t>
+      </w:r>
+      <w:r>
+        <w:t xml:space="preserve"> </w:t>
+      </w:r>
+      <w:r>
+        <w:t xml:space="preserve">Техніка не марна. Її реальна цінність проявляється на:</w:t>
       </w:r>
       <w:r>
         <w:t xml:space="preserve"> </w:t>
@@ -8451,7 +8467,7 @@
     </w:p>
     <w:bookmarkEnd w:id="63"/>
     <w:bookmarkEnd w:id="64"/>
-    <w:bookmarkStart w:id="74" w:name="Xbaaa8d6b641d0a5eddaebfa11333b67159b9e5d"/>
+    <w:bookmarkStart w:id="75" w:name="Xbaaa8d6b641d0a5eddaebfa11333b67159b9e5d"/>
     <w:p>
       <w:pPr>
         <w:pStyle w:val="Heading1"/>
@@ -8641,7 +8657,7 @@
               <w:pStyle w:val="Compact"/>
             </w:pPr>
             <w:r>
-              <w:t xml:space="preserve">Модель валідації</w:t>
+              <w:t xml:space="preserve">Модель для перевірки</w:t>
             </w:r>
           </w:p>
         </w:tc>
@@ -8836,7 +8852,7 @@
           <w:b/>
           <w:bCs/>
         </w:rPr>
-        <w:t xml:space="preserve">Третя партія (+49 прогонів, усе через суб-агентів, без raw-API).</w:t>
+        <w:t xml:space="preserve">Третя партія (+49 прогонів, усе через підагентів, без raw-API).</w:t>
       </w:r>
       <w:r>
         <w:t xml:space="preserve"> </w:t>
@@ -8884,7 +8900,7 @@
         <w:t xml:space="preserve">WebFetch-перевірку URL</w:t>
       </w:r>
       <w:r>
-        <w:t xml:space="preserve">. Це заміна raw-API N-семпл валідації, зроблена суб-агентами. Результати — у частині 6.</w:t>
+        <w:t xml:space="preserve">. Так підагенти замінили перевірку через raw-API на N семплах. Результати — у частині 6.</w:t>
       </w:r>
     </w:p>
     <w:p>
@@ -9102,7 +9118,7 @@
         <w:pStyle w:val="FirstParagraph"/>
       </w:pPr>
       <w:r>
-        <w:t xml:space="preserve">Найчистіша валідація — прямі HTTP-виклики до</w:t>
+        <w:t xml:space="preserve">Найчистіша перевірка — прямі HTTP-виклики до</w:t>
       </w:r>
       <w:r>
         <w:t xml:space="preserve"> </w:t>
@@ -9193,7 +9209,7 @@
         <w:pStyle w:val="BodyText"/>
       </w:pPr>
       <w:r>
-        <w:t xml:space="preserve">Тому валідація йшла через</w:t>
+        <w:t xml:space="preserve">Тому перевірка йшла через</w:t>
       </w:r>
       <w:r>
         <w:t xml:space="preserve"> </w:t>
@@ -9428,7 +9444,7 @@
         <w:t xml:space="preserve"> </w:t>
       </w:r>
       <w:r>
-        <w:t xml:space="preserve">напрям і величина ефектів — справжні й відтворювані. Точні формулювання відповідей можуть трохи відрізнятися від raw-API. Для навчальних цілей це повноцінна емпірична валідація; для наукової публікації — варто повторити через raw-API з фіксованими</w:t>
+        <w:t xml:space="preserve">напрям і величина ефектів — справжні й відтворювані. Точні формулювання відповідей можуть трохи відрізнятися від raw-API. Для навчальних цілей це повноцінна емпірична перевірка; для наукової публікації — варто повторити через raw-API з фіксованими</w:t>
       </w:r>
       <w:r>
         <w:t xml:space="preserve"> </w:t>
@@ -9878,7 +9894,7 @@
               <w:pStyle w:val="Compact"/>
             </w:pPr>
             <w:r>
-              <w:t xml:space="preserve">Сильний = валідний JSON з типами, але</w:t>
+              <w:t xml:space="preserve">Сильний = коректний JSON з типами, але</w:t>
             </w:r>
             <w:r>
               <w:t xml:space="preserve"> </w:t>
@@ -10253,7 +10269,7 @@
               <w:pStyle w:val="Compact"/>
             </w:pPr>
             <w:r>
-              <w:t xml:space="preserve">Пошук бага (CoT)</w:t>
+              <w:t xml:space="preserve">Пошук вади (CoT)</w:t>
             </w:r>
           </w:p>
         </w:tc>
@@ -10684,13 +10700,13 @@
     </w:p>
     <w:bookmarkEnd w:id="69"/>
     <w:bookmarkEnd w:id="70"/>
-    <w:bookmarkStart w:id="71" w:name="X3a9571627a11cbd92920dc87cfc613b84307264"/>
+    <w:bookmarkStart w:id="71" w:name="X93032ad73e1d61e9692ec4b5ef603de12a038e2"/>
     <w:p>
       <w:pPr>
         <w:pStyle w:val="Heading2"/>
       </w:pPr>
       <w:r>
-        <w:t xml:space="preserve">Три крос-висновки, які дала саме валідація (а не теорія)</w:t>
+        <w:t xml:space="preserve">Три крос-висновки, які дала саме перевірка (а не теорія)</w:t>
       </w:r>
     </w:p>
     <w:p>
@@ -11173,12 +11189,225 @@
       </w:r>
     </w:p>
     <w:bookmarkEnd w:id="72"/>
-    <w:bookmarkStart w:id="73" w:name="як-відтворити"/>
+    <w:bookmarkStart w:id="73" w:name="Xc508fa148bab2c74f4fd12abddde8b7dae7cc9a"/>
     <w:p>
       <w:pPr>
         <w:pStyle w:val="Heading2"/>
       </w:pPr>
       <w:r>
+        <w:t xml:space="preserve">Повторна перевірка 2026-09-24: що виправлено</w:t>
+      </w:r>
+    </w:p>
+    <w:p>
+      <w:pPr>
+        <w:pStyle w:val="FirstParagraph"/>
+      </w:pPr>
+      <w:r>
+        <w:t xml:space="preserve">Мовний лінтер отримав нові правила 23.09, а 22.09 вийшли нові моделі. Тому курс перевірено ще раз.</w:t>
+      </w:r>
+    </w:p>
+    <w:p>
+      <w:pPr>
+        <w:pStyle w:val="BodyText"/>
+      </w:pPr>
+      <w:r>
+        <w:rPr>
+          <w:b/>
+          <w:bCs/>
+        </w:rPr>
+        <w:t xml:space="preserve">Фактичні неточності (6):</w:t>
+      </w:r>
+      <w:r>
+        <w:t xml:space="preserve"> </w:t>
+      </w:r>
+      <w:r>
+        <w:t xml:space="preserve">1. Ч.13: Willison цитувався неточно. Насправді він пише «wildly outperforming expectations» і наводить приклад із пеліканом. Порівняння з «моделями попереднього покоління» в нього немає.</w:t>
+      </w:r>
+      <w:r>
+        <w:t xml:space="preserve"> </w:t>
+      </w:r>
+      <w:r>
+        <w:t xml:space="preserve">2. Ч.13: MLX-кванти Qwen3.8 викладає спільнота mlx-community, а не сам Qwen. Твердження «сотні квантів у день випуску» ми не підтвердили й прибрали дату.</w:t>
+      </w:r>
+      <w:r>
+        <w:t xml:space="preserve"> </w:t>
+      </w:r>
+      <w:r>
+        <w:t xml:space="preserve">3. Ч.13: рядок «у локальних моделей немає structured outputs» суперечив виправленню від 19.09. Схемний режим в Ollama і llama.cpp є, але гарантує лише синтаксис.</w:t>
+      </w:r>
+      <w:r>
+        <w:t xml:space="preserve"> </w:t>
+      </w:r>
+      <w:r>
+        <w:t xml:space="preserve">4. Ч.8: у Haiku 4.5 «сирий chain-of-thought видно» — ні. Жодна модель не повертає сирі міркування, Haiku типово повертає підсумок.</w:t>
+      </w:r>
+      <w:r>
+        <w:t xml:space="preserve"> </w:t>
+      </w:r>
+      <w:r>
+        <w:t xml:space="preserve">5. Ч.8:</w:t>
+      </w:r>
+      <w:r>
+        <w:t xml:space="preserve"> </w:t>
+      </w:r>
+      <w:r>
+        <w:rPr>
+          <w:rStyle w:val="VerbatimChar"/>
+        </w:rPr>
+        <w:t xml:space="preserve">temperature</w:t>
+      </w:r>
+      <w:r>
+        <w:t xml:space="preserve"> </w:t>
+      </w:r>
+      <w:r>
+        <w:t xml:space="preserve">на Opus 4.8 і Fable дає 400 лише з нестандартним значенням, а не з будь-яким.</w:t>
+      </w:r>
+      <w:r>
+        <w:t xml:space="preserve"> </w:t>
+      </w:r>
+      <w:r>
+        <w:t xml:space="preserve">6. Ч.4: «гайд Willison не оновлювався з квітня 2026» перевірити не вдалося. Формулювання пом’якшено до того, що видно на сторінці.</w:t>
+      </w:r>
+    </w:p>
+    <w:p>
+      <w:pPr>
+        <w:pStyle w:val="BodyText"/>
+      </w:pPr>
+      <w:r>
+        <w:rPr>
+          <w:b/>
+          <w:bCs/>
+        </w:rPr>
+        <w:t xml:space="preserve">Застаріло після 19.09 (3):</w:t>
+      </w:r>
+      <w:r>
+        <w:t xml:space="preserve"> </w:t>
+      </w:r>
+      <w:r>
+        <w:t xml:space="preserve">22.09 вийшов Claude Opus 5.5 ($4/$20, мислення завжди увімкнене, типовий effort</w:t>
+      </w:r>
+      <w:r>
+        <w:t xml:space="preserve"> </w:t>
+      </w:r>
+      <w:r>
+        <w:rPr>
+          <w:rStyle w:val="VerbatimChar"/>
+        </w:rPr>
+        <w:t xml:space="preserve">medium</w:t>
+      </w:r>
+      <w:r>
+        <w:t xml:space="preserve">), а Opus 5 став Legacy (Ч.4, 8, 9, 12, README). OpenAI додала GPT-6 Sol і Luna, які приймають</w:t>
+      </w:r>
+      <w:r>
+        <w:t xml:space="preserve"> </w:t>
+      </w:r>
+      <w:r>
+        <w:rPr>
+          <w:rStyle w:val="VerbatimChar"/>
+        </w:rPr>
+        <w:t xml:space="preserve">temperature</w:t>
+      </w:r>
+      <w:r>
+        <w:t xml:space="preserve"> </w:t>
+      </w:r>
+      <w:r>
+        <w:t xml:space="preserve">лише з</w:t>
+      </w:r>
+      <w:r>
+        <w:t xml:space="preserve"> </w:t>
+      </w:r>
+      <w:r>
+        <w:rPr>
+          <w:rStyle w:val="VerbatimChar"/>
+        </w:rPr>
+        <w:t xml:space="preserve">reasoning_effort: none</w:t>
+      </w:r>
+      <w:r>
+        <w:t xml:space="preserve"> </w:t>
+      </w:r>
+      <w:r>
+        <w:t xml:space="preserve">(Ч.9). DeepSeek 10.09 випустила V4.1-Flash (Ч.13).</w:t>
+      </w:r>
+    </w:p>
+    <w:p>
+      <w:pPr>
+        <w:pStyle w:val="BodyText"/>
+      </w:pPr>
+      <w:r>
+        <w:rPr>
+          <w:b/>
+          <w:bCs/>
+        </w:rPr>
+        <w:t xml:space="preserve">Мова:</w:t>
+      </w:r>
+      <w:r>
+        <w:t xml:space="preserve"> </w:t>
+      </w:r>
+      <w:r>
+        <w:t xml:space="preserve">101 знахідка за новими правилами лінтера та 7 в архівному аудиті. Терміни тепер однакові в усьому курсі: bug → вада, review → рецензування, validation → перевірка, pipeline → конвеєр, default → типово.</w:t>
+      </w:r>
+      <w:r>
+        <w:t xml:space="preserve"> </w:t>
+      </w:r>
+      <w:r>
+        <w:rPr>
+          <w:rStyle w:val="VerbatimChar"/>
+        </w:rPr>
+        <w:t xml:space="preserve">AUDIT_REPORT.md</w:t>
+      </w:r>
+      <w:r>
+        <w:t xml:space="preserve"> </w:t>
+      </w:r>
+      <w:r>
+        <w:t xml:space="preserve">позначено як архівний знімок від 28.06.</w:t>
+      </w:r>
+    </w:p>
+    <w:p>
+      <w:pPr>
+        <w:pStyle w:val="BodyText"/>
+      </w:pPr>
+      <w:r>
+        <w:rPr>
+          <w:b/>
+          <w:bCs/>
+        </w:rPr>
+        <w:t xml:space="preserve">Перевірено й підтверджено без змін:</w:t>
+      </w:r>
+      <w:r>
+        <w:t xml:space="preserve"> </w:t>
+      </w:r>
+      <w:r>
+        <w:t xml:space="preserve">harness-пост Anthropic (</w:t>
+      </w:r>
+      <w:r>
+        <w:rPr>
+          <w:rStyle w:val="VerbatimChar"/>
+        </w:rPr>
+        <w:t xml:space="preserve">init.sh</w:t>
+      </w:r>
+      <w:r>
+        <w:t xml:space="preserve">,</w:t>
+      </w:r>
+      <w:r>
+        <w:t xml:space="preserve"> </w:t>
+      </w:r>
+      <w:r>
+        <w:rPr>
+          <w:rStyle w:val="VerbatimChar"/>
+        </w:rPr>
+        <w:t xml:space="preserve">claude-progress.txt</w:t>
+      </w:r>
+      <w:r>
+        <w:t xml:space="preserve">, аналогія зі змінами), пост про контекст-інжиніринг (визначення, Pokémon, 1–2 тис. токенів, JIT), цитата Karpathy у Willison, Managed Agents, gpt-oss, Gemma 3, Llama 4 як остання номерна Llama, ціна Sonnet 5, fallback і його платформи, вимога зберігати дані Fable 30 днів, дата, коли виведуть Haiku 4.5.</w:t>
+      </w:r>
+    </w:p>
+    <w:bookmarkEnd w:id="73"/>
+    <w:bookmarkStart w:id="74" w:name="як-відтворити"/>
+    <w:p>
+      <w:pPr>
+        <w:pStyle w:val="Heading2"/>
+      </w:pPr>
+      <w:r>
         <w:t xml:space="preserve">Як відтворити</w:t>
       </w:r>
     </w:p>
@@ -11408,7 +11637,7 @@
         <w:t xml:space="preserve"> </w:t>
       </w:r>
       <w:r>
-        <w:t xml:space="preserve">і N=5 семплів, порахуй частку унікальних/валідних форматів.</w:t>
+        <w:t xml:space="preserve">і N=5 семплів, порахуй частку унікальних і коректних форматів.</w:t>
       </w:r>
       <w:r>
         <w:t xml:space="preserve"> </w:t>
@@ -11471,9 +11700,9 @@
         <w:br w:type="page"/>
       </w:r>
     </w:p>
-    <w:bookmarkEnd w:id="73"/>
     <w:bookmarkEnd w:id="74"/>
-    <w:bookmarkStart w:id="88" w:name="Xcaa67f85adf349ea20bade1f445f277438d59de"/>
+    <w:bookmarkEnd w:id="75"/>
+    <w:bookmarkStart w:id="89" w:name="Xcaa67f85adf349ea20bade1f445f277438d59de"/>
     <w:p>
       <w:pPr>
         <w:pStyle w:val="Heading1"/>
@@ -11489,7 +11718,7 @@
         </w:pict>
       </w:r>
     </w:p>
-    <w:bookmarkStart w:id="78" w:name="Xa6be174b2b6c3d376cb2876287dd64457887b57"/>
+    <w:bookmarkStart w:id="79" w:name="Xa6be174b2b6c3d376cb2876287dd64457887b57"/>
     <w:p>
       <w:pPr>
         <w:pStyle w:val="Heading2"/>
@@ -11572,7 +11801,7 @@
         <w:t xml:space="preserve">. Нижче кожен ресурс має чесну позначку свіжості.</w:t>
       </w:r>
     </w:p>
-    <w:bookmarkStart w:id="75" w:name="X95f789f129544d12815ad4690402e7893618b02"/>
+    <w:bookmarkStart w:id="76" w:name="X95f789f129544d12815ad4690402e7893618b02"/>
     <w:p>
       <w:pPr>
         <w:pStyle w:val="Heading3"/>
@@ -11636,7 +11865,7 @@
         <w:t xml:space="preserve">№1, бо це єдине джерело, яке не застаріває</w:t>
       </w:r>
       <w:r>
-        <w:t xml:space="preserve">: воно оновлюється разом із моделями (перевірено — містить актуальні Opus 5 / Sonnet 5 / Fable 5).</w:t>
+        <w:t xml:space="preserve">: воно оновлюється разом із моделями (перевірено 2026-09-24 — містить Opus 5.5, Sonnet 5 і Fable 5.1).</w:t>
       </w:r>
       <w:r>
         <w:t xml:space="preserve"> </w:t>
@@ -11655,8 +11884,8 @@
         <w:t xml:space="preserve">усім, хто пише промпти під Claude; обов’язково — розробникам на API.</w:t>
       </w:r>
     </w:p>
-    <w:bookmarkEnd w:id="75"/>
-    <w:bookmarkStart w:id="76" w:name="X2a1c225468ccb29532a60d50ad3fd7ea65d2a6e"/>
+    <w:bookmarkEnd w:id="76"/>
+    <w:bookmarkStart w:id="77" w:name="X2a1c225468ccb29532a60d50ad3fd7ea65d2a6e"/>
     <w:p>
       <w:pPr>
         <w:pStyle w:val="Heading3"/>
@@ -11723,8 +11952,8 @@
         <w:t xml:space="preserve">усім, хто хоче зрозуміти техніки «з-під капота», що переносяться між моделями.</w:t>
       </w:r>
     </w:p>
-    <w:bookmarkEnd w:id="76"/>
-    <w:bookmarkStart w:id="77" w:name="X0383b4dc9f47dffae2703e20e49a316e058b0ca"/>
+    <w:bookmarkEnd w:id="77"/>
+    <w:bookmarkStart w:id="78" w:name="X0383b4dc9f47dffae2703e20e49a316e058b0ca"/>
     <w:p>
       <w:pPr>
         <w:pStyle w:val="Heading3"/>
@@ -11772,7 +12001,7 @@
           <w:b/>
           <w:bCs/>
         </w:rPr>
-        <w:t xml:space="preserve">досі валідні</w:t>
+        <w:t xml:space="preserve">досі чинні</w:t>
       </w:r>
       <w:r>
         <w:t xml:space="preserve"> </w:t>
@@ -12174,9 +12403,9 @@
         </w:pict>
       </w:r>
     </w:p>
-    <w:bookmarkEnd w:id="77"/>
     <w:bookmarkEnd w:id="78"/>
-    <w:bookmarkStart w:id="82" w:name="додаткові-сайти-за-доменами-бонус"/>
+    <w:bookmarkEnd w:id="79"/>
+    <w:bookmarkStart w:id="83" w:name="додаткові-сайти-за-доменами-бонус"/>
     <w:p>
       <w:pPr>
         <w:pStyle w:val="Heading2"/>
@@ -12185,7 +12414,7 @@
         <w:t xml:space="preserve">Додаткові сайти за доменами (бонус)</w:t>
       </w:r>
     </w:p>
-    <w:bookmarkStart w:id="79" w:name="для-data-science"/>
+    <w:bookmarkStart w:id="80" w:name="для-data-science"/>
     <w:p>
       <w:pPr>
         <w:pStyle w:val="Heading3"/>
@@ -12229,7 +12458,7 @@
         <w:t xml:space="preserve"> </w:t>
       </w:r>
       <w:r>
-        <w:t xml:space="preserve">— copy-paste промпти й pandas-снипети для planning / cleaning / EDA. Техніки валідні, але</w:t>
+        <w:t xml:space="preserve">— copy-paste промпти й pandas-снипети для planning / cleaning / EDA. Техніки чинні, але</w:t>
       </w:r>
       <w:r>
         <w:t xml:space="preserve"> </w:t>
@@ -12413,8 +12642,8 @@
         <w:t xml:space="preserve">🔗 https://www.promptingguide.ai/applications</w:t>
       </w:r>
     </w:p>
-    <w:bookmarkEnd w:id="79"/>
-    <w:bookmarkStart w:id="80" w:name="для-software-engineering"/>
+    <w:bookmarkEnd w:id="80"/>
+    <w:bookmarkStart w:id="81" w:name="для-software-engineering"/>
     <w:p>
       <w:pPr>
         <w:pStyle w:val="Heading3"/>
@@ -12442,7 +12671,7 @@
         <w:t xml:space="preserve"> </w:t>
       </w:r>
       <w:r>
-        <w:t xml:space="preserve">— ✅ актуальний — офіційний плейбук агентного кодингу: explore-plan-code-commit, верифіковані перевірки, CLAUDE.md, subagents, рев’ю.</w:t>
+        <w:t xml:space="preserve">— ✅ актуальний — офіційний плейбук агентного кодингу: explore-plan-code-commit, верифіковані перевірки, CLAUDE.md, subagents, рецензування.</w:t>
       </w:r>
       <w:r>
         <w:t xml:space="preserve"> </w:t>
@@ -12508,7 +12737,7 @@
           <w:i/>
           <w:iCs/>
         </w:rPr>
-        <w:t xml:space="preserve">не оновлювався з квітня 2026</w:t>
+        <w:t xml:space="preserve">дат оновлення на сторінці немає; найсвіжіший приклад, який ми знайшли в розділах, датований квітнем 2026</w:t>
       </w:r>
       <w:r>
         <w:t xml:space="preserve"> </w:t>
@@ -12568,7 +12797,7 @@
         <w:t xml:space="preserve"> </w:t>
       </w:r>
       <w:r>
-        <w:t xml:space="preserve">— ✅ актуальний (оновлений під GPT-6 Astra; перевірено 2026-09-19) — якщо працюєш і з OpenAI-моделями: кодинг, frontend, агентні робочі процеси.</w:t>
+        <w:t xml:space="preserve">— ✅ актуальний (оновлений під GPT-6; перевірено 2026-09-24) — якщо працюєш і з OpenAI-моделями: кодинг, frontend, агентні робочі процеси.</w:t>
       </w:r>
       <w:r>
         <w:t xml:space="preserve"> </w:t>
@@ -12577,8 +12806,8 @@
         <w:t xml:space="preserve">🔗 https://developers.openai.com/api/docs/guides/prompt-engineering</w:t>
       </w:r>
     </w:p>
-    <w:bookmarkEnd w:id="80"/>
-    <w:bookmarkStart w:id="81" w:name="X90cb812201f0b680d8303e3776b5a786acfa183"/>
+    <w:bookmarkEnd w:id="81"/>
+    <w:bookmarkStart w:id="82" w:name="X90cb812201f0b680d8303e3776b5a786acfa183"/>
     <w:p>
       <w:pPr>
         <w:pStyle w:val="Heading3"/>
@@ -12751,9 +12980,9 @@
         </w:pict>
       </w:r>
     </w:p>
-    <w:bookmarkEnd w:id="81"/>
     <w:bookmarkEnd w:id="82"/>
-    <w:bookmarkStart w:id="83" w:name="шпаргалка-13-принципів"/>
+    <w:bookmarkEnd w:id="83"/>
+    <w:bookmarkStart w:id="84" w:name="шпаргалка-13-принципів"/>
     <w:p>
       <w:pPr>
         <w:pStyle w:val="Heading2"/>
@@ -13002,7 +13231,7 @@
         <w:t xml:space="preserve"> </w:t>
       </w:r>
       <w:r>
-        <w:t xml:space="preserve">(баг → причина → виправлення).</w:t>
+        <w:t xml:space="preserve">(вада → причина → виправлення).</w:t>
       </w:r>
       <w:r>
         <w:t xml:space="preserve"> </w:t>
@@ -13231,8 +13460,8 @@
         </w:pict>
       </w:r>
     </w:p>
-    <w:bookmarkEnd w:id="83"/>
-    <w:bookmarkStart w:id="86" w:name="відповіді-до-вправ"/>
+    <w:bookmarkEnd w:id="84"/>
+    <w:bookmarkStart w:id="87" w:name="відповіді-до-вправ"/>
     <w:p>
       <w:pPr>
         <w:pStyle w:val="Heading2"/>
@@ -13241,7 +13470,7 @@
         <w:t xml:space="preserve">Відповіді до вправ</w:t>
       </w:r>
     </w:p>
-    <w:bookmarkStart w:id="84" w:name="data-science"/>
+    <w:bookmarkStart w:id="85" w:name="data-science"/>
     <w:p>
       <w:pPr>
         <w:pStyle w:val="Heading3"/>
@@ -13452,8 +13681,8 @@
         <w:t xml:space="preserve">You are explaining to a non-technical product manager. Avoid statistical jargon; in 3 sentences explain what a p-value tells us about whether an A/B test result is likely real or just noise, and one common misinterpretation to avoid.</w:t>
       </w:r>
     </w:p>
-    <w:bookmarkEnd w:id="84"/>
-    <w:bookmarkStart w:id="85" w:name="software-engineering"/>
+    <w:bookmarkEnd w:id="85"/>
+    <w:bookmarkStart w:id="86" w:name="software-engineering"/>
     <w:p>
       <w:pPr>
         <w:pStyle w:val="Heading3"/>
@@ -13617,7 +13846,7 @@
         </w:numPr>
       </w:pPr>
       <w:r>
-        <w:t xml:space="preserve">Вісь фокусу (performance) скеровує рев’ю — інакше модель може зачепитись за стиль.</w:t>
+        <w:t xml:space="preserve">Вісь фокусу (performance) скеровує рецензію — інакше модель може зачепитись за стиль.</w:t>
       </w:r>
     </w:p>
     <w:p>
@@ -13697,9 +13926,9 @@
         </w:pict>
       </w:r>
     </w:p>
-    <w:bookmarkEnd w:id="85"/>
     <w:bookmarkEnd w:id="86"/>
-    <w:bookmarkStart w:id="87" w:name="підсумок-одним-абзацом"/>
+    <w:bookmarkEnd w:id="87"/>
+    <w:bookmarkStart w:id="88" w:name="підсумок-одним-абзацом"/>
     <w:p>
       <w:pPr>
         <w:pStyle w:val="Heading2"/>
@@ -13713,7 +13942,7 @@
         <w:pStyle w:val="FirstParagraph"/>
       </w:pPr>
       <w:r>
-        <w:t xml:space="preserve">Промт-інжиніринг — це не «магічні слова», а</w:t>
+        <w:t xml:space="preserve">Промт-інжиніринг — не «магічні слова», а</w:t>
       </w:r>
       <w:r>
         <w:t xml:space="preserve"> </w:t>
@@ -13726,7 +13955,7 @@
         <w:t xml:space="preserve">інженерна дисципліна з вимірюваним ефектом</w:t>
       </w:r>
       <w:r>
-        <w:t xml:space="preserve">. У цьому курсі кожне правило підкріплене реальним прогоном на Claude Haiku 4.5: few-shot робить формат детермінованим (1 унікальна відповідь замість 3), якір першого символу б’є заборону обгортки, CoT перетворює вердикт на обґрунтування, а деякі «класичні» техніки на сучасній моделі дають менший ефект, ніж обіцяють старі гайди — і це теж треба перевіряти на власних задачах, а не приймати на віру.</w:t>
+        <w:t xml:space="preserve">. Кожне правило курсу підкріплене реальним прогоном на Claude Haiku 4.5. Few-shot робить формат детермінованим (1 унікальна відповідь замість 3). Якір першого символу б’є заборону обгортки. CoT перетворює вердикт на обґрунтування. А деякі «класичні» техніки на сучасній моделі дають менший ефект, ніж обіцяють старі гайди. Тож перевіряй їх на власних задачах, а не приймай на віру.</w:t>
       </w:r>
     </w:p>
     <w:p>
@@ -13734,9 +13963,9 @@
         <w:br w:type="page"/>
       </w:r>
     </w:p>
-    <w:bookmarkEnd w:id="87"/>
     <w:bookmarkEnd w:id="88"/>
-    <w:bookmarkStart w:id="106" w:name="Xe92f3f11f0427b9b8a764de4aba2e22e970a1e9"/>
+    <w:bookmarkEnd w:id="89"/>
+    <w:bookmarkStart w:id="107" w:name="Xe92f3f11f0427b9b8a764de4aba2e22e970a1e9"/>
     <w:p>
       <w:pPr>
         <w:pStyle w:val="Heading1"/>
@@ -13776,7 +14005,7 @@
         </w:pict>
       </w:r>
     </w:p>
-    <w:bookmarkStart w:id="92" w:name="Xea6684a989c40a53c2156ee85bb89ae36a50260"/>
+    <w:bookmarkStart w:id="93" w:name="Xea6684a989c40a53c2156ee85bb89ae36a50260"/>
     <w:p>
       <w:pPr>
         <w:pStyle w:val="Heading2"/>
@@ -13813,10 +14042,10 @@
         <w:t xml:space="preserve">сильніше</w:t>
       </w:r>
       <w:r>
-        <w:t xml:space="preserve">, бо у більшої моделі (Sonnet) кращі «дефолти» — вона частково рятує слабкий промпт сама.</w:t>
-      </w:r>
-    </w:p>
-    <w:bookmarkStart w:id="89" w:name="X9abed95e8cad034a635b895d7e0225bcf1c65de"/>
+        <w:t xml:space="preserve">. Більша модель (Sonnet) має кращі типові припущення і частково рятує слабкий промпт сама.</w:t>
+      </w:r>
+    </w:p>
+    <w:bookmarkStart w:id="90" w:name="X9abed95e8cad034a635b895d7e0225bcf1c65de"/>
     <w:p>
       <w:pPr>
         <w:pStyle w:val="Heading3"/>
@@ -14457,8 +14686,8 @@
         </w:tc>
       </w:tr>
     </w:tbl>
-    <w:bookmarkEnd w:id="89"/>
-    <w:bookmarkStart w:id="90" w:name="ключовий-доказ-ds4-заборона-markdown"/>
+    <w:bookmarkEnd w:id="90"/>
+    <w:bookmarkStart w:id="91" w:name="ключовий-доказ-ds4-заборона-markdown"/>
     <w:p>
       <w:pPr>
         <w:pStyle w:val="Heading3"/>
@@ -14573,7 +14802,7 @@
         <w:t xml:space="preserve">ні</w:t>
       </w:r>
       <w:r>
-        <w:t xml:space="preserve">. Це і є емпіричне підтвердження правила SE5: на меншій моделі покладайся на</w:t>
+        <w:t xml:space="preserve">. Так емпірично підтверджується правило SE5: на меншій моделі покладайся на</w:t>
       </w:r>
       <w:r>
         <w:t xml:space="preserve"> </w:t>
@@ -14601,24 +14830,27 @@
         <w:t xml:space="preserve">{</w:t>
       </w:r>
       <w:r>
-        <w:t xml:space="preserve">») або</w:t>
-      </w:r>
-      <w:r>
-        <w:t xml:space="preserve"> </w:t>
-      </w:r>
-      <w:r>
-        <w:rPr>
-          <w:b/>
-          <w:bCs/>
-        </w:rPr>
-        <w:t xml:space="preserve">prefill</w:t>
-      </w:r>
-      <w:r>
-        <w:t xml:space="preserve">, а не на заборону — бо саме малій моделі бракує «дисципліни» дотриматись заборони.</w:t>
-      </w:r>
-    </w:p>
-    <w:bookmarkEnd w:id="90"/>
-    <w:bookmarkStart w:id="91" w:name="ds1-sonnet-прощає-haiku-ні"/>
+        <w:t xml:space="preserve">») або на</w:t>
+      </w:r>
+      <w:r>
+        <w:t xml:space="preserve"> </w:t>
+      </w:r>
+      <w:r>
+        <w:rPr>
+          <w:b/>
+          <w:bCs/>
+        </w:rPr>
+        <w:t xml:space="preserve">structured outputs</w:t>
+      </w:r>
+      <w:r>
+        <w:t xml:space="preserve"> </w:t>
+      </w:r>
+      <w:r>
+        <w:t xml:space="preserve">API, а не на заборону. Саме малій моделі бракує «дисципліни» дотриматись заборони.</w:t>
+      </w:r>
+    </w:p>
+    <w:bookmarkEnd w:id="91"/>
+    <w:bookmarkStart w:id="92" w:name="ds1-sonnet-прощає-haiku-ні"/>
     <w:p>
       <w:pPr>
         <w:pStyle w:val="Heading3"/>
@@ -14735,7 +14967,7 @@
         <w:t xml:space="preserve">найбільший приріст саме на Haiku</w:t>
       </w:r>
       <w:r>
-        <w:t xml:space="preserve">. На Sonnet добрі дефолти маскують слабкий промпт, тож виграш від техніки менш помітний — але не зникає. Практично: якщо економиш на моделі (Haiku — швидша й дешевша),</w:t>
+        <w:t xml:space="preserve">. На Sonnet добрі типові припущення маскують слабкий промпт, тож виграш від техніки менш помітний — але не зникає. Практично: якщо економиш на моделі (Haiku — швидша й дешевша),</w:t>
       </w:r>
       <w:r>
         <w:t xml:space="preserve"> </w:t>
@@ -14758,18 +14990,18 @@
         </w:pict>
       </w:r>
     </w:p>
-    <w:bookmarkEnd w:id="91"/>
     <w:bookmarkEnd w:id="92"/>
-    <w:bookmarkStart w:id="97" w:name="b.-нові-техніки-валідовано-на-haiku-4.5"/>
+    <w:bookmarkEnd w:id="93"/>
+    <w:bookmarkStart w:id="98" w:name="b.-нові-техніки-перевірено-на-haiku-4.5"/>
     <w:p>
       <w:pPr>
         <w:pStyle w:val="Heading2"/>
       </w:pPr>
       <w:r>
-        <w:t xml:space="preserve">B. Нові техніки (валідовано на Haiku 4.5)</w:t>
-      </w:r>
-    </w:p>
-    <w:bookmarkStart w:id="93" w:name="Xa1b1062a0e635209fb55296d4f446e35624fafd"/>
+        <w:t xml:space="preserve">B. Нові техніки (перевірено на Haiku 4.5)</w:t>
+      </w:r>
+    </w:p>
+    <w:bookmarkStart w:id="94" w:name="Xa1b1062a0e635209fb55296d4f446e35624fafd"/>
     <w:p>
       <w:pPr>
         <w:pStyle w:val="Heading3"/>
@@ -14922,7 +15154,7 @@
         <w:t xml:space="preserve">NOT IN DOCUMENT</w:t>
       </w:r>
       <w:r>
-        <w:t xml:space="preserve">, який можна напряму ловити в коді RAG-пайплайна. Для продакшену це критично.</w:t>
+        <w:t xml:space="preserve">, який можна напряму ловити в коді RAG-конвеєра. Для продакшену це критично.</w:t>
       </w:r>
     </w:p>
     <w:p>
@@ -14943,8 +15175,8 @@
         <w:t xml:space="preserve">У RAG завжди задавай sentinel для «немає відповіді» («reply exactly: NOT IN DOCUMENT») + «do not use outside knowledge». Це і знижує галюцинації, і дає програмно-детектований сигнал «нема відповіді».</w:t>
       </w:r>
     </w:p>
-    <w:bookmarkEnd w:id="93"/>
-    <w:bookmarkStart w:id="94" w:name="b2.-long-context-позиція-інструкції"/>
+    <w:bookmarkEnd w:id="94"/>
+    <w:bookmarkStart w:id="95" w:name="b2.-long-context-позиція-інструкції"/>
     <w:p>
       <w:pPr>
         <w:pStyle w:val="Heading3"/>
@@ -15119,7 +15351,7 @@
         <w:t xml:space="preserve">в кінець</w:t>
       </w:r>
       <w:r>
-        <w:t xml:space="preserve">, після документів. Тут ми це не відтворили через брак довжини; правило лишається валідним для великих документів, але на малих — не морочся.</w:t>
+        <w:t xml:space="preserve">, після документів. Тут ми це не відтворили через брак довжини; правило лишається чинним для великих документів, але на малих — не морочся.</w:t>
       </w:r>
     </w:p>
     <w:p>
@@ -15156,8 +15388,8 @@
         <w:t xml:space="preserve">контенту. На коротких вхідних — позиція не має значення (виміряно).</w:t>
       </w:r>
     </w:p>
-    <w:bookmarkEnd w:id="94"/>
-    <w:bookmarkStart w:id="95" w:name="Xdf68c73360476068736f252dad9e5bbbdb59e85"/>
+    <w:bookmarkEnd w:id="95"/>
+    <w:bookmarkStart w:id="96" w:name="Xdf68c73360476068736f252dad9e5bbbdb59e85"/>
     <w:p>
       <w:pPr>
         <w:pStyle w:val="Heading3"/>
@@ -15171,7 +15403,7 @@
         <w:pStyle w:val="FirstParagraph"/>
       </w:pPr>
       <w:r>
-        <w:t xml:space="preserve">Завдання: брудний баг-репорт → план виправлення.</w:t>
+        <w:t xml:space="preserve">Завдання: брудний звіт про ваду → план виправлення.</w:t>
       </w:r>
     </w:p>
     <w:p>
@@ -15363,8 +15595,8 @@
         <w:t xml:space="preserve">Складну задачу розбивай на ланцюжок простих промптів (extract → reason → format). На Haiku це особливо вигідно: маленькі чіткі кроки &gt; один великий «зроби все». Проміжний структурований вивід — бонус для автоматизації.</w:t>
       </w:r>
     </w:p>
-    <w:bookmarkEnd w:id="95"/>
-    <w:bookmarkStart w:id="96" w:name="b4.-вкладений-структурований-json"/>
+    <w:bookmarkEnd w:id="96"/>
+    <w:bookmarkStart w:id="97" w:name="b4.-вкладений-структурований-json"/>
     <w:p>
       <w:pPr>
         <w:pStyle w:val="Heading3"/>
@@ -15785,7 +16017,7 @@
         <w:t xml:space="preserve"> </w:t>
       </w:r>
       <w:r>
-        <w:t xml:space="preserve">+ якір першого символу. Для критичних пайплайнів — додай валідацію схемою на виході.</w:t>
+        <w:t xml:space="preserve">+ якір першого символу. Для критичних конвеєрів — додай перевірку за схемою на виході.</w:t>
       </w:r>
     </w:p>
     <w:p>
@@ -15795,9 +16027,9 @@
         </w:pict>
       </w:r>
     </w:p>
-    <w:bookmarkEnd w:id="96"/>
     <w:bookmarkEnd w:id="97"/>
-    <w:bookmarkStart w:id="102" w:name="c.-українські-промпти-на-haiku-4.5"/>
+    <w:bookmarkEnd w:id="98"/>
+    <w:bookmarkStart w:id="103" w:name="c.-українські-промпти-на-haiku-4.5"/>
     <w:p>
       <w:pPr>
         <w:pStyle w:val="Heading2"/>
@@ -15830,7 +16062,7 @@
         <w:t xml:space="preserve">Прогнали 3 техніки українською й порівняли з англійськими аналогами.</w:t>
       </w:r>
     </w:p>
-    <w:bookmarkStart w:id="98" w:name="X4d7e10b3d941d24a1c400c0095748bd4238bf2e"/>
+    <w:bookmarkStart w:id="99" w:name="X4d7e10b3d941d24a1c400c0095748bd4238bf2e"/>
     <w:p>
       <w:pPr>
         <w:pStyle w:val="Heading3"/>
@@ -15925,8 +16157,8 @@
         <w:t xml:space="preserve">Висновок: механіка few-shot працює українською без втрат.</w:t>
       </w:r>
     </w:p>
-    <w:bookmarkEnd w:id="98"/>
-    <w:bookmarkStart w:id="99" w:name="Xb373ac64021e6d936d4b93bc7f232e662391b77"/>
+    <w:bookmarkEnd w:id="99"/>
+    <w:bookmarkStart w:id="100" w:name="Xb373ac64021e6d936d4b93bc7f232e662391b77"/>
     <w:p>
       <w:pPr>
         <w:pStyle w:val="Heading3"/>
@@ -16078,14 +16310,14 @@
         <w:t xml:space="preserve">» (треба «з повагою»).</w:t>
       </w:r>
     </w:p>
-    <w:bookmarkEnd w:id="99"/>
-    <w:bookmarkStart w:id="100" w:name="Xcc39b48e6a23c813fec84ef4f2c54b3b474cf37"/>
+    <w:bookmarkEnd w:id="100"/>
+    <w:bookmarkStart w:id="101" w:name="Xb5a7eb43025cb4ff425c528594c869f9fb339ba"/>
     <w:p>
       <w:pPr>
         <w:pStyle w:val="Heading3"/>
       </w:pPr>
       <w:r>
-        <w:t xml:space="preserve">C3. Пошук бага українською — бездоганна логіка, дрібний зрив</w:t>
+        <w:t xml:space="preserve">C3. Пошук вади українською — бездоганна логіка, дрібний зрив</w:t>
       </w:r>
     </w:p>
     <w:p>
@@ -16128,8 +16360,8 @@
         <w:t xml:space="preserve">список».</w:t>
       </w:r>
     </w:p>
-    <w:bookmarkEnd w:id="100"/>
-    <w:bookmarkStart w:id="101" w:name="X46091914d08fedc39fcd2973c22136e1844c964"/>
+    <w:bookmarkEnd w:id="101"/>
+    <w:bookmarkStart w:id="102" w:name="X46091914d08fedc39fcd2973c22136e1844c964"/>
     <w:p>
       <w:pPr>
         <w:pStyle w:val="Heading3"/>
@@ -16334,9 +16566,9 @@
         </w:pict>
       </w:r>
     </w:p>
-    <w:bookmarkEnd w:id="101"/>
     <w:bookmarkEnd w:id="102"/>
-    <w:bookmarkStart w:id="103" w:name="зведення-обєктивні-метрики"/>
+    <w:bookmarkEnd w:id="103"/>
+    <w:bookmarkStart w:id="104" w:name="зведення-обєктивні-метрики"/>
     <w:p>
       <w:pPr>
         <w:pStyle w:val="Heading2"/>
@@ -16509,8 +16741,8 @@
         </w:pict>
       </w:r>
     </w:p>
-    <w:bookmarkEnd w:id="103"/>
-    <w:bookmarkStart w:id="105" w:name="вправи-частина-5"/>
+    <w:bookmarkEnd w:id="104"/>
+    <w:bookmarkStart w:id="106" w:name="вправи-частина-5"/>
     <w:p>
       <w:pPr>
         <w:pStyle w:val="Heading2"/>
@@ -16582,7 +16814,7 @@
         <w:t xml:space="preserve"> </w:t>
       </w:r>
       <w:r>
-        <w:t xml:space="preserve">Розбий задачу «перетвори брудний фідбек користувачів на JIRA-тікети» на ланцюжок із 2 кроків. Який проміжний артефакт повертає крок 1?</w:t>
+        <w:t xml:space="preserve">Розбий задачу «перетвори сирі відгуки користувачів на JIRA-тікети» на ланцюжок із 2 кроків. Який проміжний артефакт повертає крок 1?</w:t>
       </w:r>
     </w:p>
     <w:p>
@@ -16641,7 +16873,7 @@
         <w:t xml:space="preserve">Ти генеруєш україномовний розділ дисертації через Haiku. Які два кроки робочого процесу гарантують відсутність русизмів у фіналі?</w:t>
       </w:r>
     </w:p>
-    <w:bookmarkStart w:id="104" w:name="відповіді-частина-5"/>
+    <w:bookmarkStart w:id="105" w:name="відповіді-частина-5"/>
     <w:p>
       <w:pPr>
         <w:pStyle w:val="Heading3"/>
@@ -16699,7 +16931,7 @@
         <w:t xml:space="preserve">if resp == "NOT IN DOCUMENT"</w:t>
       </w:r>
       <w:r>
-        <w:t xml:space="preserve">), тоді як вільне «вибач, я не знаю» щоразу формулюється інакше й не парситься — RAG-пайплайн не зрозуміє, що відповіді немає.</w:t>
+        <w:t xml:space="preserve">). Вільне «вибач, я не знаю» щоразу формулюється інакше й не парситься, тож RAG-конвеєр не зрозуміє, що відповіді немає.</w:t>
       </w:r>
     </w:p>
     <w:p>
@@ -16764,7 +16996,7 @@
         <w:t xml:space="preserve">структурований JSON</w:t>
       </w:r>
       <w:r>
-        <w:t xml:space="preserve">, який можна валідувати/роутити перед другим кроком.</w:t>
+        <w:t xml:space="preserve">, який можна перевірити й маршрутизувати перед другим кроком.</w:t>
       </w:r>
     </w:p>
     <w:p>
@@ -16821,10 +17053,10 @@
         <w:br w:type="page"/>
       </w:r>
     </w:p>
-    <w:bookmarkEnd w:id="104"/>
     <w:bookmarkEnd w:id="105"/>
     <w:bookmarkEnd w:id="106"/>
-    <w:bookmarkStart w:id="132" w:name="X5364b87528e5eb2c23ce8fc6ada211574f2d342"/>
+    <w:bookmarkEnd w:id="107"/>
+    <w:bookmarkStart w:id="133" w:name="X5364b87528e5eb2c23ce8fc6ada211574f2d342"/>
     <w:p>
       <w:pPr>
         <w:pStyle w:val="Heading1"/>
@@ -16901,7 +17133,7 @@
         </w:pict>
       </w:r>
     </w:p>
-    <w:bookmarkStart w:id="111" w:name="X310119c2cae3e0f207ff964a27af6bbdd3b460b"/>
+    <w:bookmarkStart w:id="112" w:name="X310119c2cae3e0f207ff964a27af6bbdd3b460b"/>
     <w:p>
       <w:pPr>
         <w:pStyle w:val="Heading2"/>
@@ -16944,7 +17176,7 @@
         <w:t xml:space="preserve">.</w:t>
       </w:r>
     </w:p>
-    <w:bookmarkStart w:id="107" w:name="таблиця-надійності-формату"/>
+    <w:bookmarkStart w:id="108" w:name="таблиця-надійності-формату"/>
     <w:p>
       <w:pPr>
         <w:pStyle w:val="Heading3"/>
@@ -17227,7 +17459,7 @@
               <w:pStyle w:val="Compact"/>
             </w:pPr>
             <w:r>
-              <w:t xml:space="preserve">2 косметичні варіанти відступів, обидва валідні</w:t>
+              <w:t xml:space="preserve">2 косметичні варіанти відступів, обидва коректні</w:t>
             </w:r>
           </w:p>
         </w:tc>
@@ -17423,7 +17655,7 @@
               <w:pStyle w:val="Compact"/>
             </w:pPr>
             <w:r>
-              <w:t xml:space="preserve">валідний вкладений JSON</w:t>
+              <w:t xml:space="preserve">коректний вкладений JSON</w:t>
             </w:r>
           </w:p>
         </w:tc>
@@ -17456,8 +17688,8 @@
         </w:tc>
       </w:tr>
     </w:tbl>
-    <w:bookmarkEnd w:id="107"/>
-    <w:bookmarkStart w:id="108" w:name="що-показали-реальні-прогони"/>
+    <w:bookmarkEnd w:id="108"/>
+    <w:bookmarkStart w:id="109" w:name="що-показали-реальні-прогони"/>
     <w:p>
       <w:pPr>
         <w:pStyle w:val="Heading3"/>
@@ -17695,7 +17927,7 @@
         <w:pStyle w:val="FirstParagraph"/>
       </w:pPr>
       <w:r>
-        <w:t xml:space="preserve">Тобто «output only the subject line» дотримано</w:t>
+        <w:t xml:space="preserve">Інструкцію «output only the subject line» дотримано</w:t>
       </w:r>
       <w:r>
         <w:t xml:space="preserve"> </w:t>
@@ -17741,7 +17973,7 @@
         <w:t xml:space="preserve"> </w:t>
       </w:r>
       <w:r>
-        <w:t xml:space="preserve">Усі 5 — валідний вкладений JSON. Але «2 widgets and 1 gadget» Haiku інтерпретував</w:t>
+        <w:t xml:space="preserve">Усі 5 — коректний вкладений JSON. Але «2 widgets and 1 gadget» Haiku інтерпретував</w:t>
       </w:r>
       <w:r>
         <w:t xml:space="preserve"> </w:t>
@@ -17814,7 +18046,7 @@
           <w:b/>
           <w:bCs/>
         </w:rPr>
-        <w:t xml:space="preserve">не баг моделі, а неоднозначність промпта</w:t>
+        <w:t xml:space="preserve">не вада моделі, а неоднозначність промпта</w:t>
       </w:r>
       <w:r>
         <w:t xml:space="preserve"> </w:t>
@@ -17836,8 +18068,8 @@
         <w:t xml:space="preserve">. Виправлення: «expand quantities so each unit is a separate array element» (або навпаки).</w:t>
       </w:r>
     </w:p>
-    <w:bookmarkEnd w:id="108"/>
-    <w:bookmarkStart w:id="109" w:name="X1240d3e13d3a6740724c2a8a1a7b6882aa37c92"/>
+    <w:bookmarkEnd w:id="109"/>
+    <w:bookmarkStart w:id="110" w:name="X1240d3e13d3a6740724c2a8a1a7b6882aa37c92"/>
     <w:p>
       <w:pPr>
         <w:pStyle w:val="Heading3"/>
@@ -18001,7 +18233,7 @@
         <w:t xml:space="preserve"> </w:t>
       </w:r>
       <w:r>
-        <w:t xml:space="preserve">(то bullet-и, то абзац). Тобто слабкий промпт тут нестабільний</w:t>
+        <w:t xml:space="preserve">(то bullet-и, то абзац). Слабкий промпт тут нестабільний</w:t>
       </w:r>
       <w:r>
         <w:t xml:space="preserve"> </w:t>
@@ -18058,8 +18290,8 @@
         <w:t xml:space="preserve">.</w:t>
       </w:r>
     </w:p>
-    <w:bookmarkEnd w:id="109"/>
-    <w:bookmarkStart w:id="110" w:name="Xf24b9cbb501540f005c71de4d56c3bf73f8b647"/>
+    <w:bookmarkEnd w:id="110"/>
+    <w:bookmarkStart w:id="111" w:name="Xf24b9cbb501540f005c71de4d56c3bf73f8b647"/>
     <w:p>
       <w:pPr>
         <w:pStyle w:val="Heading3"/>
@@ -18475,7 +18707,7 @@
           <w:b/>
           <w:bCs/>
         </w:rPr>
-        <w:t xml:space="preserve">валідація виходу зі схемою</w:t>
+        <w:t xml:space="preserve">перевірка виходу за схемою</w:t>
       </w:r>
       <w:r>
         <w:t xml:space="preserve"> </w:t>
@@ -18491,9 +18723,9 @@
         </w:pict>
       </w:r>
     </w:p>
-    <w:bookmarkEnd w:id="110"/>
     <w:bookmarkEnd w:id="111"/>
-    <w:bookmarkStart w:id="117" w:name="Xac5fcd48458ada5281acad3c01e66887856c499"/>
+    <w:bookmarkEnd w:id="112"/>
+    <w:bookmarkStart w:id="118" w:name="Xac5fcd48458ada5281acad3c01e66887856c499"/>
     <w:p>
       <w:pPr>
         <w:pStyle w:val="Heading2"/>
@@ -18510,7 +18742,7 @@
         <w:t xml:space="preserve">Кожен поганий промпт реально прогнано на Haiku + виправлена версія. Дивимось, що ламається.</w:t>
       </w:r>
     </w:p>
-    <w:bookmarkStart w:id="112" w:name="ap1.-суперечливі-інструкції"/>
+    <w:bookmarkStart w:id="113" w:name="ap1.-суперечливі-інструкції"/>
     <w:p>
       <w:pPr>
         <w:pStyle w:val="Heading3"/>
@@ -18710,8 +18942,8 @@
         <w:t xml:space="preserve">не клади взаємовиключні вимоги в один промпт. Якщо є trade-off (стисло vs повно) — вибери явно.</w:t>
       </w:r>
     </w:p>
-    <w:bookmarkEnd w:id="112"/>
-    <w:bookmarkStart w:id="113" w:name="X8aaa2c9046baba6a3c551b47d0052fd20855b02"/>
+    <w:bookmarkEnd w:id="113"/>
+    <w:bookmarkStart w:id="114" w:name="X8aaa2c9046baba6a3c551b47d0052fd20855b02"/>
     <w:p>
       <w:pPr>
         <w:pStyle w:val="Heading3"/>
@@ -19119,8 +19351,8 @@
         <w:t xml:space="preserve">, не лише чого уникати. Позитивне обмеження («exactly 3 sentences») надійніше за «don’t be too long».</w:t>
       </w:r>
     </w:p>
-    <w:bookmarkEnd w:id="113"/>
-    <w:bookmarkStart w:id="114" w:name="X86a29b6d2207ec7d9b4367e2afd6dfc5263746e"/>
+    <w:bookmarkEnd w:id="114"/>
+    <w:bookmarkStart w:id="115" w:name="X86a29b6d2207ec7d9b4367e2afd6dfc5263746e"/>
     <w:p>
       <w:pPr>
         <w:pStyle w:val="Heading3"/>
@@ -19448,7 +19680,7 @@
         <w:t xml:space="preserve"> </w:t>
       </w:r>
       <w:r>
-        <w:t xml:space="preserve">попри «Output only the code» — рівно та слабкість негативної заборони, яку ми виміряли вище у розділі A цієї частини (DS4 = 80% проти SE5 = 100%). Тобто промпт виправляє</w:t>
+        <w:t xml:space="preserve">попри «Output only the code» — рівно та слабкість негативної заборони, яку ми виміряли вище у розділі A цієї частини (DS4 = 80% проти SE5 = 100%). Промпт виправляє</w:t>
       </w:r>
       <w:r>
         <w:t xml:space="preserve"> </w:t>
@@ -19549,8 +19781,8 @@
         <w:t xml:space="preserve">один промпт — одна задача. Багатокрокове — через ланцюжок, не через «зроби все». А для голого коду без обгортки — додай якір першого рядка.</w:t>
       </w:r>
     </w:p>
-    <w:bookmarkEnd w:id="114"/>
-    <w:bookmarkStart w:id="115" w:name="ap4.-підвідне-питання-з-хибною-засновкою"/>
+    <w:bookmarkEnd w:id="115"/>
+    <w:bookmarkStart w:id="116" w:name="ap4.-підвідне-питання-з-хибною-засновкою"/>
     <w:p>
       <w:pPr>
         <w:pStyle w:val="Heading3"/>
@@ -19808,8 +20040,8 @@
         <w:t xml:space="preserve">не «зашивай» припущення у питання. Якщо не впевнений — додай «if any premise here is wrong, correct it first».</w:t>
       </w:r>
     </w:p>
-    <w:bookmarkEnd w:id="115"/>
-    <w:bookmarkStart w:id="116" w:name="зведення-антипатернів"/>
+    <w:bookmarkEnd w:id="116"/>
+    <w:bookmarkStart w:id="117" w:name="зведення-антипатернів"/>
     <w:p>
       <w:pPr>
         <w:pStyle w:val="Heading3"/>
@@ -20016,9 +20248,9 @@
         </w:pict>
       </w:r>
     </w:p>
-    <w:bookmarkEnd w:id="116"/>
     <w:bookmarkEnd w:id="117"/>
-    <w:bookmarkStart w:id="128" w:name="X48cd1ce1ed0ffe4d7802f6f4b18cb623552d95f"/>
+    <w:bookmarkEnd w:id="118"/>
+    <w:bookmarkStart w:id="129" w:name="X48cd1ce1ed0ffe4d7802f6f4b18cb623552d95f"/>
     <w:p>
       <w:pPr>
         <w:pStyle w:val="Heading2"/>
@@ -20124,7 +20356,7 @@
             <w:pPr>
               <w:pStyle w:val="Compact"/>
             </w:pPr>
-            <w:hyperlink r:id="rId118">
+            <w:hyperlink r:id="rId119">
               <w:r>
                 <w:rPr>
                   <w:rStyle w:val="Hyperlink"/>
@@ -20165,7 +20397,7 @@
             <w:pPr>
               <w:pStyle w:val="Compact"/>
             </w:pPr>
-            <w:hyperlink r:id="rId119">
+            <w:hyperlink r:id="rId120">
               <w:r>
                 <w:rPr>
                   <w:rStyle w:val="Hyperlink"/>
@@ -20206,7 +20438,7 @@
             <w:pPr>
               <w:pStyle w:val="Compact"/>
             </w:pPr>
-            <w:hyperlink r:id="rId120">
+            <w:hyperlink r:id="rId121">
               <w:r>
                 <w:rPr>
                   <w:rStyle w:val="Hyperlink"/>
@@ -20247,7 +20479,7 @@
             <w:pPr>
               <w:pStyle w:val="Compact"/>
             </w:pPr>
-            <w:hyperlink r:id="rId121">
+            <w:hyperlink r:id="rId122">
               <w:r>
                 <w:rPr>
                   <w:rStyle w:val="Hyperlink"/>
@@ -20288,7 +20520,7 @@
             <w:pPr>
               <w:pStyle w:val="Compact"/>
             </w:pPr>
-            <w:hyperlink r:id="rId122">
+            <w:hyperlink r:id="rId123">
               <w:r>
                 <w:rPr>
                   <w:rStyle w:val="Hyperlink"/>
@@ -20329,7 +20561,7 @@
             <w:pPr>
               <w:pStyle w:val="Compact"/>
             </w:pPr>
-            <w:hyperlink r:id="rId123">
+            <w:hyperlink r:id="rId124">
               <w:r>
                 <w:rPr>
                   <w:rStyle w:val="Hyperlink"/>
@@ -20370,7 +20602,7 @@
             <w:pPr>
               <w:pStyle w:val="Compact"/>
             </w:pPr>
-            <w:hyperlink r:id="rId124">
+            <w:hyperlink r:id="rId125">
               <w:r>
                 <w:rPr>
                   <w:rStyle w:val="Hyperlink"/>
@@ -20411,7 +20643,7 @@
             <w:pPr>
               <w:pStyle w:val="Compact"/>
             </w:pPr>
-            <w:hyperlink r:id="rId125">
+            <w:hyperlink r:id="rId126">
               <w:r>
                 <w:rPr>
                   <w:rStyle w:val="Hyperlink"/>
@@ -20452,7 +20684,7 @@
             <w:pPr>
               <w:pStyle w:val="Compact"/>
             </w:pPr>
-            <w:hyperlink r:id="rId126">
+            <w:hyperlink r:id="rId127">
               <w:r>
                 <w:rPr>
                   <w:rStyle w:val="Hyperlink"/>
@@ -20493,7 +20725,7 @@
             <w:pPr>
               <w:pStyle w:val="Compact"/>
             </w:pPr>
-            <w:hyperlink r:id="rId127">
+            <w:hyperlink r:id="rId128">
               <w:r>
                 <w:rPr>
                   <w:rStyle w:val="Hyperlink"/>
@@ -20617,7 +20849,7 @@
           <w:b/>
           <w:bCs/>
         </w:rPr>
-        <w:t xml:space="preserve">1 зламаний по суті</w:t>
+        <w:t xml:space="preserve">1 без правки не працює</w:t>
       </w:r>
       <w:r>
         <w:t xml:space="preserve"> </w:t>
@@ -20702,8 +20934,8 @@
         </w:pict>
       </w:r>
     </w:p>
-    <w:bookmarkEnd w:id="128"/>
-    <w:bookmarkStart w:id="129" w:name="підсумок-частини-6"/>
+    <w:bookmarkEnd w:id="129"/>
+    <w:bookmarkStart w:id="130" w:name="підсумок-частини-6"/>
     <w:p>
       <w:pPr>
         <w:pStyle w:val="Heading2"/>
@@ -20731,7 +20963,7 @@
         <w:t xml:space="preserve"> </w:t>
       </w:r>
       <w:r>
-        <w:t xml:space="preserve">закритий набір / sentinel / якір = ~100%; негативні заборони = ~80%. Для критичних пайплайнів — додавай prefill + валідацію схемою.</w:t>
+        <w:t xml:space="preserve">закритий набір / sentinel / якір = ~100%; негативні заборони = ~80%. Для критичних конвеєрів вмикай structured outputs, а без них — prefill (лише Haiku 4.5 і старші) + перевірку за схемою.</w:t>
       </w:r>
     </w:p>
     <w:p>
@@ -20747,7 +20979,7 @@
           <w:b/>
           <w:bCs/>
         </w:rPr>
-        <w:t xml:space="preserve">Антипатерни валідовані:</w:t>
+        <w:t xml:space="preserve">Антипатерни перевірені:</w:t>
       </w:r>
       <w:r>
         <w:t xml:space="preserve"> </w:t>
@@ -20785,8 +21017,8 @@
         </w:pict>
       </w:r>
     </w:p>
-    <w:bookmarkEnd w:id="129"/>
-    <w:bookmarkStart w:id="131" w:name="вправи-частина-6"/>
+    <w:bookmarkEnd w:id="130"/>
+    <w:bookmarkStart w:id="132" w:name="вправи-частина-6"/>
     <w:p>
       <w:pPr>
         <w:pStyle w:val="Heading2"/>
@@ -20933,7 +21165,7 @@
         <w:t xml:space="preserve">Ти питаєш модель про дані, яких немає у наданому контексті. Який рядок не дасть їй вигадати?</w:t>
       </w:r>
     </w:p>
-    <w:bookmarkStart w:id="130" w:name="відповіді-частина-6"/>
+    <w:bookmarkStart w:id="131" w:name="відповіді-частина-6"/>
     <w:p>
       <w:pPr>
         <w:pStyle w:val="Heading3"/>
@@ -21042,7 +21274,7 @@
           <w:b/>
           <w:bCs/>
         </w:rPr>
-        <w:t xml:space="preserve">валідація схемою + повторний прогін</w:t>
+        <w:t xml:space="preserve">перевірка за схемою + повторний прогін</w:t>
       </w:r>
       <w:r>
         <w:t xml:space="preserve"> </w:t>
@@ -21271,10 +21503,10 @@
         <w:br w:type="page"/>
       </w:r>
     </w:p>
-    <w:bookmarkEnd w:id="130"/>
     <w:bookmarkEnd w:id="131"/>
     <w:bookmarkEnd w:id="132"/>
-    <w:bookmarkStart w:id="140" w:name="частина-7.-синтез-практичний-фреймворк"/>
+    <w:bookmarkEnd w:id="133"/>
+    <w:bookmarkStart w:id="141" w:name="частина-7.-синтез-практичний-фреймворк"/>
     <w:p>
       <w:pPr>
         <w:pStyle w:val="Heading1"/>
@@ -21314,7 +21546,7 @@
         </w:pict>
       </w:r>
     </w:p>
-    <w:bookmarkStart w:id="133" w:name="X62b6476fbe3e5a01cae84537f173259058ac2c8"/>
+    <w:bookmarkStart w:id="134" w:name="X62b6476fbe3e5a01cae84537f173259058ac2c8"/>
     <w:p>
       <w:pPr>
         <w:pStyle w:val="Heading2"/>
@@ -21385,8 +21617,8 @@
         </w:pict>
       </w:r>
     </w:p>
-    <w:bookmarkEnd w:id="133"/>
-    <w:bookmarkStart w:id="134" w:name="Xa26bc77c7d6549b1c416f8252df200438bb42d6"/>
+    <w:bookmarkEnd w:id="134"/>
+    <w:bookmarkStart w:id="135" w:name="Xa26bc77c7d6549b1c416f8252df200438bb42d6"/>
     <w:p>
       <w:pPr>
         <w:pStyle w:val="Heading2"/>
@@ -21835,7 +22067,7 @@
         <w:t xml:space="preserve"> </w:t>
       </w:r>
       <w:r>
-        <w:t xml:space="preserve">для критичних пайплайнів — техніка ~100%</w:t>
+        <w:t xml:space="preserve">для критичних конвеєрів — техніка ~100%</w:t>
       </w:r>
       <w:r>
         <w:t xml:space="preserve"> </w:t>
@@ -21851,7 +22083,7 @@
         <w:t xml:space="preserve"> </w:t>
       </w:r>
       <w:r>
-        <w:t xml:space="preserve">валідація схемою й повторний прогін на провалі. Не покладайся на заборони.</w:t>
+        <w:t xml:space="preserve">перевірка за схемою й повторний прогін на провалі. Не покладайся на заборони.</w:t>
       </w:r>
     </w:p>
     <w:p>
@@ -21861,8 +22093,8 @@
         </w:pict>
       </w:r>
     </w:p>
-    <w:bookmarkEnd w:id="134"/>
-    <w:bookmarkStart w:id="135" w:name="Xc675b3cee57c3e4fc46a80e1bda7dda2ef8d127"/>
+    <w:bookmarkEnd w:id="135"/>
+    <w:bookmarkStart w:id="136" w:name="Xc675b3cee57c3e4fc46a80e1bda7dda2ef8d127"/>
     <w:p>
       <w:pPr>
         <w:pStyle w:val="Heading2"/>
@@ -21910,7 +22142,7 @@
         </w:numPr>
       </w:pPr>
       <w:r>
-        <w:t xml:space="preserve">Тобто економія на моделі (Haiku — швидша й дешевша)</w:t>
+        <w:t xml:space="preserve">Економія на моделі (Haiku — швидша й дешевша)</w:t>
       </w:r>
       <w:r>
         <w:t xml:space="preserve"> </w:t>
@@ -21948,7 +22180,7 @@
         </w:numPr>
       </w:pPr>
       <w:r>
-        <w:t xml:space="preserve">Практично: прототипуй логіку на сильнішій моделі, а для прода на Haiku — додай явні приклади, якорі й валідацію.</w:t>
+        <w:t xml:space="preserve">Практично: прототипуй логіку на сильнішій моделі, а для прода на Haiku — додай явні приклади, якорі й перевірку виходу.</w:t>
       </w:r>
     </w:p>
     <w:p>
@@ -21958,8 +22190,8 @@
         </w:pict>
       </w:r>
     </w:p>
-    <w:bookmarkEnd w:id="135"/>
-    <w:bookmarkStart w:id="136" w:name="чотири-антипатерни-чого-не-робити"/>
+    <w:bookmarkEnd w:id="136"/>
+    <w:bookmarkStart w:id="137" w:name="чотири-антипатерни-чого-не-робити"/>
     <w:p>
       <w:pPr>
         <w:pStyle w:val="Heading2"/>
@@ -22182,8 +22414,8 @@
         </w:pict>
       </w:r>
     </w:p>
-    <w:bookmarkEnd w:id="136"/>
-    <w:bookmarkStart w:id="137" w:name="Xb6b174367b868f5188539104aa698b7097a2ba3"/>
+    <w:bookmarkEnd w:id="137"/>
+    <w:bookmarkStart w:id="138" w:name="Xb6b174367b868f5188539104aa698b7097a2ba3"/>
     <w:p>
       <w:pPr>
         <w:pStyle w:val="Heading2"/>
@@ -22358,7 +22590,7 @@
         <w:t xml:space="preserve"> </w:t>
       </w:r>
       <w:r>
-        <w:t xml:space="preserve">і порахував частку валідних відповідей?</w:t>
+        <w:t xml:space="preserve">і порахував частку коректних відповідей?</w:t>
       </w:r>
       <w:r>
         <w:t xml:space="preserve"> </w:t>
@@ -22406,8 +22638,8 @@
         </w:pict>
       </w:r>
     </w:p>
-    <w:bookmarkEnd w:id="137"/>
-    <w:bookmarkStart w:id="138" w:name="три-мета-уроки-курсу"/>
+    <w:bookmarkEnd w:id="138"/>
+    <w:bookmarkStart w:id="139" w:name="три-мета-уроки-курсу"/>
     <w:p>
       <w:pPr>
         <w:pStyle w:val="Heading2"/>
@@ -22489,8 +22721,8 @@
         </w:pict>
       </w:r>
     </w:p>
-    <w:bookmarkEnd w:id="138"/>
-    <w:bookmarkStart w:id="139" w:name="куди-далі"/>
+    <w:bookmarkEnd w:id="139"/>
+    <w:bookmarkStart w:id="140" w:name="куди-далі"/>
     <w:p>
       <w:pPr>
         <w:pStyle w:val="Heading2"/>
@@ -22513,7 +22745,7 @@
       <w:r>
         <w:t xml:space="preserve"> </w:t>
       </w:r>
-      <w:hyperlink r:id="rId118">
+      <w:hyperlink r:id="rId119">
         <w:r>
           <w:rPr>
             <w:rStyle w:val="Hyperlink"/>
@@ -22536,7 +22768,7 @@
       <w:r>
         <w:t xml:space="preserve"> </w:t>
       </w:r>
-      <w:hyperlink r:id="rId119">
+      <w:hyperlink r:id="rId120">
         <w:r>
           <w:rPr>
             <w:rStyle w:val="Hyperlink"/>
@@ -22559,7 +22791,7 @@
       <w:r>
         <w:t xml:space="preserve"> </w:t>
       </w:r>
-      <w:hyperlink r:id="rId121">
+      <w:hyperlink r:id="rId122">
         <w:r>
           <w:rPr>
             <w:rStyle w:val="Hyperlink"/>
@@ -22619,9 +22851,9 @@
         <w:br w:type="page"/>
       </w:r>
     </w:p>
-    <w:bookmarkEnd w:id="139"/>
     <w:bookmarkEnd w:id="140"/>
-    <w:bookmarkStart w:id="157" w:name="X542d970660fb84b5d1772f47734f19cd32ff405"/>
+    <w:bookmarkEnd w:id="141"/>
+    <w:bookmarkStart w:id="158" w:name="X542d970660fb84b5d1772f47734f19cd32ff405"/>
     <w:p>
       <w:pPr>
         <w:pStyle w:val="Heading1"/>
@@ -22873,7 +23105,7 @@
         <w:t xml:space="preserve">без змін</w:t>
       </w:r>
       <w:r>
-        <w:t xml:space="preserve">. Повторна звірка 2026-09-19: вийшов Fable 5.1, Fable 5 став Legacy — див. «Свіжість лінійки».</w:t>
+        <w:t xml:space="preserve">. Повторні звірки 2026-09-19 і 2026-09-24: вийшли Fable 5.1 та Opus 5.5, а Fable 5 та Opus 5 стали Legacy — див. «Свіжість лінійки».</w:t>
       </w:r>
     </w:p>
     <w:p>
@@ -22886,7 +23118,7 @@
       <w:r>
         <w:t xml:space="preserve"> </w:t>
       </w:r>
-      <w:hyperlink r:id="rId141">
+      <w:hyperlink r:id="rId142">
         <w:r>
           <w:rPr>
             <w:rStyle w:val="Hyperlink"/>
@@ -22905,7 +23137,7 @@
         </w:pict>
       </w:r>
     </w:p>
-    <w:bookmarkStart w:id="142" w:name="дві-осі-за-якими-різняться-моделі"/>
+    <w:bookmarkStart w:id="143" w:name="дві-осі-за-якими-різняться-моделі"/>
     <w:p>
       <w:pPr>
         <w:pStyle w:val="Heading2"/>
@@ -23030,8 +23262,8 @@
         </w:pict>
       </w:r>
     </w:p>
-    <w:bookmarkEnd w:id="142"/>
-    <w:bookmarkStart w:id="145" w:name="механіка-запиту-що-дозволено"/>
+    <w:bookmarkEnd w:id="143"/>
+    <w:bookmarkStart w:id="146" w:name="механіка-запиту-що-дозволено"/>
     <w:p>
       <w:pPr>
         <w:pStyle w:val="Heading2"/>
@@ -23421,7 +23653,7 @@
               <w:pStyle w:val="Compact"/>
             </w:pPr>
             <w:r>
-              <w:t xml:space="preserve">❌ будь-який →</w:t>
+              <w:t xml:space="preserve">❌ нестандартне значення →</w:t>
             </w:r>
             <w:r>
               <w:t xml:space="preserve"> </w:t>
@@ -23442,7 +23674,7 @@
               <w:pStyle w:val="Compact"/>
             </w:pPr>
             <w:r>
-              <w:t xml:space="preserve">❌ →</w:t>
+              <w:t xml:space="preserve">❌ нестандартне значення →</w:t>
             </w:r>
             <w:r>
               <w:t xml:space="preserve"> </w:t>
@@ -23556,7 +23788,32 @@
               <w:pStyle w:val="Compact"/>
             </w:pPr>
             <w:r>
-              <w:t xml:space="preserve">видно у відповіді</w:t>
+              <w:t xml:space="preserve">не повертається; типово видно</w:t>
+            </w:r>
+            <w:r>
+              <w:t xml:space="preserve"> </w:t>
+            </w:r>
+            <w:r>
+              <w:rPr>
+                <w:b/>
+                <w:bCs/>
+              </w:rPr>
+              <w:t xml:space="preserve">підсумок</w:t>
+            </w:r>
+            <w:r>
+              <w:t xml:space="preserve"> </w:t>
+            </w:r>
+            <w:r>
+              <w:t xml:space="preserve">міркувань (</w:t>
+            </w:r>
+            <w:r>
+              <w:rPr>
+                <w:rStyle w:val="VerbatimChar"/>
+              </w:rPr>
+              <w:t xml:space="preserve">display:"summarized"</w:t>
+            </w:r>
+            <w:r>
+              <w:t xml:space="preserve">)</w:t>
             </w:r>
           </w:p>
         </w:tc>
@@ -23900,13 +24157,13 @@
         <w:t xml:space="preserve">.</w:t>
       </w:r>
     </w:p>
-    <w:bookmarkStart w:id="144" w:name="свіжість-лінійки-станом-на-2026-08-21"/>
+    <w:bookmarkStart w:id="145" w:name="свіжість-лінійки-станом-на-2026-09-24"/>
     <w:p>
       <w:pPr>
         <w:pStyle w:val="Heading3"/>
       </w:pPr>
       <w:r>
-        <w:t xml:space="preserve">⏱️ Свіжість лінійки (станом на 2026-08-21)</w:t>
+        <w:t xml:space="preserve">⏱️ Свіжість лінійки (станом на 2026-09-24)</w:t>
       </w:r>
     </w:p>
     <w:p>
@@ -23965,17 +24222,23 @@
           <w:b/>
           <w:bCs/>
         </w:rPr>
-        <w:t xml:space="preserve">Але зʼявилось нове покоління:</w:t>
-      </w:r>
-      <w:r>
-        <w:t xml:space="preserve"> </w:t>
-      </w:r>
-      <w:r>
-        <w:rPr>
-          <w:b/>
-          <w:bCs/>
-        </w:rPr>
-        <w:t xml:space="preserve">Claude Opus 5</w:t>
+        <w:t xml:space="preserve">Нове покоління:</w:t>
+      </w:r>
+      <w:r>
+        <w:t xml:space="preserve"> </w:t>
+      </w:r>
+      <w:r>
+        <w:t xml:space="preserve">22.09.2026 вийшов</w:t>
+      </w:r>
+      <w:r>
+        <w:t xml:space="preserve"> </w:t>
+      </w:r>
+      <w:r>
+        <w:rPr>
+          <w:b/>
+          <w:bCs/>
+        </w:rPr>
+        <w:t xml:space="preserve">Claude Opus 5.5</w:t>
       </w:r>
       <w:r>
         <w:t xml:space="preserve"> </w:t>
@@ -23987,26 +24250,51 @@
         <w:rPr>
           <w:rStyle w:val="VerbatimChar"/>
         </w:rPr>
+        <w:t xml:space="preserve">claude-opus-5-5</w:t>
+      </w:r>
+      <w:r>
+        <w:t xml:space="preserve">, $4/$20 за 1M) — тепер топова рекомендація Anthropic.</w:t>
+      </w:r>
+      <w:r>
+        <w:t xml:space="preserve"> </w:t>
+      </w:r>
+      <w:r>
+        <w:rPr>
+          <w:b/>
+          <w:bCs/>
+        </w:rPr>
+        <w:t xml:space="preserve">Opus 5</w:t>
+      </w:r>
+      <w:r>
+        <w:t xml:space="preserve"> </w:t>
+      </w:r>
+      <w:r>
+        <w:t xml:space="preserve">(</w:t>
+      </w:r>
+      <w:r>
+        <w:rPr>
+          <w:rStyle w:val="VerbatimChar"/>
+        </w:rPr>
         <w:t xml:space="preserve">claude-opus-5</w:t>
       </w:r>
       <w:r>
-        <w:t xml:space="preserve">) — тепер топова рекомендація Anthropic, а</w:t>
-      </w:r>
-      <w:r>
-        <w:t xml:space="preserve"> </w:t>
-      </w:r>
-      <w:r>
-        <w:rPr>
-          <w:b/>
-          <w:bCs/>
-        </w:rPr>
-        <w:t xml:space="preserve">Opus 4.8 перейшов у Legacy</w:t>
-      </w:r>
-      <w:r>
-        <w:t xml:space="preserve"> </w:t>
-      </w:r>
-      <w:r>
-        <w:t xml:space="preserve">(повністю підтримується). Також GA —</w:t>
+        <w:t xml:space="preserve">) і</w:t>
+      </w:r>
+      <w:r>
+        <w:t xml:space="preserve"> </w:t>
+      </w:r>
+      <w:r>
+        <w:rPr>
+          <w:b/>
+          <w:bCs/>
+        </w:rPr>
+        <w:t xml:space="preserve">Opus 4.8</w:t>
+      </w:r>
+      <w:r>
+        <w:t xml:space="preserve"> </w:t>
+      </w:r>
+      <w:r>
+        <w:t xml:space="preserve">перейшли в Legacy й повністю підтримуються.</w:t>
       </w:r>
       <w:r>
         <w:t xml:space="preserve"> </w:t>
@@ -24031,7 +24319,7 @@
         <w:t xml:space="preserve">claude-sonnet-5</w:t>
       </w:r>
       <w:r>
-        <w:t xml:space="preserve">, $2/$10 за 1M; анонсоване підвищення до $3/$15 з 1 вересня</w:t>
+        <w:t xml:space="preserve">) коштує $2/$10 за 1M: анонсоване підвищення до $3/$15 з 1 вересня</w:t>
       </w:r>
       <w:r>
         <w:t xml:space="preserve"> </w:t>
@@ -24044,7 +24332,7 @@
         <w:t xml:space="preserve">скасовано</w:t>
       </w:r>
       <w:r>
-        <w:t xml:space="preserve">, $2/$10 стала постійною ціною).</w:t>
+        <w:t xml:space="preserve">.</w:t>
       </w:r>
     </w:p>
     <w:p>
@@ -24117,7 +24405,7 @@
           <w:b/>
           <w:bCs/>
         </w:rPr>
-        <w:t xml:space="preserve">adaptive-мислення увімкнене за замовчуванням</w:t>
+        <w:t xml:space="preserve">adaptive-мислення увімкнене типово</w:t>
       </w:r>
       <w:r>
         <w:t xml:space="preserve"> </w:t>
@@ -24181,6 +24469,52 @@
           <w:b/>
           <w:bCs/>
         </w:rPr>
+        <w:t xml:space="preserve">Opus 5.5 за механікою ближчий до Fable, ніж до Opus 5.</w:t>
+      </w:r>
+      <w:r>
+        <w:t xml:space="preserve"> </w:t>
+      </w:r>
+      <w:r>
+        <w:t xml:space="preserve">Мислення увімкнене завжди й не вимикається. Типовий effort —</w:t>
+      </w:r>
+      <w:r>
+        <w:t xml:space="preserve"> </w:t>
+      </w:r>
+      <w:r>
+        <w:rPr>
+          <w:rStyle w:val="VerbatimChar"/>
+        </w:rPr>
+        <w:t xml:space="preserve">medium</w:t>
+      </w:r>
+      <w:r>
+        <w:t xml:space="preserve">, а не</w:t>
+      </w:r>
+      <w:r>
+        <w:t xml:space="preserve"> </w:t>
+      </w:r>
+      <w:r>
+        <w:rPr>
+          <w:rStyle w:val="VerbatimChar"/>
+        </w:rPr>
+        <w:t xml:space="preserve">high</w:t>
+      </w:r>
+      <w:r>
+        <w:t xml:space="preserve">. Примусовий виклик інструмента (forced tool use) повертає помилку, як і на Fable 5.1. Читання кешу коштує 0.05× ціни входу.</w:t>
+      </w:r>
+    </w:p>
+    <w:p>
+      <w:pPr>
+        <w:pStyle w:val="Compact"/>
+        <w:numPr>
+          <w:ilvl w:val="0"/>
+          <w:numId w:val="1037"/>
+        </w:numPr>
+      </w:pPr>
+      <w:r>
+        <w:rPr>
+          <w:b/>
+          <w:bCs/>
+        </w:rPr>
         <w:t xml:space="preserve">Haiku 4.5</w:t>
       </w:r>
       <w:r>
@@ -24317,7 +24651,7 @@
       <w:r>
         <w:t xml:space="preserve"> </w:t>
       </w:r>
-      <w:hyperlink r:id="rId143">
+      <w:hyperlink r:id="rId144">
         <w:r>
           <w:rPr>
             <w:rStyle w:val="Hyperlink"/>
@@ -24336,9 +24670,9 @@
         </w:pict>
       </w:r>
     </w:p>
-    <w:bookmarkEnd w:id="144"/>
     <w:bookmarkEnd w:id="145"/>
-    <w:bookmarkStart w:id="146" w:name="стиль-haiku-4.5-пиши-максимально-явно"/>
+    <w:bookmarkEnd w:id="146"/>
+    <w:bookmarkStart w:id="147" w:name="стиль-haiku-4.5-пиши-максимально-явно"/>
     <w:p>
       <w:pPr>
         <w:pStyle w:val="Heading2"/>
@@ -24526,8 +24860,8 @@
         </w:pict>
       </w:r>
     </w:p>
-    <w:bookmarkEnd w:id="146"/>
-    <w:bookmarkStart w:id="147" w:name="X618c921a1c2ae5ba224ac94563e8265049acf1d"/>
+    <w:bookmarkEnd w:id="147"/>
+    <w:bookmarkStart w:id="148" w:name="X618c921a1c2ae5ba224ac94563e8265049acf1d"/>
     <w:p>
       <w:pPr>
         <w:pStyle w:val="Heading2"/>
@@ -24541,7 +24875,7 @@
         <w:pStyle w:val="FirstParagraph"/>
       </w:pPr>
       <w:r>
-        <w:t xml:space="preserve">Добрі дефолти рятують vague-запит (це видно і в порівнянні Haiku-vs-Sonnet у Частині 5). Але за офіційним гайдом Opus 4.8:</w:t>
+        <w:t xml:space="preserve">Добрі типові припущення рятують vague-запит (це видно і в порівнянні Haiku-vs-Sonnet у Частині 5). Але за офіційним гайдом Opus 4.8:</w:t>
       </w:r>
     </w:p>
     <w:p>
@@ -24639,7 +24973,7 @@
         <w:t xml:space="preserve"> </w:t>
       </w:r>
       <w:r>
-        <w:t xml:space="preserve">— додай «на дрібницях (назви, дефолти) обирай сам; питай лише про зміни обсягу чи незворотні дії».</w:t>
+        <w:t xml:space="preserve">— додай «на дрібницях (назви, типові значення) обирай сам; питай лише про зміни обсягу чи незворотні дії».</w:t>
       </w:r>
     </w:p>
     <w:p>
@@ -24680,7 +25014,7 @@
         <w:t xml:space="preserve">effort</w:t>
       </w:r>
       <w:r>
-        <w:t xml:space="preserve">: дефолт</w:t>
+        <w:t xml:space="preserve">: типово</w:t>
       </w:r>
       <w:r>
         <w:t xml:space="preserve"> </w:t>
@@ -24756,8 +25090,8 @@
         </w:pict>
       </w:r>
     </w:p>
-    <w:bookmarkEnd w:id="147"/>
-    <w:bookmarkStart w:id="148" w:name="X17f44a455c34e3d4a896d2011c9f1a1faf11616"/>
+    <w:bookmarkEnd w:id="148"/>
+    <w:bookmarkStart w:id="149" w:name="X17f44a455c34e3d4a896d2011c9f1a1faf11616"/>
     <w:p>
       <w:pPr>
         <w:pStyle w:val="Heading2"/>
@@ -24860,7 +25194,7 @@
         <w:t xml:space="preserve">хвилини</w:t>
       </w:r>
       <w:r>
-        <w:t xml:space="preserve">. Плануй таймаути / стрімінг / асинхронні перевірки.</w:t>
+        <w:t xml:space="preserve">. Плануй час очікування, стрімінг і асинхронні перевірки.</w:t>
       </w:r>
     </w:p>
     <w:p>
@@ -25054,8 +25388,8 @@
         </w:pict>
       </w:r>
     </w:p>
-    <w:bookmarkEnd w:id="148"/>
-    <w:bookmarkStart w:id="149" w:name="що-обирати-під-задачу"/>
+    <w:bookmarkEnd w:id="149"/>
+    <w:bookmarkStart w:id="150" w:name="що-обирати-під-задачу"/>
     <w:p>
       <w:pPr>
         <w:pStyle w:val="Heading2"/>
@@ -25180,7 +25514,7 @@
                 <w:b/>
                 <w:bCs/>
               </w:rPr>
-              <w:t xml:space="preserve">Opus 5</w:t>
+              <w:t xml:space="preserve">Opus 5.5</w:t>
             </w:r>
             <w:r>
               <w:t xml:space="preserve"> </w:t>
@@ -25190,18 +25524,68 @@
                 <w:i/>
                 <w:iCs/>
               </w:rPr>
-              <w:t xml:space="preserve">(новий флагман)</w:t>
-            </w:r>
-          </w:p>
-        </w:tc>
-        <w:tc>
-          <w:tcPr/>
-          <w:p>
-            <w:pPr>
-              <w:pStyle w:val="Compact"/>
-            </w:pPr>
-            <w:r>
-              <w:t xml:space="preserve">Дефолт на більшість задач станом на серпень 2026; правила Opus 4.8 нижче застосовні.</w:t>
+              <w:t xml:space="preserve">(флагман з 22.09.2026)</w:t>
+            </w:r>
+          </w:p>
+        </w:tc>
+        <w:tc>
+          <w:tcPr/>
+          <w:p>
+            <w:pPr>
+              <w:pStyle w:val="Compact"/>
+            </w:pPr>
+            <w:r>
+              <w:t xml:space="preserve">Типовий вибір для більшості задач; мислення завжди увімкнене, типовий effort —</w:t>
+            </w:r>
+            <w:r>
+              <w:t xml:space="preserve"> </w:t>
+            </w:r>
+            <w:r>
+              <w:rPr>
+                <w:rStyle w:val="VerbatimChar"/>
+              </w:rPr>
+              <w:t xml:space="preserve">medium</w:t>
+            </w:r>
+            <w:r>
+              <w:t xml:space="preserve">.</w:t>
+            </w:r>
+          </w:p>
+        </w:tc>
+      </w:tr>
+      <w:tr>
+        <w:tc>
+          <w:tcPr/>
+          <w:p>
+            <w:pPr>
+              <w:pStyle w:val="Compact"/>
+            </w:pPr>
+            <w:r>
+              <w:rPr>
+                <w:b/>
+                <w:bCs/>
+              </w:rPr>
+              <w:t xml:space="preserve">Opus 5</w:t>
+            </w:r>
+            <w:r>
+              <w:t xml:space="preserve"> </w:t>
+            </w:r>
+            <w:r>
+              <w:rPr>
+                <w:i/>
+                <w:iCs/>
+              </w:rPr>
+              <w:t xml:space="preserve">(Legacy з 22.09.2026)</w:t>
+            </w:r>
+          </w:p>
+        </w:tc>
+        <w:tc>
+          <w:tcPr/>
+          <w:p>
+            <w:pPr>
+              <w:pStyle w:val="Compact"/>
+            </w:pPr>
+            <w:r>
+              <w:t xml:space="preserve">Повністю підтримується; правила Opus 4.8 нижче застосовні.</w:t>
             </w:r>
           </w:p>
         </w:tc>
@@ -25340,8 +25724,8 @@
         </w:pict>
       </w:r>
     </w:p>
-    <w:bookmarkEnd w:id="149"/>
-    <w:bookmarkStart w:id="150" w:name="практичне-правило-переносу"/>
+    <w:bookmarkEnd w:id="150"/>
+    <w:bookmarkStart w:id="151" w:name="практичне-правило-переносу"/>
     <w:p>
       <w:pPr>
         <w:pStyle w:val="Heading2"/>
@@ -25661,8 +26045,8 @@
         </w:pict>
       </w:r>
     </w:p>
-    <w:bookmarkEnd w:id="150"/>
-    <w:bookmarkStart w:id="153" w:name="Xd5fd86823a19be7959ada0e0c987296fae30635"/>
+    <w:bookmarkEnd w:id="151"/>
+    <w:bookmarkStart w:id="154" w:name="Xd5fd86823a19be7959ada0e0c987296fae30635"/>
     <w:p>
       <w:pPr>
         <w:pStyle w:val="Heading2"/>
@@ -25721,7 +26105,7 @@
         <w:t xml:space="preserve"> </w:t>
       </w:r>
       <w:r>
-        <w:t xml:space="preserve">(Haiku-баейзлайни — з першої партії курсу). Валідація через гарнес агента (базові моделі справжні:</w:t>
+        <w:t xml:space="preserve">(Haiku-баейзлайни — з першої партії курсу). Перевірка через гарнес агента (базові моделі справжні:</w:t>
       </w:r>
       <w:r>
         <w:t xml:space="preserve"> </w:t>
@@ -26202,7 +26586,7 @@
         </w:tc>
       </w:tr>
     </w:tbl>
-    <w:bookmarkStart w:id="151" w:name="ключові-докази-дослівно"/>
+    <w:bookmarkStart w:id="152" w:name="ключові-докази-дослівно"/>
     <w:p>
       <w:pPr>
         <w:pStyle w:val="Heading3"/>
@@ -26373,8 +26757,8 @@
         <w:t xml:space="preserve">«Two features is thin for churn modeling… the strongest predictors are usually behavioral: tenure, usage, support tickets.»</w:t>
       </w:r>
     </w:p>
-    <w:bookmarkEnd w:id="151"/>
-    <w:bookmarkStart w:id="152" w:name="чесні-застереження-до-8.8"/>
+    <w:bookmarkEnd w:id="152"/>
+    <w:bookmarkStart w:id="153" w:name="чесні-застереження-до-8.8"/>
     <w:p>
       <w:pPr>
         <w:pStyle w:val="Heading3"/>
@@ -26580,9 +26964,9 @@
         </w:pict>
       </w:r>
     </w:p>
-    <w:bookmarkEnd w:id="152"/>
     <w:bookmarkEnd w:id="153"/>
-    <w:bookmarkStart w:id="155" w:name="вправи-частина-8"/>
+    <w:bookmarkEnd w:id="154"/>
+    <w:bookmarkStart w:id="156" w:name="вправи-частина-8"/>
     <w:p>
       <w:pPr>
         <w:pStyle w:val="Heading2"/>
@@ -26727,7 +27111,7 @@
         <w:t xml:space="preserve">Задача — дешева масова класифікація 1 млн коротких текстів. Яку модель узяти і як компенсувати її обмеження?</w:t>
       </w:r>
     </w:p>
-    <w:bookmarkStart w:id="154" w:name="відповіді-частина-8"/>
+    <w:bookmarkStart w:id="155" w:name="відповіді-частина-8"/>
     <w:p>
       <w:pPr>
         <w:pStyle w:val="Heading3"/>
@@ -27015,7 +27399,7 @@
         <w:t xml:space="preserve"> </w:t>
       </w:r>
       <w:r>
-        <w:t xml:space="preserve">Fable 5 інтерпретує прескриптивні кроки буквально й може «переплановувати», що</w:t>
+        <w:t xml:space="preserve">Fable 5 інтерпретує прескриптивні кроки дослівно й може «переплановувати», що</w:t>
       </w:r>
       <w:r>
         <w:t xml:space="preserve"> </w:t>
@@ -27076,7 +27460,7 @@
         <w:t xml:space="preserve"> </w:t>
       </w:r>
       <w:r>
-        <w:t xml:space="preserve">(найдешевша, $1/$5, швидка). Компенсація: few-shot із закритим набором міток + якір/строгий формат («output only the label»), для критичного — валідація формату на виході. Плюс</w:t>
+        <w:t xml:space="preserve">(найдешевша, $1/$5, швидка). Компенсація: few-shot із закритим набором міток + якір/строгий формат («output only the label»), для критичного — перевірка формату на виході. Плюс</w:t>
       </w:r>
       <w:r>
         <w:t xml:space="preserve"> </w:t>
@@ -27102,9 +27486,9 @@
         </w:pict>
       </w:r>
     </w:p>
-    <w:bookmarkEnd w:id="154"/>
     <w:bookmarkEnd w:id="155"/>
-    <w:bookmarkStart w:id="156" w:name="підсумок-частини-8"/>
+    <w:bookmarkEnd w:id="156"/>
+    <w:bookmarkStart w:id="157" w:name="підсумок-частини-8"/>
     <w:p>
       <w:pPr>
         <w:pStyle w:val="Heading2"/>
@@ -27188,9 +27572,9 @@
         <w:br w:type="page"/>
       </w:r>
     </w:p>
-    <w:bookmarkEnd w:id="156"/>
     <w:bookmarkEnd w:id="157"/>
-    <w:bookmarkStart w:id="180" w:name="Xb57988cc5c7106bb7647c6143fc2d36357bf71c"/>
+    <w:bookmarkEnd w:id="158"/>
+    <w:bookmarkStart w:id="181" w:name="Xb57988cc5c7106bb7647c6143fc2d36357bf71c"/>
     <w:p>
       <w:pPr>
         <w:pStyle w:val="Heading1"/>
@@ -27236,7 +27620,7 @@
         <w:t xml:space="preserve"> </w:t>
       </w:r>
       <w:r>
-        <w:t xml:space="preserve">(Claude Sonnet 5 / Opus 5 / Fable 5.1, OpenAI GPT-5 і GPT-6 Astra, DeepSeek R1/V4), які думають самі. Ця частина — про те,</w:t>
+        <w:t xml:space="preserve">(Claude Sonnet 5 / Opus 5.5 / Fable 5.1, OpenAI GPT-6, DeepSeek R1/V4), які думають самі. Ця частина — про те,</w:t>
       </w:r>
       <w:r>
         <w:t xml:space="preserve"> </w:t>
@@ -27299,7 +27683,7 @@
         </w:pict>
       </w:r>
     </w:p>
-    <w:bookmarkStart w:id="159" w:name="X14fddc9f3fbbe6af11b23fe33db9c5e61c9b698"/>
+    <w:bookmarkStart w:id="160" w:name="X14fddc9f3fbbe6af11b23fe33db9c5e61c9b698"/>
     <w:p>
       <w:pPr>
         <w:pStyle w:val="Heading2"/>
@@ -27444,7 +27828,7 @@
       <w:r>
         <w:t xml:space="preserve"> </w:t>
       </w:r>
-      <w:hyperlink r:id="rId158">
+      <w:hyperlink r:id="rId159">
         <w:r>
           <w:rPr>
             <w:rStyle w:val="Hyperlink"/>
@@ -27472,7 +27856,7 @@
         <w:t xml:space="preserve"> </w:t>
       </w:r>
       <w:r>
-        <w:t xml:space="preserve">(актуальний довідник під Sonnet 5/Opus 5/Fable 5):</w:t>
+        <w:t xml:space="preserve">(актуальний довідник під Sonnet 5, Opus 5.5 і Fable 5.1):</w:t>
       </w:r>
       <w:r>
         <w:t xml:space="preserve"> </w:t>
@@ -27552,7 +27936,7 @@
       <w:r>
         <w:t xml:space="preserve"> </w:t>
       </w:r>
-      <w:hyperlink r:id="rId121">
+      <w:hyperlink r:id="rId122">
         <w:r>
           <w:rPr>
             <w:rStyle w:val="Hyperlink"/>
@@ -27707,8 +28091,8 @@
         <w:t xml:space="preserve">.</w:t>
       </w:r>
     </w:p>
-    <w:bookmarkEnd w:id="159"/>
-    <w:bookmarkStart w:id="161" w:name="few-shot-став-умовним-а-не-універсальним"/>
+    <w:bookmarkEnd w:id="160"/>
+    <w:bookmarkStart w:id="162" w:name="few-shot-став-умовним-а-не-універсальним"/>
     <w:p>
       <w:pPr>
         <w:pStyle w:val="Heading2"/>
@@ -27842,7 +28226,7 @@
             <w:r>
               <w:t xml:space="preserve"> </w:t>
             </w:r>
-            <w:hyperlink r:id="rId160">
+            <w:hyperlink r:id="rId161">
               <w:r>
                 <w:rPr>
                   <w:rStyle w:val="Hyperlink"/>
@@ -27931,8 +28315,8 @@
         <w:t xml:space="preserve">він model-conditional: перевіряй картку конкретної моделі, а не переноси звичку.</w:t>
       </w:r>
     </w:p>
-    <w:bookmarkEnd w:id="161"/>
-    <w:bookmarkStart w:id="162" w:name="structured-outputs-замість-prefill"/>
+    <w:bookmarkEnd w:id="162"/>
+    <w:bookmarkStart w:id="163" w:name="structured-outputs-замість-prefill"/>
     <w:p>
       <w:pPr>
         <w:pStyle w:val="Heading2"/>
@@ -28048,7 +28432,7 @@
         <w:t xml:space="preserve"> </w:t>
       </w:r>
       <w:r>
-        <w:t xml:space="preserve">(100% валідність гарантує сервер) — коли доступна. На Claude це</w:t>
+        <w:t xml:space="preserve">(100% коректність гарантує сервер) — коли доступна. На Claude це</w:t>
       </w:r>
       <w:r>
         <w:t xml:space="preserve"> </w:t>
@@ -28102,8 +28486,8 @@
         <w:t xml:space="preserve">3. Негативні заборони — досі протікають (наш вимір: 80%).</w:t>
       </w:r>
     </w:p>
-    <w:bookmarkEnd w:id="162"/>
-    <w:bookmarkStart w:id="163" w:name="X79bbd343705d6eb1495a6d354d38e4be096f56f"/>
+    <w:bookmarkEnd w:id="163"/>
+    <w:bookmarkStart w:id="164" w:name="X79bbd343705d6eb1495a6d354d38e4be096f56f"/>
     <w:p>
       <w:pPr>
         <w:pStyle w:val="Heading2"/>
@@ -28121,7 +28505,7 @@
         </w:numPr>
       </w:pPr>
       <w:r>
-        <w:t xml:space="preserve">Claude 4.7 і новіші (Sonnet 5, Opus 5, Fable 5/5.1): нестандартні</w:t>
+        <w:t xml:space="preserve">Claude 4.7 і новіші (Sonnet 5, Opus 5/5.5, Fable 5/5.1): нестандартні</w:t>
       </w:r>
       <w:r>
         <w:t xml:space="preserve"> </w:t>
@@ -28167,7 +28551,19 @@
         <w:t xml:space="preserve">400</w:t>
       </w:r>
       <w:r>
-        <w:t xml:space="preserve">; OpenAI GPT-5 і GPT-6 Astra ці параметри не підтримують. Стиль і варіативність задаються промптом, глибина — effort.</w:t>
+        <w:t xml:space="preserve">. OpenAI: у GPT-5 і GPT-6 Astra цих параметрів немає, а GPT-6 Sol і Luna приймають їх лише з</w:t>
+      </w:r>
+      <w:r>
+        <w:t xml:space="preserve"> </w:t>
+      </w:r>
+      <w:r>
+        <w:rPr>
+          <w:rStyle w:val="VerbatimChar"/>
+        </w:rPr>
+        <w:t xml:space="preserve">reasoning_effort: none</w:t>
+      </w:r>
+      <w:r>
+        <w:t xml:space="preserve">. Стиль і варіативність задаються промптом, глибина — effort.</w:t>
       </w:r>
     </w:p>
     <w:p>
@@ -28229,8 +28625,8 @@
         <w:t xml:space="preserve">. Для кожної моделі — її картка. (Це підтвердив і наш адверсаріальний критик, спіймавши спробу узагальнення.)</w:t>
       </w:r>
     </w:p>
-    <w:bookmarkEnd w:id="163"/>
-    <w:bookmarkStart w:id="164" w:name="від-промпт--до-контекст-інжинірингу"/>
+    <w:bookmarkEnd w:id="164"/>
+    <w:bookmarkStart w:id="165" w:name="від-промпт--до-контекст-інжинірингу"/>
     <w:p>
       <w:pPr>
         <w:pStyle w:val="Heading2"/>
@@ -28332,8 +28728,8 @@
         <w:t xml:space="preserve">промпт ⊂ контекст ⊂ харнес. Детально контекст — у Частині 12.</w:t>
       </w:r>
     </w:p>
-    <w:bookmarkEnd w:id="164"/>
-    <w:bookmarkStart w:id="166" w:name="чесні-суперечки-без-вирішення"/>
+    <w:bookmarkEnd w:id="165"/>
+    <w:bookmarkStart w:id="167" w:name="чесні-суперечки-без-вирішення"/>
     <w:p>
       <w:pPr>
         <w:pStyle w:val="Heading2"/>
@@ -28414,7 +28810,7 @@
       <w:r>
         <w:t xml:space="preserve">: KAIST (</w:t>
       </w:r>
-      <w:hyperlink r:id="rId165">
+      <w:hyperlink r:id="rId166">
         <w:r>
           <w:rPr>
             <w:rStyle w:val="Hyperlink"/>
@@ -28439,11 +28835,11 @@
         <w:t xml:space="preserve"> </w:t>
       </w:r>
       <w:r>
-        <w:t xml:space="preserve">звичними траєкторіями (три модуси: interpretation overload, input distrust, partial instruction attention). Тобто частина збоїв не лікується формулюванням. Єдиної картини «більш чи менш чутливі» в літературі поки немає — чесно кажемо: відкрите питання.</w:t>
-      </w:r>
-    </w:p>
-    <w:bookmarkEnd w:id="166"/>
-    <w:bookmarkStart w:id="167" w:name="X4d76d4c4b48715afc9d59f42d84bd57815ed76a"/>
+        <w:t xml:space="preserve">звичними траєкторіями (три модуси: interpretation overload, input distrust, partial instruction attention). Частину збоїв формулювання не лікує. Єдиної картини «більш чи менш чутливі» в літературі поки немає — чесно кажемо: відкрите питання.</w:t>
+      </w:r>
+    </w:p>
+    <w:bookmarkEnd w:id="167"/>
+    <w:bookmarkStart w:id="168" w:name="X4d76d4c4b48715afc9d59f42d84bd57815ed76a"/>
     <w:p>
       <w:pPr>
         <w:pStyle w:val="Heading2"/>
@@ -28602,8 +28998,8 @@
         </w:pict>
       </w:r>
     </w:p>
-    <w:bookmarkEnd w:id="167"/>
-    <w:bookmarkStart w:id="179" w:name="вправи-частина-9"/>
+    <w:bookmarkEnd w:id="168"/>
+    <w:bookmarkStart w:id="180" w:name="вправи-частина-9"/>
     <w:p>
       <w:pPr>
         <w:pStyle w:val="Heading2"/>
@@ -28631,7 +29027,7 @@
         <w:t xml:space="preserve"> </w:t>
       </w:r>
       <w:r>
-        <w:t xml:space="preserve">Твій старий промпт для GPT-4-класу починався з «Let’s think step by step» і мав 5 few-shot прикладів. Переносиш на Claude Opus 5. Що зміниш і чому?</w:t>
+        <w:t xml:space="preserve">Твій старий промпт для GPT-4-класу починався з «Let’s think step by step» і мав 5 few-shot прикладів. Переносиш на Claude Opus 5.5. Що зміниш і чому?</w:t>
       </w:r>
     </w:p>
     <w:p>
@@ -28653,10 +29049,10 @@
         <w:t xml:space="preserve"> </w:t>
       </w:r>
       <w:r>
-        <w:t xml:space="preserve">Потрібен гарантовано валідний JSON на (а) Fable 5.1, (б) локальній Qwen через llama.cpp. Який механізм формату обереш для кожної і хто в кожному разі гарантує схему?</w:t>
-      </w:r>
-    </w:p>
-    <w:bookmarkStart w:id="168" w:name="відповіді"/>
+        <w:t xml:space="preserve">Потрібен гарантовано коректний JSON на (а) Fable 5.1, (б) локальній Qwen через llama.cpp. Який механізм формату обереш для кожної і хто в кожному разі гарантує схему?</w:t>
+      </w:r>
+    </w:p>
+    <w:bookmarkStart w:id="169" w:name="відповіді"/>
     <w:p>
       <w:pPr>
         <w:pStyle w:val="Heading3"/>
@@ -28684,7 +29080,7 @@
         <w:t xml:space="preserve"> </w:t>
       </w:r>
       <w:r>
-        <w:t xml:space="preserve">Прибрати CoT-заклинання (Opus 5 думає сам; глибину задати</w:t>
+        <w:t xml:space="preserve">Прибрати CoT-заклинання (Opus 5.5 думає завжди; глибину задає</w:t>
       </w:r>
       <w:r>
         <w:t xml:space="preserve"> </w:t>
@@ -28696,6 +29092,18 @@
         <w:t xml:space="preserve">effort</w:t>
       </w:r>
       <w:r>
+        <w:t xml:space="preserve">, типово</w:t>
+      </w:r>
+      <w:r>
+        <w:t xml:space="preserve"> </w:t>
+      </w:r>
+      <w:r>
+        <w:rPr>
+          <w:rStyle w:val="VerbatimChar"/>
+        </w:rPr>
+        <w:t xml:space="preserve">medium</w:t>
+      </w:r>
+      <w:r>
         <w:t xml:space="preserve">), few-shot скоротити або лишити тільки якщо вони задають</w:t>
       </w:r>
       <w:r>
@@ -28724,7 +29132,7 @@
         <w:t xml:space="preserve">temperature</w:t>
       </w:r>
       <w:r>
-        <w:t xml:space="preserve">, якщо був — на Opus 5 це 400.</w:t>
+        <w:t xml:space="preserve">, якщо був: на Opus 5.5 нестандартне значення дає 400.</w:t>
       </w:r>
     </w:p>
     <w:p>
@@ -28843,8 +29251,8 @@
         </w:pict>
       </w:r>
     </w:p>
-    <w:bookmarkEnd w:id="168"/>
-    <w:bookmarkStart w:id="178" w:name="джерела-перевірено-2026-09-19"/>
+    <w:bookmarkEnd w:id="169"/>
+    <w:bookmarkStart w:id="179" w:name="джерела-перевірено-2026-09-19"/>
     <w:p>
       <w:pPr>
         <w:pStyle w:val="Heading3"/>
@@ -28861,7 +29269,7 @@
           <w:numId w:val="1051"/>
         </w:numPr>
       </w:pPr>
-      <w:hyperlink r:id="rId158">
+      <w:hyperlink r:id="rId159">
         <w:r>
           <w:rPr>
             <w:rStyle w:val="Hyperlink"/>
@@ -28878,12 +29286,12 @@
           <w:numId w:val="1051"/>
         </w:numPr>
       </w:pPr>
-      <w:hyperlink r:id="rId169">
+      <w:hyperlink r:id="rId170">
         <w:r>
           <w:rPr>
             <w:rStyle w:val="Hyperlink"/>
           </w:rPr>
-          <w:t xml:space="preserve">OpenAI — Model guidance (GPT-6 Astra)</w:t>
+          <w:t xml:space="preserve">OpenAI — Model guidance (GPT-6 Astra, Sol, Luna)</w:t>
         </w:r>
       </w:hyperlink>
     </w:p>
@@ -28895,7 +29303,7 @@
           <w:numId w:val="1051"/>
         </w:numPr>
       </w:pPr>
-      <w:hyperlink r:id="rId121">
+      <w:hyperlink r:id="rId122">
         <w:r>
           <w:rPr>
             <w:rStyle w:val="Hyperlink"/>
@@ -28912,7 +29320,7 @@
           <w:numId w:val="1051"/>
         </w:numPr>
       </w:pPr>
-      <w:hyperlink r:id="rId170">
+      <w:hyperlink r:id="rId171">
         <w:r>
           <w:rPr>
             <w:rStyle w:val="Hyperlink"/>
@@ -28929,7 +29337,7 @@
           <w:numId w:val="1051"/>
         </w:numPr>
       </w:pPr>
-      <w:hyperlink r:id="rId171">
+      <w:hyperlink r:id="rId172">
         <w:r>
           <w:rPr>
             <w:rStyle w:val="Hyperlink"/>
@@ -28946,7 +29354,7 @@
           <w:numId w:val="1051"/>
         </w:numPr>
       </w:pPr>
-      <w:hyperlink r:id="rId143">
+      <w:hyperlink r:id="rId144">
         <w:r>
           <w:rPr>
             <w:rStyle w:val="Hyperlink"/>
@@ -28963,7 +29371,7 @@
           <w:numId w:val="1051"/>
         </w:numPr>
       </w:pPr>
-      <w:hyperlink r:id="rId172">
+      <w:hyperlink r:id="rId173">
         <w:r>
           <w:rPr>
             <w:rStyle w:val="Hyperlink"/>
@@ -28980,7 +29388,7 @@
           <w:numId w:val="1051"/>
         </w:numPr>
       </w:pPr>
-      <w:hyperlink r:id="rId160">
+      <w:hyperlink r:id="rId161">
         <w:r>
           <w:rPr>
             <w:rStyle w:val="Hyperlink"/>
@@ -28997,7 +29405,7 @@
           <w:numId w:val="1051"/>
         </w:numPr>
       </w:pPr>
-      <w:hyperlink r:id="rId123">
+      <w:hyperlink r:id="rId124">
         <w:r>
           <w:rPr>
             <w:rStyle w:val="Hyperlink"/>
@@ -29014,7 +29422,7 @@
           <w:numId w:val="1051"/>
         </w:numPr>
       </w:pPr>
-      <w:hyperlink r:id="rId173">
+      <w:hyperlink r:id="rId174">
         <w:r>
           <w:rPr>
             <w:rStyle w:val="Hyperlink"/>
@@ -29031,7 +29439,7 @@
           <w:numId w:val="1051"/>
         </w:numPr>
       </w:pPr>
-      <w:hyperlink r:id="rId174">
+      <w:hyperlink r:id="rId175">
         <w:r>
           <w:rPr>
             <w:rStyle w:val="Hyperlink"/>
@@ -29048,7 +29456,7 @@
           <w:numId w:val="1051"/>
         </w:numPr>
       </w:pPr>
-      <w:hyperlink r:id="rId175">
+      <w:hyperlink r:id="rId176">
         <w:r>
           <w:rPr>
             <w:rStyle w:val="Hyperlink"/>
@@ -29065,7 +29473,7 @@
           <w:numId w:val="1051"/>
         </w:numPr>
       </w:pPr>
-      <w:hyperlink r:id="rId165">
+      <w:hyperlink r:id="rId166">
         <w:r>
           <w:rPr>
             <w:rStyle w:val="Hyperlink"/>
@@ -29082,7 +29490,7 @@
           <w:numId w:val="1051"/>
         </w:numPr>
       </w:pPr>
-      <w:hyperlink r:id="rId176">
+      <w:hyperlink r:id="rId177">
         <w:r>
           <w:rPr>
             <w:rStyle w:val="Hyperlink"/>
@@ -29099,7 +29507,7 @@
           <w:numId w:val="1051"/>
         </w:numPr>
       </w:pPr>
-      <w:hyperlink r:id="rId177">
+      <w:hyperlink r:id="rId178">
         <w:r>
           <w:rPr>
             <w:rStyle w:val="Hyperlink"/>
@@ -29113,10 +29521,10 @@
         <w:br w:type="page"/>
       </w:r>
     </w:p>
-    <w:bookmarkEnd w:id="178"/>
     <w:bookmarkEnd w:id="179"/>
     <w:bookmarkEnd w:id="180"/>
-    <w:bookmarkStart w:id="202" w:name="Xf5ec98f6794f3da5deace4190647ae24c23005e"/>
+    <w:bookmarkEnd w:id="181"/>
+    <w:bookmarkStart w:id="203" w:name="Xf5ec98f6794f3da5deace4190647ae24c23005e"/>
     <w:p>
       <w:pPr>
         <w:pStyle w:val="Heading1"/>
@@ -29146,7 +29554,7 @@
         <w:t xml:space="preserve"> </w:t>
       </w:r>
       <w:r>
-        <w:t xml:space="preserve">(не маркетинг) станом на серпень 2026 про розробку софту агентами: де реальний виграш, де виміряні провали, і яка дисципліна відділяє одне від іншого.</w:t>
+        <w:t xml:space="preserve">(не маркетинг) станом на серпень 2026 про розробку софту агентами. Де реальний виграш, де виміряні провали і яка дисципліна відділяє одне від іншого.</w:t>
       </w:r>
     </w:p>
     <w:p>
@@ -29180,7 +29588,7 @@
         </w:pict>
       </w:r>
     </w:p>
-    <w:bookmarkStart w:id="182" w:name="спершу-холодний-душ-від-даних"/>
+    <w:bookmarkStart w:id="183" w:name="спершу-холодний-душ-від-даних"/>
     <w:p>
       <w:pPr>
         <w:pStyle w:val="Heading2"/>
@@ -29207,7 +29615,7 @@
         </w:rPr>
         <w:t xml:space="preserve"> </w:t>
       </w:r>
-      <w:hyperlink r:id="rId181">
+      <w:hyperlink r:id="rId182">
         <w:r>
           <w:rPr>
             <w:rStyle w:val="Hyperlink"/>
@@ -29360,8 +29768,8 @@
         <w:t xml:space="preserve">(METR: люди помилялись на ~40 п.п. навіть постфактум). Міряй результат (lead time, дефекти), а не відчуття. І спершу лагодь процес — ШІ його лише помножить.</w:t>
       </w:r>
     </w:p>
-    <w:bookmarkEnd w:id="182"/>
-    <w:bookmarkStart w:id="183" w:name="Xb91dcb6401dc6c8ae4d74eb8ecbfb980ff1ecc7"/>
+    <w:bookmarkEnd w:id="183"/>
+    <w:bookmarkStart w:id="184" w:name="Xb91dcb6401dc6c8ae4d74eb8ecbfb980ff1ecc7"/>
     <w:p>
       <w:pPr>
         <w:pStyle w:val="Heading2"/>
@@ -29391,7 +29799,7 @@
         <w:t xml:space="preserve"> </w:t>
       </w:r>
       <w:r>
-        <w:t xml:space="preserve">(тести, exit-code збірки, лінтер, скріншот-диф) — інакше</w:t>
+        <w:t xml:space="preserve">(тести, exit-code збірки, лінтер, порівняння знімків екрана) — інакше</w:t>
       </w:r>
       <w:r>
         <w:t xml:space="preserve"> </w:t>
@@ -29523,8 +29931,8 @@
         <w:t xml:space="preserve">. Ліки — обовʼязкова верифікація до шипу, не після.</w:t>
       </w:r>
     </w:p>
-    <w:bookmarkEnd w:id="183"/>
-    <w:bookmarkStart w:id="185" w:name="Xf903f83ce31b1b8006c66e97ad4fde83bc166d8"/>
+    <w:bookmarkEnd w:id="184"/>
+    <w:bookmarkStart w:id="186" w:name="Xf903f83ce31b1b8006c66e97ad4fde83bc166d8"/>
     <w:p>
       <w:pPr>
         <w:pStyle w:val="Heading2"/>
@@ -29544,7 +29952,7 @@
         </w:rPr>
         <w:t xml:space="preserve">SpecBench (</w:t>
       </w:r>
-      <w:hyperlink r:id="rId184">
+      <w:hyperlink r:id="rId185">
         <w:r>
           <w:rPr>
             <w:rStyle w:val="Hyperlink"/>
@@ -29663,8 +30071,8 @@
         <w:t xml:space="preserve">поза контекстом агента, і що більша задача — то більше ваги на них.</w:t>
       </w:r>
     </w:p>
-    <w:bookmarkEnd w:id="185"/>
-    <w:bookmarkStart w:id="187" w:name="tdd-для-агентів-з-несподіваним-нюансом"/>
+    <w:bookmarkEnd w:id="186"/>
+    <w:bookmarkStart w:id="188" w:name="tdd-для-агентів-з-несподіваним-нюансом"/>
     <w:p>
       <w:pPr>
         <w:pStyle w:val="Heading2"/>
@@ -29690,7 +30098,7 @@
         </w:rPr>
         <w:t xml:space="preserve">Але TDAD (</w:t>
       </w:r>
-      <w:hyperlink r:id="rId186">
+      <w:hyperlink r:id="rId187">
         <w:r>
           <w:rPr>
             <w:rStyle w:val="Hyperlink"/>
@@ -29774,8 +30182,8 @@
         <w:t xml:space="preserve">; сліпий TDD-промпт може шкодити.</w:t>
       </w:r>
     </w:p>
-    <w:bookmarkEnd w:id="187"/>
-    <w:bookmarkStart w:id="189" w:name="Xc3bfdd6f1ff4e0d90f08772e2b9d5b90fe63200"/>
+    <w:bookmarkEnd w:id="188"/>
+    <w:bookmarkStart w:id="190" w:name="Xc3bfdd6f1ff4e0d90f08772e2b9d5b90fe63200"/>
     <w:p>
       <w:pPr>
         <w:pStyle w:val="Heading2"/>
@@ -29791,7 +30199,7 @@
       <w:r>
         <w:t xml:space="preserve">Академічна рамка (</w:t>
       </w:r>
-      <w:hyperlink r:id="rId188">
+      <w:hyperlink r:id="rId189">
         <w:r>
           <w:rPr>
             <w:rStyle w:val="Hyperlink"/>
@@ -29875,8 +30283,8 @@
         <w:t xml:space="preserve">задачі. Спека заради спеки — теж антипатерн.</w:t>
       </w:r>
     </w:p>
-    <w:bookmarkEnd w:id="189"/>
-    <w:bookmarkStart w:id="190" w:name="X35fb51889f3aa2bb97c35ab00f521f0e2abc328"/>
+    <w:bookmarkEnd w:id="190"/>
+    <w:bookmarkStart w:id="191" w:name="X35fb51889f3aa2bb97c35ab00f521f0e2abc328"/>
     <w:p>
       <w:pPr>
         <w:pStyle w:val="Heading2"/>
@@ -29890,23 +30298,23 @@
         <w:pStyle w:val="FirstParagraph"/>
       </w:pPr>
       <w:r>
-        <w:t xml:space="preserve">Anthropic Engineering (2025-11-26, «Effective harnesses for long-running agents»): агент не має памʼяті між контекстними вікнами, тож харнес ділить роботу на</w:t>
-      </w:r>
-      <w:r>
-        <w:t xml:space="preserve"> </w:t>
-      </w:r>
-      <w:r>
-        <w:rPr>
-          <w:b/>
-          <w:bCs/>
-        </w:rPr>
-        <w:t xml:space="preserve">Initializer-агента</w:t>
-      </w:r>
-      <w:r>
-        <w:t xml:space="preserve"> </w:t>
-      </w:r>
-      <w:r>
-        <w:t xml:space="preserve">(пише</w:t>
+        <w:t xml:space="preserve">Anthropic Engineering (2025-11-26, «Effective harnesses for long-running agents»): агент не має памʼяті між контекстними вікнами. Тому харнес ділить роботу на два агенти.</w:t>
+      </w:r>
+      <w:r>
+        <w:t xml:space="preserve"> </w:t>
+      </w:r>
+      <w:r>
+        <w:rPr>
+          <w:b/>
+          <w:bCs/>
+        </w:rPr>
+        <w:t xml:space="preserve">Initializer-агент</w:t>
+      </w:r>
+      <w:r>
+        <w:t xml:space="preserve"> </w:t>
+      </w:r>
+      <w:r>
+        <w:t xml:space="preserve">пише</w:t>
       </w:r>
       <w:r>
         <w:t xml:space="preserve"> </w:t>
@@ -29918,20 +30326,35 @@
         <w:t xml:space="preserve">init.sh</w:t>
       </w:r>
       <w:r>
-        <w:t xml:space="preserve">, файл-трекер прогресу, перші git-коміти) і</w:t>
-      </w:r>
-      <w:r>
-        <w:t xml:space="preserve"> </w:t>
-      </w:r>
-      <w:r>
-        <w:rPr>
-          <w:b/>
-          <w:bCs/>
-        </w:rPr>
-        <w:t xml:space="preserve">Coding-агента</w:t>
-      </w:r>
-      <w:r>
-        <w:t xml:space="preserve">, який відновлюється зі</w:t>
+        <w:t xml:space="preserve">, файл прогресу</w:t>
+      </w:r>
+      <w:r>
+        <w:t xml:space="preserve"> </w:t>
+      </w:r>
+      <w:r>
+        <w:rPr>
+          <w:rStyle w:val="VerbatimChar"/>
+        </w:rPr>
+        <w:t xml:space="preserve">claude-progress.txt</w:t>
+      </w:r>
+      <w:r>
+        <w:t xml:space="preserve">, JSON-перелік функцій і перший git-коміт.</w:t>
+      </w:r>
+      <w:r>
+        <w:t xml:space="preserve"> </w:t>
+      </w:r>
+      <w:r>
+        <w:rPr>
+          <w:b/>
+          <w:bCs/>
+        </w:rPr>
+        <w:t xml:space="preserve">Coding-агент</w:t>
+      </w:r>
+      <w:r>
+        <w:t xml:space="preserve"> </w:t>
+      </w:r>
+      <w:r>
+        <w:t xml:space="preserve">щосесії відновлюється зі</w:t>
       </w:r>
       <w:r>
         <w:t xml:space="preserve"> </w:t>
@@ -29944,10 +30367,7 @@
         <w:t xml:space="preserve">структурованих handoff-артефактів</w:t>
       </w:r>
       <w:r>
-        <w:t xml:space="preserve"> </w:t>
-      </w:r>
-      <w:r>
-        <w:t xml:space="preserve">— «як інженери, що передають зміну». Стан живе у файлах і git, а не в «памʼяті» моделі.</w:t>
+        <w:t xml:space="preserve">, наче інженери, що працюють позмінно. Стан живе у файлах і git, а не в «памʼяті» моделі.</w:t>
       </w:r>
     </w:p>
     <w:p>
@@ -30014,8 +30434,8 @@
         <w:t xml:space="preserve">. Його висновок: це шаблон, який масштабуватимуть лабораторії.</w:t>
       </w:r>
     </w:p>
-    <w:bookmarkEnd w:id="190"/>
-    <w:bookmarkStart w:id="191" w:name="Xa3cfd438572de1f29aa2990f459f95c12a98933"/>
+    <w:bookmarkEnd w:id="191"/>
+    <w:bookmarkStart w:id="192" w:name="Xa3cfd438572de1f29aa2990f459f95c12a98933"/>
     <w:p>
       <w:pPr>
         <w:pStyle w:val="Heading2"/>
@@ -30082,7 +30502,7 @@
         <w:t xml:space="preserve">--max-turns</w:t>
       </w:r>
       <w:r>
-        <w:t xml:space="preserve">, таймаути workflow, GitHub concurrency — прямо «щоб обмежити runaway jobs».</w:t>
+        <w:t xml:space="preserve">, час очікування workflow, GitHub concurrency — прямо «щоб обмежити runaway jobs».</w:t>
       </w:r>
     </w:p>
     <w:p>
@@ -30110,7 +30530,7 @@
           <w:b/>
           <w:bCs/>
         </w:rPr>
-        <w:t xml:space="preserve">бюджет + таймаут + гейт на людину-актора</w:t>
+        <w:t xml:space="preserve">бюджет + час очікування + гейт на людину-актора</w:t>
       </w:r>
       <w:r>
         <w:t xml:space="preserve">. Це не опції, а частина визначення системи.</w:t>
@@ -30123,8 +30543,8 @@
         </w:pict>
       </w:r>
     </w:p>
-    <w:bookmarkEnd w:id="191"/>
-    <w:bookmarkStart w:id="201" w:name="вправи-частина-10"/>
+    <w:bookmarkEnd w:id="192"/>
+    <w:bookmarkStart w:id="202" w:name="вправи-частина-10"/>
     <w:p>
       <w:pPr>
         <w:pStyle w:val="Heading2"/>
@@ -30199,7 +30619,7 @@
         <w:t xml:space="preserve">Чому «просто скажи агенту робити TDD» може погіршити результат, і що додати (10.4)?</w:t>
       </w:r>
     </w:p>
-    <w:bookmarkStart w:id="192" w:name="відповіді-1"/>
+    <w:bookmarkStart w:id="193" w:name="відповіді-1"/>
     <w:p>
       <w:pPr>
         <w:pStyle w:val="Heading3"/>
@@ -30262,7 +30682,7 @@
         <w:t xml:space="preserve">приховані/композиційні тести</w:t>
       </w:r>
       <w:r>
-        <w:t xml:space="preserve">, яких агент не бачив (SpecBench-логіка), або написати кілька нових інтеграційних постфактум; (2) адверсаріальний рев’ю у</w:t>
+        <w:t xml:space="preserve">, яких агент не бачив (SpecBench-логіка), або написати кілька нових інтеграційних постфактум; (2) адверсаріальне рецензування у</w:t>
       </w:r>
       <w:r>
         <w:t xml:space="preserve"> </w:t>
@@ -30325,7 +30745,7 @@
         <w:t xml:space="preserve"> </w:t>
       </w:r>
       <w:r>
-        <w:t xml:space="preserve">Автоматизована розробка з ШІ у 2026 — це не «агент пише код», а</w:t>
+        <w:t xml:space="preserve">Автоматизована розробка з ШІ у 2026 — не «агент пише код», а</w:t>
       </w:r>
       <w:r>
         <w:t xml:space="preserve"> </w:t>
@@ -30338,7 +30758,7 @@
         <w:t xml:space="preserve">система</w:t>
       </w:r>
       <w:r>
-        <w:t xml:space="preserve">: запускна перевірка + приховані тести проти reward hacking + свіжоконтекстне ревʼю + handoff-артефакти для довгих прогонів + бюджети в CI. Дані (METR, DORA) тверезять: без цієї дисципліни ШІ підсилює хаос — і навіть уповільнює.</w:t>
+        <w:t xml:space="preserve">. Її складники: запускна перевірка, приховані тести проти reward hacking, рецензування у свіжому контексті, handoff-артефакти для довгих прогонів і бюджети в CI. Дані (METR, DORA) тверезять: без цієї дисципліни ШІ підсилює хаос — і навіть уповільнює.</w:t>
       </w:r>
     </w:p>
     <w:p>
@@ -30348,8 +30768,8 @@
         </w:pict>
       </w:r>
     </w:p>
-    <w:bookmarkEnd w:id="192"/>
-    <w:bookmarkStart w:id="200" w:name="джерела-перевірено-2026-09-19-1"/>
+    <w:bookmarkEnd w:id="193"/>
+    <w:bookmarkStart w:id="201" w:name="джерела-перевірено-2026-09-19-1"/>
     <w:p>
       <w:pPr>
         <w:pStyle w:val="Heading3"/>
@@ -30366,7 +30786,7 @@
           <w:numId w:val="1054"/>
         </w:numPr>
       </w:pPr>
-      <w:hyperlink r:id="rId193">
+      <w:hyperlink r:id="rId194">
         <w:r>
           <w:rPr>
             <w:rStyle w:val="Hyperlink"/>
@@ -30383,7 +30803,7 @@
           <w:numId w:val="1054"/>
         </w:numPr>
       </w:pPr>
-      <w:hyperlink r:id="rId194">
+      <w:hyperlink r:id="rId195">
         <w:r>
           <w:rPr>
             <w:rStyle w:val="Hyperlink"/>
@@ -30400,7 +30820,7 @@
           <w:numId w:val="1054"/>
         </w:numPr>
       </w:pPr>
-      <w:hyperlink r:id="rId195">
+      <w:hyperlink r:id="rId196">
         <w:r>
           <w:rPr>
             <w:rStyle w:val="Hyperlink"/>
@@ -30417,7 +30837,7 @@
           <w:numId w:val="1054"/>
         </w:numPr>
       </w:pPr>
-      <w:hyperlink r:id="rId122">
+      <w:hyperlink r:id="rId123">
         <w:r>
           <w:rPr>
             <w:rStyle w:val="Hyperlink"/>
@@ -30434,7 +30854,7 @@
           <w:numId w:val="1054"/>
         </w:numPr>
       </w:pPr>
-      <w:hyperlink r:id="rId184">
+      <w:hyperlink r:id="rId185">
         <w:r>
           <w:rPr>
             <w:rStyle w:val="Hyperlink"/>
@@ -30451,7 +30871,7 @@
           <w:numId w:val="1054"/>
         </w:numPr>
       </w:pPr>
-      <w:hyperlink r:id="rId186">
+      <w:hyperlink r:id="rId187">
         <w:r>
           <w:rPr>
             <w:rStyle w:val="Hyperlink"/>
@@ -30468,7 +30888,7 @@
           <w:numId w:val="1054"/>
         </w:numPr>
       </w:pPr>
-      <w:hyperlink r:id="rId188">
+      <w:hyperlink r:id="rId189">
         <w:r>
           <w:rPr>
             <w:rStyle w:val="Hyperlink"/>
@@ -30485,7 +30905,7 @@
           <w:numId w:val="1054"/>
         </w:numPr>
       </w:pPr>
-      <w:hyperlink r:id="rId196">
+      <w:hyperlink r:id="rId197">
         <w:r>
           <w:rPr>
             <w:rStyle w:val="Hyperlink"/>
@@ -30502,7 +30922,7 @@
           <w:numId w:val="1054"/>
         </w:numPr>
       </w:pPr>
-      <w:hyperlink r:id="rId197">
+      <w:hyperlink r:id="rId198">
         <w:r>
           <w:rPr>
             <w:rStyle w:val="Hyperlink"/>
@@ -30519,7 +30939,7 @@
           <w:numId w:val="1054"/>
         </w:numPr>
       </w:pPr>
-      <w:hyperlink r:id="rId198">
+      <w:hyperlink r:id="rId199">
         <w:r>
           <w:rPr>
             <w:rStyle w:val="Hyperlink"/>
@@ -30536,7 +30956,7 @@
           <w:numId w:val="1054"/>
         </w:numPr>
       </w:pPr>
-      <w:hyperlink r:id="rId199">
+      <w:hyperlink r:id="rId200">
         <w:r>
           <w:rPr>
             <w:rStyle w:val="Hyperlink"/>
@@ -30550,10 +30970,10 @@
         <w:br w:type="page"/>
       </w:r>
     </w:p>
-    <w:bookmarkEnd w:id="200"/>
     <w:bookmarkEnd w:id="201"/>
     <w:bookmarkEnd w:id="202"/>
-    <w:bookmarkStart w:id="223" w:name="частина-11.-мультиагентна-розробка"/>
+    <w:bookmarkEnd w:id="203"/>
+    <w:bookmarkStart w:id="224" w:name="частина-11.-мультиагентна-розробка"/>
     <w:p>
       <w:pPr>
         <w:pStyle w:val="Heading1"/>
@@ -30614,7 +31034,7 @@
         </w:pict>
       </w:r>
     </w:p>
-    <w:bookmarkStart w:id="203" w:name="дебати-та-їхня-конвергенція"/>
+    <w:bookmarkStart w:id="204" w:name="дебати-та-їхня-конвергенція"/>
     <w:p>
       <w:pPr>
         <w:pStyle w:val="Heading2"/>
@@ -30787,7 +31207,7 @@
           <w:b/>
           <w:bCs/>
         </w:rPr>
-        <w:t xml:space="preserve">2 баги на PR, 58% — серйозні</w:t>
+        <w:t xml:space="preserve">2 вади на PR, 58% — серйозні</w:t>
       </w:r>
       <w:r>
         <w:t xml:space="preserve">.</w:t>
@@ -30881,8 +31301,8 @@
         <w:t xml:space="preserve">, подаємо як діапазон, не константу.</w:t>
       </w:r>
     </w:p>
-    <w:bookmarkEnd w:id="203"/>
-    <w:bookmarkStart w:id="204" w:name="коли-мультиагент-виграє-а-коли-програє"/>
+    <w:bookmarkEnd w:id="204"/>
+    <w:bookmarkStart w:id="205" w:name="коли-мультиагент-виграє-а-коли-програє"/>
     <w:p>
       <w:pPr>
         <w:pStyle w:val="Heading2"/>
@@ -31065,8 +31485,8 @@
         </w:tc>
       </w:tr>
     </w:tbl>
-    <w:bookmarkEnd w:id="204"/>
-    <w:bookmarkStart w:id="205" w:name="патерни-що-працюють-і-два-що-ні"/>
+    <w:bookmarkEnd w:id="205"/>
+    <w:bookmarkStart w:id="206" w:name="патерни-що-працюють-і-два-що-ні"/>
     <w:p>
       <w:pPr>
         <w:pStyle w:val="Heading2"/>
@@ -31144,7 +31564,7 @@
         <w:t xml:space="preserve"> </w:t>
       </w:r>
       <w:r>
-        <w:t xml:space="preserve">агент; решта — ревʼюери/критики/верифікатори без права запису (точка згоди Cognition і Anthropic).</w:t>
+        <w:t xml:space="preserve">агент; решта — рецензенти, критики й верифікатори без права запису (точка згоди Cognition і Anthropic).</w:t>
       </w:r>
       <w:r>
         <w:t xml:space="preserve"> </w:t>
@@ -31166,7 +31586,7 @@
         <w:t xml:space="preserve"> </w:t>
       </w:r>
       <w:r>
-        <w:t xml:space="preserve">— ревʼюер бачить лише диф і критерії,</w:t>
+        <w:t xml:space="preserve">— рецензент бачить лише диф і критерії,</w:t>
       </w:r>
       <w:r>
         <w:t xml:space="preserve"> </w:t>
@@ -31182,7 +31602,7 @@
         <w:t xml:space="preserve"> </w:t>
       </w:r>
       <w:r>
-        <w:t xml:space="preserve">бачить міркувань автора, тому оцінює результат по суті (докси Claude Code: Writer/Reviewer; Cognition: 2 баги/PR). Контр-застереження звідти ж: ревʼюер, якому звеліли шукати проблеми,</w:t>
+        <w:t xml:space="preserve">бачить міркувань автора, тому оцінює сам результат (докси Claude Code: Writer/Reviewer; Cognition: 2 вади на PR). Контр-застереження звідти ж: рецензент, якому звеліли шукати проблеми,</w:t>
       </w:r>
       <w:r>
         <w:t xml:space="preserve"> </w:t>
@@ -31301,8 +31721,8 @@
         <w:t xml:space="preserve">— див. 11.5.</w:t>
       </w:r>
     </w:p>
-    <w:bookmarkEnd w:id="205"/>
-    <w:bookmarkStart w:id="206" w:name="X576ad48a3dcfe197b24fc1d59cd76488abbb590"/>
+    <w:bookmarkEnd w:id="206"/>
+    <w:bookmarkStart w:id="207" w:name="X576ad48a3dcfe197b24fc1d59cd76488abbb590"/>
     <w:p>
       <w:pPr>
         <w:pStyle w:val="Heading2"/>
@@ -31332,7 +31752,7 @@
         <w:t xml:space="preserve"> </w:t>
       </w:r>
       <w:r>
-        <w:t xml:space="preserve">— без історії головної розмови, без уже прочитаних файлів; лише системний промпт, текст завдання, CLAUDE.md, git-знімок і попередньо завантажені навички. Дефолти: до</w:t>
+        <w:t xml:space="preserve">— без історії головної розмови, без уже прочитаних файлів; лише системний промпт, текст завдання, CLAUDE.md, git-знімок і попередньо завантажені навички. Типово: до</w:t>
       </w:r>
       <w:r>
         <w:t xml:space="preserve"> </w:t>
@@ -31408,7 +31828,7 @@
         <w:t xml:space="preserve">перевага</w:t>
       </w:r>
       <w:r>
-        <w:t xml:space="preserve">: чистий контекст ревʼюера — це те, що робить ревʼю чесним, а паралельні воркери — дешевими для головного вікна. Але через неї підагентам треба передавати</w:t>
+        <w:t xml:space="preserve">: чистий контекст рецензента робить рецензування чесним, а паралельні воркери — дешевими для головного вікна. Але через неї підагентам треба передавати</w:t>
       </w:r>
       <w:r>
         <w:t xml:space="preserve"> </w:t>
@@ -31427,8 +31847,8 @@
         <w:t xml:space="preserve">(вони не «знають», що ти обговорював).</w:t>
       </w:r>
     </w:p>
-    <w:bookmarkEnd w:id="206"/>
-    <w:bookmarkStart w:id="209" w:name="X4925795fb9c2ecc0b829e4967759562725ae3ca"/>
+    <w:bookmarkEnd w:id="207"/>
+    <w:bookmarkStart w:id="210" w:name="X4925795fb9c2ecc0b829e4967759562725ae3ca"/>
     <w:p>
       <w:pPr>
         <w:pStyle w:val="Heading2"/>
@@ -31452,7 +31872,7 @@
         </w:rPr>
         <w:t xml:space="preserve">«When Agents Disagree» (</w:t>
       </w:r>
-      <w:hyperlink r:id="rId207">
+      <w:hyperlink r:id="rId208">
         <w:r>
           <w:rPr>
             <w:rStyle w:val="Hyperlink"/>
@@ -31568,7 +31988,7 @@
         </w:rPr>
         <w:t xml:space="preserve">«Adversarial Review» (</w:t>
       </w:r>
-      <w:hyperlink r:id="rId208">
+      <w:hyperlink r:id="rId209">
         <w:r>
           <w:rPr>
             <w:rStyle w:val="Hyperlink"/>
@@ -31605,7 +32025,7 @@
         <w:t xml:space="preserve"> </w:t>
       </w:r>
       <w:r>
-        <w:t xml:space="preserve">(кодер + ревʼюер + критик-аудитор ревʼю) бʼє 5-агентний бейзлайн; названо failure mode «</w:t>
+        <w:t xml:space="preserve">(кодер + рецензент + критик, що перевіряє рецензію) бʼє 5-агентний бейзлайн; названо failure mode «</w:t>
       </w:r>
       <w:r>
         <w:rPr>
@@ -31687,8 +32107,8 @@
         <w:t xml:space="preserve">кращу. І не довіряй оцінку одному LLM-судді для важливого.</w:t>
       </w:r>
     </w:p>
-    <w:bookmarkEnd w:id="209"/>
-    <w:bookmarkStart w:id="210" w:name="X30c3c93d6e80b1e744a093b753626292ecdeea2"/>
+    <w:bookmarkEnd w:id="210"/>
+    <w:bookmarkStart w:id="211" w:name="X30c3c93d6e80b1e744a093b753626292ecdeea2"/>
     <w:p>
       <w:pPr>
         <w:pStyle w:val="Heading2"/>
@@ -31850,8 +32270,8 @@
         <w:t xml:space="preserve">: одноагентного бейзлайна для порівняння не було.</w:t>
       </w:r>
     </w:p>
-    <w:bookmarkEnd w:id="210"/>
-    <w:bookmarkStart w:id="211" w:name="правила-частини-зведення"/>
+    <w:bookmarkEnd w:id="211"/>
+    <w:bookmarkStart w:id="212" w:name="правила-частини-зведення"/>
     <w:p>
       <w:pPr>
         <w:pStyle w:val="Heading2"/>
@@ -31904,7 +32324,7 @@
         <w:t xml:space="preserve"> </w:t>
       </w:r>
       <w:r>
-        <w:t xml:space="preserve">— ревʼю/критика/верифікація в чистих вікнах.</w:t>
+        <w:t xml:space="preserve">— рецензування, критика й верифікація в чистих вікнах.</w:t>
       </w:r>
     </w:p>
     <w:p>
@@ -31963,8 +32383,8 @@
         </w:pict>
       </w:r>
     </w:p>
-    <w:bookmarkEnd w:id="211"/>
-    <w:bookmarkStart w:id="222" w:name="вправи-частина-11"/>
+    <w:bookmarkEnd w:id="212"/>
+    <w:bookmarkStart w:id="223" w:name="вправи-частина-11"/>
     <w:p>
       <w:pPr>
         <w:pStyle w:val="Heading2"/>
@@ -31992,7 +32412,7 @@
         <w:t xml:space="preserve"> </w:t>
       </w:r>
       <w:r>
-        <w:t xml:space="preserve">Тобі треба за годину аудитнути 40 мікросервісів на застарілі залежності. Один агент чи мультиагент? Який патерн і чому?</w:t>
+        <w:t xml:space="preserve">Тобі треба за годину перевірити 40 мікросервісів на застарілі залежності. Один агент чи мультиагент? Який патерн і чому?</w:t>
       </w:r>
     </w:p>
     <w:p>
@@ -32014,7 +32434,7 @@
         <w:t xml:space="preserve"> </w:t>
       </w:r>
       <w:r>
-        <w:t xml:space="preserve">Команда зробила «планувальника → кодера → тестувальника → ревʼюера» і скаржиться на якість. Що з цим не так за даними 2026 і як перебудувати?</w:t>
+        <w:t xml:space="preserve">Команда зробила «планувальника → кодера → тестувальника → рецензента» і скаржиться на якість. Що з цим не так за даними 2026 і як перебудувати?</w:t>
       </w:r>
     </w:p>
     <w:p>
@@ -32039,7 +32459,7 @@
         <w:t xml:space="preserve">Ти зібрав 5 відповідей від 5 агентів і хочеш «обʼєднати найкраще з усіх». Чому це погана ідея і що зробити натомість?</w:t>
       </w:r>
     </w:p>
-    <w:bookmarkStart w:id="212" w:name="відповіді-2"/>
+    <w:bookmarkStart w:id="213" w:name="відповіді-2"/>
     <w:p>
       <w:pPr>
         <w:pStyle w:val="Heading3"/>
@@ -32105,7 +32525,7 @@
         <w:t xml:space="preserve"> </w:t>
       </w:r>
       <w:r>
-        <w:t xml:space="preserve">агент веде задачу від плану до коду (single-writer), а тестування/ревʼю — окремі read-only агенти в чистих контекстах над його дифом.</w:t>
+        <w:t xml:space="preserve">агент веде задачу від плану до коду (single-writer), а тестування й рецензування — окремі read-only агенти в чистих контекстах над його дифом.</w:t>
       </w:r>
     </w:p>
     <w:p>
@@ -32129,7 +32549,7 @@
       <w:r>
         <w:t xml:space="preserve">Наївний синтез програв одиночній моделі 0/42 (</w:t>
       </w:r>
-      <w:hyperlink r:id="rId207">
+      <w:hyperlink r:id="rId208">
         <w:r>
           <w:rPr>
             <w:rStyle w:val="Hyperlink"/>
@@ -32215,8 +32635,8 @@
         </w:pict>
       </w:r>
     </w:p>
-    <w:bookmarkEnd w:id="212"/>
-    <w:bookmarkStart w:id="221" w:name="джерела-перевірено-2026-09-19-2"/>
+    <w:bookmarkEnd w:id="213"/>
+    <w:bookmarkStart w:id="222" w:name="джерела-перевірено-2026-09-19-2"/>
     <w:p>
       <w:pPr>
         <w:pStyle w:val="Heading3"/>
@@ -32233,7 +32653,7 @@
           <w:numId w:val="1059"/>
         </w:numPr>
       </w:pPr>
-      <w:hyperlink r:id="rId213">
+      <w:hyperlink r:id="rId214">
         <w:r>
           <w:rPr>
             <w:rStyle w:val="Hyperlink"/>
@@ -32250,7 +32670,7 @@
           <w:numId w:val="1059"/>
         </w:numPr>
       </w:pPr>
-      <w:hyperlink r:id="rId214">
+      <w:hyperlink r:id="rId215">
         <w:r>
           <w:rPr>
             <w:rStyle w:val="Hyperlink"/>
@@ -32267,7 +32687,7 @@
           <w:numId w:val="1059"/>
         </w:numPr>
       </w:pPr>
-      <w:hyperlink r:id="rId215">
+      <w:hyperlink r:id="rId216">
         <w:r>
           <w:rPr>
             <w:rStyle w:val="Hyperlink"/>
@@ -32284,7 +32704,7 @@
           <w:numId w:val="1059"/>
         </w:numPr>
       </w:pPr>
-      <w:hyperlink r:id="rId216">
+      <w:hyperlink r:id="rId217">
         <w:r>
           <w:rPr>
             <w:rStyle w:val="Hyperlink"/>
@@ -32301,7 +32721,7 @@
           <w:numId w:val="1059"/>
         </w:numPr>
       </w:pPr>
-      <w:hyperlink r:id="rId217">
+      <w:hyperlink r:id="rId218">
         <w:r>
           <w:rPr>
             <w:rStyle w:val="Hyperlink"/>
@@ -32318,7 +32738,7 @@
           <w:numId w:val="1059"/>
         </w:numPr>
       </w:pPr>
-      <w:hyperlink r:id="rId218">
+      <w:hyperlink r:id="rId219">
         <w:r>
           <w:rPr>
             <w:rStyle w:val="Hyperlink"/>
@@ -32335,7 +32755,7 @@
           <w:numId w:val="1059"/>
         </w:numPr>
       </w:pPr>
-      <w:hyperlink r:id="rId219">
+      <w:hyperlink r:id="rId220">
         <w:r>
           <w:rPr>
             <w:rStyle w:val="Hyperlink"/>
@@ -32352,7 +32772,7 @@
           <w:numId w:val="1059"/>
         </w:numPr>
       </w:pPr>
-      <w:hyperlink r:id="rId207">
+      <w:hyperlink r:id="rId208">
         <w:r>
           <w:rPr>
             <w:rStyle w:val="Hyperlink"/>
@@ -32369,7 +32789,7 @@
           <w:numId w:val="1059"/>
         </w:numPr>
       </w:pPr>
-      <w:hyperlink r:id="rId208">
+      <w:hyperlink r:id="rId209">
         <w:r>
           <w:rPr>
             <w:rStyle w:val="Hyperlink"/>
@@ -32386,7 +32806,7 @@
           <w:numId w:val="1059"/>
         </w:numPr>
       </w:pPr>
-      <w:hyperlink r:id="rId220">
+      <w:hyperlink r:id="rId221">
         <w:r>
           <w:rPr>
             <w:rStyle w:val="Hyperlink"/>
@@ -32400,10 +32820,10 @@
         <w:br w:type="page"/>
       </w:r>
     </w:p>
-    <w:bookmarkEnd w:id="221"/>
     <w:bookmarkEnd w:id="222"/>
     <w:bookmarkEnd w:id="223"/>
-    <w:bookmarkStart w:id="241" w:name="частина-12.-керування-контекстом-агентів"/>
+    <w:bookmarkEnd w:id="224"/>
+    <w:bookmarkStart w:id="242" w:name="частина-12.-керування-контекстом-агентів"/>
     <w:p>
       <w:pPr>
         <w:pStyle w:val="Heading1"/>
@@ -32464,7 +32884,7 @@
         </w:pict>
       </w:r>
     </w:p>
-    <w:bookmarkStart w:id="226" w:name="context-rot-виміряний-а-не-відчутий"/>
+    <w:bookmarkStart w:id="227" w:name="context-rot-виміряний-а-не-відчутий"/>
     <w:p>
       <w:pPr>
         <w:pStyle w:val="Heading2"/>
@@ -32560,7 +32980,7 @@
         </w:rPr>
         <w:t xml:space="preserve">NoLiMa (</w:t>
       </w:r>
-      <w:hyperlink r:id="rId224">
+      <w:hyperlink r:id="rId225">
         <w:r>
           <w:rPr>
             <w:rStyle w:val="Hyperlink"/>
@@ -32628,7 +33048,7 @@
         </w:rPr>
         <w:t xml:space="preserve">EMNLP 2025 Findings (</w:t>
       </w:r>
-      <w:hyperlink r:id="rId225">
+      <w:hyperlink r:id="rId226">
         <w:r>
           <w:rPr>
             <w:rStyle w:val="Hyperlink"/>
@@ -32665,7 +33085,7 @@
         <w:t xml:space="preserve"> </w:t>
       </w:r>
       <w:r>
-        <w:t xml:space="preserve">— тобто це не (лише) провал retrieval. Часткова милиця: «процитуй знайдені докази перед відповіддю» (+до 4% на RULER).</w:t>
+        <w:t xml:space="preserve">— отже, це не лише провал retrieval. Часткова милиця: «процитуй знайдені докази перед відповіддю» (+до 4% на RULER).</w:t>
       </w:r>
     </w:p>
     <w:p>
@@ -32689,7 +33109,7 @@
         <w:t xml:space="preserve"> </w:t>
       </w:r>
       <w:r>
-        <w:t xml:space="preserve">ці студії — на моделях 2025 року; реплікації на Sonnet 5/Opus 5/Fable 5 ми не знайшли. Наскільки нове покоління помʼякшило context rot — відкрите питання (так і кажемо, а не вгадуємо).</w:t>
+        <w:t xml:space="preserve">ці студії — на моделях 2025 року; реплікації на моделях 2026 року (Sonnet 5, Opus 5/5.5, Fable 5/5.1) ми не знайшли. Наскільки нове покоління помʼякшило context rot — відкрите питання (так і кажемо, а не вгадуємо).</w:t>
       </w:r>
     </w:p>
     <w:p>
@@ -32723,8 +33143,8 @@
         <w:t xml:space="preserve">.</w:t>
       </w:r>
     </w:p>
-    <w:bookmarkEnd w:id="226"/>
-    <w:bookmarkStart w:id="227" w:name="X8688f83c36aaca688f587c7632461a71519b737"/>
+    <w:bookmarkEnd w:id="227"/>
+    <w:bookmarkStart w:id="228" w:name="X8688f83c36aaca688f587c7632461a71519b737"/>
     <w:p>
       <w:pPr>
         <w:pStyle w:val="Heading2"/>
@@ -32800,7 +33220,7 @@
           <w:b/>
           <w:bCs/>
         </w:rPr>
-        <w:t xml:space="preserve">архітектурні рішення і невирішені баги</w:t>
+        <w:t xml:space="preserve">архітектурні рішення і невирішені вади</w:t>
       </w:r>
       <w:r>
         <w:t xml:space="preserve">, а не сирі виводи інструментів.</w:t>
@@ -32841,7 +33261,7 @@
         <w:t xml:space="preserve"> </w:t>
       </w:r>
       <w:r>
-        <w:t xml:space="preserve">у файлах і повертаються на вимогу (Anthropic демонструвала Claude, що грає в Pokémon тисячі кроків, ведучи карти і стратегію в нотатках).</w:t>
+        <w:t xml:space="preserve">у файлах і повертаються на вимогу. Приклад Anthropic: Claude грає в Pokémon тисячі кроків і сам веде нотатки — карти пройдених локацій і бойову стратегію.</w:t>
       </w:r>
     </w:p>
     <w:p>
@@ -32882,8 +33302,8 @@
         <w:t xml:space="preserve">окремого агента, назад повертається дистилят на 1–2k токенів. (Контрапункт Cognition — див. Частину 11: для звʼязного кодингу ізоляція ріже спільні рішення.)</w:t>
       </w:r>
     </w:p>
-    <w:bookmarkEnd w:id="227"/>
-    <w:bookmarkStart w:id="228" w:name="це-вже-примітиви-api-а-не-хаки-промпта"/>
+    <w:bookmarkEnd w:id="228"/>
+    <w:bookmarkStart w:id="229" w:name="це-вже-примітиви-api-а-не-хаки-промпта"/>
     <w:p>
       <w:pPr>
         <w:pStyle w:val="Heading2"/>
@@ -32989,7 +33409,7 @@
               <w:pStyle w:val="Compact"/>
             </w:pPr>
             <w:r>
-              <w:t xml:space="preserve">Автоматично чистить найстаріші tool-результати (конфігуровані trigger / keep / clear_at_least / exclude_tools) — до того, як промпт дійде до моделі</w:t>
+              <w:t xml:space="preserve">Автоматично чистить найстаріші tool-результати (налаштовувані trigger / keep / clear_at_least / exclude_tools) — до того, як промпт дійде до моделі</w:t>
             </w:r>
           </w:p>
         </w:tc>
@@ -33071,7 +33491,7 @@
               <w:pStyle w:val="Compact"/>
             </w:pPr>
             <w:r>
-              <w:t xml:space="preserve">Сам підсумовує стару історію в compaction-блок після порога (дефолт 150K); клієнт зобовʼязаний передавати блок назад; сумаризація сама коштує токени і білиться поітераційно</w:t>
+              <w:t xml:space="preserve">Сам підсумовує стару історію в compaction-блок після порога (типово 150K); клієнт зобовʼязаний передавати блок назад; сумаризація сама коштує токени і білиться поітераційно</w:t>
             </w:r>
           </w:p>
         </w:tc>
@@ -33114,7 +33534,7 @@
               <w:pStyle w:val="Compact"/>
             </w:pPr>
             <w:r>
-              <w:t xml:space="preserve">Персистентна директорія</w:t>
+              <w:t xml:space="preserve">Персистентна тека</w:t>
             </w:r>
             <w:r>
               <w:t xml:space="preserve"> </w:t>
@@ -33156,17 +33576,17 @@
         <w:pStyle w:val="BodyText"/>
       </w:pPr>
       <w:r>
-        <w:t xml:space="preserve">Практичний патерн «multisession development» (докси + harness-пост 2025-11-26): initializer-сесія створює progress-лог + чекліст функцій + init-скрипт; кожна наступна сесія</w:t>
-      </w:r>
-      <w:r>
-        <w:t xml:space="preserve"> </w:t>
-      </w:r>
-      <w:r>
-        <w:rPr>
-          <w:b/>
-          <w:bCs/>
-        </w:rPr>
-        <w:t xml:space="preserve">читає й оновлює лог</w:t>
+        <w:t xml:space="preserve">Практичний патерн «multisession development» (докси + harness-пост 2025-11-26): initializer-сесія створює журнал прогресу, перелік функцій та init-скрипт; кожна наступна сесія</w:t>
+      </w:r>
+      <w:r>
+        <w:t xml:space="preserve"> </w:t>
+      </w:r>
+      <w:r>
+        <w:rPr>
+          <w:b/>
+          <w:bCs/>
+        </w:rPr>
+        <w:t xml:space="preserve">читає й оновлює журнал</w:t>
       </w:r>
       <w:r>
         <w:t xml:space="preserve"> </w:t>
@@ -33175,8 +33595,8 @@
         <w:t xml:space="preserve">перед завершенням; git — механізм відновлення. Це той самий патерн «зміни інженерів» із Частини 10.</w:t>
       </w:r>
     </w:p>
-    <w:bookmarkEnd w:id="228"/>
-    <w:bookmarkStart w:id="229" w:name="X8d4b96b17d521bffa1077c0797a66649d17de9a"/>
+    <w:bookmarkEnd w:id="229"/>
+    <w:bookmarkStart w:id="230" w:name="X8d4b96b17d521bffa1077c0797a66649d17de9a"/>
     <w:p>
       <w:pPr>
         <w:pStyle w:val="Heading2"/>
@@ -33288,11 +33708,11 @@
         <w:pStyle w:val="BlockText"/>
       </w:pPr>
       <w:r>
-        <w:t xml:space="preserve">Цей курс створено з тим самим механізмом: правило «валідувати, а не вигадувати» зберігалося в auto memory між сесіями.</w:t>
-      </w:r>
-    </w:p>
-    <w:bookmarkEnd w:id="229"/>
-    <w:bookmarkStart w:id="230" w:name="X26bd8cc8b4c3b58d776a8d84f89ceb7503375ac"/>
+        <w:t xml:space="preserve">Цей курс створено з тим самим механізмом: правило «перевіряти, а не вигадувати» зберігалося в auto memory між сесіями.</w:t>
+      </w:r>
+    </w:p>
+    <w:bookmarkEnd w:id="230"/>
+    <w:bookmarkStart w:id="231" w:name="X26bd8cc8b4c3b58d776a8d84f89ceb7503375ac"/>
     <w:p>
       <w:pPr>
         <w:pStyle w:val="Heading2"/>
@@ -33322,7 +33742,7 @@
         <w:t xml:space="preserve"> </w:t>
       </w:r>
       <w:r>
-        <w:t xml:space="preserve">базової ціни входу (на Fable 5.1 і Mythos 5.1 — 0.025×); запис — 1.25× (5 хв TTL) або 2× (1 год). Але хіт вимагає</w:t>
+        <w:t xml:space="preserve">базової ціни входу (на Fable 5.1 і Mythos 5.1 — 0.025×, на Opus 5.5 — 0.05×); запис — 1.25× (5 хв TTL) або 2× (1 год). Але хіт вимагає</w:t>
       </w:r>
       <w:r>
         <w:t xml:space="preserve"> </w:t>
@@ -33400,8 +33820,8 @@
         <w:t xml:space="preserve">входу.</w:t>
       </w:r>
     </w:p>
-    <w:bookmarkEnd w:id="230"/>
-    <w:bookmarkStart w:id="231" w:name="правила-частини-зведення-1"/>
+    <w:bookmarkEnd w:id="231"/>
+    <w:bookmarkStart w:id="232" w:name="правила-частини-зведення-1"/>
     <w:p>
       <w:pPr>
         <w:pStyle w:val="Heading2"/>
@@ -33492,7 +33912,7 @@
         </w:numPr>
       </w:pPr>
       <w:r>
-        <w:t xml:space="preserve">Для довгих робіт: progress-лог + git як зовнішня памʼять «змін».</w:t>
+        <w:t xml:space="preserve">Для довгих робіт: журнал прогресу + git як зовнішня памʼять «змін».</w:t>
       </w:r>
     </w:p>
     <w:p>
@@ -33502,8 +33922,8 @@
         </w:pict>
       </w:r>
     </w:p>
-    <w:bookmarkEnd w:id="231"/>
-    <w:bookmarkStart w:id="240" w:name="вправи-частина-12"/>
+    <w:bookmarkEnd w:id="232"/>
+    <w:bookmarkStart w:id="241" w:name="вправи-частина-12"/>
     <w:p>
       <w:pPr>
         <w:pStyle w:val="Heading2"/>
@@ -33603,7 +34023,7 @@
         <w:t xml:space="preserve">?</w:t>
       </w:r>
     </w:p>
-    <w:bookmarkStart w:id="232" w:name="відповіді-3"/>
+    <w:bookmarkStart w:id="233" w:name="відповіді-3"/>
     <w:p>
       <w:pPr>
         <w:pStyle w:val="Heading3"/>
@@ -33631,7 +34051,7 @@
         <w:t xml:space="preserve"> </w:t>
       </w:r>
       <w:r>
-        <w:t xml:space="preserve">(1) Context editing / компакція, щоб старі tool-результати не витісняли важливе; (2) файловий progress-лог + нотатки рішень (переживають компакцію/ресети — патерн initializer→sessions); (3) підагенти для брудних підзадач, щоб сміття не потрапляло в головне вікно взагалі.</w:t>
+        <w:t xml:space="preserve">(1) Context editing / компакція, щоб старі tool-результати не витісняли важливе; (2) файловий журнал прогресу + нотатки рішень (переживають компакцію/ресети — патерн initializer→sessions); (3) підагенти для брудних підзадач, щоб сміття не потрапляло в головне вікно взагалі.</w:t>
       </w:r>
     </w:p>
     <w:p>
@@ -33723,7 +34143,7 @@
         <w:t xml:space="preserve"> </w:t>
       </w:r>
       <w:r>
-        <w:t xml:space="preserve">назавжди і повертає на вимогу. Разом: компакція тримає розмір, памʼять — гарантує, що критичне (рішення, невирішені баги, стан функцій) переживе будь-яку сумаризацію чи ресет.</w:t>
+        <w:t xml:space="preserve">назавжди і повертає на вимогу. Разом: компакція тримає розмір, памʼять — гарантує, що критичне (рішення, невирішені вади, стан функцій) переживе будь-яку сумаризацію чи ресет.</w:t>
       </w:r>
     </w:p>
     <w:p>
@@ -33771,8 +34191,8 @@
         </w:pict>
       </w:r>
     </w:p>
-    <w:bookmarkEnd w:id="232"/>
-    <w:bookmarkStart w:id="239" w:name="джерела-перевірено-2026-09-19-3"/>
+    <w:bookmarkEnd w:id="233"/>
+    <w:bookmarkStart w:id="240" w:name="джерела-перевірено-2026-09-19-3"/>
     <w:p>
       <w:pPr>
         <w:pStyle w:val="Heading3"/>
@@ -33789,7 +34209,7 @@
           <w:numId w:val="1065"/>
         </w:numPr>
       </w:pPr>
-      <w:hyperlink r:id="rId123">
+      <w:hyperlink r:id="rId124">
         <w:r>
           <w:rPr>
             <w:rStyle w:val="Hyperlink"/>
@@ -33806,7 +34226,7 @@
           <w:numId w:val="1065"/>
         </w:numPr>
       </w:pPr>
-      <w:hyperlink r:id="rId233">
+      <w:hyperlink r:id="rId234">
         <w:r>
           <w:rPr>
             <w:rStyle w:val="Hyperlink"/>
@@ -33823,7 +34243,7 @@
           <w:numId w:val="1065"/>
         </w:numPr>
       </w:pPr>
-      <w:hyperlink r:id="rId224">
+      <w:hyperlink r:id="rId225">
         <w:r>
           <w:rPr>
             <w:rStyle w:val="Hyperlink"/>
@@ -33840,7 +34260,7 @@
           <w:numId w:val="1065"/>
         </w:numPr>
       </w:pPr>
-      <w:hyperlink r:id="rId225">
+      <w:hyperlink r:id="rId226">
         <w:r>
           <w:rPr>
             <w:rStyle w:val="Hyperlink"/>
@@ -33857,7 +34277,7 @@
           <w:numId w:val="1065"/>
         </w:numPr>
       </w:pPr>
-      <w:hyperlink r:id="rId234">
+      <w:hyperlink r:id="rId235">
         <w:r>
           <w:rPr>
             <w:rStyle w:val="Hyperlink"/>
@@ -33874,7 +34294,7 @@
           <w:numId w:val="1065"/>
         </w:numPr>
       </w:pPr>
-      <w:hyperlink r:id="rId235">
+      <w:hyperlink r:id="rId236">
         <w:r>
           <w:rPr>
             <w:rStyle w:val="Hyperlink"/>
@@ -33891,7 +34311,7 @@
           <w:numId w:val="1065"/>
         </w:numPr>
       </w:pPr>
-      <w:hyperlink r:id="rId236">
+      <w:hyperlink r:id="rId237">
         <w:r>
           <w:rPr>
             <w:rStyle w:val="Hyperlink"/>
@@ -33908,7 +34328,7 @@
           <w:numId w:val="1065"/>
         </w:numPr>
       </w:pPr>
-      <w:hyperlink r:id="rId237">
+      <w:hyperlink r:id="rId238">
         <w:r>
           <w:rPr>
             <w:rStyle w:val="Hyperlink"/>
@@ -33925,7 +34345,7 @@
           <w:numId w:val="1065"/>
         </w:numPr>
       </w:pPr>
-      <w:hyperlink r:id="rId238">
+      <w:hyperlink r:id="rId239">
         <w:r>
           <w:rPr>
             <w:rStyle w:val="Hyperlink"/>
@@ -33939,10 +34359,10 @@
         <w:br w:type="page"/>
       </w:r>
     </w:p>
-    <w:bookmarkEnd w:id="239"/>
     <w:bookmarkEnd w:id="240"/>
     <w:bookmarkEnd w:id="241"/>
-    <w:bookmarkStart w:id="264" w:name="частина-13.-локальні-llm-для-розробки"/>
+    <w:bookmarkEnd w:id="242"/>
+    <w:bookmarkStart w:id="266" w:name="частина-13.-локальні-llm-для-розробки"/>
     <w:p>
       <w:pPr>
         <w:pStyle w:val="Heading1"/>
@@ -33972,7 +34392,7 @@
         <w:t xml:space="preserve"> </w:t>
       </w:r>
       <w:r>
-        <w:t xml:space="preserve">станом на серпень 2026, як їх запускати, і — головне для цього курсу —</w:t>
+        <w:t xml:space="preserve">станом на серпень 2026 і як їх запускати. Головне для цього курсу —</w:t>
       </w:r>
       <w:r>
         <w:t xml:space="preserve"> </w:t>
@@ -34012,7 +34432,7 @@
         <w:t xml:space="preserve"> </w:t>
       </w:r>
       <w:r>
-        <w:t xml:space="preserve">офіційні релізи/картки (OpenAI gpt-oss GitHub, Google ai.google.dev, Qwen HF, DeepSeek api-docs), докси llama.cpp і vLLM, hands-on Віллісона, arXiv про квантизацію. Зібрано 2026-08-21.</w:t>
+        <w:t xml:space="preserve">офіційні випуски й картки (OpenAI gpt-oss GitHub, Google ai.google.dev, Qwen HF, DeepSeek api-docs), докси llama.cpp і vLLM, hands-on Віллісона, arXiv про квантизацію. Зібрано 2026-08-21.</w:t>
       </w:r>
       <w:r>
         <w:t xml:space="preserve"> </w:t>
@@ -34028,7 +34448,7 @@
         <w:t xml:space="preserve"> </w:t>
       </w:r>
       <w:r>
-        <w:t xml:space="preserve">після адверсаріальної перевірки: заяву про нову відкриту модель Meta (непідтверджений домен джерела), конкретні Qwen-бенчмарки з офіційної картки (не відтворені незалежно) і рейтинги «best local model» з агрегаторів (SEO-сайти не пройшли фільтр джерел).</w:t>
+        <w:t xml:space="preserve">після адверсаріальної перевірки: заяву про нову відкриту модель Meta (непідтверджений домен джерела) і конкретні Qwen-бенчмарки з офіційної картки (не відтворені незалежно). Викинули й рейтинги «best local model» з агрегаторів: SEO-сайти не пройшли фільтр джерел.</w:t>
       </w:r>
     </w:p>
     <w:p>
@@ -34038,7 +34458,7 @@
         </w:pict>
       </w:r>
     </w:p>
-    <w:bookmarkStart w:id="242" w:name="X319c0456f1993edde0439ced72424570e3cef5d"/>
+    <w:bookmarkStart w:id="243" w:name="X319c0456f1993edde0439ced72424570e3cef5d"/>
     <w:p>
       <w:pPr>
         <w:pStyle w:val="Heading2"/>
@@ -34367,7 +34787,19 @@
               <w:pStyle w:val="Compact"/>
             </w:pPr>
             <w:r>
-              <w:t xml:space="preserve">Активна лінійка аж по серпень 2026 (остання — 27B dense з vision, 262K нативного контексту, три рівні reasoning-effort); сотні GGUF/MLX-квантів у день випуску</w:t>
+              <w:t xml:space="preserve">Активна лінійка аж по серпень 2026 (остання — 27B dense з vision, 262K нативного контексту, три рівні reasoning-effort, типово</w:t>
+            </w:r>
+            <w:r>
+              <w:t xml:space="preserve"> </w:t>
+            </w:r>
+            <w:r>
+              <w:rPr>
+                <w:rStyle w:val="VerbatimChar"/>
+              </w:rPr>
+              <w:t xml:space="preserve">xhigh</w:t>
+            </w:r>
+            <w:r>
+              <w:t xml:space="preserve">); спільнота виклала сотні GGUF- і MLX-квантів</w:t>
             </w:r>
           </w:p>
         </w:tc>
@@ -34401,7 +34833,7 @@
               <w:t xml:space="preserve"> </w:t>
             </w:r>
             <w:r>
-              <w:t xml:space="preserve">(прев’ю 04.2026, GA до 08.2026)</w:t>
+              <w:t xml:space="preserve">(прев’ю 24.04.2026; V4-Pro GA 13.08.2026)</w:t>
             </w:r>
           </w:p>
         </w:tc>
@@ -34438,7 +34870,23 @@
               <w:t xml:space="preserve"> </w:t>
             </w:r>
             <w:r>
-              <w:t xml:space="preserve">(284B/13B active), відкриті ваги, MIT-стиль; 1M контексту через sparse attention (DSA)</w:t>
+              <w:t xml:space="preserve">(284B/13B active), відкриті ваги під MIT; 1M контексту через sparse attention (DSA). 10.09.2026 вийшов</w:t>
+            </w:r>
+            <w:r>
+              <w:t xml:space="preserve"> </w:t>
+            </w:r>
+            <w:r>
+              <w:rPr>
+                <w:b/>
+                <w:bCs/>
+              </w:rPr>
+              <w:t xml:space="preserve">V4.1-Flash</w:t>
+            </w:r>
+            <w:r>
+              <w:t xml:space="preserve"> </w:t>
+            </w:r>
+            <w:r>
+              <w:t xml:space="preserve">із нативним зором; старі імена Flash в API переспрямовано на нього</w:t>
             </w:r>
           </w:p>
         </w:tc>
@@ -34521,11 +34969,11 @@
         <w:t xml:space="preserve"> </w:t>
       </w:r>
       <w:r>
-        <w:t xml:space="preserve">— особливо на складних довгогоризонтних багатофайлових задачах. Водночас Віллісон (05.2026) фіксує: ноутбукові моделі «substantially exceed performance expectations» — окремі задачі вже роблять на рівні хостед-моделей попереднього покоління.</w:t>
-      </w:r>
-    </w:p>
-    <w:bookmarkEnd w:id="242"/>
-    <w:bookmarkStart w:id="243" w:name="стек-запуску"/>
+        <w:t xml:space="preserve">— особливо на складних довгогоризонтних багатофайлових задачах. Водночас Віллісон (05.2026) пише, що ноутбукові моделі «while a lot weaker than the frontier, have started wildly outperforming expectations». Його приклад: Qwen3.6-35B-A3B (20.9 ГБ) на ноутбуці намалював пелікана на велосипеді краще за Claude Opus 4.7. Сам автор застерігає, що цей тест уже вичерпав себе як бенчмарк.</w:t>
+      </w:r>
+    </w:p>
+    <w:bookmarkEnd w:id="243"/>
+    <w:bookmarkStart w:id="244" w:name="стек-запуску"/>
     <w:p>
       <w:pPr>
         <w:pStyle w:val="Heading2"/>
@@ -34677,7 +35125,7 @@
         <w:t xml:space="preserve">Apple Silicon — першокласна платформа</w:t>
       </w:r>
       <w:r>
-        <w:t xml:space="preserve">, не ніша: unified memory + MLX; Ollama отримав MLX-рушій для Apple Silicon (спершу як прев’ю), а вендори (Qwen) публікують MLX-кванти в день випуску.</w:t>
+        <w:t xml:space="preserve">, не ніша: unified memory + MLX; Ollama отримав MLX-рушій для Apple Silicon (спершу як прев’ю), а MLX-кванти викладає спільнота: для Qwen3.8-27B mlx-community опублікувала їх 14.08.2026.</w:t>
       </w:r>
     </w:p>
     <w:p>
@@ -34711,7 +35159,7 @@
         <w:t xml:space="preserve"> </w:t>
       </w:r>
       <w:r>
-        <w:t xml:space="preserve">базово (проти ~74 у порівнянної хостед-моделі); спекулятивне декодування додає ~72%. І показовий анекдот про дефолти: reasoning-режим</w:t>
+        <w:t xml:space="preserve">базово (проти ~74 у порівнянної хостед-моделі); спекулятивне декодування додає ~72%. І показовий випадок про типові налаштування: reasoning-режим</w:t>
       </w:r>
       <w:r>
         <w:t xml:space="preserve"> </w:t>
@@ -34765,11 +35213,11 @@
           <w:b/>
           <w:bCs/>
         </w:rPr>
-        <w:t xml:space="preserve">на локальних reasoning-моделях effort-дефолти перевіряй перш за все.</w:t>
-      </w:r>
-    </w:p>
-    <w:bookmarkEnd w:id="243"/>
-    <w:bookmarkStart w:id="245" w:name="Xadff4c146d01015626a52654db0b8ed69fa2060"/>
+        <w:t xml:space="preserve">на локальних reasoning-моделях типовий effort перевіряй насамперед.</w:t>
+      </w:r>
+    </w:p>
+    <w:bookmarkEnd w:id="244"/>
+    <w:bookmarkStart w:id="246" w:name="Xadff4c146d01015626a52654db0b8ed69fa2060"/>
     <w:p>
       <w:pPr>
         <w:pStyle w:val="Heading2"/>
@@ -34827,7 +35275,7 @@
       <w:r>
         <w:t xml:space="preserve">(</w:t>
       </w:r>
-      <w:hyperlink r:id="rId244">
+      <w:hyperlink r:id="rId245">
         <w:r>
           <w:rPr>
             <w:rStyle w:val="Hyperlink"/>
@@ -34886,7 +35334,7 @@
         <w:t xml:space="preserve"> </w:t>
       </w:r>
       <w:r>
-        <w:t xml:space="preserve">Q4_K_M-клас — обґрунтований дефолт; 8-bit — коли є памʼять і потрібна якість;</w:t>
+        <w:t xml:space="preserve">Q4_K_M-клас — обґрунтований типовий вибір; 8-bit — коли є памʼять і потрібна якість;</w:t>
       </w:r>
       <w:r>
         <w:t xml:space="preserve"> </w:t>
@@ -34902,8 +35350,8 @@
         <w:t xml:space="preserve">.</w:t>
       </w:r>
     </w:p>
-    <w:bookmarkEnd w:id="245"/>
-    <w:bookmarkStart w:id="246" w:name="навіщо-локальні-якщо-фронтир-сильніший"/>
+    <w:bookmarkEnd w:id="246"/>
+    <w:bookmarkStart w:id="247" w:name="навіщо-локальні-якщо-фронтир-сильніший"/>
     <w:p>
       <w:pPr>
         <w:pStyle w:val="Heading2"/>
@@ -34939,7 +35387,7 @@
         <w:t xml:space="preserve"> </w:t>
       </w:r>
       <w:r>
-        <w:t xml:space="preserve">— HIPAA, GDPR, і</w:t>
+        <w:t xml:space="preserve">— HIPAA, GDPR і</w:t>
       </w:r>
       <w:r>
         <w:t xml:space="preserve"> </w:t>
@@ -34952,7 +35400,7 @@
         <w:t xml:space="preserve">EU AI Act</w:t>
       </w:r>
       <w:r>
-        <w:t xml:space="preserve">, що застосовується з 2 серпня 2026 року з винятками (правила для високоризикових систем пакет «AI Omnibus» переніс на 2.12.2027 і 2.08.2028): для регульованих індустрій «дані не покидають периметр» — вимога, а не смак.</w:t>
+        <w:t xml:space="preserve">. Акт застосовується з 2 серпня 2026 року з винятками: правила для високоризикових систем пакет «AI Omnibus» переніс на 2.12.2027 і 2.08.2028. Для регульованих індустрій «дані не покидають периметр» — вимога, а не смак.</w:t>
       </w:r>
       <w:r>
         <w:t xml:space="preserve"> </w:t>
@@ -35021,8 +35469,8 @@
         <w:t xml:space="preserve">— повний контроль ваг, файнтюни, відтворюваність.</w:t>
       </w:r>
     </w:p>
-    <w:bookmarkEnd w:id="246"/>
-    <w:bookmarkStart w:id="247" w:name="X9b45c5255a75b70349520b31f930ce9c23c55ba"/>
+    <w:bookmarkEnd w:id="247"/>
+    <w:bookmarkStart w:id="248" w:name="X9b45c5255a75b70349520b31f930ce9c23c55ba"/>
     <w:p>
       <w:pPr>
         <w:pStyle w:val="Heading2"/>
@@ -35055,7 +35503,7 @@
         <w:t xml:space="preserve">На локальні моделі це переноситься прямо</w:t>
       </w:r>
       <w:r>
-        <w:t xml:space="preserve">: вони здебільшого менші й/або старших поколінь, без серверних structured-outputs — тож наша драбина (few-shot формат, якорі першого символу, закриті набори міток, валідація на виході) —</w:t>
+        <w:t xml:space="preserve">: вони здебільшого менші або старших поколінь. Схемний режим у локальних стеках є (Ollama, llama.cpp), але він гарантує синтаксис, а не зміст. Тож наша драбина — few-shot формат, якорі першого символу, закриті набори міток, перевірка на виході —</w:t>
       </w:r>
       <w:r>
         <w:t xml:space="preserve"> </w:t>
@@ -35198,11 +35646,11 @@
         <w:t xml:space="preserve"> </w:t>
       </w:r>
       <w:r>
-        <w:t xml:space="preserve">(особливо щодо few-shot і reasoning-дефолтів) і зніми зайвий тиск, якщо модель сучасна.</w:t>
-      </w:r>
-    </w:p>
-    <w:bookmarkEnd w:id="247"/>
-    <w:bookmarkStart w:id="248" w:name="правила-частини-зведення-2"/>
+        <w:t xml:space="preserve">(особливо щодо few-shot і типових налаштувань reasoning) і зніми зайвий тиск, якщо модель сучасна.</w:t>
+      </w:r>
+    </w:p>
+    <w:bookmarkEnd w:id="248"/>
+    <w:bookmarkStart w:id="249" w:name="правила-частини-зведення-2"/>
     <w:p>
       <w:pPr>
         <w:pStyle w:val="Heading2"/>
@@ -35232,7 +35680,7 @@
         </w:numPr>
       </w:pPr>
       <w:r>
-        <w:t xml:space="preserve">Q4 — дефолт, Q8 — якість, 2-bit — небезпечна зона (інший режим відмови).</w:t>
+        <w:t xml:space="preserve">Q4 — типовий вибір, Q8 — якість, 2-bit — небезпечна зона (інший режим відмови).</w:t>
       </w:r>
     </w:p>
     <w:p>
@@ -35254,7 +35702,7 @@
           <w:b/>
           <w:bCs/>
         </w:rPr>
-        <w:t xml:space="preserve">дефолт effort</w:t>
+        <w:t xml:space="preserve">типовий effort</w:t>
       </w:r>
       <w:r>
         <w:t xml:space="preserve"> </w:t>
@@ -35294,8 +35742,8 @@
         </w:pict>
       </w:r>
     </w:p>
-    <w:bookmarkEnd w:id="248"/>
-    <w:bookmarkStart w:id="263" w:name="вправи-частина-13"/>
+    <w:bookmarkEnd w:id="249"/>
+    <w:bookmarkStart w:id="265" w:name="вправи-частина-13"/>
     <w:p>
       <w:pPr>
         <w:pStyle w:val="Heading2"/>
@@ -35370,7 +35818,7 @@
         <w:t xml:space="preserve">Локальна reasoning-модель «висить» хвилинами на простих запитах. Перша гіпотеза і виправлення?</w:t>
       </w:r>
     </w:p>
-    <w:bookmarkStart w:id="249" w:name="відповіді-4"/>
+    <w:bookmarkStart w:id="250" w:name="відповіді-4"/>
     <w:p>
       <w:pPr>
         <w:pStyle w:val="Heading3"/>
@@ -35506,7 +35954,7 @@
       <w:r>
         <w:t xml:space="preserve"> </w:t>
       </w:r>
-      <w:hyperlink r:id="rId244">
+      <w:hyperlink r:id="rId245">
         <w:r>
           <w:rPr>
             <w:rStyle w:val="Hyperlink"/>
@@ -35553,7 +36001,7 @@
         <w:t xml:space="preserve"> </w:t>
       </w:r>
       <w:r>
-        <w:t xml:space="preserve">Дефолтний reasoning-effort виставлений у максимум (задокументований випадок: xhigh = 21 хв і 22k токенів на тривіальний SVG). Виправлення: знизити/вимкнути reasoning для простих задач у налаштуваннях запуску, лишити високий effort лише для складного.</w:t>
+        <w:t xml:space="preserve">Типовий reasoning-effort виставлений у максимум (задокументований випадок: xhigh = 21 хв і 22k токенів на тривіальний SVG). Виправлення: знизити/вимкнути reasoning для простих задач у налаштуваннях запуску, лишити високий effort лише для складного.</w:t>
       </w:r>
     </w:p>
     <w:p>
@@ -35578,20 +36026,20 @@
         <w:t xml:space="preserve"> </w:t>
       </w:r>
       <w:r>
-        <w:t xml:space="preserve">Локальні LLM у 2026 — зрілий інструмент зі своєю нішею (суверенітет, маса, латентність), чесним відставанням на найважчому і</w:t>
-      </w:r>
-      <w:r>
-        <w:t xml:space="preserve"> </w:t>
-      </w:r>
-      <w:r>
-        <w:rPr>
-          <w:b/>
-          <w:bCs/>
-        </w:rPr>
-        <w:t xml:space="preserve">нашим власним плейбуком у ролі інструкції з експлуатації</w:t>
-      </w:r>
-      <w:r>
-        <w:t xml:space="preserve">: усе, що курс виміряв на Haiku, — це і є мистецтво отримувати максимум від малих моделей.</w:t>
+        <w:t xml:space="preserve">Локальні LLM у 2026 — зрілий інструмент зі своєю нішею: суверенітет, маса, латентність. На найважчих задачах вони чесно відстають. А</w:t>
+      </w:r>
+      <w:r>
+        <w:t xml:space="preserve"> </w:t>
+      </w:r>
+      <w:r>
+        <w:rPr>
+          <w:b/>
+          <w:bCs/>
+        </w:rPr>
+        <w:t xml:space="preserve">наш власний плейбук стає для них інструкцією з експлуатації</w:t>
+      </w:r>
+      <w:r>
+        <w:t xml:space="preserve">: усе, що курс виміряв на Haiku, вчить отримувати максимум від малих моделей.</w:t>
       </w:r>
     </w:p>
     <w:p>
@@ -35601,8 +36049,8 @@
         </w:pict>
       </w:r>
     </w:p>
-    <w:bookmarkEnd w:id="249"/>
-    <w:bookmarkStart w:id="262" w:name="джерела-перевірено-2026-09-19-4"/>
+    <w:bookmarkEnd w:id="250"/>
+    <w:bookmarkStart w:id="264" w:name="джерела-перевірено-2026-09-19-4"/>
     <w:p>
       <w:pPr>
         <w:pStyle w:val="Heading3"/>
@@ -35619,7 +36067,7 @@
           <w:numId w:val="1072"/>
         </w:numPr>
       </w:pPr>
-      <w:hyperlink r:id="rId250">
+      <w:hyperlink r:id="rId251">
         <w:r>
           <w:rPr>
             <w:rStyle w:val="Hyperlink"/>
@@ -35636,7 +36084,7 @@
           <w:numId w:val="1072"/>
         </w:numPr>
       </w:pPr>
-      <w:hyperlink r:id="rId251">
+      <w:hyperlink r:id="rId252">
         <w:r>
           <w:rPr>
             <w:rStyle w:val="Hyperlink"/>
@@ -35653,7 +36101,7 @@
           <w:numId w:val="1072"/>
         </w:numPr>
       </w:pPr>
-      <w:hyperlink r:id="rId252">
+      <w:hyperlink r:id="rId253">
         <w:r>
           <w:rPr>
             <w:rStyle w:val="Hyperlink"/>
@@ -35670,7 +36118,7 @@
           <w:numId w:val="1072"/>
         </w:numPr>
       </w:pPr>
-      <w:hyperlink r:id="rId253">
+      <w:hyperlink r:id="rId254">
         <w:r>
           <w:rPr>
             <w:rStyle w:val="Hyperlink"/>
@@ -35687,7 +36135,7 @@
           <w:numId w:val="1072"/>
         </w:numPr>
       </w:pPr>
-      <w:hyperlink r:id="rId254">
+      <w:hyperlink r:id="rId255">
         <w:r>
           <w:rPr>
             <w:rStyle w:val="Hyperlink"/>
@@ -35704,7 +36152,24 @@
           <w:numId w:val="1072"/>
         </w:numPr>
       </w:pPr>
-      <w:hyperlink r:id="rId255">
+      <w:hyperlink r:id="rId256">
+        <w:r>
+          <w:rPr>
+            <w:rStyle w:val="Hyperlink"/>
+          </w:rPr>
+          <w:t xml:space="preserve">DeepSeek — журнал змін API</w:t>
+        </w:r>
+      </w:hyperlink>
+    </w:p>
+    <w:p>
+      <w:pPr>
+        <w:pStyle w:val="Compact"/>
+        <w:numPr>
+          <w:ilvl w:val="0"/>
+          <w:numId w:val="1072"/>
+        </w:numPr>
+      </w:pPr>
+      <w:hyperlink r:id="rId257">
         <w:r>
           <w:rPr>
             <w:rStyle w:val="Hyperlink"/>
@@ -35721,7 +36186,7 @@
           <w:numId w:val="1072"/>
         </w:numPr>
       </w:pPr>
-      <w:hyperlink r:id="rId256">
+      <w:hyperlink r:id="rId258">
         <w:r>
           <w:rPr>
             <w:rStyle w:val="Hyperlink"/>
@@ -35738,7 +36203,7 @@
           <w:numId w:val="1072"/>
         </w:numPr>
       </w:pPr>
-      <w:hyperlink r:id="rId257">
+      <w:hyperlink r:id="rId259">
         <w:r>
           <w:rPr>
             <w:rStyle w:val="Hyperlink"/>
@@ -35755,7 +36220,7 @@
           <w:numId w:val="1072"/>
         </w:numPr>
       </w:pPr>
-      <w:hyperlink r:id="rId258">
+      <w:hyperlink r:id="rId260">
         <w:r>
           <w:rPr>
             <w:rStyle w:val="Hyperlink"/>
@@ -35772,7 +36237,7 @@
           <w:numId w:val="1072"/>
         </w:numPr>
       </w:pPr>
-      <w:hyperlink r:id="rId259">
+      <w:hyperlink r:id="rId261">
         <w:r>
           <w:rPr>
             <w:rStyle w:val="Hyperlink"/>
@@ -35789,7 +36254,7 @@
           <w:numId w:val="1072"/>
         </w:numPr>
       </w:pPr>
-      <w:hyperlink r:id="rId244">
+      <w:hyperlink r:id="rId245">
         <w:r>
           <w:rPr>
             <w:rStyle w:val="Hyperlink"/>
@@ -35806,7 +36271,7 @@
           <w:numId w:val="1072"/>
         </w:numPr>
       </w:pPr>
-      <w:hyperlink r:id="rId260">
+      <w:hyperlink r:id="rId262">
         <w:r>
           <w:rPr>
             <w:rStyle w:val="Hyperlink"/>
@@ -35823,7 +36288,7 @@
           <w:numId w:val="1072"/>
         </w:numPr>
       </w:pPr>
-      <w:hyperlink r:id="rId176">
+      <w:hyperlink r:id="rId177">
         <w:r>
           <w:rPr>
             <w:rStyle w:val="Hyperlink"/>
@@ -35840,7 +36305,7 @@
           <w:numId w:val="1072"/>
         </w:numPr>
       </w:pPr>
-      <w:hyperlink r:id="rId261">
+      <w:hyperlink r:id="rId263">
         <w:r>
           <w:rPr>
             <w:rStyle w:val="Hyperlink"/>
@@ -35849,9 +36314,9 @@
         </w:r>
       </w:hyperlink>
     </w:p>
-    <w:bookmarkEnd w:id="262"/>
-    <w:bookmarkEnd w:id="263"/>
     <w:bookmarkEnd w:id="264"/>
+    <w:bookmarkEnd w:id="265"/>
+    <w:bookmarkEnd w:id="266"/>
     <w:sectPr>
       <w:footnotePr>
         <w:numRestart w:val="eachSect"/>
